--- a/Documentations/BaoCao_DoAnTotNghiep_ChatbotAI.docx
+++ b/Documentations/BaoCao_DoAnTotNghiep_ChatbotAI.docx
@@ -362,7 +362,7 @@
           <w:b w:val="0"/>
           <w:sz w:val="26"/>
         </w:rPr>
-        <w:t>Lý do chọn đề tài: Các quán thể thao hiện nay vẫn chủ yếu quản lý theo cách thủ công, thiếu hệ thống tự động hóa để hỗ trợ khách hàng tra cứu luật chơi, kỹ thuật, đặt sân và gọi đồ uống. Việc xây dựng chatbot AI giúp giải quyết các vấn đề trên, nâng cao trải nghiệm khách hàng và tối ưu hóa quy trình phục vụ.</w:t>
+        <w:t>Lý do chọn đề tài: Các quán thể thao hiện nay vẫn chủ yếu quản lý theo cách thủ công, thiếu hệ thống tự động hóa để hỗ trợ khách hàng tra cứu luật chơi, kỹ thuật, đặt sân và gọi đồ uống. Việc xây dựng chatbot AI giúp giải quyết các vấn đề trên, nâng cao trải nghiệm khách hàng và tối ưu hóa quy trình phục vụ. Bên cạnh đó, nhu cầu thanh toán trực tuyến ngày càng cao, đòi hỏi hệ thống cần tích hợp các cổng thanh toán phổ biến như Stripe và VNPay.</w:t>
       </w:r>
     </w:p>
     <w:p>
@@ -375,7 +375,7 @@
           <w:b w:val="0"/>
           <w:sz w:val="26"/>
         </w:rPr>
-        <w:t>Mục tiêu nghiên cứu: Xây dựng hệ thống chatbot AI có khả năng (1) trả lời câu hỏi về luật chơi, kỹ thuật thể thao thông qua Knowledge Graph; (2) hỗ trợ đặt sân theo thời gian thực; (3) đặt đồ uống từ menu; (4) gọi nhân viên hỗ trợ; (5) cung cấp ứng dụng di động đa nền tảng.</w:t>
+        <w:t>Mục tiêu nghiên cứu: Xây dựng hệ thống chatbot AI có khả năng (1) trả lời câu hỏi về luật chơi, kỹ thuật thể thao thông qua Knowledge Graph; (2) hỗ trợ đặt sân theo thời gian thực; (3) đặt đồ uống từ menu; (4) gọi nhân viên hỗ trợ; (5) tích hợp thanh toán trực tuyến (Stripe, VNPay); (6) cung cấp ứng dụng di động đa nền tảng.</w:t>
       </w:r>
     </w:p>
     <w:p>
@@ -388,7 +388,7 @@
           <w:b w:val="0"/>
           <w:sz w:val="26"/>
         </w:rPr>
-        <w:t>Phương pháp nghiên cứu: Đồ án sử dụng phương pháp kết hợp giữa phát triển phần mềm theo mô hình Agile và ứng dụng các công nghệ AI hiện đại (LangChain, LLM, Knowledge Graph). Dữ liệu tri thức thể thao được thu thập từ các nguồn chính thức (WPA, USAPA, BWF) và xây dựng thành Knowledge Graph trong Neo4j.</w:t>
+        <w:t>Phương pháp nghiên cứu: Đồ án sử dụng phương pháp kết hợp giữa phát triển phần mềm theo mô hình Agile và ứng dụng các công nghệ AI hiện đại (LangChain, LLM, Knowledge Graph). Dữ liệu tri thức thể thao được thu thập từ các nguồn chính thức (WPA, USAPA, BWF) và xây dựng thành Knowledge Graph trong Neo4j. Hệ thống được triển khai bằng Docker Compose với kiến trúc microservice.</w:t>
       </w:r>
     </w:p>
     <w:p>
@@ -551,21 +551,7 @@
           <w:rFonts w:ascii="Times New Roman" w:hAnsi="Times New Roman"/>
           <w:sz w:val="26"/>
         </w:rPr>
-        <w:t>Thử nghiệm và đánh giá hệ thống.</w:t>
-      </w:r>
-    </w:p>
-    <w:p/>
-    <w:p>
-      <w:pPr>
-        <w:spacing w:before="0" w:after="0" w:line="360" w:lineRule="auto"/>
-      </w:pPr>
-      <w:r>
-        <w:rPr>
-          <w:rFonts w:ascii="Times New Roman" w:hAnsi="Times New Roman"/>
-          <w:b/>
-          <w:sz w:val="26"/>
-        </w:rPr>
-        <w:t>Yêu cầu về sản phẩm:</w:t>
+        <w:t>Tích hợp thanh toán trực tuyến: Stripe (quốc tế) và VNPay (trong nước).</w:t>
       </w:r>
     </w:p>
     <w:p>
@@ -578,7 +564,7 @@
           <w:rFonts w:ascii="Times New Roman" w:hAnsi="Times New Roman"/>
           <w:sz w:val="26"/>
         </w:rPr>
-        <w:t>Hệ thống chatbot AI hoạt động, trả lời được câu hỏi về luật chơi và kỹ thuật thể thao.</w:t>
+        <w:t>Triển khai hệ thống bằng Docker Compose.</w:t>
       </w:r>
     </w:p>
     <w:p>
@@ -591,7 +577,21 @@
           <w:rFonts w:ascii="Times New Roman" w:hAnsi="Times New Roman"/>
           <w:sz w:val="26"/>
         </w:rPr>
-        <w:t>Chức năng đặt sân thể thao hoạt động theo thời gian thực.</w:t>
+        <w:t>Thử nghiệm và đánh giá hệ thống.</w:t>
+      </w:r>
+    </w:p>
+    <w:p/>
+    <w:p>
+      <w:pPr>
+        <w:spacing w:before="0" w:after="0" w:line="360" w:lineRule="auto"/>
+      </w:pPr>
+      <w:r>
+        <w:rPr>
+          <w:rFonts w:ascii="Times New Roman" w:hAnsi="Times New Roman"/>
+          <w:b/>
+          <w:sz w:val="26"/>
+        </w:rPr>
+        <w:t>Yêu cầu về sản phẩm:</w:t>
       </w:r>
     </w:p>
     <w:p>
@@ -604,7 +604,7 @@
           <w:rFonts w:ascii="Times New Roman" w:hAnsi="Times New Roman"/>
           <w:sz w:val="26"/>
         </w:rPr>
-        <w:t>Chức năng đặt đồ uống từ menu hoạt động.</w:t>
+        <w:t>Hệ thống chatbot AI hoạt động, trả lời được câu hỏi về luật chơi và kỹ thuật thể thao.</w:t>
       </w:r>
     </w:p>
     <w:p>
@@ -617,7 +617,59 @@
           <w:rFonts w:ascii="Times New Roman" w:hAnsi="Times New Roman"/>
           <w:sz w:val="26"/>
         </w:rPr>
+        <w:t>Chức năng đặt sân thể thao hoạt động theo thời gian thực.</w:t>
+      </w:r>
+    </w:p>
+    <w:p>
+      <w:pPr>
+        <w:pStyle w:val="ListBullet"/>
+        <w:spacing w:before="0" w:after="0" w:line="360" w:lineRule="auto"/>
+      </w:pPr>
+      <w:r>
+        <w:rPr>
+          <w:rFonts w:ascii="Times New Roman" w:hAnsi="Times New Roman"/>
+          <w:sz w:val="26"/>
+        </w:rPr>
+        <w:t>Chức năng đặt đồ uống từ menu hoạt động.</w:t>
+      </w:r>
+    </w:p>
+    <w:p>
+      <w:pPr>
+        <w:pStyle w:val="ListBullet"/>
+        <w:spacing w:before="0" w:after="0" w:line="360" w:lineRule="auto"/>
+      </w:pPr>
+      <w:r>
+        <w:rPr>
+          <w:rFonts w:ascii="Times New Roman" w:hAnsi="Times New Roman"/>
+          <w:sz w:val="26"/>
+        </w:rPr>
+        <w:t>Chức năng thanh toán trực tuyến hoạt động (Stripe và VNPay).</w:t>
+      </w:r>
+    </w:p>
+    <w:p>
+      <w:pPr>
+        <w:pStyle w:val="ListBullet"/>
+        <w:spacing w:before="0" w:after="0" w:line="360" w:lineRule="auto"/>
+      </w:pPr>
+      <w:r>
+        <w:rPr>
+          <w:rFonts w:ascii="Times New Roman" w:hAnsi="Times New Roman"/>
+          <w:sz w:val="26"/>
+        </w:rPr>
         <w:t>Ứng dụng di động Flutter chạy được trên Android và iOS.</w:t>
+      </w:r>
+    </w:p>
+    <w:p>
+      <w:pPr>
+        <w:pStyle w:val="ListBullet"/>
+        <w:spacing w:before="0" w:after="0" w:line="360" w:lineRule="auto"/>
+      </w:pPr>
+      <w:r>
+        <w:rPr>
+          <w:rFonts w:ascii="Times New Roman" w:hAnsi="Times New Roman"/>
+          <w:sz w:val="26"/>
+        </w:rPr>
+        <w:t>Hệ thống triển khai được bằng Docker Compose.</w:t>
       </w:r>
     </w:p>
     <w:p>
@@ -994,6 +1046,42 @@
       <w:r>
         <w:rPr>
           <w:rFonts w:ascii="Times New Roman" w:hAnsi="Times New Roman"/>
+          <w:sz w:val="26"/>
+        </w:rPr>
+        <w:t>1.3.7. Stripe</w:t>
+      </w:r>
+    </w:p>
+    <w:p>
+      <w:pPr>
+        <w:spacing w:before="0" w:after="0" w:line="360" w:lineRule="auto"/>
+      </w:pPr>
+      <w:r>
+        <w:rPr>
+          <w:rFonts w:ascii="Times New Roman" w:hAnsi="Times New Roman"/>
+          <w:sz w:val="26"/>
+        </w:rPr>
+        <w:t>1.3.8. VNPay</w:t>
+      </w:r>
+    </w:p>
+    <w:p>
+      <w:pPr>
+        <w:spacing w:before="0" w:after="0" w:line="360" w:lineRule="auto"/>
+      </w:pPr>
+      <w:r>
+        <w:rPr>
+          <w:rFonts w:ascii="Times New Roman" w:hAnsi="Times New Roman"/>
+          <w:sz w:val="26"/>
+        </w:rPr>
+        <w:t>1.3.9. Docker</w:t>
+      </w:r>
+    </w:p>
+    <w:p>
+      <w:pPr>
+        <w:spacing w:before="0" w:after="0" w:line="360" w:lineRule="auto"/>
+      </w:pPr>
+      <w:r>
+        <w:rPr>
+          <w:rFonts w:ascii="Times New Roman" w:hAnsi="Times New Roman"/>
           <w:b/>
           <w:sz w:val="26"/>
         </w:rPr>
@@ -1298,7 +1386,7 @@
           <w:rFonts w:ascii="Times New Roman" w:hAnsi="Times New Roman"/>
           <w:sz w:val="26"/>
         </w:rPr>
-        <w:t>3.4.7. Mô hình bảo mật API</w:t>
+        <w:t>3.4.7. Payment APIs</w:t>
       </w:r>
     </w:p>
     <w:p>
@@ -1308,6 +1396,18 @@
       <w:r>
         <w:rPr>
           <w:rFonts w:ascii="Times New Roman" w:hAnsi="Times New Roman"/>
+          <w:sz w:val="26"/>
+        </w:rPr>
+        <w:t>3.4.8. Mô hình bảo mật API</w:t>
+      </w:r>
+    </w:p>
+    <w:p>
+      <w:pPr>
+        <w:spacing w:before="0" w:after="0" w:line="360" w:lineRule="auto"/>
+      </w:pPr>
+      <w:r>
+        <w:rPr>
+          <w:rFonts w:ascii="Times New Roman" w:hAnsi="Times New Roman"/>
           <w:b/>
           <w:sz w:val="26"/>
         </w:rPr>
@@ -1384,6 +1484,30 @@
           <w:sz w:val="26"/>
         </w:rPr>
         <w:t>4.2.4. API Endpoints</w:t>
+      </w:r>
+    </w:p>
+    <w:p>
+      <w:pPr>
+        <w:spacing w:before="0" w:after="0" w:line="360" w:lineRule="auto"/>
+      </w:pPr>
+      <w:r>
+        <w:rPr>
+          <w:rFonts w:ascii="Times New Roman" w:hAnsi="Times New Roman"/>
+          <w:sz w:val="26"/>
+        </w:rPr>
+        <w:t>4.2.5. Payment Implementation</w:t>
+      </w:r>
+    </w:p>
+    <w:p>
+      <w:pPr>
+        <w:spacing w:before="0" w:after="0" w:line="360" w:lineRule="auto"/>
+      </w:pPr>
+      <w:r>
+        <w:rPr>
+          <w:rFonts w:ascii="Times New Roman" w:hAnsi="Times New Roman"/>
+          <w:sz w:val="26"/>
+        </w:rPr>
+        <w:t>4.2.6. Docker Deployment</w:t>
       </w:r>
     </w:p>
     <w:p>
@@ -1916,7 +2040,7 @@
                 <w:rFonts w:ascii="Times New Roman" w:hAnsi="Times New Roman"/>
                 <w:sz w:val="24"/>
               </w:rPr>
-              <w:t>Authentication APIs</w:t>
+              <w:t>Bảng payments</w:t>
             </w:r>
           </w:p>
         </w:tc>
@@ -1946,7 +2070,7 @@
                 <w:rFonts w:ascii="Times New Roman" w:hAnsi="Times New Roman"/>
                 <w:sz w:val="24"/>
               </w:rPr>
-              <w:t>Chat APIs</w:t>
+              <w:t>Authentication APIs</w:t>
             </w:r>
           </w:p>
         </w:tc>
@@ -1976,7 +2100,7 @@
                 <w:rFonts w:ascii="Times New Roman" w:hAnsi="Times New Roman"/>
                 <w:sz w:val="24"/>
               </w:rPr>
-              <w:t>Booking APIs</w:t>
+              <w:t>Chat APIs</w:t>
             </w:r>
           </w:p>
         </w:tc>
@@ -2006,7 +2130,7 @@
                 <w:rFonts w:ascii="Times New Roman" w:hAnsi="Times New Roman"/>
                 <w:sz w:val="24"/>
               </w:rPr>
-              <w:t>Order APIs</w:t>
+              <w:t>Booking APIs</w:t>
             </w:r>
           </w:p>
         </w:tc>
@@ -2036,7 +2160,7 @@
                 <w:rFonts w:ascii="Times New Roman" w:hAnsi="Times New Roman"/>
                 <w:sz w:val="24"/>
               </w:rPr>
-              <w:t>Menu APIs</w:t>
+              <w:t>Order APIs</w:t>
             </w:r>
           </w:p>
         </w:tc>
@@ -2066,7 +2190,7 @@
                 <w:rFonts w:ascii="Times New Roman" w:hAnsi="Times New Roman"/>
                 <w:sz w:val="24"/>
               </w:rPr>
-              <w:t>Staff APIs</w:t>
+              <w:t>Menu APIs</w:t>
             </w:r>
           </w:p>
         </w:tc>
@@ -2082,6 +2206,96 @@
                 <w:rFonts w:ascii="Times New Roman" w:hAnsi="Times New Roman"/>
                 <w:sz w:val="24"/>
               </w:rPr>
+              <w:t>Bảng 3.12</w:t>
+            </w:r>
+          </w:p>
+        </w:tc>
+        <w:tc>
+          <w:tcPr>
+            <w:tcW w:type="dxa" w:w="4561"/>
+          </w:tcPr>
+          <w:p>
+            <w:r>
+              <w:rPr>
+                <w:rFonts w:ascii="Times New Roman" w:hAnsi="Times New Roman"/>
+                <w:sz w:val="24"/>
+              </w:rPr>
+              <w:t>Staff APIs</w:t>
+            </w:r>
+          </w:p>
+        </w:tc>
+      </w:tr>
+      <w:tr>
+        <w:tc>
+          <w:tcPr>
+            <w:tcW w:type="dxa" w:w="4561"/>
+          </w:tcPr>
+          <w:p>
+            <w:r>
+              <w:rPr>
+                <w:rFonts w:ascii="Times New Roman" w:hAnsi="Times New Roman"/>
+                <w:sz w:val="24"/>
+              </w:rPr>
+              <w:t>Bảng 3.13</w:t>
+            </w:r>
+          </w:p>
+        </w:tc>
+        <w:tc>
+          <w:tcPr>
+            <w:tcW w:type="dxa" w:w="4561"/>
+          </w:tcPr>
+          <w:p>
+            <w:r>
+              <w:rPr>
+                <w:rFonts w:ascii="Times New Roman" w:hAnsi="Times New Roman"/>
+                <w:sz w:val="24"/>
+              </w:rPr>
+              <w:t>VNPay Payment APIs</w:t>
+            </w:r>
+          </w:p>
+        </w:tc>
+      </w:tr>
+      <w:tr>
+        <w:tc>
+          <w:tcPr>
+            <w:tcW w:type="dxa" w:w="4561"/>
+          </w:tcPr>
+          <w:p>
+            <w:r>
+              <w:rPr>
+                <w:rFonts w:ascii="Times New Roman" w:hAnsi="Times New Roman"/>
+                <w:sz w:val="24"/>
+              </w:rPr>
+              <w:t>Bảng 3.14</w:t>
+            </w:r>
+          </w:p>
+        </w:tc>
+        <w:tc>
+          <w:tcPr>
+            <w:tcW w:type="dxa" w:w="4561"/>
+          </w:tcPr>
+          <w:p>
+            <w:r>
+              <w:rPr>
+                <w:rFonts w:ascii="Times New Roman" w:hAnsi="Times New Roman"/>
+                <w:sz w:val="24"/>
+              </w:rPr>
+              <w:t>Stripe Payment APIs</w:t>
+            </w:r>
+          </w:p>
+        </w:tc>
+      </w:tr>
+      <w:tr>
+        <w:tc>
+          <w:tcPr>
+            <w:tcW w:type="dxa" w:w="4561"/>
+          </w:tcPr>
+          <w:p>
+            <w:r>
+              <w:rPr>
+                <w:rFonts w:ascii="Times New Roman" w:hAnsi="Times New Roman"/>
+                <w:sz w:val="24"/>
+              </w:rPr>
               <w:t>Bảng 4.1</w:t>
             </w:r>
           </w:p>
@@ -2097,6 +2311,36 @@
                 <w:sz w:val="24"/>
               </w:rPr>
               <w:t>Môi trường triển khai</w:t>
+            </w:r>
+          </w:p>
+        </w:tc>
+      </w:tr>
+      <w:tr>
+        <w:tc>
+          <w:tcPr>
+            <w:tcW w:type="dxa" w:w="4561"/>
+          </w:tcPr>
+          <w:p>
+            <w:r>
+              <w:rPr>
+                <w:rFonts w:ascii="Times New Roman" w:hAnsi="Times New Roman"/>
+                <w:sz w:val="24"/>
+              </w:rPr>
+              <w:t>Bảng 4.2</w:t>
+            </w:r>
+          </w:p>
+        </w:tc>
+        <w:tc>
+          <w:tcPr>
+            <w:tcW w:type="dxa" w:w="4561"/>
+          </w:tcPr>
+          <w:p>
+            <w:r>
+              <w:rPr>
+                <w:rFonts w:ascii="Times New Roman" w:hAnsi="Times New Roman"/>
+                <w:sz w:val="24"/>
+              </w:rPr>
+              <w:t>Docker Services</w:t>
             </w:r>
           </w:p>
         </w:tc>
@@ -2358,7 +2602,7 @@
                 <w:rFonts w:ascii="Times New Roman" w:hAnsi="Times New Roman"/>
                 <w:sz w:val="24"/>
               </w:rPr>
-              <w:t>Hình 3.1</w:t>
+              <w:t>Hình 2.6</w:t>
             </w:r>
           </w:p>
         </w:tc>
@@ -2372,7 +2616,7 @@
                 <w:rFonts w:ascii="Times New Roman" w:hAnsi="Times New Roman"/>
                 <w:sz w:val="24"/>
               </w:rPr>
-              <w:t>Sơ đồ quan hệ các bảng (ERD)</w:t>
+              <w:t>Sequence Diagram - Payment (Stripe)</w:t>
             </w:r>
           </w:p>
         </w:tc>
@@ -2388,7 +2632,7 @@
                 <w:rFonts w:ascii="Times New Roman" w:hAnsi="Times New Roman"/>
                 <w:sz w:val="24"/>
               </w:rPr>
-              <w:t>Hình 3.2</w:t>
+              <w:t>Hình 2.7</w:t>
             </w:r>
           </w:p>
         </w:tc>
@@ -2402,7 +2646,7 @@
                 <w:rFonts w:ascii="Times New Roman" w:hAnsi="Times New Roman"/>
                 <w:sz w:val="24"/>
               </w:rPr>
-              <w:t>Sơ đồ kiến trúc hệ thống</w:t>
+              <w:t>Sequence Diagram - Payment (VNPay)</w:t>
             </w:r>
           </w:p>
         </w:tc>
@@ -2418,7 +2662,7 @@
                 <w:rFonts w:ascii="Times New Roman" w:hAnsi="Times New Roman"/>
                 <w:sz w:val="24"/>
               </w:rPr>
-              <w:t>Hình 3.3</w:t>
+              <w:t>Hình 3.1</w:t>
             </w:r>
           </w:p>
         </w:tc>
@@ -2432,7 +2676,7 @@
                 <w:rFonts w:ascii="Times New Roman" w:hAnsi="Times New Roman"/>
                 <w:sz w:val="24"/>
               </w:rPr>
-              <w:t>Luồng xử lý yêu cầu</w:t>
+              <w:t>Sơ đồ quan hệ các bảng (ERD)</w:t>
             </w:r>
           </w:p>
         </w:tc>
@@ -2448,7 +2692,7 @@
                 <w:rFonts w:ascii="Times New Roman" w:hAnsi="Times New Roman"/>
                 <w:sz w:val="24"/>
               </w:rPr>
-              <w:t>Hình 4.1</w:t>
+              <w:t>Hình 3.2</w:t>
             </w:r>
           </w:p>
         </w:tc>
@@ -2462,7 +2706,7 @@
                 <w:rFonts w:ascii="Times New Roman" w:hAnsi="Times New Roman"/>
                 <w:sz w:val="24"/>
               </w:rPr>
-              <w:t>Cấu trúc thư mục backend</w:t>
+              <w:t>Sơ đồ kiến trúc hệ thống</w:t>
             </w:r>
           </w:p>
         </w:tc>
@@ -2478,7 +2722,7 @@
                 <w:rFonts w:ascii="Times New Roman" w:hAnsi="Times New Roman"/>
                 <w:sz w:val="24"/>
               </w:rPr>
-              <w:t>Hình 4.2</w:t>
+              <w:t>Hình 3.3</w:t>
             </w:r>
           </w:p>
         </w:tc>
@@ -2492,7 +2736,7 @@
                 <w:rFonts w:ascii="Times New Roman" w:hAnsi="Times New Roman"/>
                 <w:sz w:val="24"/>
               </w:rPr>
-              <w:t>Cấu trúc thư mục frontend</w:t>
+              <w:t>Luồng xử lý yêu cầu</w:t>
             </w:r>
           </w:p>
         </w:tc>
@@ -2508,6 +2752,66 @@
                 <w:rFonts w:ascii="Times New Roman" w:hAnsi="Times New Roman"/>
                 <w:sz w:val="24"/>
               </w:rPr>
+              <w:t>Hình 4.1</w:t>
+            </w:r>
+          </w:p>
+        </w:tc>
+        <w:tc>
+          <w:tcPr>
+            <w:tcW w:type="dxa" w:w="4561"/>
+          </w:tcPr>
+          <w:p>
+            <w:r>
+              <w:rPr>
+                <w:rFonts w:ascii="Times New Roman" w:hAnsi="Times New Roman"/>
+                <w:sz w:val="24"/>
+              </w:rPr>
+              <w:t>Cấu trúc thư mục backend</w:t>
+            </w:r>
+          </w:p>
+        </w:tc>
+      </w:tr>
+      <w:tr>
+        <w:tc>
+          <w:tcPr>
+            <w:tcW w:type="dxa" w:w="4561"/>
+          </w:tcPr>
+          <w:p>
+            <w:r>
+              <w:rPr>
+                <w:rFonts w:ascii="Times New Roman" w:hAnsi="Times New Roman"/>
+                <w:sz w:val="24"/>
+              </w:rPr>
+              <w:t>Hình 4.2</w:t>
+            </w:r>
+          </w:p>
+        </w:tc>
+        <w:tc>
+          <w:tcPr>
+            <w:tcW w:type="dxa" w:w="4561"/>
+          </w:tcPr>
+          <w:p>
+            <w:r>
+              <w:rPr>
+                <w:rFonts w:ascii="Times New Roman" w:hAnsi="Times New Roman"/>
+                <w:sz w:val="24"/>
+              </w:rPr>
+              <w:t>Cấu trúc thư mục frontend</w:t>
+            </w:r>
+          </w:p>
+        </w:tc>
+      </w:tr>
+      <w:tr>
+        <w:tc>
+          <w:tcPr>
+            <w:tcW w:type="dxa" w:w="4561"/>
+          </w:tcPr>
+          <w:p>
+            <w:r>
+              <w:rPr>
+                <w:rFonts w:ascii="Times New Roman" w:hAnsi="Times New Roman"/>
+                <w:sz w:val="24"/>
+              </w:rPr>
               <w:t>Hình 4.3</w:t>
             </w:r>
           </w:p>
@@ -2523,6 +2827,96 @@
                 <w:sz w:val="24"/>
               </w:rPr>
               <w:t>Luồng xử lý AI Agent</w:t>
+            </w:r>
+          </w:p>
+        </w:tc>
+      </w:tr>
+      <w:tr>
+        <w:tc>
+          <w:tcPr>
+            <w:tcW w:type="dxa" w:w="4561"/>
+          </w:tcPr>
+          <w:p>
+            <w:r>
+              <w:rPr>
+                <w:rFonts w:ascii="Times New Roman" w:hAnsi="Times New Roman"/>
+                <w:sz w:val="24"/>
+              </w:rPr>
+              <w:t>Hình 4.4</w:t>
+            </w:r>
+          </w:p>
+        </w:tc>
+        <w:tc>
+          <w:tcPr>
+            <w:tcW w:type="dxa" w:w="4561"/>
+          </w:tcPr>
+          <w:p>
+            <w:r>
+              <w:rPr>
+                <w:rFonts w:ascii="Times New Roman" w:hAnsi="Times New Roman"/>
+                <w:sz w:val="24"/>
+              </w:rPr>
+              <w:t>Luồng thanh toán Stripe</w:t>
+            </w:r>
+          </w:p>
+        </w:tc>
+      </w:tr>
+      <w:tr>
+        <w:tc>
+          <w:tcPr>
+            <w:tcW w:type="dxa" w:w="4561"/>
+          </w:tcPr>
+          <w:p>
+            <w:r>
+              <w:rPr>
+                <w:rFonts w:ascii="Times New Roman" w:hAnsi="Times New Roman"/>
+                <w:sz w:val="24"/>
+              </w:rPr>
+              <w:t>Hình 4.5</w:t>
+            </w:r>
+          </w:p>
+        </w:tc>
+        <w:tc>
+          <w:tcPr>
+            <w:tcW w:type="dxa" w:w="4561"/>
+          </w:tcPr>
+          <w:p>
+            <w:r>
+              <w:rPr>
+                <w:rFonts w:ascii="Times New Roman" w:hAnsi="Times New Roman"/>
+                <w:sz w:val="24"/>
+              </w:rPr>
+              <w:t>Luồng thanh toán VNPay</w:t>
+            </w:r>
+          </w:p>
+        </w:tc>
+      </w:tr>
+      <w:tr>
+        <w:tc>
+          <w:tcPr>
+            <w:tcW w:type="dxa" w:w="4561"/>
+          </w:tcPr>
+          <w:p>
+            <w:r>
+              <w:rPr>
+                <w:rFonts w:ascii="Times New Roman" w:hAnsi="Times New Roman"/>
+                <w:sz w:val="24"/>
+              </w:rPr>
+              <w:t>Hình 4.6</w:t>
+            </w:r>
+          </w:p>
+        </w:tc>
+        <w:tc>
+          <w:tcPr>
+            <w:tcW w:type="dxa" w:w="4561"/>
+          </w:tcPr>
+          <w:p>
+            <w:r>
+              <w:rPr>
+                <w:rFonts w:ascii="Times New Roman" w:hAnsi="Times New Roman"/>
+                <w:sz w:val="24"/>
+              </w:rPr>
+              <w:t>Kiến trúc Docker Deployment</w:t>
             </w:r>
           </w:p>
         </w:tc>
@@ -2595,7 +2989,7 @@
           <w:b w:val="0"/>
           <w:sz w:val="26"/>
         </w:rPr>
-        <w:t>Trước thực tế đó, việc xây dựng một hệ thống chatbot AI thông minh, có khả năng trả lời tự động các câu hỏi về luật chơi, kỹ thuật, hỗ trợ đặt sân, gọi đồ uống và quản lý yêu cầu khách hàng là cần thiết. Hệ thống không chỉ giúp tối ưu hóa quy trình phục vụ mà còn nâng cao trải nghiệm người dùng, tạo lợi thế cạnh tranh cho quán thể thao.</w:t>
+        <w:t>Trước thực tế đó, việc xây dựng một hệ thống chatbot AI thông minh, có khả năng trả lời tự động các câu hỏi về luật chơi, kỹ thuật, hỗ trợ đặt sân, gọi đồ uống, thanh toán trực tuyến và quản lý yêu cầu khách hàng là cần thiết. Hệ thống không chỉ giúp tối ưu hóa quy trình phục vụ mà còn nâng cao trải nghiệm người dùng, tạo lợi thế cạnh tranh cho quán thể thao.</w:t>
       </w:r>
     </w:p>
     <w:p>
@@ -2608,7 +3002,7 @@
           <w:b w:val="0"/>
           <w:sz w:val="26"/>
         </w:rPr>
-        <w:t>Đồ án này tập trung vào việc xây dựng Chatbot AI cho quán thể thao tích hợp Knowledge Graph và Tool Calling với các tính năng chính: tra cứu kiến thức thể thao (luật, kỹ thuật), đặt sân, gọi đồ uống, gọi nhân viên và quản lý yêu cầu khách hàng.</w:t>
+        <w:t>Đồ án này tập trung vào việc xây dựng Chatbot AI cho quán thể thao tích hợp Knowledge Graph và Tool Calling với các tính năng chính: tra cứu kiến thức thể thao (luật, kỹ thuật), đặt sân, gọi đồ uống, gọi nhân viên, thanh toán trực tuyến (Stripe, VNPay) và quản lý yêu cầu khách hàng.</w:t>
       </w:r>
     </w:p>
     <w:p>
@@ -2717,6 +3111,32 @@
     </w:p>
     <w:p>
       <w:pPr>
+        <w:pStyle w:val="ListBullet"/>
+        <w:spacing w:before="0" w:after="0" w:line="360" w:lineRule="auto"/>
+      </w:pPr>
+      <w:r>
+        <w:rPr>
+          <w:rFonts w:ascii="Times New Roman" w:hAnsi="Times New Roman"/>
+          <w:sz w:val="26"/>
+        </w:rPr>
+        <w:t>Tích hợp thanh toán trực tuyến qua Stripe và VNPay, hỗ trợ đa phương thức thanh toán cho khách hàng.</w:t>
+      </w:r>
+    </w:p>
+    <w:p>
+      <w:pPr>
+        <w:pStyle w:val="ListBullet"/>
+        <w:spacing w:before="0" w:after="0" w:line="360" w:lineRule="auto"/>
+      </w:pPr>
+      <w:r>
+        <w:rPr>
+          <w:rFonts w:ascii="Times New Roman" w:hAnsi="Times New Roman"/>
+          <w:sz w:val="26"/>
+        </w:rPr>
+        <w:t>Triển khai hệ thống bằng Docker Compose với kiến trúc microservice.</w:t>
+      </w:r>
+    </w:p>
+    <w:p>
+      <w:pPr>
         <w:pStyle w:val="Heading3"/>
         <w:spacing w:before="240" w:after="120" w:line="360" w:lineRule="auto"/>
       </w:pPr>
@@ -2829,7 +3249,7 @@
           <w:rFonts w:ascii="Times New Roman" w:hAnsi="Times New Roman"/>
           <w:sz w:val="26"/>
         </w:rPr>
-        <w:t>Quản lý danh sách sân, menu đồ uống cho admin.</w:t>
+        <w:t>Thanh toán trực tuyến qua Stripe hoặc VNPay.</w:t>
       </w:r>
     </w:p>
     <w:p>
@@ -2842,20 +3262,7 @@
           <w:rFonts w:ascii="Times New Roman" w:hAnsi="Times New Roman"/>
           <w:sz w:val="26"/>
         </w:rPr>
-        <w:t>Thông báo real-time cho nhân viên khi có yêu cầu mới.</w:t>
-      </w:r>
-    </w:p>
-    <w:p>
-      <w:pPr>
-        <w:spacing w:before="0" w:after="0" w:line="360" w:lineRule="auto"/>
-      </w:pPr>
-      <w:r>
-        <w:rPr>
-          <w:rFonts w:ascii="Times New Roman" w:hAnsi="Times New Roman"/>
-          <w:b/>
-          <w:sz w:val="26"/>
-        </w:rPr>
-        <w:t>Yêu cầu phi chức năng:</w:t>
+        <w:t>Quản lý danh sách sân, menu đồ uống cho admin.</w:t>
       </w:r>
     </w:p>
     <w:p>
@@ -2868,7 +3275,7 @@
           <w:rFonts w:ascii="Times New Roman" w:hAnsi="Times New Roman"/>
           <w:sz w:val="26"/>
         </w:rPr>
-        <w:t>Ứng dụng hoạt động mượt mà trên cả iOS và Android.</w:t>
+        <w:t>Quản lý giá dịch vụ và xem hóa đơn chi tiết cho admin.</w:t>
       </w:r>
     </w:p>
     <w:p>
@@ -2881,7 +3288,20 @@
           <w:rFonts w:ascii="Times New Roman" w:hAnsi="Times New Roman"/>
           <w:sz w:val="26"/>
         </w:rPr>
-        <w:t>Thời gian phản hồi chatbot nhỏ hơn 5 giây.</w:t>
+        <w:t>Thông báo real-time cho nhân viên khi có yêu cầu mới.</w:t>
+      </w:r>
+    </w:p>
+    <w:p>
+      <w:pPr>
+        <w:spacing w:before="0" w:after="0" w:line="360" w:lineRule="auto"/>
+      </w:pPr>
+      <w:r>
+        <w:rPr>
+          <w:rFonts w:ascii="Times New Roman" w:hAnsi="Times New Roman"/>
+          <w:b/>
+          <w:sz w:val="26"/>
+        </w:rPr>
+        <w:t>Yêu cầu phi chức năng:</w:t>
       </w:r>
     </w:p>
     <w:p>
@@ -2894,7 +3314,46 @@
           <w:rFonts w:ascii="Times New Roman" w:hAnsi="Times New Roman"/>
           <w:sz w:val="26"/>
         </w:rPr>
+        <w:t>Ứng dụng hoạt động mượt mà trên cả iOS và Android.</w:t>
+      </w:r>
+    </w:p>
+    <w:p>
+      <w:pPr>
+        <w:pStyle w:val="ListBullet"/>
+        <w:spacing w:before="0" w:after="0" w:line="360" w:lineRule="auto"/>
+      </w:pPr>
+      <w:r>
+        <w:rPr>
+          <w:rFonts w:ascii="Times New Roman" w:hAnsi="Times New Roman"/>
+          <w:sz w:val="26"/>
+        </w:rPr>
+        <w:t>Thời gian phản hồi chatbot nhỏ hơn 5 giây.</w:t>
+      </w:r>
+    </w:p>
+    <w:p>
+      <w:pPr>
+        <w:pStyle w:val="ListBullet"/>
+        <w:spacing w:before="0" w:after="0" w:line="360" w:lineRule="auto"/>
+      </w:pPr>
+      <w:r>
+        <w:rPr>
+          <w:rFonts w:ascii="Times New Roman" w:hAnsi="Times New Roman"/>
+          <w:sz w:val="26"/>
+        </w:rPr>
         <w:t>Bảo mật thông tin người dùng (mã hóa mật khẩu, JWT authentication).</w:t>
+      </w:r>
+    </w:p>
+    <w:p>
+      <w:pPr>
+        <w:pStyle w:val="ListBullet"/>
+        <w:spacing w:before="0" w:after="0" w:line="360" w:lineRule="auto"/>
+      </w:pPr>
+      <w:r>
+        <w:rPr>
+          <w:rFonts w:ascii="Times New Roman" w:hAnsi="Times New Roman"/>
+          <w:sz w:val="26"/>
+        </w:rPr>
+        <w:t>Bảo mật thanh toán (webhook signature verification, payment deduplication).</w:t>
       </w:r>
     </w:p>
     <w:p>
@@ -3054,7 +3513,7 @@
                 <w:rFonts w:ascii="Times New Roman" w:hAnsi="Times New Roman"/>
                 <w:sz w:val="24"/>
               </w:rPr>
-              <w:t>Python 3.10+, Dart 3.1+</w:t>
+              <w:t>Python 3.10+, Dart 3.1+, Java 17+</w:t>
             </w:r>
           </w:p>
         </w:tc>
@@ -3217,6 +3676,78 @@
                 <w:rFonts w:ascii="Times New Roman" w:hAnsi="Times New Roman"/>
                 <w:sz w:val="24"/>
               </w:rPr>
+              <w:t>Thanh toán</w:t>
+            </w:r>
+          </w:p>
+        </w:tc>
+        <w:tc>
+          <w:tcPr>
+            <w:tcW w:type="dxa" w:w="4561"/>
+          </w:tcPr>
+          <w:p>
+            <w:pPr>
+              <w:spacing w:before="0" w:after="0" w:line="276" w:lineRule="auto"/>
+            </w:pPr>
+            <w:r>
+              <w:rPr>
+                <w:rFonts w:ascii="Times New Roman" w:hAnsi="Times New Roman"/>
+                <w:sz w:val="24"/>
+              </w:rPr>
+              <w:t>Stripe SDK (Python), VNPay SDK (Java/Flutter)</w:t>
+            </w:r>
+          </w:p>
+        </w:tc>
+      </w:tr>
+      <w:tr>
+        <w:tc>
+          <w:tcPr>
+            <w:tcW w:type="dxa" w:w="4561"/>
+          </w:tcPr>
+          <w:p>
+            <w:pPr>
+              <w:spacing w:before="0" w:after="0" w:line="276" w:lineRule="auto"/>
+            </w:pPr>
+            <w:r>
+              <w:rPr>
+                <w:rFonts w:ascii="Times New Roman" w:hAnsi="Times New Roman"/>
+                <w:sz w:val="24"/>
+              </w:rPr>
+              <w:t>Triển khai</w:t>
+            </w:r>
+          </w:p>
+        </w:tc>
+        <w:tc>
+          <w:tcPr>
+            <w:tcW w:type="dxa" w:w="4561"/>
+          </w:tcPr>
+          <w:p>
+            <w:pPr>
+              <w:spacing w:before="0" w:after="0" w:line="276" w:lineRule="auto"/>
+            </w:pPr>
+            <w:r>
+              <w:rPr>
+                <w:rFonts w:ascii="Times New Roman" w:hAnsi="Times New Roman"/>
+                <w:sz w:val="24"/>
+              </w:rPr>
+              <w:t>Docker, Docker Compose</w:t>
+            </w:r>
+          </w:p>
+        </w:tc>
+      </w:tr>
+      <w:tr>
+        <w:tc>
+          <w:tcPr>
+            <w:tcW w:type="dxa" w:w="4561"/>
+          </w:tcPr>
+          <w:p>
+            <w:pPr>
+              <w:spacing w:before="0" w:after="0" w:line="276" w:lineRule="auto"/>
+            </w:pPr>
+            <w:r>
+              <w:rPr>
+                <w:rFonts w:ascii="Times New Roman" w:hAnsi="Times New Roman"/>
+                <w:sz w:val="24"/>
+              </w:rPr>
               <w:t>IDE / Editor</w:t>
             </w:r>
           </w:p>
@@ -3234,7 +3765,7 @@
                 <w:rFonts w:ascii="Times New Roman" w:hAnsi="Times New Roman"/>
                 <w:sz w:val="24"/>
               </w:rPr>
-              <w:t>VS Code, Android Studio</w:t>
+              <w:t>VS Code, Android Studio, IntelliJ IDEA</w:t>
             </w:r>
           </w:p>
         </w:tc>
@@ -3498,6 +4029,123 @@
           <w:sz w:val="26"/>
         </w:rPr>
         <w:t>Trong đồ án này, Redis được sử dụng để lưu trữ phiên chat (session), quản lý thông báo nhân viên (staff notification) và caching dữ liệu.</w:t>
+      </w:r>
+    </w:p>
+    <w:p>
+      <w:pPr>
+        <w:pStyle w:val="Heading3"/>
+        <w:spacing w:before="240" w:after="120" w:line="360" w:lineRule="auto"/>
+      </w:pPr>
+      <w:r>
+        <w:rPr>
+          <w:rFonts w:ascii="Times New Roman" w:hAnsi="Times New Roman"/>
+          <w:sz w:val="26"/>
+        </w:rPr>
+        <w:t>1.3.7. Stripe</w:t>
+      </w:r>
+    </w:p>
+    <w:p>
+      <w:pPr>
+        <w:spacing w:before="0" w:after="0" w:line="360" w:lineRule="auto"/>
+      </w:pPr>
+      <w:r>
+        <w:rPr>
+          <w:rFonts w:ascii="Times New Roman" w:hAnsi="Times New Roman"/>
+          <w:b w:val="0"/>
+          <w:sz w:val="26"/>
+        </w:rPr>
+        <w:t>Stripe là nền tảng thanh toán trực tuyến hàng đầu thế giới, hỗ trợ xử lý thanh toán qua thẻ tín dụng/ghi nợ (Visa, Mastercard, JCB) và các phương thức thanh toán quốc tế. Stripe cung cấp SDK cho nhiều nền tảng và API RESTful để tích hợp thanh toán vào ứng dụng.</w:t>
+      </w:r>
+    </w:p>
+    <w:p>
+      <w:pPr>
+        <w:spacing w:before="0" w:after="0" w:line="360" w:lineRule="auto"/>
+      </w:pPr>
+      <w:r>
+        <w:rPr>
+          <w:rFonts w:ascii="Times New Roman" w:hAnsi="Times New Roman"/>
+          <w:b w:val="0"/>
+          <w:sz w:val="26"/>
+        </w:rPr>
+        <w:t>Trong đồ án này, Stripe được tích hợp để xử lý thanh toán quốc tế cho booking và order. Backend sử dụng Stripe Python SDK để tạo Checkout Session, frontend hiển thị trang thanh toán Stripe qua WebView. Stripe webhook được sử dụng để xác nhận thanh toán từ server-to-server, đảm bảo tính toàn vẹn dữ liệu thanh toán.</w:t>
+      </w:r>
+    </w:p>
+    <w:p>
+      <w:pPr>
+        <w:pStyle w:val="Heading3"/>
+        <w:spacing w:before="240" w:after="120" w:line="360" w:lineRule="auto"/>
+      </w:pPr>
+      <w:r>
+        <w:rPr>
+          <w:rFonts w:ascii="Times New Roman" w:hAnsi="Times New Roman"/>
+          <w:sz w:val="26"/>
+        </w:rPr>
+        <w:t>1.3.8. VNPay</w:t>
+      </w:r>
+    </w:p>
+    <w:p>
+      <w:pPr>
+        <w:spacing w:before="0" w:after="0" w:line="360" w:lineRule="auto"/>
+      </w:pPr>
+      <w:r>
+        <w:rPr>
+          <w:rFonts w:ascii="Times New Roman" w:hAnsi="Times New Roman"/>
+          <w:b w:val="0"/>
+          <w:sz w:val="26"/>
+        </w:rPr>
+        <w:t>VNPay là cổng thanh toán trực tuyến phổ biến tại Việt Nam, hỗ trợ thanh toán qua thẻ ATM nội địa, Internet Banking, QR code và ví điện tử. VNPay cung cấp SDK native cho mobile và API cho web, phù hợp với người dùng Việt Nam.</w:t>
+      </w:r>
+    </w:p>
+    <w:p>
+      <w:pPr>
+        <w:spacing w:before="0" w:after="0" w:line="360" w:lineRule="auto"/>
+      </w:pPr>
+      <w:r>
+        <w:rPr>
+          <w:rFonts w:ascii="Times New Roman" w:hAnsi="Times New Roman"/>
+          <w:b w:val="0"/>
+          <w:sz w:val="26"/>
+        </w:rPr>
+        <w:t>Trong đồ án này, VNPay được tích hợp thông qua kiến trúc microservice: một Java service đóng vai trò proxy/gateway xử lý giao thức VNPay, giao tiếp với Python backend qua gRPC. Frontend sử dụng VNPay Native SDK qua Flutter Method Channel để mở trang thanh toán trực tiếp trên thiết bị.</w:t>
+      </w:r>
+    </w:p>
+    <w:p>
+      <w:pPr>
+        <w:pStyle w:val="Heading3"/>
+        <w:spacing w:before="240" w:after="120" w:line="360" w:lineRule="auto"/>
+      </w:pPr>
+      <w:r>
+        <w:rPr>
+          <w:rFonts w:ascii="Times New Roman" w:hAnsi="Times New Roman"/>
+          <w:sz w:val="26"/>
+        </w:rPr>
+        <w:t>1.3.9. Docker</w:t>
+      </w:r>
+    </w:p>
+    <w:p>
+      <w:pPr>
+        <w:spacing w:before="0" w:after="0" w:line="360" w:lineRule="auto"/>
+      </w:pPr>
+      <w:r>
+        <w:rPr>
+          <w:rFonts w:ascii="Times New Roman" w:hAnsi="Times New Roman"/>
+          <w:b w:val="0"/>
+          <w:sz w:val="26"/>
+        </w:rPr>
+        <w:t>Docker là nền tảng containerization cho phép đóng gói ứng dụng và các phụ thuộc vào container độc lập. Docker Compose cho phép định nghĩa và quản lý nhiều container dịch vụ cùng lúc.</w:t>
+      </w:r>
+    </w:p>
+    <w:p>
+      <w:pPr>
+        <w:spacing w:before="0" w:after="0" w:line="360" w:lineRule="auto"/>
+      </w:pPr>
+      <w:r>
+        <w:rPr>
+          <w:rFonts w:ascii="Times New Roman" w:hAnsi="Times New Roman"/>
+          <w:b w:val="0"/>
+          <w:sz w:val="26"/>
+        </w:rPr>
+        <w:t>Trong đồ án này, Docker được sử dụng để triển khai hệ thống với 4 dịch vụ: PostgreSQL (cơ sở dữ liệu), Redis (cache/message broker), Java Payment Service (VNPay gateway), và Python Backend (FastAPI). Tất cả giao tiếp qua mạng nội bộ (bridge network), chỉ Python Backend được expose ra ngoài qua port 8000.</w:t>
       </w:r>
     </w:p>
     <w:p>
@@ -4039,6 +4687,112 @@
           </w:p>
         </w:tc>
       </w:tr>
+      <w:tr>
+        <w:tc>
+          <w:tcPr>
+            <w:tcW w:type="dxa" w:w="3041"/>
+          </w:tcPr>
+          <w:p>
+            <w:pPr>
+              <w:spacing w:before="0" w:after="0" w:line="276" w:lineRule="auto"/>
+            </w:pPr>
+            <w:r>
+              <w:rPr>
+                <w:rFonts w:ascii="Times New Roman" w:hAnsi="Times New Roman"/>
+                <w:sz w:val="24"/>
+              </w:rPr>
+              <w:t>9</w:t>
+            </w:r>
+          </w:p>
+        </w:tc>
+        <w:tc>
+          <w:tcPr>
+            <w:tcW w:type="dxa" w:w="3041"/>
+          </w:tcPr>
+          <w:p>
+            <w:pPr>
+              <w:spacing w:before="0" w:after="0" w:line="276" w:lineRule="auto"/>
+            </w:pPr>
+            <w:r>
+              <w:rPr>
+                <w:rFonts w:ascii="Times New Roman" w:hAnsi="Times New Roman"/>
+                <w:sz w:val="24"/>
+              </w:rPr>
+              <w:t>Thanh toán trực tuyến</w:t>
+            </w:r>
+          </w:p>
+        </w:tc>
+        <w:tc>
+          <w:tcPr>
+            <w:tcW w:type="dxa" w:w="3041"/>
+          </w:tcPr>
+          <w:p>
+            <w:pPr>
+              <w:spacing w:before="0" w:after="0" w:line="276" w:lineRule="auto"/>
+            </w:pPr>
+            <w:r>
+              <w:rPr>
+                <w:rFonts w:ascii="Times New Roman" w:hAnsi="Times New Roman"/>
+                <w:sz w:val="24"/>
+              </w:rPr>
+              <w:t>Thanh toán booking và order qua Stripe (quốc tế) hoặc VNPay (trong nước).</w:t>
+            </w:r>
+          </w:p>
+        </w:tc>
+      </w:tr>
+      <w:tr>
+        <w:tc>
+          <w:tcPr>
+            <w:tcW w:type="dxa" w:w="3041"/>
+          </w:tcPr>
+          <w:p>
+            <w:pPr>
+              <w:spacing w:before="0" w:after="0" w:line="276" w:lineRule="auto"/>
+            </w:pPr>
+            <w:r>
+              <w:rPr>
+                <w:rFonts w:ascii="Times New Roman" w:hAnsi="Times New Roman"/>
+                <w:sz w:val="24"/>
+              </w:rPr>
+              <w:t>10</w:t>
+            </w:r>
+          </w:p>
+        </w:tc>
+        <w:tc>
+          <w:tcPr>
+            <w:tcW w:type="dxa" w:w="3041"/>
+          </w:tcPr>
+          <w:p>
+            <w:pPr>
+              <w:spacing w:before="0" w:after="0" w:line="276" w:lineRule="auto"/>
+            </w:pPr>
+            <w:r>
+              <w:rPr>
+                <w:rFonts w:ascii="Times New Roman" w:hAnsi="Times New Roman"/>
+                <w:sz w:val="24"/>
+              </w:rPr>
+              <w:t>Quản lý giá dịch vụ</w:t>
+            </w:r>
+          </w:p>
+        </w:tc>
+        <w:tc>
+          <w:tcPr>
+            <w:tcW w:type="dxa" w:w="3041"/>
+          </w:tcPr>
+          <w:p>
+            <w:pPr>
+              <w:spacing w:before="0" w:after="0" w:line="276" w:lineRule="auto"/>
+            </w:pPr>
+            <w:r>
+              <w:rPr>
+                <w:rFonts w:ascii="Times New Roman" w:hAnsi="Times New Roman"/>
+                <w:sz w:val="24"/>
+              </w:rPr>
+              <w:t>Admin cấu hình giá sân, xem hóa đơn chi tiết booking.</w:t>
+            </w:r>
+          </w:p>
+        </w:tc>
+      </w:tr>
     </w:tbl>
     <w:p>
       <w:pPr>
@@ -4171,7 +4925,7 @@
                 <w:rFonts w:ascii="Times New Roman" w:hAnsi="Times New Roman"/>
                 <w:sz w:val="24"/>
               </w:rPr>
-              <w:t>Mã hóa mật khẩu (bcrypt), JWT authentication, CORS protection.</w:t>
+              <w:t>Mã hóa mật khẩu (bcrypt), JWT authentication, CORS protection, webhook signature verification.</w:t>
             </w:r>
           </w:p>
         </w:tc>
@@ -4284,6 +5038,42 @@
           </w:p>
         </w:tc>
       </w:tr>
+      <w:tr>
+        <w:tc>
+          <w:tcPr>
+            <w:tcW w:type="dxa" w:w="4561"/>
+          </w:tcPr>
+          <w:p>
+            <w:pPr>
+              <w:spacing w:before="0" w:after="0" w:line="276" w:lineRule="auto"/>
+            </w:pPr>
+            <w:r>
+              <w:rPr>
+                <w:rFonts w:ascii="Times New Roman" w:hAnsi="Times New Roman"/>
+                <w:sz w:val="24"/>
+              </w:rPr>
+              <w:t>Thanh toán</w:t>
+            </w:r>
+          </w:p>
+        </w:tc>
+        <w:tc>
+          <w:tcPr>
+            <w:tcW w:type="dxa" w:w="4561"/>
+          </w:tcPr>
+          <w:p>
+            <w:pPr>
+              <w:spacing w:before="0" w:after="0" w:line="276" w:lineRule="auto"/>
+            </w:pPr>
+            <w:r>
+              <w:rPr>
+                <w:rFonts w:ascii="Times New Roman" w:hAnsi="Times New Roman"/>
+                <w:sz w:val="24"/>
+              </w:rPr>
+              <w:t>Hỗ trợ đa phương thức thanh toán: Stripe (quốc tế), VNPay (trong nước), xác nhận qua webhook.</w:t>
+            </w:r>
+          </w:p>
+        </w:tc>
+      </w:tr>
     </w:tbl>
     <w:p>
       <w:pPr>
@@ -4361,6 +5151,19 @@
           <w:sz w:val="26"/>
         </w:rPr>
         <w:t>Hỗ trợ đặt đồ uống/đồ ăn từ menu của quán.</w:t>
+      </w:r>
+    </w:p>
+    <w:p>
+      <w:pPr>
+        <w:pStyle w:val="ListBullet"/>
+        <w:spacing w:before="0" w:after="0" w:line="360" w:lineRule="auto"/>
+      </w:pPr>
+      <w:r>
+        <w:rPr>
+          <w:rFonts w:ascii="Times New Roman" w:hAnsi="Times New Roman"/>
+          <w:sz w:val="26"/>
+        </w:rPr>
+        <w:t>Tích hợp thanh toán trực tuyến qua Stripe (quốc tế) và VNPay (trong nước).</w:t>
       </w:r>
     </w:p>
     <w:p>
@@ -5203,6 +6006,165 @@
           </w:p>
         </w:tc>
       </w:tr>
+      <w:tr>
+        <w:tc>
+          <w:tcPr>
+            <w:tcW w:type="dxa" w:w="3041"/>
+          </w:tcPr>
+          <w:p>
+            <w:pPr>
+              <w:spacing w:before="0" w:after="0" w:line="276" w:lineRule="auto"/>
+            </w:pPr>
+            <w:r>
+              <w:rPr>
+                <w:rFonts w:ascii="Times New Roman" w:hAnsi="Times New Roman"/>
+                <w:sz w:val="24"/>
+              </w:rPr>
+              <w:t>UC11</w:t>
+            </w:r>
+          </w:p>
+        </w:tc>
+        <w:tc>
+          <w:tcPr>
+            <w:tcW w:type="dxa" w:w="3041"/>
+          </w:tcPr>
+          <w:p>
+            <w:pPr>
+              <w:spacing w:before="0" w:after="0" w:line="276" w:lineRule="auto"/>
+            </w:pPr>
+            <w:r>
+              <w:rPr>
+                <w:rFonts w:ascii="Times New Roman" w:hAnsi="Times New Roman"/>
+                <w:sz w:val="24"/>
+              </w:rPr>
+              <w:t>Thanh toán trực tuyến</w:t>
+            </w:r>
+          </w:p>
+        </w:tc>
+        <w:tc>
+          <w:tcPr>
+            <w:tcW w:type="dxa" w:w="3041"/>
+          </w:tcPr>
+          <w:p>
+            <w:pPr>
+              <w:spacing w:before="0" w:after="0" w:line="276" w:lineRule="auto"/>
+            </w:pPr>
+            <w:r>
+              <w:rPr>
+                <w:rFonts w:ascii="Times New Roman" w:hAnsi="Times New Roman"/>
+                <w:sz w:val="24"/>
+              </w:rPr>
+              <w:t>Customer</w:t>
+            </w:r>
+          </w:p>
+        </w:tc>
+      </w:tr>
+      <w:tr>
+        <w:tc>
+          <w:tcPr>
+            <w:tcW w:type="dxa" w:w="3041"/>
+          </w:tcPr>
+          <w:p>
+            <w:pPr>
+              <w:spacing w:before="0" w:after="0" w:line="276" w:lineRule="auto"/>
+            </w:pPr>
+            <w:r>
+              <w:rPr>
+                <w:rFonts w:ascii="Times New Roman" w:hAnsi="Times New Roman"/>
+                <w:sz w:val="24"/>
+              </w:rPr>
+              <w:t>UC12</w:t>
+            </w:r>
+          </w:p>
+        </w:tc>
+        <w:tc>
+          <w:tcPr>
+            <w:tcW w:type="dxa" w:w="3041"/>
+          </w:tcPr>
+          <w:p>
+            <w:pPr>
+              <w:spacing w:before="0" w:after="0" w:line="276" w:lineRule="auto"/>
+            </w:pPr>
+            <w:r>
+              <w:rPr>
+                <w:rFonts w:ascii="Times New Roman" w:hAnsi="Times New Roman"/>
+                <w:sz w:val="24"/>
+              </w:rPr>
+              <w:t>Quản lý giá dịch vụ</w:t>
+            </w:r>
+          </w:p>
+        </w:tc>
+        <w:tc>
+          <w:tcPr>
+            <w:tcW w:type="dxa" w:w="3041"/>
+          </w:tcPr>
+          <w:p>
+            <w:pPr>
+              <w:spacing w:before="0" w:after="0" w:line="276" w:lineRule="auto"/>
+            </w:pPr>
+            <w:r>
+              <w:rPr>
+                <w:rFonts w:ascii="Times New Roman" w:hAnsi="Times New Roman"/>
+                <w:sz w:val="24"/>
+              </w:rPr>
+              <w:t>Admin</w:t>
+            </w:r>
+          </w:p>
+        </w:tc>
+      </w:tr>
+      <w:tr>
+        <w:tc>
+          <w:tcPr>
+            <w:tcW w:type="dxa" w:w="3041"/>
+          </w:tcPr>
+          <w:p>
+            <w:pPr>
+              <w:spacing w:before="0" w:after="0" w:line="276" w:lineRule="auto"/>
+            </w:pPr>
+            <w:r>
+              <w:rPr>
+                <w:rFonts w:ascii="Times New Roman" w:hAnsi="Times New Roman"/>
+                <w:sz w:val="24"/>
+              </w:rPr>
+              <w:t>UC13</w:t>
+            </w:r>
+          </w:p>
+        </w:tc>
+        <w:tc>
+          <w:tcPr>
+            <w:tcW w:type="dxa" w:w="3041"/>
+          </w:tcPr>
+          <w:p>
+            <w:pPr>
+              <w:spacing w:before="0" w:after="0" w:line="276" w:lineRule="auto"/>
+            </w:pPr>
+            <w:r>
+              <w:rPr>
+                <w:rFonts w:ascii="Times New Roman" w:hAnsi="Times New Roman"/>
+                <w:sz w:val="24"/>
+              </w:rPr>
+              <w:t>Xem hóa đơn booking</w:t>
+            </w:r>
+          </w:p>
+        </w:tc>
+        <w:tc>
+          <w:tcPr>
+            <w:tcW w:type="dxa" w:w="3041"/>
+          </w:tcPr>
+          <w:p>
+            <w:pPr>
+              <w:spacing w:before="0" w:after="0" w:line="276" w:lineRule="auto"/>
+            </w:pPr>
+            <w:r>
+              <w:rPr>
+                <w:rFonts w:ascii="Times New Roman" w:hAnsi="Times New Roman"/>
+                <w:sz w:val="24"/>
+              </w:rPr>
+              <w:t>Admin</w:t>
+            </w:r>
+          </w:p>
+        </w:tc>
+      </w:tr>
     </w:tbl>
     <w:p/>
     <w:p>
@@ -5546,6 +6508,336 @@
         <w:t>[Chèn hình Use Case Diagram tại đây]</w:t>
       </w:r>
     </w:p>
+    <w:p/>
+    <w:p>
+      <w:pPr>
+        <w:spacing w:before="0" w:after="0" w:line="360" w:lineRule="auto"/>
+      </w:pPr>
+      <w:r>
+        <w:rPr>
+          <w:rFonts w:ascii="Times New Roman" w:hAnsi="Times New Roman"/>
+          <w:b/>
+          <w:sz w:val="26"/>
+        </w:rPr>
+        <w:t>Mô tả chi tiết Use Case UC11 - Thanh toán trực tuyến:</w:t>
+      </w:r>
+    </w:p>
+    <w:tbl>
+      <w:tblPr>
+        <w:tblStyle w:val="TableGrid"/>
+        <w:tblW w:type="auto" w:w="0"/>
+        <w:jc w:val="center"/>
+        <w:tblLook w:firstColumn="1" w:firstRow="1" w:lastColumn="0" w:lastRow="0" w:noHBand="0" w:noVBand="1" w:val="04A0"/>
+      </w:tblPr>
+      <w:tblGrid>
+        <w:gridCol w:w="4561"/>
+        <w:gridCol w:w="4561"/>
+      </w:tblGrid>
+      <w:tr>
+        <w:tc>
+          <w:tcPr>
+            <w:tcW w:type="dxa" w:w="4561"/>
+            <w:shd w:fill="D9E2F3" w:val="clear"/>
+          </w:tcPr>
+          <w:p>
+            <w:pPr>
+              <w:spacing w:before="0" w:after="0" w:line="276" w:lineRule="auto"/>
+            </w:pPr>
+            <w:r>
+              <w:rPr>
+                <w:rFonts w:ascii="Times New Roman" w:hAnsi="Times New Roman"/>
+                <w:b/>
+                <w:sz w:val="24"/>
+              </w:rPr>
+              <w:t>Thông tin</w:t>
+            </w:r>
+          </w:p>
+        </w:tc>
+        <w:tc>
+          <w:tcPr>
+            <w:tcW w:type="dxa" w:w="4561"/>
+            <w:shd w:fill="D9E2F3" w:val="clear"/>
+          </w:tcPr>
+          <w:p>
+            <w:pPr>
+              <w:spacing w:before="0" w:after="0" w:line="276" w:lineRule="auto"/>
+            </w:pPr>
+            <w:r>
+              <w:rPr>
+                <w:rFonts w:ascii="Times New Roman" w:hAnsi="Times New Roman"/>
+                <w:b/>
+                <w:sz w:val="24"/>
+              </w:rPr>
+              <w:t>Mô tả</w:t>
+            </w:r>
+          </w:p>
+        </w:tc>
+      </w:tr>
+      <w:tr>
+        <w:tc>
+          <w:tcPr>
+            <w:tcW w:type="dxa" w:w="4561"/>
+          </w:tcPr>
+          <w:p>
+            <w:pPr>
+              <w:spacing w:before="0" w:after="0" w:line="276" w:lineRule="auto"/>
+            </w:pPr>
+            <w:r>
+              <w:rPr>
+                <w:rFonts w:ascii="Times New Roman" w:hAnsi="Times New Roman"/>
+                <w:sz w:val="24"/>
+              </w:rPr>
+              <w:t>Use Case</w:t>
+            </w:r>
+          </w:p>
+        </w:tc>
+        <w:tc>
+          <w:tcPr>
+            <w:tcW w:type="dxa" w:w="4561"/>
+          </w:tcPr>
+          <w:p>
+            <w:pPr>
+              <w:spacing w:before="0" w:after="0" w:line="276" w:lineRule="auto"/>
+            </w:pPr>
+            <w:r>
+              <w:rPr>
+                <w:rFonts w:ascii="Times New Roman" w:hAnsi="Times New Roman"/>
+                <w:sz w:val="24"/>
+              </w:rPr>
+              <w:t>UC11 - Thanh toán trực tuyến</w:t>
+            </w:r>
+          </w:p>
+        </w:tc>
+      </w:tr>
+      <w:tr>
+        <w:tc>
+          <w:tcPr>
+            <w:tcW w:type="dxa" w:w="4561"/>
+          </w:tcPr>
+          <w:p>
+            <w:pPr>
+              <w:spacing w:before="0" w:after="0" w:line="276" w:lineRule="auto"/>
+            </w:pPr>
+            <w:r>
+              <w:rPr>
+                <w:rFonts w:ascii="Times New Roman" w:hAnsi="Times New Roman"/>
+                <w:sz w:val="24"/>
+              </w:rPr>
+              <w:t>Actor</w:t>
+            </w:r>
+          </w:p>
+        </w:tc>
+        <w:tc>
+          <w:tcPr>
+            <w:tcW w:type="dxa" w:w="4561"/>
+          </w:tcPr>
+          <w:p>
+            <w:pPr>
+              <w:spacing w:before="0" w:after="0" w:line="276" w:lineRule="auto"/>
+            </w:pPr>
+            <w:r>
+              <w:rPr>
+                <w:rFonts w:ascii="Times New Roman" w:hAnsi="Times New Roman"/>
+                <w:sz w:val="24"/>
+              </w:rPr>
+              <w:t>Customer</w:t>
+            </w:r>
+          </w:p>
+        </w:tc>
+      </w:tr>
+      <w:tr>
+        <w:tc>
+          <w:tcPr>
+            <w:tcW w:type="dxa" w:w="4561"/>
+          </w:tcPr>
+          <w:p>
+            <w:pPr>
+              <w:spacing w:before="0" w:after="0" w:line="276" w:lineRule="auto"/>
+            </w:pPr>
+            <w:r>
+              <w:rPr>
+                <w:rFonts w:ascii="Times New Roman" w:hAnsi="Times New Roman"/>
+                <w:sz w:val="24"/>
+              </w:rPr>
+              <w:t>Mô tả</w:t>
+            </w:r>
+          </w:p>
+        </w:tc>
+        <w:tc>
+          <w:tcPr>
+            <w:tcW w:type="dxa" w:w="4561"/>
+          </w:tcPr>
+          <w:p>
+            <w:pPr>
+              <w:spacing w:before="0" w:after="0" w:line="276" w:lineRule="auto"/>
+            </w:pPr>
+            <w:r>
+              <w:rPr>
+                <w:rFonts w:ascii="Times New Roman" w:hAnsi="Times New Roman"/>
+                <w:sz w:val="24"/>
+              </w:rPr>
+              <w:t>Người dùng thanh toán booking hoặc order qua Stripe hoặc VNPay.</w:t>
+            </w:r>
+          </w:p>
+        </w:tc>
+      </w:tr>
+      <w:tr>
+        <w:tc>
+          <w:tcPr>
+            <w:tcW w:type="dxa" w:w="4561"/>
+          </w:tcPr>
+          <w:p>
+            <w:pPr>
+              <w:spacing w:before="0" w:after="0" w:line="276" w:lineRule="auto"/>
+            </w:pPr>
+            <w:r>
+              <w:rPr>
+                <w:rFonts w:ascii="Times New Roman" w:hAnsi="Times New Roman"/>
+                <w:sz w:val="24"/>
+              </w:rPr>
+              <w:t>Precondition</w:t>
+            </w:r>
+          </w:p>
+        </w:tc>
+        <w:tc>
+          <w:tcPr>
+            <w:tcW w:type="dxa" w:w="4561"/>
+          </w:tcPr>
+          <w:p>
+            <w:pPr>
+              <w:spacing w:before="0" w:after="0" w:line="276" w:lineRule="auto"/>
+            </w:pPr>
+            <w:r>
+              <w:rPr>
+                <w:rFonts w:ascii="Times New Roman" w:hAnsi="Times New Roman"/>
+                <w:sz w:val="24"/>
+              </w:rPr>
+              <w:t>Người dùng đã tạo booking/order thành công, chưa thanh toán.</w:t>
+            </w:r>
+          </w:p>
+        </w:tc>
+      </w:tr>
+      <w:tr>
+        <w:tc>
+          <w:tcPr>
+            <w:tcW w:type="dxa" w:w="4561"/>
+          </w:tcPr>
+          <w:p>
+            <w:pPr>
+              <w:spacing w:before="0" w:after="0" w:line="276" w:lineRule="auto"/>
+            </w:pPr>
+            <w:r>
+              <w:rPr>
+                <w:rFonts w:ascii="Times New Roman" w:hAnsi="Times New Roman"/>
+                <w:sz w:val="24"/>
+              </w:rPr>
+              <w:t>Main Flow</w:t>
+            </w:r>
+          </w:p>
+        </w:tc>
+        <w:tc>
+          <w:tcPr>
+            <w:tcW w:type="dxa" w:w="4561"/>
+          </w:tcPr>
+          <w:p>
+            <w:pPr>
+              <w:spacing w:before="0" w:after="0" w:line="276" w:lineRule="auto"/>
+            </w:pPr>
+            <w:r>
+              <w:rPr>
+                <w:rFonts w:ascii="Times New Roman" w:hAnsi="Times New Roman"/>
+                <w:sz w:val="24"/>
+              </w:rPr>
+              <w:t>1. Người dùng chọn 'Thanh toán ngay' sau khi đặt sân/đồ uống.</w:t>
+              <w:br/>
+              <w:t>2. Hệ thống hiển thị dialog chọn phương thức: Stripe hoặc VNPay.</w:t>
+              <w:br/>
+              <w:t>3a. Nếu Stripe: Hệ thống tạo Checkout Session, mở WebView thanh toán.</w:t>
+              <w:br/>
+              <w:t>3b. Nếu VNPay: Hệ thống tạo payment URL, mở VNPay Native SDK.</w:t>
+              <w:br/>
+              <w:t>4. Người dùng hoàn tất thanh toán trên cổng thanh toán.</w:t>
+              <w:br/>
+              <w:t>5. Hệ thống nhận xác nhận (webhook/callback), cập nhật trạng thái.</w:t>
+            </w:r>
+          </w:p>
+        </w:tc>
+      </w:tr>
+      <w:tr>
+        <w:tc>
+          <w:tcPr>
+            <w:tcW w:type="dxa" w:w="4561"/>
+          </w:tcPr>
+          <w:p>
+            <w:pPr>
+              <w:spacing w:before="0" w:after="0" w:line="276" w:lineRule="auto"/>
+            </w:pPr>
+            <w:r>
+              <w:rPr>
+                <w:rFonts w:ascii="Times New Roman" w:hAnsi="Times New Roman"/>
+                <w:sz w:val="24"/>
+              </w:rPr>
+              <w:t>Alternative Flow</w:t>
+            </w:r>
+          </w:p>
+        </w:tc>
+        <w:tc>
+          <w:tcPr>
+            <w:tcW w:type="dxa" w:w="4561"/>
+          </w:tcPr>
+          <w:p>
+            <w:pPr>
+              <w:spacing w:before="0" w:after="0" w:line="276" w:lineRule="auto"/>
+            </w:pPr>
+            <w:r>
+              <w:rPr>
+                <w:rFonts w:ascii="Times New Roman" w:hAnsi="Times New Roman"/>
+                <w:sz w:val="24"/>
+              </w:rPr>
+              <w:t>3a. Nếu Stripe lỗi, hiển thị thông báo và cho phép thử lại.</w:t>
+              <w:br/>
+              <w:t>4a. Nếu người dùng hủy thanh toán, trạng thái giữ nguyên 'unpaid'.</w:t>
+            </w:r>
+          </w:p>
+        </w:tc>
+      </w:tr>
+      <w:tr>
+        <w:tc>
+          <w:tcPr>
+            <w:tcW w:type="dxa" w:w="4561"/>
+          </w:tcPr>
+          <w:p>
+            <w:pPr>
+              <w:spacing w:before="0" w:after="0" w:line="276" w:lineRule="auto"/>
+            </w:pPr>
+            <w:r>
+              <w:rPr>
+                <w:rFonts w:ascii="Times New Roman" w:hAnsi="Times New Roman"/>
+                <w:sz w:val="24"/>
+              </w:rPr>
+              <w:t>Postcondition</w:t>
+            </w:r>
+          </w:p>
+        </w:tc>
+        <w:tc>
+          <w:tcPr>
+            <w:tcW w:type="dxa" w:w="4561"/>
+          </w:tcPr>
+          <w:p>
+            <w:pPr>
+              <w:spacing w:before="0" w:after="0" w:line="276" w:lineRule="auto"/>
+            </w:pPr>
+            <w:r>
+              <w:rPr>
+                <w:rFonts w:ascii="Times New Roman" w:hAnsi="Times New Roman"/>
+                <w:sz w:val="24"/>
+              </w:rPr>
+              <w:t>Trạng thái thanh toán được cập nhật: 'paid' hoặc 'failed'.</w:t>
+            </w:r>
+          </w:p>
+        </w:tc>
+      </w:tr>
+    </w:tbl>
     <w:p>
       <w:pPr>
         <w:pStyle w:val="Heading3"/>
@@ -5779,6 +7071,137 @@
           <w:sz w:val="26"/>
         </w:rPr>
         <w:t>5. Trả về xác nhận đặt sân cho người dùng qua chatbot.</w:t>
+      </w:r>
+    </w:p>
+    <w:p>
+      <w:pPr>
+        <w:spacing w:before="0" w:after="0" w:line="360" w:lineRule="auto"/>
+      </w:pPr>
+      <w:r>
+        <w:rPr>
+          <w:rFonts w:ascii="Times New Roman" w:hAnsi="Times New Roman"/>
+          <w:b w:val="0"/>
+          <w:sz w:val="26"/>
+        </w:rPr>
+        <w:t>6. Hệ thống hiển thị dialog thanh toán với 2 lựa chọn: Stripe hoặc VNPay.</w:t>
+      </w:r>
+    </w:p>
+    <w:p/>
+    <w:p>
+      <w:pPr>
+        <w:spacing w:before="0" w:after="0" w:line="360" w:lineRule="auto"/>
+      </w:pPr>
+      <w:r>
+        <w:rPr>
+          <w:rFonts w:ascii="Times New Roman" w:hAnsi="Times New Roman"/>
+          <w:b w:val="0"/>
+          <w:sz w:val="26"/>
+        </w:rPr>
+        <w:t>Luồng xử lý thanh toán (Payment Sequence - Stripe):</w:t>
+      </w:r>
+    </w:p>
+    <w:p>
+      <w:pPr>
+        <w:spacing w:before="0" w:after="0" w:line="360" w:lineRule="auto"/>
+      </w:pPr>
+      <w:r>
+        <w:rPr>
+          <w:rFonts w:ascii="Times New Roman" w:hAnsi="Times New Roman"/>
+          <w:b w:val="0"/>
+          <w:sz w:val="26"/>
+        </w:rPr>
+        <w:t>1. Người dùng chọn 'Thanh toán ngay' và chọn phương thức Stripe.</w:t>
+      </w:r>
+    </w:p>
+    <w:p>
+      <w:pPr>
+        <w:spacing w:before="0" w:after="0" w:line="360" w:lineRule="auto"/>
+      </w:pPr>
+      <w:r>
+        <w:rPr>
+          <w:rFonts w:ascii="Times New Roman" w:hAnsi="Times New Roman"/>
+          <w:b w:val="0"/>
+          <w:sz w:val="26"/>
+        </w:rPr>
+        <w:t>2. Frontend gọi POST /api/stripe/create-checkout với order_id, amount.</w:t>
+      </w:r>
+    </w:p>
+    <w:p>
+      <w:pPr>
+        <w:spacing w:before="0" w:after="0" w:line="360" w:lineRule="auto"/>
+      </w:pPr>
+      <w:r>
+        <w:rPr>
+          <w:rFonts w:ascii="Times New Roman" w:hAnsi="Times New Roman"/>
+          <w:b w:val="0"/>
+          <w:sz w:val="26"/>
+        </w:rPr>
+        <w:t>3. Backend tạo Stripe Checkout Session, trả về checkout_url.</w:t>
+      </w:r>
+    </w:p>
+    <w:p>
+      <w:pPr>
+        <w:spacing w:before="0" w:after="0" w:line="360" w:lineRule="auto"/>
+      </w:pPr>
+      <w:r>
+        <w:rPr>
+          <w:rFonts w:ascii="Times New Roman" w:hAnsi="Times New Roman"/>
+          <w:b w:val="0"/>
+          <w:sz w:val="26"/>
+        </w:rPr>
+        <w:t>4. Frontend mở WebView hiển thị trang thanh toán Stripe.</w:t>
+      </w:r>
+    </w:p>
+    <w:p>
+      <w:pPr>
+        <w:spacing w:before="0" w:after="0" w:line="360" w:lineRule="auto"/>
+      </w:pPr>
+      <w:r>
+        <w:rPr>
+          <w:rFonts w:ascii="Times New Roman" w:hAnsi="Times New Roman"/>
+          <w:b w:val="0"/>
+          <w:sz w:val="26"/>
+        </w:rPr>
+        <w:t>5. Người dùng nhập thông tin thẻ và hoàn tất thanh toán.</w:t>
+      </w:r>
+    </w:p>
+    <w:p>
+      <w:pPr>
+        <w:spacing w:before="0" w:after="0" w:line="360" w:lineRule="auto"/>
+      </w:pPr>
+      <w:r>
+        <w:rPr>
+          <w:rFonts w:ascii="Times New Roman" w:hAnsi="Times New Roman"/>
+          <w:b w:val="0"/>
+          <w:sz w:val="26"/>
+        </w:rPr>
+        <w:t>6. Stripe gửi webhook POST /api/stripe/webhook xác nhận.</w:t>
+      </w:r>
+    </w:p>
+    <w:p>
+      <w:pPr>
+        <w:spacing w:before="0" w:after="0" w:line="360" w:lineRule="auto"/>
+      </w:pPr>
+      <w:r>
+        <w:rPr>
+          <w:rFonts w:ascii="Times New Roman" w:hAnsi="Times New Roman"/>
+          <w:b w:val="0"/>
+          <w:sz w:val="26"/>
+        </w:rPr>
+        <w:t>7. Backend xác thực chữ ký, cập nhật payment_status = 'paid'.</w:t>
+      </w:r>
+    </w:p>
+    <w:p>
+      <w:pPr>
+        <w:spacing w:before="0" w:after="0" w:line="360" w:lineRule="auto"/>
+      </w:pPr>
+      <w:r>
+        <w:rPr>
+          <w:rFonts w:ascii="Times New Roman" w:hAnsi="Times New Roman"/>
+          <w:b w:val="0"/>
+          <w:sz w:val="26"/>
+        </w:rPr>
+        <w:t>8. Frontend redirect về trang kết quả thanh toán.</w:t>
       </w:r>
     </w:p>
     <w:p/>
@@ -5902,6 +7325,10 @@
         <w:t>businesses (1) --- (N) venues</w:t>
         <w:br/>
         <w:t>businesses (1) --- (N) users</w:t>
+        <w:br/>
+        <w:t>bookings (1) --- (N) payments</w:t>
+        <w:br/>
+        <w:t>orders (1) --- (N) payments</w:t>
       </w:r>
     </w:p>
     <w:p/>
@@ -7190,6 +8617,145 @@
           </w:p>
         </w:tc>
       </w:tr>
+      <w:tr>
+        <w:tc>
+          <w:tcPr>
+            <w:tcW w:type="dxa" w:w="2280"/>
+          </w:tcPr>
+          <w:p>
+            <w:pPr>
+              <w:spacing w:before="0" w:after="0" w:line="276" w:lineRule="auto"/>
+            </w:pPr>
+            <w:r>
+              <w:rPr>
+                <w:rFonts w:ascii="Times New Roman" w:hAnsi="Times New Roman"/>
+                <w:sz w:val="24"/>
+              </w:rPr>
+              <w:t>total_price</w:t>
+            </w:r>
+          </w:p>
+        </w:tc>
+        <w:tc>
+          <w:tcPr>
+            <w:tcW w:type="dxa" w:w="2280"/>
+          </w:tcPr>
+          <w:p>
+            <w:pPr>
+              <w:spacing w:before="0" w:after="0" w:line="276" w:lineRule="auto"/>
+            </w:pPr>
+            <w:r>
+              <w:rPr>
+                <w:rFonts w:ascii="Times New Roman" w:hAnsi="Times New Roman"/>
+                <w:sz w:val="24"/>
+              </w:rPr>
+              <w:t>NUMERIC(12,2)</w:t>
+            </w:r>
+          </w:p>
+        </w:tc>
+        <w:tc>
+          <w:tcPr>
+            <w:tcW w:type="dxa" w:w="2280"/>
+          </w:tcPr>
+          <w:p>
+            <w:pPr>
+              <w:spacing w:before="0" w:after="0" w:line="276" w:lineRule="auto"/>
+            </w:pPr>
+            <w:r>
+              <w:rPr>
+                <w:rFonts w:ascii="Times New Roman" w:hAnsi="Times New Roman"/>
+                <w:sz w:val="24"/>
+              </w:rPr>
+            </w:r>
+          </w:p>
+        </w:tc>
+        <w:tc>
+          <w:tcPr>
+            <w:tcW w:type="dxa" w:w="2280"/>
+          </w:tcPr>
+          <w:p>
+            <w:pPr>
+              <w:spacing w:before="0" w:after="0" w:line="276" w:lineRule="auto"/>
+            </w:pPr>
+            <w:r>
+              <w:rPr>
+                <w:rFonts w:ascii="Times New Roman" w:hAnsi="Times New Roman"/>
+                <w:sz w:val="24"/>
+              </w:rPr>
+              <w:t>Tổng tiền (VND)</w:t>
+            </w:r>
+          </w:p>
+        </w:tc>
+      </w:tr>
+      <w:tr>
+        <w:tc>
+          <w:tcPr>
+            <w:tcW w:type="dxa" w:w="2280"/>
+          </w:tcPr>
+          <w:p>
+            <w:pPr>
+              <w:spacing w:before="0" w:after="0" w:line="276" w:lineRule="auto"/>
+            </w:pPr>
+            <w:r>
+              <w:rPr>
+                <w:rFonts w:ascii="Times New Roman" w:hAnsi="Times New Roman"/>
+                <w:sz w:val="24"/>
+              </w:rPr>
+              <w:t>payment_status</w:t>
+            </w:r>
+          </w:p>
+        </w:tc>
+        <w:tc>
+          <w:tcPr>
+            <w:tcW w:type="dxa" w:w="2280"/>
+          </w:tcPr>
+          <w:p>
+            <w:pPr>
+              <w:spacing w:before="0" w:after="0" w:line="276" w:lineRule="auto"/>
+            </w:pPr>
+            <w:r>
+              <w:rPr>
+                <w:rFonts w:ascii="Times New Roman" w:hAnsi="Times New Roman"/>
+                <w:sz w:val="24"/>
+              </w:rPr>
+              <w:t>VARCHAR(20)</w:t>
+            </w:r>
+          </w:p>
+        </w:tc>
+        <w:tc>
+          <w:tcPr>
+            <w:tcW w:type="dxa" w:w="2280"/>
+          </w:tcPr>
+          <w:p>
+            <w:pPr>
+              <w:spacing w:before="0" w:after="0" w:line="276" w:lineRule="auto"/>
+            </w:pPr>
+            <w:r>
+              <w:rPr>
+                <w:rFonts w:ascii="Times New Roman" w:hAnsi="Times New Roman"/>
+                <w:sz w:val="24"/>
+              </w:rPr>
+              <w:t>DEFAULT 'unpaid'</w:t>
+            </w:r>
+          </w:p>
+        </w:tc>
+        <w:tc>
+          <w:tcPr>
+            <w:tcW w:type="dxa" w:w="2280"/>
+          </w:tcPr>
+          <w:p>
+            <w:pPr>
+              <w:spacing w:before="0" w:after="0" w:line="276" w:lineRule="auto"/>
+            </w:pPr>
+            <w:r>
+              <w:rPr>
+                <w:rFonts w:ascii="Times New Roman" w:hAnsi="Times New Roman"/>
+                <w:sz w:val="24"/>
+              </w:rPr>
+              <w:t>Trạng thái thanh toán</w:t>
+            </w:r>
+          </w:p>
+        </w:tc>
+      </w:tr>
     </w:tbl>
     <w:p/>
     <w:p>
@@ -7537,7 +9103,7 @@
                 <w:rFonts w:ascii="Times New Roman" w:hAnsi="Times New Roman"/>
                 <w:sz w:val="24"/>
               </w:rPr>
-              <w:t>INTEGER</w:t>
+              <w:t>NUMERIC(12,2)</w:t>
             </w:r>
           </w:p>
         </w:tc>
@@ -7554,7 +9120,7 @@
                 <w:rFonts w:ascii="Times New Roman" w:hAnsi="Times New Roman"/>
                 <w:sz w:val="24"/>
               </w:rPr>
-              <w:t>NOT NULL</w:t>
+              <w:t>DEFAULT 0</w:t>
             </w:r>
           </w:p>
         </w:tc>
@@ -7642,6 +9208,76 @@
                 <w:sz w:val="24"/>
               </w:rPr>
               <w:t>pending/preparing/ready/delivered/cancelled</w:t>
+            </w:r>
+          </w:p>
+        </w:tc>
+      </w:tr>
+      <w:tr>
+        <w:tc>
+          <w:tcPr>
+            <w:tcW w:type="dxa" w:w="2280"/>
+          </w:tcPr>
+          <w:p>
+            <w:pPr>
+              <w:spacing w:before="0" w:after="0" w:line="276" w:lineRule="auto"/>
+            </w:pPr>
+            <w:r>
+              <w:rPr>
+                <w:rFonts w:ascii="Times New Roman" w:hAnsi="Times New Roman"/>
+                <w:sz w:val="24"/>
+              </w:rPr>
+              <w:t>payment_status</w:t>
+            </w:r>
+          </w:p>
+        </w:tc>
+        <w:tc>
+          <w:tcPr>
+            <w:tcW w:type="dxa" w:w="2280"/>
+          </w:tcPr>
+          <w:p>
+            <w:pPr>
+              <w:spacing w:before="0" w:after="0" w:line="276" w:lineRule="auto"/>
+            </w:pPr>
+            <w:r>
+              <w:rPr>
+                <w:rFonts w:ascii="Times New Roman" w:hAnsi="Times New Roman"/>
+                <w:sz w:val="24"/>
+              </w:rPr>
+              <w:t>VARCHAR(20)</w:t>
+            </w:r>
+          </w:p>
+        </w:tc>
+        <w:tc>
+          <w:tcPr>
+            <w:tcW w:type="dxa" w:w="2280"/>
+          </w:tcPr>
+          <w:p>
+            <w:pPr>
+              <w:spacing w:before="0" w:after="0" w:line="276" w:lineRule="auto"/>
+            </w:pPr>
+            <w:r>
+              <w:rPr>
+                <w:rFonts w:ascii="Times New Roman" w:hAnsi="Times New Roman"/>
+                <w:sz w:val="24"/>
+              </w:rPr>
+              <w:t>DEFAULT 'unpaid'</w:t>
+            </w:r>
+          </w:p>
+        </w:tc>
+        <w:tc>
+          <w:tcPr>
+            <w:tcW w:type="dxa" w:w="2280"/>
+          </w:tcPr>
+          <w:p>
+            <w:pPr>
+              <w:spacing w:before="0" w:after="0" w:line="276" w:lineRule="auto"/>
+            </w:pPr>
+            <w:r>
+              <w:rPr>
+                <w:rFonts w:ascii="Times New Roman" w:hAnsi="Times New Roman"/>
+                <w:sz w:val="24"/>
+              </w:rPr>
+              <w:t>Trạng thái thanh toán</w:t>
             </w:r>
           </w:p>
         </w:tc>
@@ -8696,6 +10332,808 @@
         </w:tc>
       </w:tr>
     </w:tbl>
+    <w:p/>
+    <w:p>
+      <w:pPr>
+        <w:spacing w:before="0" w:after="0" w:line="360" w:lineRule="auto"/>
+      </w:pPr>
+      <w:r>
+        <w:rPr>
+          <w:rFonts w:ascii="Times New Roman" w:hAnsi="Times New Roman"/>
+          <w:b/>
+          <w:sz w:val="26"/>
+        </w:rPr>
+        <w:t>Bảng payments:</w:t>
+      </w:r>
+    </w:p>
+    <w:tbl>
+      <w:tblPr>
+        <w:tblStyle w:val="TableGrid"/>
+        <w:tblW w:type="auto" w:w="0"/>
+        <w:jc w:val="center"/>
+        <w:tblLook w:firstColumn="1" w:firstRow="1" w:lastColumn="0" w:lastRow="0" w:noHBand="0" w:noVBand="1" w:val="04A0"/>
+      </w:tblPr>
+      <w:tblGrid>
+        <w:gridCol w:w="2280"/>
+        <w:gridCol w:w="2280"/>
+        <w:gridCol w:w="2280"/>
+        <w:gridCol w:w="2280"/>
+      </w:tblGrid>
+      <w:tr>
+        <w:tc>
+          <w:tcPr>
+            <w:tcW w:type="dxa" w:w="2280"/>
+            <w:shd w:fill="D9E2F3" w:val="clear"/>
+          </w:tcPr>
+          <w:p>
+            <w:pPr>
+              <w:spacing w:before="0" w:after="0" w:line="276" w:lineRule="auto"/>
+            </w:pPr>
+            <w:r>
+              <w:rPr>
+                <w:rFonts w:ascii="Times New Roman" w:hAnsi="Times New Roman"/>
+                <w:b/>
+                <w:sz w:val="24"/>
+              </w:rPr>
+              <w:t>Tên cột</w:t>
+            </w:r>
+          </w:p>
+        </w:tc>
+        <w:tc>
+          <w:tcPr>
+            <w:tcW w:type="dxa" w:w="2280"/>
+            <w:shd w:fill="D9E2F3" w:val="clear"/>
+          </w:tcPr>
+          <w:p>
+            <w:pPr>
+              <w:spacing w:before="0" w:after="0" w:line="276" w:lineRule="auto"/>
+            </w:pPr>
+            <w:r>
+              <w:rPr>
+                <w:rFonts w:ascii="Times New Roman" w:hAnsi="Times New Roman"/>
+                <w:b/>
+                <w:sz w:val="24"/>
+              </w:rPr>
+              <w:t>Kiểu dữ liệu</w:t>
+            </w:r>
+          </w:p>
+        </w:tc>
+        <w:tc>
+          <w:tcPr>
+            <w:tcW w:type="dxa" w:w="2280"/>
+            <w:shd w:fill="D9E2F3" w:val="clear"/>
+          </w:tcPr>
+          <w:p>
+            <w:pPr>
+              <w:spacing w:before="0" w:after="0" w:line="276" w:lineRule="auto"/>
+            </w:pPr>
+            <w:r>
+              <w:rPr>
+                <w:rFonts w:ascii="Times New Roman" w:hAnsi="Times New Roman"/>
+                <w:b/>
+                <w:sz w:val="24"/>
+              </w:rPr>
+              <w:t>Khóa</w:t>
+            </w:r>
+          </w:p>
+        </w:tc>
+        <w:tc>
+          <w:tcPr>
+            <w:tcW w:type="dxa" w:w="2280"/>
+            <w:shd w:fill="D9E2F3" w:val="clear"/>
+          </w:tcPr>
+          <w:p>
+            <w:pPr>
+              <w:spacing w:before="0" w:after="0" w:line="276" w:lineRule="auto"/>
+            </w:pPr>
+            <w:r>
+              <w:rPr>
+                <w:rFonts w:ascii="Times New Roman" w:hAnsi="Times New Roman"/>
+                <w:b/>
+                <w:sz w:val="24"/>
+              </w:rPr>
+              <w:t>Mô tả</w:t>
+            </w:r>
+          </w:p>
+        </w:tc>
+      </w:tr>
+      <w:tr>
+        <w:tc>
+          <w:tcPr>
+            <w:tcW w:type="dxa" w:w="2280"/>
+          </w:tcPr>
+          <w:p>
+            <w:pPr>
+              <w:spacing w:before="0" w:after="0" w:line="276" w:lineRule="auto"/>
+            </w:pPr>
+            <w:r>
+              <w:rPr>
+                <w:rFonts w:ascii="Times New Roman" w:hAnsi="Times New Roman"/>
+                <w:sz w:val="24"/>
+              </w:rPr>
+              <w:t>id</w:t>
+            </w:r>
+          </w:p>
+        </w:tc>
+        <w:tc>
+          <w:tcPr>
+            <w:tcW w:type="dxa" w:w="2280"/>
+          </w:tcPr>
+          <w:p>
+            <w:pPr>
+              <w:spacing w:before="0" w:after="0" w:line="276" w:lineRule="auto"/>
+            </w:pPr>
+            <w:r>
+              <w:rPr>
+                <w:rFonts w:ascii="Times New Roman" w:hAnsi="Times New Roman"/>
+                <w:sz w:val="24"/>
+              </w:rPr>
+              <w:t>UUID</w:t>
+            </w:r>
+          </w:p>
+        </w:tc>
+        <w:tc>
+          <w:tcPr>
+            <w:tcW w:type="dxa" w:w="2280"/>
+          </w:tcPr>
+          <w:p>
+            <w:pPr>
+              <w:spacing w:before="0" w:after="0" w:line="276" w:lineRule="auto"/>
+            </w:pPr>
+            <w:r>
+              <w:rPr>
+                <w:rFonts w:ascii="Times New Roman" w:hAnsi="Times New Roman"/>
+                <w:sz w:val="24"/>
+              </w:rPr>
+              <w:t>PK</w:t>
+            </w:r>
+          </w:p>
+        </w:tc>
+        <w:tc>
+          <w:tcPr>
+            <w:tcW w:type="dxa" w:w="2280"/>
+          </w:tcPr>
+          <w:p>
+            <w:pPr>
+              <w:spacing w:before="0" w:after="0" w:line="276" w:lineRule="auto"/>
+            </w:pPr>
+            <w:r>
+              <w:rPr>
+                <w:rFonts w:ascii="Times New Roman" w:hAnsi="Times New Roman"/>
+                <w:sz w:val="24"/>
+              </w:rPr>
+              <w:t>Khóa chính</w:t>
+            </w:r>
+          </w:p>
+        </w:tc>
+      </w:tr>
+      <w:tr>
+        <w:tc>
+          <w:tcPr>
+            <w:tcW w:type="dxa" w:w="2280"/>
+          </w:tcPr>
+          <w:p>
+            <w:pPr>
+              <w:spacing w:before="0" w:after="0" w:line="276" w:lineRule="auto"/>
+            </w:pPr>
+            <w:r>
+              <w:rPr>
+                <w:rFonts w:ascii="Times New Roman" w:hAnsi="Times New Roman"/>
+                <w:sz w:val="24"/>
+              </w:rPr>
+              <w:t>order_type</w:t>
+            </w:r>
+          </w:p>
+        </w:tc>
+        <w:tc>
+          <w:tcPr>
+            <w:tcW w:type="dxa" w:w="2280"/>
+          </w:tcPr>
+          <w:p>
+            <w:pPr>
+              <w:spacing w:before="0" w:after="0" w:line="276" w:lineRule="auto"/>
+            </w:pPr>
+            <w:r>
+              <w:rPr>
+                <w:rFonts w:ascii="Times New Roman" w:hAnsi="Times New Roman"/>
+                <w:sz w:val="24"/>
+              </w:rPr>
+              <w:t>VARCHAR(20)</w:t>
+            </w:r>
+          </w:p>
+        </w:tc>
+        <w:tc>
+          <w:tcPr>
+            <w:tcW w:type="dxa" w:w="2280"/>
+          </w:tcPr>
+          <w:p>
+            <w:pPr>
+              <w:spacing w:before="0" w:after="0" w:line="276" w:lineRule="auto"/>
+            </w:pPr>
+            <w:r>
+              <w:rPr>
+                <w:rFonts w:ascii="Times New Roman" w:hAnsi="Times New Roman"/>
+                <w:sz w:val="24"/>
+              </w:rPr>
+              <w:t>NOT NULL</w:t>
+            </w:r>
+          </w:p>
+        </w:tc>
+        <w:tc>
+          <w:tcPr>
+            <w:tcW w:type="dxa" w:w="2280"/>
+          </w:tcPr>
+          <w:p>
+            <w:pPr>
+              <w:spacing w:before="0" w:after="0" w:line="276" w:lineRule="auto"/>
+            </w:pPr>
+            <w:r>
+              <w:rPr>
+                <w:rFonts w:ascii="Times New Roman" w:hAnsi="Times New Roman"/>
+                <w:sz w:val="24"/>
+              </w:rPr>
+              <w:t>Loại đối tượng: 'booking' hoặc 'order'</w:t>
+            </w:r>
+          </w:p>
+        </w:tc>
+      </w:tr>
+      <w:tr>
+        <w:tc>
+          <w:tcPr>
+            <w:tcW w:type="dxa" w:w="2280"/>
+          </w:tcPr>
+          <w:p>
+            <w:pPr>
+              <w:spacing w:before="0" w:after="0" w:line="276" w:lineRule="auto"/>
+            </w:pPr>
+            <w:r>
+              <w:rPr>
+                <w:rFonts w:ascii="Times New Roman" w:hAnsi="Times New Roman"/>
+                <w:sz w:val="24"/>
+              </w:rPr>
+              <w:t>order_id</w:t>
+            </w:r>
+          </w:p>
+        </w:tc>
+        <w:tc>
+          <w:tcPr>
+            <w:tcW w:type="dxa" w:w="2280"/>
+          </w:tcPr>
+          <w:p>
+            <w:pPr>
+              <w:spacing w:before="0" w:after="0" w:line="276" w:lineRule="auto"/>
+            </w:pPr>
+            <w:r>
+              <w:rPr>
+                <w:rFonts w:ascii="Times New Roman" w:hAnsi="Times New Roman"/>
+                <w:sz w:val="24"/>
+              </w:rPr>
+              <w:t>UUID</w:t>
+            </w:r>
+          </w:p>
+        </w:tc>
+        <w:tc>
+          <w:tcPr>
+            <w:tcW w:type="dxa" w:w="2280"/>
+          </w:tcPr>
+          <w:p>
+            <w:pPr>
+              <w:spacing w:before="0" w:after="0" w:line="276" w:lineRule="auto"/>
+            </w:pPr>
+            <w:r>
+              <w:rPr>
+                <w:rFonts w:ascii="Times New Roman" w:hAnsi="Times New Roman"/>
+                <w:sz w:val="24"/>
+              </w:rPr>
+              <w:t>NOT NULL</w:t>
+            </w:r>
+          </w:p>
+        </w:tc>
+        <w:tc>
+          <w:tcPr>
+            <w:tcW w:type="dxa" w:w="2280"/>
+          </w:tcPr>
+          <w:p>
+            <w:pPr>
+              <w:spacing w:before="0" w:after="0" w:line="276" w:lineRule="auto"/>
+            </w:pPr>
+            <w:r>
+              <w:rPr>
+                <w:rFonts w:ascii="Times New Roman" w:hAnsi="Times New Roman"/>
+                <w:sz w:val="24"/>
+              </w:rPr>
+              <w:t>ID của booking hoặc order</w:t>
+            </w:r>
+          </w:p>
+        </w:tc>
+      </w:tr>
+      <w:tr>
+        <w:tc>
+          <w:tcPr>
+            <w:tcW w:type="dxa" w:w="2280"/>
+          </w:tcPr>
+          <w:p>
+            <w:pPr>
+              <w:spacing w:before="0" w:after="0" w:line="276" w:lineRule="auto"/>
+            </w:pPr>
+            <w:r>
+              <w:rPr>
+                <w:rFonts w:ascii="Times New Roman" w:hAnsi="Times New Roman"/>
+                <w:sz w:val="24"/>
+              </w:rPr>
+              <w:t>amount</w:t>
+            </w:r>
+          </w:p>
+        </w:tc>
+        <w:tc>
+          <w:tcPr>
+            <w:tcW w:type="dxa" w:w="2280"/>
+          </w:tcPr>
+          <w:p>
+            <w:pPr>
+              <w:spacing w:before="0" w:after="0" w:line="276" w:lineRule="auto"/>
+            </w:pPr>
+            <w:r>
+              <w:rPr>
+                <w:rFonts w:ascii="Times New Roman" w:hAnsi="Times New Roman"/>
+                <w:sz w:val="24"/>
+              </w:rPr>
+              <w:t>NUMERIC(12,2)</w:t>
+            </w:r>
+          </w:p>
+        </w:tc>
+        <w:tc>
+          <w:tcPr>
+            <w:tcW w:type="dxa" w:w="2280"/>
+          </w:tcPr>
+          <w:p>
+            <w:pPr>
+              <w:spacing w:before="0" w:after="0" w:line="276" w:lineRule="auto"/>
+            </w:pPr>
+            <w:r>
+              <w:rPr>
+                <w:rFonts w:ascii="Times New Roman" w:hAnsi="Times New Roman"/>
+                <w:sz w:val="24"/>
+              </w:rPr>
+              <w:t>NOT NULL</w:t>
+            </w:r>
+          </w:p>
+        </w:tc>
+        <w:tc>
+          <w:tcPr>
+            <w:tcW w:type="dxa" w:w="2280"/>
+          </w:tcPr>
+          <w:p>
+            <w:pPr>
+              <w:spacing w:before="0" w:after="0" w:line="276" w:lineRule="auto"/>
+            </w:pPr>
+            <w:r>
+              <w:rPr>
+                <w:rFonts w:ascii="Times New Roman" w:hAnsi="Times New Roman"/>
+                <w:sz w:val="24"/>
+              </w:rPr>
+              <w:t>Số tiền thanh toán (VND)</w:t>
+            </w:r>
+          </w:p>
+        </w:tc>
+      </w:tr>
+      <w:tr>
+        <w:tc>
+          <w:tcPr>
+            <w:tcW w:type="dxa" w:w="2280"/>
+          </w:tcPr>
+          <w:p>
+            <w:pPr>
+              <w:spacing w:before="0" w:after="0" w:line="276" w:lineRule="auto"/>
+            </w:pPr>
+            <w:r>
+              <w:rPr>
+                <w:rFonts w:ascii="Times New Roman" w:hAnsi="Times New Roman"/>
+                <w:sz w:val="24"/>
+              </w:rPr>
+              <w:t>description</w:t>
+            </w:r>
+          </w:p>
+        </w:tc>
+        <w:tc>
+          <w:tcPr>
+            <w:tcW w:type="dxa" w:w="2280"/>
+          </w:tcPr>
+          <w:p>
+            <w:pPr>
+              <w:spacing w:before="0" w:after="0" w:line="276" w:lineRule="auto"/>
+            </w:pPr>
+            <w:r>
+              <w:rPr>
+                <w:rFonts w:ascii="Times New Roman" w:hAnsi="Times New Roman"/>
+                <w:sz w:val="24"/>
+              </w:rPr>
+              <w:t>VARCHAR(500)</w:t>
+            </w:r>
+          </w:p>
+        </w:tc>
+        <w:tc>
+          <w:tcPr>
+            <w:tcW w:type="dxa" w:w="2280"/>
+          </w:tcPr>
+          <w:p>
+            <w:pPr>
+              <w:spacing w:before="0" w:after="0" w:line="276" w:lineRule="auto"/>
+            </w:pPr>
+            <w:r>
+              <w:rPr>
+                <w:rFonts w:ascii="Times New Roman" w:hAnsi="Times New Roman"/>
+                <w:sz w:val="24"/>
+              </w:rPr>
+            </w:r>
+          </w:p>
+        </w:tc>
+        <w:tc>
+          <w:tcPr>
+            <w:tcW w:type="dxa" w:w="2280"/>
+          </w:tcPr>
+          <w:p>
+            <w:pPr>
+              <w:spacing w:before="0" w:after="0" w:line="276" w:lineRule="auto"/>
+            </w:pPr>
+            <w:r>
+              <w:rPr>
+                <w:rFonts w:ascii="Times New Roman" w:hAnsi="Times New Roman"/>
+                <w:sz w:val="24"/>
+              </w:rPr>
+              <w:t>Mô tả thanh toán</w:t>
+            </w:r>
+          </w:p>
+        </w:tc>
+      </w:tr>
+      <w:tr>
+        <w:tc>
+          <w:tcPr>
+            <w:tcW w:type="dxa" w:w="2280"/>
+          </w:tcPr>
+          <w:p>
+            <w:pPr>
+              <w:spacing w:before="0" w:after="0" w:line="276" w:lineRule="auto"/>
+            </w:pPr>
+            <w:r>
+              <w:rPr>
+                <w:rFonts w:ascii="Times New Roman" w:hAnsi="Times New Roman"/>
+                <w:sz w:val="24"/>
+              </w:rPr>
+              <w:t>bank_code</w:t>
+            </w:r>
+          </w:p>
+        </w:tc>
+        <w:tc>
+          <w:tcPr>
+            <w:tcW w:type="dxa" w:w="2280"/>
+          </w:tcPr>
+          <w:p>
+            <w:pPr>
+              <w:spacing w:before="0" w:after="0" w:line="276" w:lineRule="auto"/>
+            </w:pPr>
+            <w:r>
+              <w:rPr>
+                <w:rFonts w:ascii="Times New Roman" w:hAnsi="Times New Roman"/>
+                <w:sz w:val="24"/>
+              </w:rPr>
+              <w:t>VARCHAR(50)</w:t>
+            </w:r>
+          </w:p>
+        </w:tc>
+        <w:tc>
+          <w:tcPr>
+            <w:tcW w:type="dxa" w:w="2280"/>
+          </w:tcPr>
+          <w:p>
+            <w:pPr>
+              <w:spacing w:before="0" w:after="0" w:line="276" w:lineRule="auto"/>
+            </w:pPr>
+            <w:r>
+              <w:rPr>
+                <w:rFonts w:ascii="Times New Roman" w:hAnsi="Times New Roman"/>
+                <w:sz w:val="24"/>
+              </w:rPr>
+            </w:r>
+          </w:p>
+        </w:tc>
+        <w:tc>
+          <w:tcPr>
+            <w:tcW w:type="dxa" w:w="2280"/>
+          </w:tcPr>
+          <w:p>
+            <w:pPr>
+              <w:spacing w:before="0" w:after="0" w:line="276" w:lineRule="auto"/>
+            </w:pPr>
+            <w:r>
+              <w:rPr>
+                <w:rFonts w:ascii="Times New Roman" w:hAnsi="Times New Roman"/>
+                <w:sz w:val="24"/>
+              </w:rPr>
+              <w:t>Mã ngân hàng/cổng thanh toán (stripe, vnpay)</w:t>
+            </w:r>
+          </w:p>
+        </w:tc>
+      </w:tr>
+      <w:tr>
+        <w:tc>
+          <w:tcPr>
+            <w:tcW w:type="dxa" w:w="2280"/>
+          </w:tcPr>
+          <w:p>
+            <w:pPr>
+              <w:spacing w:before="0" w:after="0" w:line="276" w:lineRule="auto"/>
+            </w:pPr>
+            <w:r>
+              <w:rPr>
+                <w:rFonts w:ascii="Times New Roman" w:hAnsi="Times New Roman"/>
+                <w:sz w:val="24"/>
+              </w:rPr>
+              <w:t>vnp_transaction_no</w:t>
+            </w:r>
+          </w:p>
+        </w:tc>
+        <w:tc>
+          <w:tcPr>
+            <w:tcW w:type="dxa" w:w="2280"/>
+          </w:tcPr>
+          <w:p>
+            <w:pPr>
+              <w:spacing w:before="0" w:after="0" w:line="276" w:lineRule="auto"/>
+            </w:pPr>
+            <w:r>
+              <w:rPr>
+                <w:rFonts w:ascii="Times New Roman" w:hAnsi="Times New Roman"/>
+                <w:sz w:val="24"/>
+              </w:rPr>
+              <w:t>VARCHAR(100)</w:t>
+            </w:r>
+          </w:p>
+        </w:tc>
+        <w:tc>
+          <w:tcPr>
+            <w:tcW w:type="dxa" w:w="2280"/>
+          </w:tcPr>
+          <w:p>
+            <w:pPr>
+              <w:spacing w:before="0" w:after="0" w:line="276" w:lineRule="auto"/>
+            </w:pPr>
+            <w:r>
+              <w:rPr>
+                <w:rFonts w:ascii="Times New Roman" w:hAnsi="Times New Roman"/>
+                <w:sz w:val="24"/>
+              </w:rPr>
+            </w:r>
+          </w:p>
+        </w:tc>
+        <w:tc>
+          <w:tcPr>
+            <w:tcW w:type="dxa" w:w="2280"/>
+          </w:tcPr>
+          <w:p>
+            <w:pPr>
+              <w:spacing w:before="0" w:after="0" w:line="276" w:lineRule="auto"/>
+            </w:pPr>
+            <w:r>
+              <w:rPr>
+                <w:rFonts w:ascii="Times New Roman" w:hAnsi="Times New Roman"/>
+                <w:sz w:val="24"/>
+              </w:rPr>
+              <w:t>Mã giao dịch VNPay</w:t>
+            </w:r>
+          </w:p>
+        </w:tc>
+      </w:tr>
+      <w:tr>
+        <w:tc>
+          <w:tcPr>
+            <w:tcW w:type="dxa" w:w="2280"/>
+          </w:tcPr>
+          <w:p>
+            <w:pPr>
+              <w:spacing w:before="0" w:after="0" w:line="276" w:lineRule="auto"/>
+            </w:pPr>
+            <w:r>
+              <w:rPr>
+                <w:rFonts w:ascii="Times New Roman" w:hAnsi="Times New Roman"/>
+                <w:sz w:val="24"/>
+              </w:rPr>
+              <w:t>status</w:t>
+            </w:r>
+          </w:p>
+        </w:tc>
+        <w:tc>
+          <w:tcPr>
+            <w:tcW w:type="dxa" w:w="2280"/>
+          </w:tcPr>
+          <w:p>
+            <w:pPr>
+              <w:spacing w:before="0" w:after="0" w:line="276" w:lineRule="auto"/>
+            </w:pPr>
+            <w:r>
+              <w:rPr>
+                <w:rFonts w:ascii="Times New Roman" w:hAnsi="Times New Roman"/>
+                <w:sz w:val="24"/>
+              </w:rPr>
+              <w:t>VARCHAR(20)</w:t>
+            </w:r>
+          </w:p>
+        </w:tc>
+        <w:tc>
+          <w:tcPr>
+            <w:tcW w:type="dxa" w:w="2280"/>
+          </w:tcPr>
+          <w:p>
+            <w:pPr>
+              <w:spacing w:before="0" w:after="0" w:line="276" w:lineRule="auto"/>
+            </w:pPr>
+            <w:r>
+              <w:rPr>
+                <w:rFonts w:ascii="Times New Roman" w:hAnsi="Times New Roman"/>
+                <w:sz w:val="24"/>
+              </w:rPr>
+              <w:t>NOT NULL</w:t>
+            </w:r>
+          </w:p>
+        </w:tc>
+        <w:tc>
+          <w:tcPr>
+            <w:tcW w:type="dxa" w:w="2280"/>
+          </w:tcPr>
+          <w:p>
+            <w:pPr>
+              <w:spacing w:before="0" w:after="0" w:line="276" w:lineRule="auto"/>
+            </w:pPr>
+            <w:r>
+              <w:rPr>
+                <w:rFonts w:ascii="Times New Roman" w:hAnsi="Times New Roman"/>
+                <w:sz w:val="24"/>
+              </w:rPr>
+              <w:t>pending/completed/failed</w:t>
+            </w:r>
+          </w:p>
+        </w:tc>
+      </w:tr>
+      <w:tr>
+        <w:tc>
+          <w:tcPr>
+            <w:tcW w:type="dxa" w:w="2280"/>
+          </w:tcPr>
+          <w:p>
+            <w:pPr>
+              <w:spacing w:before="0" w:after="0" w:line="276" w:lineRule="auto"/>
+            </w:pPr>
+            <w:r>
+              <w:rPr>
+                <w:rFonts w:ascii="Times New Roman" w:hAnsi="Times New Roman"/>
+                <w:sz w:val="24"/>
+              </w:rPr>
+              <w:t>paid_at</w:t>
+            </w:r>
+          </w:p>
+        </w:tc>
+        <w:tc>
+          <w:tcPr>
+            <w:tcW w:type="dxa" w:w="2280"/>
+          </w:tcPr>
+          <w:p>
+            <w:pPr>
+              <w:spacing w:before="0" w:after="0" w:line="276" w:lineRule="auto"/>
+            </w:pPr>
+            <w:r>
+              <w:rPr>
+                <w:rFonts w:ascii="Times New Roman" w:hAnsi="Times New Roman"/>
+                <w:sz w:val="24"/>
+              </w:rPr>
+              <w:t>TIMESTAMP</w:t>
+            </w:r>
+          </w:p>
+        </w:tc>
+        <w:tc>
+          <w:tcPr>
+            <w:tcW w:type="dxa" w:w="2280"/>
+          </w:tcPr>
+          <w:p>
+            <w:pPr>
+              <w:spacing w:before="0" w:after="0" w:line="276" w:lineRule="auto"/>
+            </w:pPr>
+            <w:r>
+              <w:rPr>
+                <w:rFonts w:ascii="Times New Roman" w:hAnsi="Times New Roman"/>
+                <w:sz w:val="24"/>
+              </w:rPr>
+            </w:r>
+          </w:p>
+        </w:tc>
+        <w:tc>
+          <w:tcPr>
+            <w:tcW w:type="dxa" w:w="2280"/>
+          </w:tcPr>
+          <w:p>
+            <w:pPr>
+              <w:spacing w:before="0" w:after="0" w:line="276" w:lineRule="auto"/>
+            </w:pPr>
+            <w:r>
+              <w:rPr>
+                <w:rFonts w:ascii="Times New Roman" w:hAnsi="Times New Roman"/>
+                <w:sz w:val="24"/>
+              </w:rPr>
+              <w:t>Thời gian thanh toán thành công</w:t>
+            </w:r>
+          </w:p>
+        </w:tc>
+      </w:tr>
+      <w:tr>
+        <w:tc>
+          <w:tcPr>
+            <w:tcW w:type="dxa" w:w="2280"/>
+          </w:tcPr>
+          <w:p>
+            <w:pPr>
+              <w:spacing w:before="0" w:after="0" w:line="276" w:lineRule="auto"/>
+            </w:pPr>
+            <w:r>
+              <w:rPr>
+                <w:rFonts w:ascii="Times New Roman" w:hAnsi="Times New Roman"/>
+                <w:sz w:val="24"/>
+              </w:rPr>
+              <w:t>created_at</w:t>
+            </w:r>
+          </w:p>
+        </w:tc>
+        <w:tc>
+          <w:tcPr>
+            <w:tcW w:type="dxa" w:w="2280"/>
+          </w:tcPr>
+          <w:p>
+            <w:pPr>
+              <w:spacing w:before="0" w:after="0" w:line="276" w:lineRule="auto"/>
+            </w:pPr>
+            <w:r>
+              <w:rPr>
+                <w:rFonts w:ascii="Times New Roman" w:hAnsi="Times New Roman"/>
+                <w:sz w:val="24"/>
+              </w:rPr>
+              <w:t>TIMESTAMP</w:t>
+            </w:r>
+          </w:p>
+        </w:tc>
+        <w:tc>
+          <w:tcPr>
+            <w:tcW w:type="dxa" w:w="2280"/>
+          </w:tcPr>
+          <w:p>
+            <w:pPr>
+              <w:spacing w:before="0" w:after="0" w:line="276" w:lineRule="auto"/>
+            </w:pPr>
+            <w:r>
+              <w:rPr>
+                <w:rFonts w:ascii="Times New Roman" w:hAnsi="Times New Roman"/>
+                <w:sz w:val="24"/>
+              </w:rPr>
+              <w:t>NOT NULL</w:t>
+            </w:r>
+          </w:p>
+        </w:tc>
+        <w:tc>
+          <w:tcPr>
+            <w:tcW w:type="dxa" w:w="2280"/>
+          </w:tcPr>
+          <w:p>
+            <w:pPr>
+              <w:spacing w:before="0" w:after="0" w:line="276" w:lineRule="auto"/>
+            </w:pPr>
+            <w:r>
+              <w:rPr>
+                <w:rFonts w:ascii="Times New Roman" w:hAnsi="Times New Roman"/>
+                <w:sz w:val="24"/>
+              </w:rPr>
+              <w:t>Thời gian tạo bản ghi</w:t>
+            </w:r>
+          </w:p>
+        </w:tc>
+      </w:tr>
+    </w:tbl>
     <w:p>
       <w:pPr>
         <w:pStyle w:val="Heading2"/>
@@ -8828,6 +11266,8 @@
         <w:t>│           Flutter App               │  Presentation Layer</w:t>
         <w:br/>
         <w:t>│  (Chat UI, Booking, Menu, Auth)     │</w:t>
+        <w:br/>
+        <w:t>│  (Payment: Stripe/VNPay SDK)        │</w:t>
         <w:br/>
         <w:t>└──────────────┬──────────────────────┘</w:t>
         <w:br/>
@@ -8837,21 +11277,9 @@
         <w:br/>
         <w:t>│          FastAPI Backend            │  Application Layer</w:t>
         <w:br/>
-        <w:t>│  /chat  /booking  /order  /staff    │</w:t>
+        <w:t>│  /chat /booking /order /staff       │</w:t>
         <w:br/>
-        <w:t>└──────────────┬──────────────────────┘</w:t>
-        <w:br/>
-        <w:t xml:space="preserve">               │</w:t>
-        <w:br/>
-        <w:t>┌──────────────▼──────────────────────┐</w:t>
-        <w:br/>
-        <w:t>│           AI Agent Layer            │  Domain Layer</w:t>
-        <w:br/>
-        <w:t>│  Intent → Tool Selection → Execute  │</w:t>
-        <w:br/>
-        <w:t>│  Graph RAG (Neo4j) + Tool Calling   │</w:t>
-        <w:br/>
-        <w:t>│  LLM: Ollama (qwen2.5-coder:7b)    │</w:t>
+        <w:t>│  /payment /stripe                   │</w:t>
         <w:br/>
         <w:t>└──────┬───────────────────┬──────────┘</w:t>
         <w:br/>
@@ -8859,13 +11287,23 @@
         <w:br/>
         <w:t>┌──────▼──────┐    ┌───────▼─────────┐</w:t>
         <w:br/>
-        <w:t>│   Neo4j     │    │   PostgreSQL    │  Infrastructure</w:t>
+        <w:t>│  AI Agent   │    │ Payment Service │  Domain Layer</w:t>
         <w:br/>
-        <w:t>│  Knowledge  │    │  booking/order  │</w:t>
+        <w:t>│  LangChain  │    │  (Java/VNPay)   │</w:t>
         <w:br/>
-        <w:t>│   Graph     │    │   /user data    │</w:t>
+        <w:t>│  Tool Call  │    │  Stripe SDK     │</w:t>
         <w:br/>
-        <w:t>└─────────────┘    └─────────────────┘</w:t>
+        <w:t>└──────┬──────┘    └───────┬─────────┘</w:t>
+        <w:br/>
+        <w:t xml:space="preserve">       │                   │</w:t>
+        <w:br/>
+        <w:t>┌──────▼───────────────────▼─────────┐</w:t>
+        <w:br/>
+        <w:t>│         Infrastructure Layer        │</w:t>
+        <w:br/>
+        <w:t>│  PostgreSQL │ Neo4j │ Redis │ Docker│</w:t>
+        <w:br/>
+        <w:t>└─────────────────────────────────────┘</w:t>
       </w:r>
     </w:p>
     <w:p/>
@@ -9386,7 +11824,7 @@
           <w:rFonts w:ascii="Times New Roman" w:hAnsi="Times New Roman"/>
           <w:sz w:val="26"/>
         </w:rPr>
-        <w:t>Chức năng thanh toán online chưa được tích hợp.</w:t>
+        <w:t>Chưa có hệ thống đánh giá và phản hồi từ khách hàng.</w:t>
       </w:r>
     </w:p>
     <w:p>
@@ -9399,7 +11837,7 @@
           <w:rFonts w:ascii="Times New Roman" w:hAnsi="Times New Roman"/>
           <w:sz w:val="26"/>
         </w:rPr>
-        <w:t>Chưa có hệ thống đánh giá và phản hồi từ khách hàng.</w:t>
+        <w:t>Cần bổ sung analytics và reporting nâng cao cho admin.</w:t>
       </w:r>
     </w:p>
     <w:p>
@@ -9412,7 +11850,7 @@
           <w:rFonts w:ascii="Times New Roman" w:hAnsi="Times New Roman"/>
           <w:sz w:val="26"/>
         </w:rPr>
-        <w:t>Cần bổ sung analytics và reporting cho admin.</w:t>
+        <w:t>Hướng phát triển: tích hợp voice chat, hỗ trợ đa ngôn ngữ, thêm môn thể thao.</w:t>
       </w:r>
     </w:p>
     <w:p>
@@ -9425,7 +11863,7 @@
           <w:rFonts w:ascii="Times New Roman" w:hAnsi="Times New Roman"/>
           <w:sz w:val="26"/>
         </w:rPr>
-        <w:t>Hướng phát triển: tích hợp voice chat, hỗ trợ đa ngôn ngữ, thêm môn thể thao.</w:t>
+        <w:t>Hướng phát triển: triển khai lên cloud (AWS, GCP) với CI/CD pipeline.</w:t>
       </w:r>
     </w:p>
     <w:p>
@@ -10759,6 +13197,7 @@
         </w:tc>
       </w:tr>
     </w:tbl>
+    <w:p/>
     <w:p>
       <w:pPr>
         <w:pStyle w:val="Heading3"/>
@@ -10769,7 +13208,615 @@
           <w:rFonts w:ascii="Times New Roman" w:hAnsi="Times New Roman"/>
           <w:sz w:val="26"/>
         </w:rPr>
-        <w:t>3.4.7. Mô hình bảo mật API</w:t>
+        <w:t>3.4.7. Payment APIs</w:t>
+      </w:r>
+    </w:p>
+    <w:p>
+      <w:pPr>
+        <w:spacing w:before="0" w:after="0" w:line="360" w:lineRule="auto"/>
+      </w:pPr>
+      <w:r>
+        <w:rPr>
+          <w:rFonts w:ascii="Times New Roman" w:hAnsi="Times New Roman"/>
+          <w:b/>
+          <w:sz w:val="26"/>
+        </w:rPr>
+        <w:t>VNPay Payment APIs:</w:t>
+      </w:r>
+    </w:p>
+    <w:tbl>
+      <w:tblPr>
+        <w:tblStyle w:val="TableGrid"/>
+        <w:tblW w:type="auto" w:w="0"/>
+        <w:jc w:val="center"/>
+        <w:tblLook w:firstColumn="1" w:firstRow="1" w:lastColumn="0" w:lastRow="0" w:noHBand="0" w:noVBand="1" w:val="04A0"/>
+      </w:tblPr>
+      <w:tblGrid>
+        <w:gridCol w:w="3041"/>
+        <w:gridCol w:w="3041"/>
+        <w:gridCol w:w="3041"/>
+      </w:tblGrid>
+      <w:tr>
+        <w:tc>
+          <w:tcPr>
+            <w:tcW w:type="dxa" w:w="3041"/>
+            <w:shd w:fill="D9E2F3" w:val="clear"/>
+          </w:tcPr>
+          <w:p>
+            <w:pPr>
+              <w:spacing w:before="0" w:after="0" w:line="276" w:lineRule="auto"/>
+            </w:pPr>
+            <w:r>
+              <w:rPr>
+                <w:rFonts w:ascii="Times New Roman" w:hAnsi="Times New Roman"/>
+                <w:b/>
+                <w:sz w:val="24"/>
+              </w:rPr>
+              <w:t>Method</w:t>
+            </w:r>
+          </w:p>
+        </w:tc>
+        <w:tc>
+          <w:tcPr>
+            <w:tcW w:type="dxa" w:w="3041"/>
+            <w:shd w:fill="D9E2F3" w:val="clear"/>
+          </w:tcPr>
+          <w:p>
+            <w:pPr>
+              <w:spacing w:before="0" w:after="0" w:line="276" w:lineRule="auto"/>
+            </w:pPr>
+            <w:r>
+              <w:rPr>
+                <w:rFonts w:ascii="Times New Roman" w:hAnsi="Times New Roman"/>
+                <w:b/>
+                <w:sz w:val="24"/>
+              </w:rPr>
+              <w:t>Path</w:t>
+            </w:r>
+          </w:p>
+        </w:tc>
+        <w:tc>
+          <w:tcPr>
+            <w:tcW w:type="dxa" w:w="3041"/>
+            <w:shd w:fill="D9E2F3" w:val="clear"/>
+          </w:tcPr>
+          <w:p>
+            <w:pPr>
+              <w:spacing w:before="0" w:after="0" w:line="276" w:lineRule="auto"/>
+            </w:pPr>
+            <w:r>
+              <w:rPr>
+                <w:rFonts w:ascii="Times New Roman" w:hAnsi="Times New Roman"/>
+                <w:b/>
+                <w:sz w:val="24"/>
+              </w:rPr>
+              <w:t>Mô tả</w:t>
+            </w:r>
+          </w:p>
+        </w:tc>
+      </w:tr>
+      <w:tr>
+        <w:tc>
+          <w:tcPr>
+            <w:tcW w:type="dxa" w:w="3041"/>
+          </w:tcPr>
+          <w:p>
+            <w:pPr>
+              <w:spacing w:before="0" w:after="0" w:line="276" w:lineRule="auto"/>
+            </w:pPr>
+            <w:r>
+              <w:rPr>
+                <w:rFonts w:ascii="Times New Roman" w:hAnsi="Times New Roman"/>
+                <w:sz w:val="24"/>
+              </w:rPr>
+              <w:t>POST</w:t>
+            </w:r>
+          </w:p>
+        </w:tc>
+        <w:tc>
+          <w:tcPr>
+            <w:tcW w:type="dxa" w:w="3041"/>
+          </w:tcPr>
+          <w:p>
+            <w:pPr>
+              <w:spacing w:before="0" w:after="0" w:line="276" w:lineRule="auto"/>
+            </w:pPr>
+            <w:r>
+              <w:rPr>
+                <w:rFonts w:ascii="Times New Roman" w:hAnsi="Times New Roman"/>
+                <w:sz w:val="24"/>
+              </w:rPr>
+              <w:t>/api/payment/create</w:t>
+            </w:r>
+          </w:p>
+        </w:tc>
+        <w:tc>
+          <w:tcPr>
+            <w:tcW w:type="dxa" w:w="3041"/>
+          </w:tcPr>
+          <w:p>
+            <w:pPr>
+              <w:spacing w:before="0" w:after="0" w:line="276" w:lineRule="auto"/>
+            </w:pPr>
+            <w:r>
+              <w:rPr>
+                <w:rFonts w:ascii="Times New Roman" w:hAnsi="Times New Roman"/>
+                <w:sz w:val="24"/>
+              </w:rPr>
+              <w:t>Tạo URL thanh toán VNPay</w:t>
+            </w:r>
+          </w:p>
+        </w:tc>
+      </w:tr>
+      <w:tr>
+        <w:tc>
+          <w:tcPr>
+            <w:tcW w:type="dxa" w:w="3041"/>
+          </w:tcPr>
+          <w:p>
+            <w:pPr>
+              <w:spacing w:before="0" w:after="0" w:line="276" w:lineRule="auto"/>
+            </w:pPr>
+            <w:r>
+              <w:rPr>
+                <w:rFonts w:ascii="Times New Roman" w:hAnsi="Times New Roman"/>
+                <w:sz w:val="24"/>
+              </w:rPr>
+              <w:t>GET</w:t>
+            </w:r>
+          </w:p>
+        </w:tc>
+        <w:tc>
+          <w:tcPr>
+            <w:tcW w:type="dxa" w:w="3041"/>
+          </w:tcPr>
+          <w:p>
+            <w:pPr>
+              <w:spacing w:before="0" w:after="0" w:line="276" w:lineRule="auto"/>
+            </w:pPr>
+            <w:r>
+              <w:rPr>
+                <w:rFonts w:ascii="Times New Roman" w:hAnsi="Times New Roman"/>
+                <w:sz w:val="24"/>
+              </w:rPr>
+              <w:t>/api/payment/callback</w:t>
+            </w:r>
+          </w:p>
+        </w:tc>
+        <w:tc>
+          <w:tcPr>
+            <w:tcW w:type="dxa" w:w="3041"/>
+          </w:tcPr>
+          <w:p>
+            <w:pPr>
+              <w:spacing w:before="0" w:after="0" w:line="276" w:lineRule="auto"/>
+            </w:pPr>
+            <w:r>
+              <w:rPr>
+                <w:rFonts w:ascii="Times New Roman" w:hAnsi="Times New Roman"/>
+                <w:sz w:val="24"/>
+              </w:rPr>
+              <w:t>Callback từ VNPay sau thanh toán</w:t>
+            </w:r>
+          </w:p>
+        </w:tc>
+      </w:tr>
+      <w:tr>
+        <w:tc>
+          <w:tcPr>
+            <w:tcW w:type="dxa" w:w="3041"/>
+          </w:tcPr>
+          <w:p>
+            <w:pPr>
+              <w:spacing w:before="0" w:after="0" w:line="276" w:lineRule="auto"/>
+            </w:pPr>
+            <w:r>
+              <w:rPr>
+                <w:rFonts w:ascii="Times New Roman" w:hAnsi="Times New Roman"/>
+                <w:sz w:val="24"/>
+              </w:rPr>
+              <w:t>GET</w:t>
+            </w:r>
+          </w:p>
+        </w:tc>
+        <w:tc>
+          <w:tcPr>
+            <w:tcW w:type="dxa" w:w="3041"/>
+          </w:tcPr>
+          <w:p>
+            <w:pPr>
+              <w:spacing w:before="0" w:after="0" w:line="276" w:lineRule="auto"/>
+            </w:pPr>
+            <w:r>
+              <w:rPr>
+                <w:rFonts w:ascii="Times New Roman" w:hAnsi="Times New Roman"/>
+                <w:sz w:val="24"/>
+              </w:rPr>
+              <w:t>/api/payment/query</w:t>
+            </w:r>
+          </w:p>
+        </w:tc>
+        <w:tc>
+          <w:tcPr>
+            <w:tcW w:type="dxa" w:w="3041"/>
+          </w:tcPr>
+          <w:p>
+            <w:pPr>
+              <w:spacing w:before="0" w:after="0" w:line="276" w:lineRule="auto"/>
+            </w:pPr>
+            <w:r>
+              <w:rPr>
+                <w:rFonts w:ascii="Times New Roman" w:hAnsi="Times New Roman"/>
+                <w:sz w:val="24"/>
+              </w:rPr>
+              <w:t>Truy vấn trạng thái giao dịch VNPay</w:t>
+            </w:r>
+          </w:p>
+        </w:tc>
+      </w:tr>
+    </w:tbl>
+    <w:p/>
+    <w:p>
+      <w:pPr>
+        <w:spacing w:before="0" w:after="0" w:line="360" w:lineRule="auto"/>
+      </w:pPr>
+      <w:r>
+        <w:rPr>
+          <w:rFonts w:ascii="Times New Roman" w:hAnsi="Times New Roman"/>
+          <w:b/>
+          <w:sz w:val="26"/>
+        </w:rPr>
+        <w:t>Stripe Payment APIs:</w:t>
+      </w:r>
+    </w:p>
+    <w:tbl>
+      <w:tblPr>
+        <w:tblStyle w:val="TableGrid"/>
+        <w:tblW w:type="auto" w:w="0"/>
+        <w:jc w:val="center"/>
+        <w:tblLook w:firstColumn="1" w:firstRow="1" w:lastColumn="0" w:lastRow="0" w:noHBand="0" w:noVBand="1" w:val="04A0"/>
+      </w:tblPr>
+      <w:tblGrid>
+        <w:gridCol w:w="3041"/>
+        <w:gridCol w:w="3041"/>
+        <w:gridCol w:w="3041"/>
+      </w:tblGrid>
+      <w:tr>
+        <w:tc>
+          <w:tcPr>
+            <w:tcW w:type="dxa" w:w="3041"/>
+            <w:shd w:fill="D9E2F3" w:val="clear"/>
+          </w:tcPr>
+          <w:p>
+            <w:pPr>
+              <w:spacing w:before="0" w:after="0" w:line="276" w:lineRule="auto"/>
+            </w:pPr>
+            <w:r>
+              <w:rPr>
+                <w:rFonts w:ascii="Times New Roman" w:hAnsi="Times New Roman"/>
+                <w:b/>
+                <w:sz w:val="24"/>
+              </w:rPr>
+              <w:t>Method</w:t>
+            </w:r>
+          </w:p>
+        </w:tc>
+        <w:tc>
+          <w:tcPr>
+            <w:tcW w:type="dxa" w:w="3041"/>
+            <w:shd w:fill="D9E2F3" w:val="clear"/>
+          </w:tcPr>
+          <w:p>
+            <w:pPr>
+              <w:spacing w:before="0" w:after="0" w:line="276" w:lineRule="auto"/>
+            </w:pPr>
+            <w:r>
+              <w:rPr>
+                <w:rFonts w:ascii="Times New Roman" w:hAnsi="Times New Roman"/>
+                <w:b/>
+                <w:sz w:val="24"/>
+              </w:rPr>
+              <w:t>Path</w:t>
+            </w:r>
+          </w:p>
+        </w:tc>
+        <w:tc>
+          <w:tcPr>
+            <w:tcW w:type="dxa" w:w="3041"/>
+            <w:shd w:fill="D9E2F3" w:val="clear"/>
+          </w:tcPr>
+          <w:p>
+            <w:pPr>
+              <w:spacing w:before="0" w:after="0" w:line="276" w:lineRule="auto"/>
+            </w:pPr>
+            <w:r>
+              <w:rPr>
+                <w:rFonts w:ascii="Times New Roman" w:hAnsi="Times New Roman"/>
+                <w:b/>
+                <w:sz w:val="24"/>
+              </w:rPr>
+              <w:t>Mô tả</w:t>
+            </w:r>
+          </w:p>
+        </w:tc>
+      </w:tr>
+      <w:tr>
+        <w:tc>
+          <w:tcPr>
+            <w:tcW w:type="dxa" w:w="3041"/>
+          </w:tcPr>
+          <w:p>
+            <w:pPr>
+              <w:spacing w:before="0" w:after="0" w:line="276" w:lineRule="auto"/>
+            </w:pPr>
+            <w:r>
+              <w:rPr>
+                <w:rFonts w:ascii="Times New Roman" w:hAnsi="Times New Roman"/>
+                <w:sz w:val="24"/>
+              </w:rPr>
+              <w:t>POST</w:t>
+            </w:r>
+          </w:p>
+        </w:tc>
+        <w:tc>
+          <w:tcPr>
+            <w:tcW w:type="dxa" w:w="3041"/>
+          </w:tcPr>
+          <w:p>
+            <w:pPr>
+              <w:spacing w:before="0" w:after="0" w:line="276" w:lineRule="auto"/>
+            </w:pPr>
+            <w:r>
+              <w:rPr>
+                <w:rFonts w:ascii="Times New Roman" w:hAnsi="Times New Roman"/>
+                <w:sz w:val="24"/>
+              </w:rPr>
+              <w:t>/api/stripe/create-checkout</w:t>
+            </w:r>
+          </w:p>
+        </w:tc>
+        <w:tc>
+          <w:tcPr>
+            <w:tcW w:type="dxa" w:w="3041"/>
+          </w:tcPr>
+          <w:p>
+            <w:pPr>
+              <w:spacing w:before="0" w:after="0" w:line="276" w:lineRule="auto"/>
+            </w:pPr>
+            <w:r>
+              <w:rPr>
+                <w:rFonts w:ascii="Times New Roman" w:hAnsi="Times New Roman"/>
+                <w:sz w:val="24"/>
+              </w:rPr>
+              <w:t>Tạo Stripe Checkout Session</w:t>
+            </w:r>
+          </w:p>
+        </w:tc>
+      </w:tr>
+      <w:tr>
+        <w:tc>
+          <w:tcPr>
+            <w:tcW w:type="dxa" w:w="3041"/>
+          </w:tcPr>
+          <w:p>
+            <w:pPr>
+              <w:spacing w:before="0" w:after="0" w:line="276" w:lineRule="auto"/>
+            </w:pPr>
+            <w:r>
+              <w:rPr>
+                <w:rFonts w:ascii="Times New Roman" w:hAnsi="Times New Roman"/>
+                <w:sz w:val="24"/>
+              </w:rPr>
+              <w:t>GET</w:t>
+            </w:r>
+          </w:p>
+        </w:tc>
+        <w:tc>
+          <w:tcPr>
+            <w:tcW w:type="dxa" w:w="3041"/>
+          </w:tcPr>
+          <w:p>
+            <w:pPr>
+              <w:spacing w:before="0" w:after="0" w:line="276" w:lineRule="auto"/>
+            </w:pPr>
+            <w:r>
+              <w:rPr>
+                <w:rFonts w:ascii="Times New Roman" w:hAnsi="Times New Roman"/>
+                <w:sz w:val="24"/>
+              </w:rPr>
+              <w:t>/api/stripe/success</w:t>
+            </w:r>
+          </w:p>
+        </w:tc>
+        <w:tc>
+          <w:tcPr>
+            <w:tcW w:type="dxa" w:w="3041"/>
+          </w:tcPr>
+          <w:p>
+            <w:pPr>
+              <w:spacing w:before="0" w:after="0" w:line="276" w:lineRule="auto"/>
+            </w:pPr>
+            <w:r>
+              <w:rPr>
+                <w:rFonts w:ascii="Times New Roman" w:hAnsi="Times New Roman"/>
+                <w:sz w:val="24"/>
+              </w:rPr>
+              <w:t>Redirect sau thanh toán Stripe thành công</w:t>
+            </w:r>
+          </w:p>
+        </w:tc>
+      </w:tr>
+      <w:tr>
+        <w:tc>
+          <w:tcPr>
+            <w:tcW w:type="dxa" w:w="3041"/>
+          </w:tcPr>
+          <w:p>
+            <w:pPr>
+              <w:spacing w:before="0" w:after="0" w:line="276" w:lineRule="auto"/>
+            </w:pPr>
+            <w:r>
+              <w:rPr>
+                <w:rFonts w:ascii="Times New Roman" w:hAnsi="Times New Roman"/>
+                <w:sz w:val="24"/>
+              </w:rPr>
+              <w:t>GET</w:t>
+            </w:r>
+          </w:p>
+        </w:tc>
+        <w:tc>
+          <w:tcPr>
+            <w:tcW w:type="dxa" w:w="3041"/>
+          </w:tcPr>
+          <w:p>
+            <w:pPr>
+              <w:spacing w:before="0" w:after="0" w:line="276" w:lineRule="auto"/>
+            </w:pPr>
+            <w:r>
+              <w:rPr>
+                <w:rFonts w:ascii="Times New Roman" w:hAnsi="Times New Roman"/>
+                <w:sz w:val="24"/>
+              </w:rPr>
+              <w:t>/api/stripe/cancel</w:t>
+            </w:r>
+          </w:p>
+        </w:tc>
+        <w:tc>
+          <w:tcPr>
+            <w:tcW w:type="dxa" w:w="3041"/>
+          </w:tcPr>
+          <w:p>
+            <w:pPr>
+              <w:spacing w:before="0" w:after="0" w:line="276" w:lineRule="auto"/>
+            </w:pPr>
+            <w:r>
+              <w:rPr>
+                <w:rFonts w:ascii="Times New Roman" w:hAnsi="Times New Roman"/>
+                <w:sz w:val="24"/>
+              </w:rPr>
+              <w:t>Redirect khi hủy thanh toán Stripe</w:t>
+            </w:r>
+          </w:p>
+        </w:tc>
+      </w:tr>
+      <w:tr>
+        <w:tc>
+          <w:tcPr>
+            <w:tcW w:type="dxa" w:w="3041"/>
+          </w:tcPr>
+          <w:p>
+            <w:pPr>
+              <w:spacing w:before="0" w:after="0" w:line="276" w:lineRule="auto"/>
+            </w:pPr>
+            <w:r>
+              <w:rPr>
+                <w:rFonts w:ascii="Times New Roman" w:hAnsi="Times New Roman"/>
+                <w:sz w:val="24"/>
+              </w:rPr>
+              <w:t>POST</w:t>
+            </w:r>
+          </w:p>
+        </w:tc>
+        <w:tc>
+          <w:tcPr>
+            <w:tcW w:type="dxa" w:w="3041"/>
+          </w:tcPr>
+          <w:p>
+            <w:pPr>
+              <w:spacing w:before="0" w:after="0" w:line="276" w:lineRule="auto"/>
+            </w:pPr>
+            <w:r>
+              <w:rPr>
+                <w:rFonts w:ascii="Times New Roman" w:hAnsi="Times New Roman"/>
+                <w:sz w:val="24"/>
+              </w:rPr>
+              <w:t>/api/stripe/webhook</w:t>
+            </w:r>
+          </w:p>
+        </w:tc>
+        <w:tc>
+          <w:tcPr>
+            <w:tcW w:type="dxa" w:w="3041"/>
+          </w:tcPr>
+          <w:p>
+            <w:pPr>
+              <w:spacing w:before="0" w:after="0" w:line="276" w:lineRule="auto"/>
+            </w:pPr>
+            <w:r>
+              <w:rPr>
+                <w:rFonts w:ascii="Times New Roman" w:hAnsi="Times New Roman"/>
+                <w:sz w:val="24"/>
+              </w:rPr>
+              <w:t>Webhook xác nhận thanh toán từ Stripe</w:t>
+            </w:r>
+          </w:p>
+        </w:tc>
+      </w:tr>
+      <w:tr>
+        <w:tc>
+          <w:tcPr>
+            <w:tcW w:type="dxa" w:w="3041"/>
+          </w:tcPr>
+          <w:p>
+            <w:pPr>
+              <w:spacing w:before="0" w:after="0" w:line="276" w:lineRule="auto"/>
+            </w:pPr>
+            <w:r>
+              <w:rPr>
+                <w:rFonts w:ascii="Times New Roman" w:hAnsi="Times New Roman"/>
+                <w:sz w:val="24"/>
+              </w:rPr>
+              <w:t>GET</w:t>
+            </w:r>
+          </w:p>
+        </w:tc>
+        <w:tc>
+          <w:tcPr>
+            <w:tcW w:type="dxa" w:w="3041"/>
+          </w:tcPr>
+          <w:p>
+            <w:pPr>
+              <w:spacing w:before="0" w:after="0" w:line="276" w:lineRule="auto"/>
+            </w:pPr>
+            <w:r>
+              <w:rPr>
+                <w:rFonts w:ascii="Times New Roman" w:hAnsi="Times New Roman"/>
+                <w:sz w:val="24"/>
+              </w:rPr>
+              <w:t>/api/stripe/config</w:t>
+            </w:r>
+          </w:p>
+        </w:tc>
+        <w:tc>
+          <w:tcPr>
+            <w:tcW w:type="dxa" w:w="3041"/>
+          </w:tcPr>
+          <w:p>
+            <w:pPr>
+              <w:spacing w:before="0" w:after="0" w:line="276" w:lineRule="auto"/>
+            </w:pPr>
+            <w:r>
+              <w:rPr>
+                <w:rFonts w:ascii="Times New Roman" w:hAnsi="Times New Roman"/>
+                <w:sz w:val="24"/>
+              </w:rPr>
+              <w:t>Lấy Stripe publishable key</w:t>
+            </w:r>
+          </w:p>
+        </w:tc>
+      </w:tr>
+    </w:tbl>
+    <w:p>
+      <w:pPr>
+        <w:pStyle w:val="Heading3"/>
+        <w:spacing w:before="240" w:after="120" w:line="360" w:lineRule="auto"/>
+      </w:pPr>
+      <w:r>
+        <w:rPr>
+          <w:rFonts w:ascii="Times New Roman" w:hAnsi="Times New Roman"/>
+          <w:sz w:val="26"/>
+        </w:rPr>
+        <w:t>3.4.8. Mô hình bảo mật API</w:t>
       </w:r>
     </w:p>
     <w:p>
@@ -10848,6 +13895,32 @@
           <w:sz w:val="26"/>
         </w:rPr>
         <w:t>Rate Limiting: Giới hạn số request để tránh abuse (thông qua LLM provider).</w:t>
+      </w:r>
+    </w:p>
+    <w:p>
+      <w:pPr>
+        <w:pStyle w:val="ListBullet"/>
+        <w:spacing w:before="0" w:after="0" w:line="360" w:lineRule="auto"/>
+      </w:pPr>
+      <w:r>
+        <w:rPr>
+          <w:rFonts w:ascii="Times New Roman" w:hAnsi="Times New Roman"/>
+          <w:sz w:val="26"/>
+        </w:rPr>
+        <w:t>Webhook Signature Verification: Xác thực chữ ký webhook từ Stripe và VNPay.</w:t>
+      </w:r>
+    </w:p>
+    <w:p>
+      <w:pPr>
+        <w:pStyle w:val="ListBullet"/>
+        <w:spacing w:before="0" w:after="0" w:line="360" w:lineRule="auto"/>
+      </w:pPr>
+      <w:r>
+        <w:rPr>
+          <w:rFonts w:ascii="Times New Roman" w:hAnsi="Times New Roman"/>
+          <w:sz w:val="26"/>
+        </w:rPr>
+        <w:t>Payment Deduplication: Kiểm tra trùng lặp giao dịch bằng mã giao dịch cổng thanh toán.</w:t>
       </w:r>
     </w:p>
     <w:p>
@@ -10913,6 +13986,20 @@
         <w:t>│   ├── app/</w:t>
         <w:br/>
         <w:t>│   │   ├── api/                # API routers</w:t>
+        <w:br/>
+        <w:t>│   │   │   ├── auth.py         # Xác thực</w:t>
+        <w:br/>
+        <w:t>│   │   │   ├── chat.py         # Chat</w:t>
+        <w:br/>
+        <w:t>│   │   │   ├── booking.py      # Đặt sân</w:t>
+        <w:br/>
+        <w:t>│   │   │   ├── order.py        # Đơn hàng</w:t>
+        <w:br/>
+        <w:t>│   │   │   ├── payment.py      # VNPay payment</w:t>
+        <w:br/>
+        <w:t>│   │   │   ├── stripe.py       # Stripe payment</w:t>
+        <w:br/>
+        <w:t>│   │   │   └── admin.py        # Quản trị</w:t>
         <w:br/>
         <w:t>│   │   ├── agent/              # AI Agent core</w:t>
         <w:br/>
@@ -10926,29 +14013,55 @@
         <w:br/>
         <w:t>│   │   └── core/               # Config, DB, Redis</w:t>
         <w:br/>
-        <w:t>│   └── data_pipeline/          # KG build pipeline</w:t>
+        <w:t>│   ├── data_pipeline/          # KG build pipeline</w:t>
+        <w:br/>
+        <w:t>│   └── Dockerfile              # Backend container</w:t>
         <w:br/>
         <w:t>│</w:t>
         <w:br/>
-        <w:t>└── flutter_app/                # Mobile App (Flutter)</w:t>
+        <w:t>├── java-payment-service/       # VNPay Gateway (Java)</w:t>
         <w:br/>
-        <w:t xml:space="preserve">    ├── lib/</w:t>
+        <w:t>│   ├── Dockerfile</w:t>
         <w:br/>
-        <w:t xml:space="preserve">    │   ├── features/           # Feature modules</w:t>
+        <w:t>│   ├── pom.xml</w:t>
         <w:br/>
-        <w:t xml:space="preserve">    │   │   ├── chat/           # Chat feature</w:t>
+        <w:t>│   └── src/                    # gRPC + VNPay integration</w:t>
         <w:br/>
-        <w:t xml:space="preserve">    │   │   ├── booking/        # Booking feature</w:t>
+        <w:t>│</w:t>
         <w:br/>
-        <w:t xml:space="preserve">    │   │   ├── menu/           # Menu feature</w:t>
+        <w:t>├── flutter_app/                # Mobile App (Flutter)</w:t>
         <w:br/>
-        <w:t xml:space="preserve">    │   │   └── auth/           # Authentication</w:t>
+        <w:t>│   ├── lib/</w:t>
         <w:br/>
-        <w:t xml:space="preserve">    │   ├── core/               # Constants, theme, router</w:t>
+        <w:t>│   │   ├── features/           # Feature modules</w:t>
         <w:br/>
-        <w:t xml:space="preserve">    │   └── shared/             # Shared widgets</w:t>
+        <w:t>│   │   │   ├── chat/           # Chat feature</w:t>
         <w:br/>
-        <w:t xml:space="preserve">    └── pubspec.yaml</w:t>
+        <w:t>│   │   │   ├── booking/        # Booking feature</w:t>
+        <w:br/>
+        <w:t>│   │   │   ├── menu/           # Menu feature</w:t>
+        <w:br/>
+        <w:t>│   │   │   ├── auth/           # Authentication</w:t>
+        <w:br/>
+        <w:t>│   │   │   ├── payment/        # Payment (Stripe/VNPay)</w:t>
+        <w:br/>
+        <w:t>│   │   │   ├── admin/          # Admin panel</w:t>
+        <w:br/>
+        <w:t>│   │   │   └── profile/        # User profile</w:t>
+        <w:br/>
+        <w:t>│   │   ├── core/               # Constants, theme, router</w:t>
+        <w:br/>
+        <w:t>│   │   └── shared/             # Shared widgets</w:t>
+        <w:br/>
+        <w:t>│   └── pubspec.yaml</w:t>
+        <w:br/>
+        <w:t>│</w:t>
+        <w:br/>
+        <w:t>├── docker-compose.yml          # Multi-service deployment</w:t>
+        <w:br/>
+        <w:t>├── .dockerignore</w:t>
+        <w:br/>
+        <w:t>└── proto/                      # gRPC protobuf definitions</w:t>
       </w:r>
     </w:p>
     <w:p>
@@ -11592,7 +14705,7 @@
           <w:rFonts w:ascii="Times New Roman" w:hAnsi="Times New Roman"/>
           <w:sz w:val="26"/>
         </w:rPr>
-        <w:t>User: Quản lý tài khoản người dùng (phone, name, email, role, password_hash).</w:t>
+        <w:t>User: Quản lý tài khoản người dùng (phone, name, email, role, password_hash, stripe_customer_id).</w:t>
       </w:r>
     </w:p>
     <w:p>
@@ -11605,7 +14718,7 @@
           <w:rFonts w:ascii="Times New Roman" w:hAnsi="Times New Roman"/>
           <w:sz w:val="26"/>
         </w:rPr>
-        <w:t>Booking: Quản lý đặt sân (user_id, venue_id, court_type, start_time, end_time, status).</w:t>
+        <w:t>Booking: Quản lý đặt sân (user_id, venue_id, court_type, start_time, end_time, status, total_price, payment_status).</w:t>
       </w:r>
     </w:p>
     <w:p>
@@ -11618,7 +14731,7 @@
           <w:rFonts w:ascii="Times New Roman" w:hAnsi="Times New Roman"/>
           <w:sz w:val="26"/>
         </w:rPr>
-        <w:t>Order: Quản lý đơn hàng (user_id, venue_id, total_price, status).</w:t>
+        <w:t>Order: Quản lý đơn hàng (user_id, venue_id, total_price, status, payment_status).</w:t>
       </w:r>
     </w:p>
     <w:p>
@@ -11662,6 +14775,19 @@
     </w:p>
     <w:p>
       <w:pPr>
+        <w:pStyle w:val="ListBullet"/>
+        <w:spacing w:before="0" w:after="0" w:line="360" w:lineRule="auto"/>
+      </w:pPr>
+      <w:r>
+        <w:rPr>
+          <w:rFonts w:ascii="Times New Roman" w:hAnsi="Times New Roman"/>
+          <w:sz w:val="26"/>
+        </w:rPr>
+        <w:t>Payment: Quản lý giao dịch thanh toán (order_type, order_id, amount, bank_code, status, vnp_transaction_no).</w:t>
+      </w:r>
+    </w:p>
+    <w:p>
+      <w:pPr>
         <w:pStyle w:val="Heading3"/>
         <w:spacing w:before="240" w:after="120" w:line="360" w:lineRule="auto"/>
       </w:pPr>
@@ -11774,7 +14900,7 @@
           <w:rFonts w:ascii="Times New Roman" w:hAnsi="Times New Roman"/>
           <w:sz w:val="26"/>
         </w:rPr>
-        <w:t>Venue: CRUD quản lý quán thể thao</w:t>
+        <w:t>VNPay Payment: POST /api/payment/create, GET /api/payment/callback, GET /api/payment/query</w:t>
       </w:r>
     </w:p>
     <w:p>
@@ -11787,7 +14913,825 @@
           <w:rFonts w:ascii="Times New Roman" w:hAnsi="Times New Roman"/>
           <w:sz w:val="26"/>
         </w:rPr>
-        <w:t>Admin: Quản lý hệ thống (chỉ admin)</w:t>
+        <w:t>Stripe Payment: POST /api/stripe/create-checkout, POST /api/stripe/webhook, GET /api/stripe/config</w:t>
+      </w:r>
+    </w:p>
+    <w:p>
+      <w:pPr>
+        <w:pStyle w:val="ListBullet"/>
+        <w:spacing w:before="0" w:after="0" w:line="360" w:lineRule="auto"/>
+      </w:pPr>
+      <w:r>
+        <w:rPr>
+          <w:rFonts w:ascii="Times New Roman" w:hAnsi="Times New Roman"/>
+          <w:sz w:val="26"/>
+        </w:rPr>
+        <w:t>Venue: CRUD quản lý quán thể thao</w:t>
+      </w:r>
+    </w:p>
+    <w:p>
+      <w:pPr>
+        <w:pStyle w:val="ListBullet"/>
+        <w:spacing w:before="0" w:after="0" w:line="360" w:lineRule="auto"/>
+      </w:pPr>
+      <w:r>
+        <w:rPr>
+          <w:rFonts w:ascii="Times New Roman" w:hAnsi="Times New Roman"/>
+          <w:sz w:val="26"/>
+        </w:rPr>
+        <w:t>Admin: Quản lý hệ thống (chỉ admin), quản lý giá dịch vụ</w:t>
+      </w:r>
+    </w:p>
+    <w:p/>
+    <w:p>
+      <w:pPr>
+        <w:pStyle w:val="Heading3"/>
+        <w:spacing w:before="240" w:after="120" w:line="360" w:lineRule="auto"/>
+      </w:pPr>
+      <w:r>
+        <w:rPr>
+          <w:rFonts w:ascii="Times New Roman" w:hAnsi="Times New Roman"/>
+          <w:sz w:val="26"/>
+        </w:rPr>
+        <w:t>4.2.5. Payment Implementation</w:t>
+      </w:r>
+    </w:p>
+    <w:p>
+      <w:pPr>
+        <w:spacing w:before="0" w:after="0" w:line="360" w:lineRule="auto"/>
+      </w:pPr>
+      <w:r>
+        <w:rPr>
+          <w:rFonts w:ascii="Times New Roman" w:hAnsi="Times New Roman"/>
+          <w:b w:val="0"/>
+          <w:sz w:val="26"/>
+        </w:rPr>
+        <w:t>Hệ thống thanh toán được thiết kế theo kiến trúc microservice, hỗ trợ hai cổng thanh toán: Stripe (quốc tế) và VNPay (trong nước).</w:t>
+      </w:r>
+    </w:p>
+    <w:p>
+      <w:pPr>
+        <w:spacing w:before="0" w:after="0" w:line="360" w:lineRule="auto"/>
+      </w:pPr>
+      <w:r>
+        <w:rPr>
+          <w:rFonts w:ascii="Times New Roman" w:hAnsi="Times New Roman"/>
+          <w:b/>
+          <w:sz w:val="26"/>
+        </w:rPr>
+        <w:t>Kiến trúc thanh toán:</w:t>
+      </w:r>
+    </w:p>
+    <w:p>
+      <w:pPr>
+        <w:pStyle w:val="ListBullet"/>
+        <w:spacing w:before="0" w:after="0" w:line="360" w:lineRule="auto"/>
+      </w:pPr>
+      <w:r>
+        <w:rPr>
+          <w:rFonts w:ascii="Times New Roman" w:hAnsi="Times New Roman"/>
+          <w:sz w:val="26"/>
+        </w:rPr>
+        <w:t>PaymentService: Service chính xử lý logic thanh toán, quản lý trạng thái payment.</w:t>
+      </w:r>
+    </w:p>
+    <w:p>
+      <w:pPr>
+        <w:pStyle w:val="ListBullet"/>
+        <w:spacing w:before="0" w:after="0" w:line="360" w:lineRule="auto"/>
+      </w:pPr>
+      <w:r>
+        <w:rPr>
+          <w:rFonts w:ascii="Times New Roman" w:hAnsi="Times New Roman"/>
+          <w:sz w:val="26"/>
+        </w:rPr>
+        <w:t>Stripe Integration: Backend tạo Checkout Session bằng Stripe Python SDK, frontend mở WebView.</w:t>
+      </w:r>
+    </w:p>
+    <w:p>
+      <w:pPr>
+        <w:pStyle w:val="ListBullet"/>
+        <w:spacing w:before="0" w:after="0" w:line="360" w:lineRule="auto"/>
+      </w:pPr>
+      <w:r>
+        <w:rPr>
+          <w:rFonts w:ascii="Times New Roman" w:hAnsi="Times New Roman"/>
+          <w:sz w:val="26"/>
+        </w:rPr>
+        <w:t>VNPay Integration: Java microservice đóng vai trò proxy VNPay, giao tiếp với backend qua gRPC.</w:t>
+      </w:r>
+    </w:p>
+    <w:p>
+      <w:pPr>
+        <w:pStyle w:val="ListBullet"/>
+        <w:spacing w:before="0" w:after="0" w:line="360" w:lineRule="auto"/>
+      </w:pPr>
+      <w:r>
+        <w:rPr>
+          <w:rFonts w:ascii="Times New Roman" w:hAnsi="Times New Roman"/>
+          <w:sz w:val="26"/>
+        </w:rPr>
+        <w:t>Webhook Handling: Stripe webhook xác nhận server-to-server, VNPay callback redirect người dùng.</w:t>
+      </w:r>
+    </w:p>
+    <w:p>
+      <w:pPr>
+        <w:pStyle w:val="ListBullet"/>
+        <w:spacing w:before="0" w:after="0" w:line="360" w:lineRule="auto"/>
+      </w:pPr>
+      <w:r>
+        <w:rPr>
+          <w:rFonts w:ascii="Times New Roman" w:hAnsi="Times New Roman"/>
+          <w:sz w:val="26"/>
+        </w:rPr>
+        <w:t>Payment Status Flow: unpaid -&gt; pending -&gt; paid/failed, cập nhật lên booking/order.</w:t>
+      </w:r>
+    </w:p>
+    <w:p/>
+    <w:p>
+      <w:pPr>
+        <w:spacing w:before="0" w:after="0" w:line="360" w:lineRule="auto"/>
+      </w:pPr>
+      <w:r>
+        <w:rPr>
+          <w:rFonts w:ascii="Times New Roman" w:hAnsi="Times New Roman"/>
+          <w:b/>
+          <w:sz w:val="26"/>
+        </w:rPr>
+        <w:t>Luồng thanh toán Stripe:</w:t>
+      </w:r>
+    </w:p>
+    <w:p>
+      <w:pPr>
+        <w:spacing w:before="0" w:after="0" w:line="360" w:lineRule="auto"/>
+      </w:pPr>
+      <w:r>
+        <w:rPr>
+          <w:rFonts w:ascii="Times New Roman" w:hAnsi="Times New Roman"/>
+          <w:b w:val="0"/>
+          <w:sz w:val="26"/>
+        </w:rPr>
+        <w:t>1. Người dùng chọn 'Thanh toán ngay' sau khi đặt sân/đồ uống.</w:t>
+      </w:r>
+    </w:p>
+    <w:p>
+      <w:pPr>
+        <w:spacing w:before="0" w:after="0" w:line="360" w:lineRule="auto"/>
+      </w:pPr>
+      <w:r>
+        <w:rPr>
+          <w:rFonts w:ascii="Times New Roman" w:hAnsi="Times New Roman"/>
+          <w:b w:val="0"/>
+          <w:sz w:val="26"/>
+        </w:rPr>
+        <w:t>2. Frontend gọi POST /api/stripe/create-checkout với order_id, amount.</w:t>
+      </w:r>
+    </w:p>
+    <w:p>
+      <w:pPr>
+        <w:spacing w:before="0" w:after="0" w:line="360" w:lineRule="auto"/>
+      </w:pPr>
+      <w:r>
+        <w:rPr>
+          <w:rFonts w:ascii="Times New Roman" w:hAnsi="Times New Roman"/>
+          <w:b w:val="0"/>
+          <w:sz w:val="26"/>
+        </w:rPr>
+        <w:t>3. Backend tạo Stripe Checkout Session, trả về checkout_url.</w:t>
+      </w:r>
+    </w:p>
+    <w:p>
+      <w:pPr>
+        <w:spacing w:before="0" w:after="0" w:line="360" w:lineRule="auto"/>
+      </w:pPr>
+      <w:r>
+        <w:rPr>
+          <w:rFonts w:ascii="Times New Roman" w:hAnsi="Times New Roman"/>
+          <w:b w:val="0"/>
+          <w:sz w:val="26"/>
+        </w:rPr>
+        <w:t>4. Frontend mở WebView hiển thị trang thanh toán Stripe.</w:t>
+      </w:r>
+    </w:p>
+    <w:p>
+      <w:pPr>
+        <w:spacing w:before="0" w:after="0" w:line="360" w:lineRule="auto"/>
+      </w:pPr>
+      <w:r>
+        <w:rPr>
+          <w:rFonts w:ascii="Times New Roman" w:hAnsi="Times New Roman"/>
+          <w:b w:val="0"/>
+          <w:sz w:val="26"/>
+        </w:rPr>
+        <w:t>5. Người dùng nhập thông tin thẻ và hoàn tất thanh toán.</w:t>
+      </w:r>
+    </w:p>
+    <w:p>
+      <w:pPr>
+        <w:spacing w:before="0" w:after="0" w:line="360" w:lineRule="auto"/>
+      </w:pPr>
+      <w:r>
+        <w:rPr>
+          <w:rFonts w:ascii="Times New Roman" w:hAnsi="Times New Roman"/>
+          <w:b w:val="0"/>
+          <w:sz w:val="26"/>
+        </w:rPr>
+        <w:t>6. Stripe gửi webhook POST /api/stripe/webhook xác nhận thanh toán.</w:t>
+      </w:r>
+    </w:p>
+    <w:p>
+      <w:pPr>
+        <w:spacing w:before="0" w:after="0" w:line="360" w:lineRule="auto"/>
+      </w:pPr>
+      <w:r>
+        <w:rPr>
+          <w:rFonts w:ascii="Times New Roman" w:hAnsi="Times New Roman"/>
+          <w:b w:val="0"/>
+          <w:sz w:val="26"/>
+        </w:rPr>
+        <w:t>7. Backend xác thực chữ ký webhook, cập nhật payment_status = 'paid'.</w:t>
+      </w:r>
+    </w:p>
+    <w:p>
+      <w:pPr>
+        <w:spacing w:before="0" w:after="0" w:line="360" w:lineRule="auto"/>
+      </w:pPr>
+      <w:r>
+        <w:rPr>
+          <w:rFonts w:ascii="Times New Roman" w:hAnsi="Times New Roman"/>
+          <w:b w:val="0"/>
+          <w:sz w:val="26"/>
+        </w:rPr>
+        <w:t>8. Frontend detect URL redirect, hiển thị kết quả thanh toán.</w:t>
+      </w:r>
+    </w:p>
+    <w:p/>
+    <w:p>
+      <w:pPr>
+        <w:spacing w:before="0" w:after="0" w:line="360" w:lineRule="auto"/>
+      </w:pPr>
+      <w:r>
+        <w:rPr>
+          <w:rFonts w:ascii="Times New Roman" w:hAnsi="Times New Roman"/>
+          <w:b/>
+          <w:sz w:val="26"/>
+        </w:rPr>
+        <w:t>Luồng thanh toán VNPay:</w:t>
+      </w:r>
+    </w:p>
+    <w:p>
+      <w:pPr>
+        <w:spacing w:before="0" w:after="0" w:line="360" w:lineRule="auto"/>
+      </w:pPr>
+      <w:r>
+        <w:rPr>
+          <w:rFonts w:ascii="Times New Roman" w:hAnsi="Times New Roman"/>
+          <w:b w:val="0"/>
+          <w:sz w:val="26"/>
+        </w:rPr>
+        <w:t>1. Người dùng chọn thanh toán qua VNPay.</w:t>
+      </w:r>
+    </w:p>
+    <w:p>
+      <w:pPr>
+        <w:spacing w:before="0" w:after="0" w:line="360" w:lineRule="auto"/>
+      </w:pPr>
+      <w:r>
+        <w:rPr>
+          <w:rFonts w:ascii="Times New Roman" w:hAnsi="Times New Roman"/>
+          <w:b w:val="0"/>
+          <w:sz w:val="26"/>
+        </w:rPr>
+        <w:t>2. Frontend gọi POST /api/payment/create với order_id, amount.</w:t>
+      </w:r>
+    </w:p>
+    <w:p>
+      <w:pPr>
+        <w:spacing w:before="0" w:after="0" w:line="360" w:lineRule="auto"/>
+      </w:pPr>
+      <w:r>
+        <w:rPr>
+          <w:rFonts w:ascii="Times New Roman" w:hAnsi="Times New Roman"/>
+          <w:b w:val="0"/>
+          <w:sz w:val="26"/>
+        </w:rPr>
+        <w:t>3. Backend gọi Java Payment Service tạo VNPay payment URL.</w:t>
+      </w:r>
+    </w:p>
+    <w:p>
+      <w:pPr>
+        <w:spacing w:before="0" w:after="0" w:line="360" w:lineRule="auto"/>
+      </w:pPr>
+      <w:r>
+        <w:rPr>
+          <w:rFonts w:ascii="Times New Roman" w:hAnsi="Times New Roman"/>
+          <w:b w:val="0"/>
+          <w:sz w:val="26"/>
+        </w:rPr>
+        <w:t>4. Frontend mở VNPay Native SDK (Method Channel) với payment URL.</w:t>
+      </w:r>
+    </w:p>
+    <w:p>
+      <w:pPr>
+        <w:spacing w:before="0" w:after="0" w:line="360" w:lineRule="auto"/>
+      </w:pPr>
+      <w:r>
+        <w:rPr>
+          <w:rFonts w:ascii="Times New Roman" w:hAnsi="Times New Roman"/>
+          <w:b w:val="0"/>
+          <w:sz w:val="26"/>
+        </w:rPr>
+        <w:t>5. Người dùng chọn ngân hàng và hoàn tất thanh toán.</w:t>
+      </w:r>
+    </w:p>
+    <w:p>
+      <w:pPr>
+        <w:spacing w:before="0" w:after="0" w:line="360" w:lineRule="auto"/>
+      </w:pPr>
+      <w:r>
+        <w:rPr>
+          <w:rFonts w:ascii="Times New Roman" w:hAnsi="Times New Roman"/>
+          <w:b w:val="0"/>
+          <w:sz w:val="26"/>
+        </w:rPr>
+        <w:t>6. VNPay redirect về callback URL, backend xác thực chữ ký.</w:t>
+      </w:r>
+    </w:p>
+    <w:p>
+      <w:pPr>
+        <w:spacing w:before="0" w:after="0" w:line="360" w:lineRule="auto"/>
+      </w:pPr>
+      <w:r>
+        <w:rPr>
+          <w:rFonts w:ascii="Times New Roman" w:hAnsi="Times New Roman"/>
+          <w:b w:val="0"/>
+          <w:sz w:val="26"/>
+        </w:rPr>
+        <w:t>7. Backend cập nhật payment_status = 'paid', trả kết quả.</w:t>
+      </w:r>
+    </w:p>
+    <w:p>
+      <w:pPr>
+        <w:pStyle w:val="Heading3"/>
+        <w:spacing w:before="240" w:after="120" w:line="360" w:lineRule="auto"/>
+      </w:pPr>
+      <w:r>
+        <w:rPr>
+          <w:rFonts w:ascii="Times New Roman" w:hAnsi="Times New Roman"/>
+          <w:sz w:val="26"/>
+        </w:rPr>
+        <w:t>4.2.6. Docker Deployment</w:t>
+      </w:r>
+    </w:p>
+    <w:p>
+      <w:pPr>
+        <w:spacing w:before="0" w:after="0" w:line="360" w:lineRule="auto"/>
+      </w:pPr>
+      <w:r>
+        <w:rPr>
+          <w:rFonts w:ascii="Times New Roman" w:hAnsi="Times New Roman"/>
+          <w:b w:val="0"/>
+          <w:sz w:val="26"/>
+        </w:rPr>
+        <w:t>Hệ thống được đóng gói thành 4 Docker services, quản lý bởi Docker Compose:</w:t>
+      </w:r>
+    </w:p>
+    <w:tbl>
+      <w:tblPr>
+        <w:tblStyle w:val="TableGrid"/>
+        <w:tblW w:type="auto" w:w="0"/>
+        <w:jc w:val="center"/>
+        <w:tblLook w:firstColumn="1" w:firstRow="1" w:lastColumn="0" w:lastRow="0" w:noHBand="0" w:noVBand="1" w:val="04A0"/>
+      </w:tblPr>
+      <w:tblGrid>
+        <w:gridCol w:w="2280"/>
+        <w:gridCol w:w="2280"/>
+        <w:gridCol w:w="2280"/>
+        <w:gridCol w:w="2280"/>
+      </w:tblGrid>
+      <w:tr>
+        <w:tc>
+          <w:tcPr>
+            <w:tcW w:type="dxa" w:w="2280"/>
+            <w:shd w:fill="D9E2F3" w:val="clear"/>
+          </w:tcPr>
+          <w:p>
+            <w:pPr>
+              <w:spacing w:before="0" w:after="0" w:line="276" w:lineRule="auto"/>
+            </w:pPr>
+            <w:r>
+              <w:rPr>
+                <w:rFonts w:ascii="Times New Roman" w:hAnsi="Times New Roman"/>
+                <w:b/>
+                <w:sz w:val="24"/>
+              </w:rPr>
+              <w:t>Service</w:t>
+            </w:r>
+          </w:p>
+        </w:tc>
+        <w:tc>
+          <w:tcPr>
+            <w:tcW w:type="dxa" w:w="2280"/>
+            <w:shd w:fill="D9E2F3" w:val="clear"/>
+          </w:tcPr>
+          <w:p>
+            <w:pPr>
+              <w:spacing w:before="0" w:after="0" w:line="276" w:lineRule="auto"/>
+            </w:pPr>
+            <w:r>
+              <w:rPr>
+                <w:rFonts w:ascii="Times New Roman" w:hAnsi="Times New Roman"/>
+                <w:b/>
+                <w:sz w:val="24"/>
+              </w:rPr>
+              <w:t>Image</w:t>
+            </w:r>
+          </w:p>
+        </w:tc>
+        <w:tc>
+          <w:tcPr>
+            <w:tcW w:type="dxa" w:w="2280"/>
+            <w:shd w:fill="D9E2F3" w:val="clear"/>
+          </w:tcPr>
+          <w:p>
+            <w:pPr>
+              <w:spacing w:before="0" w:after="0" w:line="276" w:lineRule="auto"/>
+            </w:pPr>
+            <w:r>
+              <w:rPr>
+                <w:rFonts w:ascii="Times New Roman" w:hAnsi="Times New Roman"/>
+                <w:b/>
+                <w:sz w:val="24"/>
+              </w:rPr>
+              <w:t>Port</w:t>
+            </w:r>
+          </w:p>
+        </w:tc>
+        <w:tc>
+          <w:tcPr>
+            <w:tcW w:type="dxa" w:w="2280"/>
+            <w:shd w:fill="D9E2F3" w:val="clear"/>
+          </w:tcPr>
+          <w:p>
+            <w:pPr>
+              <w:spacing w:before="0" w:after="0" w:line="276" w:lineRule="auto"/>
+            </w:pPr>
+            <w:r>
+              <w:rPr>
+                <w:rFonts w:ascii="Times New Roman" w:hAnsi="Times New Roman"/>
+                <w:b/>
+                <w:sz w:val="24"/>
+              </w:rPr>
+              <w:t>Mô tả</w:t>
+            </w:r>
+          </w:p>
+        </w:tc>
+      </w:tr>
+      <w:tr>
+        <w:tc>
+          <w:tcPr>
+            <w:tcW w:type="dxa" w:w="2280"/>
+          </w:tcPr>
+          <w:p>
+            <w:pPr>
+              <w:spacing w:before="0" w:after="0" w:line="276" w:lineRule="auto"/>
+            </w:pPr>
+            <w:r>
+              <w:rPr>
+                <w:rFonts w:ascii="Times New Roman" w:hAnsi="Times New Roman"/>
+                <w:sz w:val="24"/>
+              </w:rPr>
+              <w:t>postgres</w:t>
+            </w:r>
+          </w:p>
+        </w:tc>
+        <w:tc>
+          <w:tcPr>
+            <w:tcW w:type="dxa" w:w="2280"/>
+          </w:tcPr>
+          <w:p>
+            <w:pPr>
+              <w:spacing w:before="0" w:after="0" w:line="276" w:lineRule="auto"/>
+            </w:pPr>
+            <w:r>
+              <w:rPr>
+                <w:rFonts w:ascii="Times New Roman" w:hAnsi="Times New Roman"/>
+                <w:sz w:val="24"/>
+              </w:rPr>
+              <w:t>postgres:16-alpine</w:t>
+            </w:r>
+          </w:p>
+        </w:tc>
+        <w:tc>
+          <w:tcPr>
+            <w:tcW w:type="dxa" w:w="2280"/>
+          </w:tcPr>
+          <w:p>
+            <w:pPr>
+              <w:spacing w:before="0" w:after="0" w:line="276" w:lineRule="auto"/>
+            </w:pPr>
+            <w:r>
+              <w:rPr>
+                <w:rFonts w:ascii="Times New Roman" w:hAnsi="Times New Roman"/>
+                <w:sz w:val="24"/>
+              </w:rPr>
+              <w:t>internal</w:t>
+            </w:r>
+          </w:p>
+        </w:tc>
+        <w:tc>
+          <w:tcPr>
+            <w:tcW w:type="dxa" w:w="2280"/>
+          </w:tcPr>
+          <w:p>
+            <w:pPr>
+              <w:spacing w:before="0" w:after="0" w:line="276" w:lineRule="auto"/>
+            </w:pPr>
+            <w:r>
+              <w:rPr>
+                <w:rFonts w:ascii="Times New Roman" w:hAnsi="Times New Roman"/>
+                <w:sz w:val="24"/>
+              </w:rPr>
+              <w:t>PostgreSQL database, healthcheck</w:t>
+            </w:r>
+          </w:p>
+        </w:tc>
+      </w:tr>
+      <w:tr>
+        <w:tc>
+          <w:tcPr>
+            <w:tcW w:type="dxa" w:w="2280"/>
+          </w:tcPr>
+          <w:p>
+            <w:pPr>
+              <w:spacing w:before="0" w:after="0" w:line="276" w:lineRule="auto"/>
+            </w:pPr>
+            <w:r>
+              <w:rPr>
+                <w:rFonts w:ascii="Times New Roman" w:hAnsi="Times New Roman"/>
+                <w:sz w:val="24"/>
+              </w:rPr>
+              <w:t>redis</w:t>
+            </w:r>
+          </w:p>
+        </w:tc>
+        <w:tc>
+          <w:tcPr>
+            <w:tcW w:type="dxa" w:w="2280"/>
+          </w:tcPr>
+          <w:p>
+            <w:pPr>
+              <w:spacing w:before="0" w:after="0" w:line="276" w:lineRule="auto"/>
+            </w:pPr>
+            <w:r>
+              <w:rPr>
+                <w:rFonts w:ascii="Times New Roman" w:hAnsi="Times New Roman"/>
+                <w:sz w:val="24"/>
+              </w:rPr>
+              <w:t>redis:7-alpine</w:t>
+            </w:r>
+          </w:p>
+        </w:tc>
+        <w:tc>
+          <w:tcPr>
+            <w:tcW w:type="dxa" w:w="2280"/>
+          </w:tcPr>
+          <w:p>
+            <w:pPr>
+              <w:spacing w:before="0" w:after="0" w:line="276" w:lineRule="auto"/>
+            </w:pPr>
+            <w:r>
+              <w:rPr>
+                <w:rFonts w:ascii="Times New Roman" w:hAnsi="Times New Roman"/>
+                <w:sz w:val="24"/>
+              </w:rPr>
+              <w:t>internal</w:t>
+            </w:r>
+          </w:p>
+        </w:tc>
+        <w:tc>
+          <w:tcPr>
+            <w:tcW w:type="dxa" w:w="2280"/>
+          </w:tcPr>
+          <w:p>
+            <w:pPr>
+              <w:spacing w:before="0" w:after="0" w:line="276" w:lineRule="auto"/>
+            </w:pPr>
+            <w:r>
+              <w:rPr>
+                <w:rFonts w:ascii="Times New Roman" w:hAnsi="Times New Roman"/>
+                <w:sz w:val="24"/>
+              </w:rPr>
+              <w:t>Cache &amp; message broker, healthcheck</w:t>
+            </w:r>
+          </w:p>
+        </w:tc>
+      </w:tr>
+      <w:tr>
+        <w:tc>
+          <w:tcPr>
+            <w:tcW w:type="dxa" w:w="2280"/>
+          </w:tcPr>
+          <w:p>
+            <w:pPr>
+              <w:spacing w:before="0" w:after="0" w:line="276" w:lineRule="auto"/>
+            </w:pPr>
+            <w:r>
+              <w:rPr>
+                <w:rFonts w:ascii="Times New Roman" w:hAnsi="Times New Roman"/>
+                <w:sz w:val="24"/>
+              </w:rPr>
+              <w:t>java-payment</w:t>
+            </w:r>
+          </w:p>
+        </w:tc>
+        <w:tc>
+          <w:tcPr>
+            <w:tcW w:type="dxa" w:w="2280"/>
+          </w:tcPr>
+          <w:p>
+            <w:pPr>
+              <w:spacing w:before="0" w:after="0" w:line="276" w:lineRule="auto"/>
+            </w:pPr>
+            <w:r>
+              <w:rPr>
+                <w:rFonts w:ascii="Times New Roman" w:hAnsi="Times New Roman"/>
+                <w:sz w:val="24"/>
+              </w:rPr>
+              <w:t>custom build</w:t>
+            </w:r>
+          </w:p>
+        </w:tc>
+        <w:tc>
+          <w:tcPr>
+            <w:tcW w:type="dxa" w:w="2280"/>
+          </w:tcPr>
+          <w:p>
+            <w:pPr>
+              <w:spacing w:before="0" w:after="0" w:line="276" w:lineRule="auto"/>
+            </w:pPr>
+            <w:r>
+              <w:rPr>
+                <w:rFonts w:ascii="Times New Roman" w:hAnsi="Times New Roman"/>
+                <w:sz w:val="24"/>
+              </w:rPr>
+              <w:t>internal:9090</w:t>
+            </w:r>
+          </w:p>
+        </w:tc>
+        <w:tc>
+          <w:tcPr>
+            <w:tcW w:type="dxa" w:w="2280"/>
+          </w:tcPr>
+          <w:p>
+            <w:pPr>
+              <w:spacing w:before="0" w:after="0" w:line="276" w:lineRule="auto"/>
+            </w:pPr>
+            <w:r>
+              <w:rPr>
+                <w:rFonts w:ascii="Times New Roman" w:hAnsi="Times New Roman"/>
+                <w:sz w:val="24"/>
+              </w:rPr>
+              <w:t>VNPay gateway, giao tiếp gRPC</w:t>
+            </w:r>
+          </w:p>
+        </w:tc>
+      </w:tr>
+      <w:tr>
+        <w:tc>
+          <w:tcPr>
+            <w:tcW w:type="dxa" w:w="2280"/>
+          </w:tcPr>
+          <w:p>
+            <w:pPr>
+              <w:spacing w:before="0" w:after="0" w:line="276" w:lineRule="auto"/>
+            </w:pPr>
+            <w:r>
+              <w:rPr>
+                <w:rFonts w:ascii="Times New Roman" w:hAnsi="Times New Roman"/>
+                <w:sz w:val="24"/>
+              </w:rPr>
+              <w:t>python-backend</w:t>
+            </w:r>
+          </w:p>
+        </w:tc>
+        <w:tc>
+          <w:tcPr>
+            <w:tcW w:type="dxa" w:w="2280"/>
+          </w:tcPr>
+          <w:p>
+            <w:pPr>
+              <w:spacing w:before="0" w:after="0" w:line="276" w:lineRule="auto"/>
+            </w:pPr>
+            <w:r>
+              <w:rPr>
+                <w:rFonts w:ascii="Times New Roman" w:hAnsi="Times New Roman"/>
+                <w:sz w:val="24"/>
+              </w:rPr>
+              <w:t>custom build</w:t>
+            </w:r>
+          </w:p>
+        </w:tc>
+        <w:tc>
+          <w:tcPr>
+            <w:tcW w:type="dxa" w:w="2280"/>
+          </w:tcPr>
+          <w:p>
+            <w:pPr>
+              <w:spacing w:before="0" w:after="0" w:line="276" w:lineRule="auto"/>
+            </w:pPr>
+            <w:r>
+              <w:rPr>
+                <w:rFonts w:ascii="Times New Roman" w:hAnsi="Times New Roman"/>
+                <w:sz w:val="24"/>
+              </w:rPr>
+              <w:t>8000:8000</w:t>
+            </w:r>
+          </w:p>
+        </w:tc>
+        <w:tc>
+          <w:tcPr>
+            <w:tcW w:type="dxa" w:w="2280"/>
+          </w:tcPr>
+          <w:p>
+            <w:pPr>
+              <w:spacing w:before="0" w:after="0" w:line="276" w:lineRule="auto"/>
+            </w:pPr>
+            <w:r>
+              <w:rPr>
+                <w:rFonts w:ascii="Times New Roman" w:hAnsi="Times New Roman"/>
+                <w:sz w:val="24"/>
+              </w:rPr>
+              <w:t>FastAPI API server</w:t>
+            </w:r>
+          </w:p>
+        </w:tc>
+      </w:tr>
+    </w:tbl>
+    <w:p/>
+    <w:p>
+      <w:pPr>
+        <w:spacing w:before="0" w:after="0" w:line="360" w:lineRule="auto"/>
+      </w:pPr>
+      <w:r>
+        <w:rPr>
+          <w:rFonts w:ascii="Times New Roman" w:hAnsi="Times New Roman"/>
+          <w:b/>
+          <w:sz w:val="26"/>
+        </w:rPr>
+        <w:t>Đặc điểm triển khai Docker:</w:t>
+      </w:r>
+    </w:p>
+    <w:p>
+      <w:pPr>
+        <w:pStyle w:val="ListBullet"/>
+        <w:spacing w:before="0" w:after="0" w:line="360" w:lineRule="auto"/>
+      </w:pPr>
+      <w:r>
+        <w:rPr>
+          <w:rFonts w:ascii="Times New Roman" w:hAnsi="Times New Roman"/>
+          <w:sz w:val="26"/>
+        </w:rPr>
+        <w:t>Mạng nội bộ (bridge network): Các service giao tiếp qua mạng 'internal', chỉ backend expose ra ngoài.</w:t>
+      </w:r>
+    </w:p>
+    <w:p>
+      <w:pPr>
+        <w:pStyle w:val="ListBullet"/>
+        <w:spacing w:before="0" w:after="0" w:line="360" w:lineRule="auto"/>
+      </w:pPr>
+      <w:r>
+        <w:rPr>
+          <w:rFonts w:ascii="Times New Roman" w:hAnsi="Times New Roman"/>
+          <w:sz w:val="26"/>
+        </w:rPr>
+        <w:t>Health checks: PostgreSQL và Redis có health check, backend chỉ khởi động khi dependencies sẵn sàng.</w:t>
+      </w:r>
+    </w:p>
+    <w:p>
+      <w:pPr>
+        <w:pStyle w:val="ListBullet"/>
+        <w:spacing w:before="0" w:after="0" w:line="360" w:lineRule="auto"/>
+      </w:pPr>
+      <w:r>
+        <w:rPr>
+          <w:rFonts w:ascii="Times New Roman" w:hAnsi="Times New Roman"/>
+          <w:sz w:val="26"/>
+        </w:rPr>
+        <w:t>Volume persistence: Dữ liệu PostgreSQL được persist qua Docker volume 'pgdata'.</w:t>
+      </w:r>
+    </w:p>
+    <w:p>
+      <w:pPr>
+        <w:pStyle w:val="ListBullet"/>
+        <w:spacing w:before="0" w:after="0" w:line="360" w:lineRule="auto"/>
+      </w:pPr>
+      <w:r>
+        <w:rPr>
+          <w:rFonts w:ascii="Times New Roman" w:hAnsi="Times New Roman"/>
+          <w:sz w:val="26"/>
+        </w:rPr>
+        <w:t>Environment variables: Cấu hình qua .env file, bao gồm database URL, Redis URL, Stripe keys, VNPay config.</w:t>
       </w:r>
     </w:p>
     <w:p>
@@ -11904,7 +15848,7 @@
           <w:rFonts w:ascii="Times New Roman" w:hAnsi="Times New Roman"/>
           <w:sz w:val="26"/>
         </w:rPr>
-        <w:t>Booking Feature: Chọn loại sân, thời gian, xem sân trống, xác nhận đặt.</w:t>
+        <w:t>Booking Feature: Chọn loại sân, thời gian, xem sân trống, xác nhận đặt, thanh toán.</w:t>
       </w:r>
     </w:p>
     <w:p>
@@ -11943,7 +15887,33 @@
           <w:rFonts w:ascii="Times New Roman" w:hAnsi="Times New Roman"/>
           <w:sz w:val="26"/>
         </w:rPr>
-        <w:t>Profile Feature: Quản lý thông tin cá nhân, lịch sử đặt sân.</w:t>
+        <w:t>Payment Feature: Thanh toán qua Stripe (WebView) và VNPay (Native SDK).</w:t>
+      </w:r>
+    </w:p>
+    <w:p>
+      <w:pPr>
+        <w:pStyle w:val="ListBullet"/>
+        <w:spacing w:before="0" w:after="0" w:line="360" w:lineRule="auto"/>
+      </w:pPr>
+      <w:r>
+        <w:rPr>
+          <w:rFonts w:ascii="Times New Roman" w:hAnsi="Times New Roman"/>
+          <w:sz w:val="26"/>
+        </w:rPr>
+        <w:t>Profile Feature: Quản lý thông tin cá nhân, đổi mật khẩu, đăng xuất.</w:t>
+      </w:r>
+    </w:p>
+    <w:p>
+      <w:pPr>
+        <w:pStyle w:val="ListBullet"/>
+        <w:spacing w:before="0" w:after="0" w:line="360" w:lineRule="auto"/>
+      </w:pPr>
+      <w:r>
+        <w:rPr>
+          <w:rFonts w:ascii="Times New Roman" w:hAnsi="Times New Roman"/>
+          <w:sz w:val="26"/>
+        </w:rPr>
+        <w:t>Admin Feature: Quản lý booking, billing, resource pricing, dashboard analytics.</w:t>
       </w:r>
     </w:p>
     <w:p>
@@ -12132,7 +16102,7 @@
                 <w:rFonts w:ascii="Times New Roman" w:hAnsi="Times New Roman"/>
                 <w:sz w:val="24"/>
               </w:rPr>
-              <w:t>FastAPI chạy trên localhost:8000 (development)</w:t>
+              <w:t>FastAPI chạy trên localhost:8000 (development), Docker container</w:t>
             </w:r>
           </w:p>
         </w:tc>
@@ -12240,7 +16210,7 @@
                 <w:rFonts w:ascii="Times New Roman" w:hAnsi="Times New Roman"/>
                 <w:sz w:val="24"/>
               </w:rPr>
-              <w:t>Chạy trên WSL (Ubuntu), port 5432</w:t>
+              <w:t>Docker container (postgres:16-alpine) hoặc WSL (Ubuntu)</w:t>
             </w:r>
           </w:p>
         </w:tc>
@@ -12276,7 +16246,7 @@
                 <w:rFonts w:ascii="Times New Roman" w:hAnsi="Times New Roman"/>
                 <w:sz w:val="24"/>
               </w:rPr>
-              <w:t>Chạy trên WSL (Ubuntu), port 6379</w:t>
+              <w:t>Docker container (redis:7-alpine) hoặc WSL (Ubuntu)</w:t>
             </w:r>
           </w:p>
         </w:tc>
@@ -12295,6 +16265,78 @@
                 <w:rFonts w:ascii="Times New Roman" w:hAnsi="Times New Roman"/>
                 <w:sz w:val="24"/>
               </w:rPr>
+              <w:t>Java Payment Service</w:t>
+            </w:r>
+          </w:p>
+        </w:tc>
+        <w:tc>
+          <w:tcPr>
+            <w:tcW w:type="dxa" w:w="4561"/>
+          </w:tcPr>
+          <w:p>
+            <w:pPr>
+              <w:spacing w:before="0" w:after="0" w:line="276" w:lineRule="auto"/>
+            </w:pPr>
+            <w:r>
+              <w:rPr>
+                <w:rFonts w:ascii="Times New Roman" w:hAnsi="Times New Roman"/>
+                <w:sz w:val="24"/>
+              </w:rPr>
+              <w:t>Docker container, port 9090, VNPay gateway</w:t>
+            </w:r>
+          </w:p>
+        </w:tc>
+      </w:tr>
+      <w:tr>
+        <w:tc>
+          <w:tcPr>
+            <w:tcW w:type="dxa" w:w="4561"/>
+          </w:tcPr>
+          <w:p>
+            <w:pPr>
+              <w:spacing w:before="0" w:after="0" w:line="276" w:lineRule="auto"/>
+            </w:pPr>
+            <w:r>
+              <w:rPr>
+                <w:rFonts w:ascii="Times New Roman" w:hAnsi="Times New Roman"/>
+                <w:sz w:val="24"/>
+              </w:rPr>
+              <w:t>Stripe</w:t>
+            </w:r>
+          </w:p>
+        </w:tc>
+        <w:tc>
+          <w:tcPr>
+            <w:tcW w:type="dxa" w:w="4561"/>
+          </w:tcPr>
+          <w:p>
+            <w:pPr>
+              <w:spacing w:before="0" w:after="0" w:line="276" w:lineRule="auto"/>
+            </w:pPr>
+            <w:r>
+              <w:rPr>
+                <w:rFonts w:ascii="Times New Roman" w:hAnsi="Times New Roman"/>
+                <w:sz w:val="24"/>
+              </w:rPr>
+              <w:t>Stripe API (test mode), webhook endpoint</w:t>
+            </w:r>
+          </w:p>
+        </w:tc>
+      </w:tr>
+      <w:tr>
+        <w:tc>
+          <w:tcPr>
+            <w:tcW w:type="dxa" w:w="4561"/>
+          </w:tcPr>
+          <w:p>
+            <w:pPr>
+              <w:spacing w:before="0" w:after="0" w:line="276" w:lineRule="auto"/>
+            </w:pPr>
+            <w:r>
+              <w:rPr>
+                <w:rFonts w:ascii="Times New Roman" w:hAnsi="Times New Roman"/>
+                <w:sz w:val="24"/>
+              </w:rPr>
               <w:t>Flutter App</w:t>
             </w:r>
           </w:p>
@@ -12313,6 +16355,42 @@
                 <w:sz w:val="24"/>
               </w:rPr>
               <w:t>Chạy trên Android emulator hoặc thiết bị thật</w:t>
+            </w:r>
+          </w:p>
+        </w:tc>
+      </w:tr>
+      <w:tr>
+        <w:tc>
+          <w:tcPr>
+            <w:tcW w:type="dxa" w:w="4561"/>
+          </w:tcPr>
+          <w:p>
+            <w:pPr>
+              <w:spacing w:before="0" w:after="0" w:line="276" w:lineRule="auto"/>
+            </w:pPr>
+            <w:r>
+              <w:rPr>
+                <w:rFonts w:ascii="Times New Roman" w:hAnsi="Times New Roman"/>
+                <w:sz w:val="24"/>
+              </w:rPr>
+              <w:t>Docker Compose</w:t>
+            </w:r>
+          </w:p>
+        </w:tc>
+        <w:tc>
+          <w:tcPr>
+            <w:tcW w:type="dxa" w:w="4561"/>
+          </w:tcPr>
+          <w:p>
+            <w:pPr>
+              <w:spacing w:before="0" w:after="0" w:line="276" w:lineRule="auto"/>
+            </w:pPr>
+            <w:r>
+              <w:rPr>
+                <w:rFonts w:ascii="Times New Roman" w:hAnsi="Times New Roman"/>
+                <w:sz w:val="24"/>
+              </w:rPr>
+              <w:t>Quản lý 4 services: postgres, redis, java-payment, python-backend</w:t>
             </w:r>
           </w:p>
         </w:tc>
@@ -12406,7 +16484,7 @@
           <w:rFonts w:ascii="Times New Roman" w:hAnsi="Times New Roman"/>
           <w:sz w:val="26"/>
         </w:rPr>
-        <w:t>Ứng dụng Flutter chạy được trên cả Android và iOS.</w:t>
+        <w:t>Tích hợp thanh toán trực tuyến: Stripe (quốc tế) và VNPay (trong nước) hoạt động.</w:t>
       </w:r>
     </w:p>
     <w:p>
@@ -12419,7 +16497,59 @@
           <w:rFonts w:ascii="Times New Roman" w:hAnsi="Times New Roman"/>
           <w:sz w:val="26"/>
         </w:rPr>
+        <w:t>Hệ thống xác nhận thanh toán qua webhook (Stripe) và callback (VNPay).</w:t>
+      </w:r>
+    </w:p>
+    <w:p>
+      <w:pPr>
+        <w:pStyle w:val="ListBullet"/>
+        <w:spacing w:before="0" w:after="0" w:line="360" w:lineRule="auto"/>
+      </w:pPr>
+      <w:r>
+        <w:rPr>
+          <w:rFonts w:ascii="Times New Roman" w:hAnsi="Times New Roman"/>
+          <w:sz w:val="26"/>
+        </w:rPr>
+        <w:t>Admin quản lý giá dịch vụ, xem hóa đơn chi tiết booking với tổng tiền.</w:t>
+      </w:r>
+    </w:p>
+    <w:p>
+      <w:pPr>
+        <w:pStyle w:val="ListBullet"/>
+        <w:spacing w:before="0" w:after="0" w:line="360" w:lineRule="auto"/>
+      </w:pPr>
+      <w:r>
+        <w:rPr>
+          <w:rFonts w:ascii="Times New Roman" w:hAnsi="Times New Roman"/>
+          <w:sz w:val="26"/>
+        </w:rPr>
+        <w:t>Ứng dụng Flutter chạy được trên cả Android và iOS.</w:t>
+      </w:r>
+    </w:p>
+    <w:p>
+      <w:pPr>
+        <w:pStyle w:val="ListBullet"/>
+        <w:spacing w:before="0" w:after="0" w:line="360" w:lineRule="auto"/>
+      </w:pPr>
+      <w:r>
+        <w:rPr>
+          <w:rFonts w:ascii="Times New Roman" w:hAnsi="Times New Roman"/>
+          <w:sz w:val="26"/>
+        </w:rPr>
         <w:t>Hệ thống có fallback mechanism khi LLM chính lỗi.</w:t>
+      </w:r>
+    </w:p>
+    <w:p>
+      <w:pPr>
+        <w:pStyle w:val="ListBullet"/>
+        <w:spacing w:before="0" w:after="0" w:line="360" w:lineRule="auto"/>
+      </w:pPr>
+      <w:r>
+        <w:rPr>
+          <w:rFonts w:ascii="Times New Roman" w:hAnsi="Times New Roman"/>
+          <w:sz w:val="26"/>
+        </w:rPr>
+        <w:t>Triển khai bằng Docker Compose với 4 dịch vụ containerized.</w:t>
       </w:r>
     </w:p>
     <w:p>
@@ -12445,7 +16575,7 @@
           <w:rFonts w:ascii="Times New Roman" w:hAnsi="Times New Roman"/>
           <w:sz w:val="26"/>
         </w:rPr>
-        <w:t>Tích hợp thanh toán online (VNPay, MoMo).</w:t>
+        <w:t>Hỗ trợ voice chat (speech-to-text, text-to-speech).</w:t>
       </w:r>
     </w:p>
     <w:p>
@@ -12458,7 +16588,7 @@
           <w:rFonts w:ascii="Times New Roman" w:hAnsi="Times New Roman"/>
           <w:sz w:val="26"/>
         </w:rPr>
-        <w:t>Hỗ trợ voice chat (speech-to-text, text-to-speech).</w:t>
+        <w:t>Thêm nhiều môn thể thao hơn (tennis, bóng bàn, v.v.).</w:t>
       </w:r>
     </w:p>
     <w:p>
@@ -12471,7 +16601,7 @@
           <w:rFonts w:ascii="Times New Roman" w:hAnsi="Times New Roman"/>
           <w:sz w:val="26"/>
         </w:rPr>
-        <w:t>Thêm nhiều môn thể thao hơn (tennis, bóng bàn, v.v.).</w:t>
+        <w:t>Triển khai lên cloud (AWS, GCP) với CI/CD pipeline.</w:t>
       </w:r>
     </w:p>
     <w:p>
@@ -12484,7 +16614,7 @@
           <w:rFonts w:ascii="Times New Roman" w:hAnsi="Times New Roman"/>
           <w:sz w:val="26"/>
         </w:rPr>
-        <w:t>Triển khai lên cloud (AWS, GCP) cho production.</w:t>
+        <w:t>Xây dựng hệ thống analytics và reporting nâng cao cho admin.</w:t>
       </w:r>
     </w:p>
     <w:p>
@@ -12497,7 +16627,7 @@
           <w:rFonts w:ascii="Times New Roman" w:hAnsi="Times New Roman"/>
           <w:sz w:val="26"/>
         </w:rPr>
-        <w:t>Xây dựng hệ thống analytics và reporting cho admin.</w:t>
+        <w:t>Hỗ trợ đa ngôn ngữ (Vietnamese, English).</w:t>
       </w:r>
     </w:p>
     <w:p>
@@ -12510,7 +16640,7 @@
           <w:rFonts w:ascii="Times New Roman" w:hAnsi="Times New Roman"/>
           <w:sz w:val="26"/>
         </w:rPr>
-        <w:t>Hỗ trợ đa ngôn ngữ (Vietnamese, English).</w:t>
+        <w:t>Tích hợp hệ thống đánh giá và phản hồi từ khách hàng.</w:t>
       </w:r>
     </w:p>
     <w:p>
@@ -12523,7 +16653,7 @@
           <w:rFonts w:ascii="Times New Roman" w:hAnsi="Times New Roman"/>
           <w:sz w:val="26"/>
         </w:rPr>
-        <w:t>Tích hợp hệ thống đánh giá và phản hồi từ khách hàng.</w:t>
+        <w:t>Phát triển ứng dụng web version (Flutter Web).</w:t>
       </w:r>
     </w:p>
     <w:p>
@@ -12536,7 +16666,7 @@
           <w:rFonts w:ascii="Times New Roman" w:hAnsi="Times New Roman"/>
           <w:sz w:val="26"/>
         </w:rPr>
-        <w:t>Phát triển ứng dụng web version (Flutter Web).</w:t>
+        <w:t>Tích hợp thêm cổng thanh toán MoMo.</w:t>
       </w:r>
     </w:p>
     <w:p>
@@ -12700,6 +16830,54 @@
           <w:sz w:val="26"/>
         </w:rPr>
         <w:t>[12] BWF Laws. Badminton World Federation. https://bwfbadminton.com/</w:t>
+      </w:r>
+    </w:p>
+    <w:p>
+      <w:pPr>
+        <w:spacing w:before="0" w:after="0" w:line="360" w:lineRule="auto"/>
+      </w:pPr>
+      <w:r>
+        <w:rPr>
+          <w:rFonts w:ascii="Times New Roman" w:hAnsi="Times New Roman"/>
+          <w:sz w:val="26"/>
+        </w:rPr>
+        <w:t>[13] Stripe Documentation. https://stripe.com/docs</w:t>
+      </w:r>
+    </w:p>
+    <w:p>
+      <w:pPr>
+        <w:spacing w:before="0" w:after="0" w:line="360" w:lineRule="auto"/>
+      </w:pPr>
+      <w:r>
+        <w:rPr>
+          <w:rFonts w:ascii="Times New Roman" w:hAnsi="Times New Roman"/>
+          <w:sz w:val="26"/>
+        </w:rPr>
+        <w:t>[14] VNPay Documentation. https://sandbox.vnpayment.vn/apis/</w:t>
+      </w:r>
+    </w:p>
+    <w:p>
+      <w:pPr>
+        <w:spacing w:before="0" w:after="0" w:line="360" w:lineRule="auto"/>
+      </w:pPr>
+      <w:r>
+        <w:rPr>
+          <w:rFonts w:ascii="Times New Roman" w:hAnsi="Times New Roman"/>
+          <w:sz w:val="26"/>
+        </w:rPr>
+        <w:t>[15] Docker Documentation. https://docs.docker.com/</w:t>
+      </w:r>
+    </w:p>
+    <w:p>
+      <w:pPr>
+        <w:spacing w:before="0" w:after="0" w:line="360" w:lineRule="auto"/>
+      </w:pPr>
+      <w:r>
+        <w:rPr>
+          <w:rFonts w:ascii="Times New Roman" w:hAnsi="Times New Roman"/>
+          <w:sz w:val="26"/>
+        </w:rPr>
+        <w:t>[16] Docker Compose Documentation. https://docs.docker.com/compose/</w:t>
       </w:r>
     </w:p>
     <w:p>

--- a/Documentations/BaoCao_DoAnTotNghiep_ChatbotAI.docx
+++ b/Documentations/BaoCao_DoAnTotNghiep_ChatbotAI.docx
@@ -892,6 +892,19 @@
           <w:b/>
           <w:sz w:val="26"/>
         </w:rPr>
+        <w:t>BẢNG TỪ VIẾT TẮT</w:t>
+      </w:r>
+    </w:p>
+    <w:p>
+      <w:pPr>
+        <w:spacing w:before="0" w:after="0" w:line="360" w:lineRule="auto"/>
+      </w:pPr>
+      <w:r>
+        <w:rPr>
+          <w:rFonts w:ascii="Times New Roman" w:hAnsi="Times New Roman"/>
+          <w:b/>
+          <w:sz w:val="26"/>
+        </w:rPr>
         <w:t>CHƯƠNG 1. TỔNG QUAN</w:t>
       </w:r>
     </w:p>
@@ -1350,55 +1363,91 @@
           <w:rFonts w:ascii="Times New Roman" w:hAnsi="Times New Roman"/>
           <w:sz w:val="26"/>
         </w:rPr>
-        <w:t>3.4.4. Order APIs</w:t>
-      </w:r>
-    </w:p>
-    <w:p>
-      <w:pPr>
-        <w:spacing w:before="0" w:after="0" w:line="360" w:lineRule="auto"/>
-      </w:pPr>
-      <w:r>
-        <w:rPr>
-          <w:rFonts w:ascii="Times New Roman" w:hAnsi="Times New Roman"/>
-          <w:sz w:val="26"/>
-        </w:rPr>
-        <w:t>3.4.5. Menu APIs</w:t>
-      </w:r>
-    </w:p>
-    <w:p>
-      <w:pPr>
-        <w:spacing w:before="0" w:after="0" w:line="360" w:lineRule="auto"/>
-      </w:pPr>
-      <w:r>
-        <w:rPr>
-          <w:rFonts w:ascii="Times New Roman" w:hAnsi="Times New Roman"/>
-          <w:sz w:val="26"/>
-        </w:rPr>
-        <w:t>3.4.6. Staff APIs</w:t>
-      </w:r>
-    </w:p>
-    <w:p>
-      <w:pPr>
-        <w:spacing w:before="0" w:after="0" w:line="360" w:lineRule="auto"/>
-      </w:pPr>
-      <w:r>
-        <w:rPr>
-          <w:rFonts w:ascii="Times New Roman" w:hAnsi="Times New Roman"/>
-          <w:sz w:val="26"/>
-        </w:rPr>
-        <w:t>3.4.7. Payment APIs</w:t>
-      </w:r>
-    </w:p>
-    <w:p>
-      <w:pPr>
-        <w:spacing w:before="0" w:after="0" w:line="360" w:lineRule="auto"/>
-      </w:pPr>
-      <w:r>
-        <w:rPr>
-          <w:rFonts w:ascii="Times New Roman" w:hAnsi="Times New Roman"/>
-          <w:sz w:val="26"/>
-        </w:rPr>
-        <w:t>3.4.8. Mô hình bảo mật API</w:t>
+        <w:t>3.4.4. Booking Bill APIs</w:t>
+      </w:r>
+    </w:p>
+    <w:p>
+      <w:pPr>
+        <w:spacing w:before="0" w:after="0" w:line="360" w:lineRule="auto"/>
+      </w:pPr>
+      <w:r>
+        <w:rPr>
+          <w:rFonts w:ascii="Times New Roman" w:hAnsi="Times New Roman"/>
+          <w:sz w:val="26"/>
+        </w:rPr>
+        <w:t>3.4.5. Order APIs</w:t>
+      </w:r>
+    </w:p>
+    <w:p>
+      <w:pPr>
+        <w:spacing w:before="0" w:after="0" w:line="360" w:lineRule="auto"/>
+      </w:pPr>
+      <w:r>
+        <w:rPr>
+          <w:rFonts w:ascii="Times New Roman" w:hAnsi="Times New Roman"/>
+          <w:sz w:val="26"/>
+        </w:rPr>
+        <w:t>3.4.6. Menu APIs</w:t>
+      </w:r>
+    </w:p>
+    <w:p>
+      <w:pPr>
+        <w:spacing w:before="0" w:after="0" w:line="360" w:lineRule="auto"/>
+      </w:pPr>
+      <w:r>
+        <w:rPr>
+          <w:rFonts w:ascii="Times New Roman" w:hAnsi="Times New Roman"/>
+          <w:sz w:val="26"/>
+        </w:rPr>
+        <w:t>3.4.7. Staff Request APIs</w:t>
+      </w:r>
+    </w:p>
+    <w:p>
+      <w:pPr>
+        <w:spacing w:before="0" w:after="0" w:line="360" w:lineRule="auto"/>
+      </w:pPr>
+      <w:r>
+        <w:rPr>
+          <w:rFonts w:ascii="Times New Roman" w:hAnsi="Times New Roman"/>
+          <w:sz w:val="26"/>
+        </w:rPr>
+        <w:t>3.4.8. Staff Chat APIs</w:t>
+      </w:r>
+    </w:p>
+    <w:p>
+      <w:pPr>
+        <w:spacing w:before="0" w:after="0" w:line="360" w:lineRule="auto"/>
+      </w:pPr>
+      <w:r>
+        <w:rPr>
+          <w:rFonts w:ascii="Times New Roman" w:hAnsi="Times New Roman"/>
+          <w:sz w:val="26"/>
+        </w:rPr>
+        <w:t>3.4.9. Realtime Notification APIs</w:t>
+      </w:r>
+    </w:p>
+    <w:p>
+      <w:pPr>
+        <w:spacing w:before="0" w:after="0" w:line="360" w:lineRule="auto"/>
+      </w:pPr>
+      <w:r>
+        <w:rPr>
+          <w:rFonts w:ascii="Times New Roman" w:hAnsi="Times New Roman"/>
+          <w:sz w:val="26"/>
+        </w:rPr>
+        <w:t>3.4.10. Payment APIs</w:t>
+      </w:r>
+    </w:p>
+    <w:p>
+      <w:pPr>
+        <w:spacing w:before="0" w:after="0" w:line="360" w:lineRule="auto"/>
+      </w:pPr>
+      <w:r>
+        <w:rPr>
+          <w:rFonts w:ascii="Times New Roman" w:hAnsi="Times New Roman"/>
+          <w:sz w:val="26"/>
+        </w:rPr>
+        <w:t>3.4.11. Mô hình bảo mật API</w:t>
       </w:r>
     </w:p>
     <w:p>
@@ -1568,6 +1617,18 @@
           <w:sz w:val="26"/>
         </w:rPr>
         <w:t>4.3.4. Chat UI với flutter_chat_ui</w:t>
+      </w:r>
+    </w:p>
+    <w:p>
+      <w:pPr>
+        <w:spacing w:before="0" w:after="0" w:line="360" w:lineRule="auto"/>
+      </w:pPr>
+      <w:r>
+        <w:rPr>
+          <w:rFonts w:ascii="Times New Roman" w:hAnsi="Times New Roman"/>
+          <w:sz w:val="26"/>
+        </w:rPr>
+        <w:t>4.3.5. Giới thiệu giao diện ứng dụng</w:t>
       </w:r>
     </w:p>
     <w:p>
@@ -2070,7 +2131,7 @@
                 <w:rFonts w:ascii="Times New Roman" w:hAnsi="Times New Roman"/>
                 <w:sz w:val="24"/>
               </w:rPr>
-              <w:t>Authentication APIs</w:t>
+              <w:t>Bảng staff_requests</w:t>
             </w:r>
           </w:p>
         </w:tc>
@@ -2100,7 +2161,7 @@
                 <w:rFonts w:ascii="Times New Roman" w:hAnsi="Times New Roman"/>
                 <w:sz w:val="24"/>
               </w:rPr>
-              <w:t>Chat APIs</w:t>
+              <w:t>Bảng notifications</w:t>
             </w:r>
           </w:p>
         </w:tc>
@@ -2130,7 +2191,7 @@
                 <w:rFonts w:ascii="Times New Roman" w:hAnsi="Times New Roman"/>
                 <w:sz w:val="24"/>
               </w:rPr>
-              <w:t>Booking APIs</w:t>
+              <w:t>Authentication APIs</w:t>
             </w:r>
           </w:p>
         </w:tc>
@@ -2160,7 +2221,7 @@
                 <w:rFonts w:ascii="Times New Roman" w:hAnsi="Times New Roman"/>
                 <w:sz w:val="24"/>
               </w:rPr>
-              <w:t>Order APIs</w:t>
+              <w:t>Chat APIs</w:t>
             </w:r>
           </w:p>
         </w:tc>
@@ -2190,7 +2251,7 @@
                 <w:rFonts w:ascii="Times New Roman" w:hAnsi="Times New Roman"/>
                 <w:sz w:val="24"/>
               </w:rPr>
-              <w:t>Menu APIs</w:t>
+              <w:t>Booking APIs</w:t>
             </w:r>
           </w:p>
         </w:tc>
@@ -2220,7 +2281,7 @@
                 <w:rFonts w:ascii="Times New Roman" w:hAnsi="Times New Roman"/>
                 <w:sz w:val="24"/>
               </w:rPr>
-              <w:t>Staff APIs</w:t>
+              <w:t>Booking Bill APIs</w:t>
             </w:r>
           </w:p>
         </w:tc>
@@ -2250,7 +2311,7 @@
                 <w:rFonts w:ascii="Times New Roman" w:hAnsi="Times New Roman"/>
                 <w:sz w:val="24"/>
               </w:rPr>
-              <w:t>VNPay Payment APIs</w:t>
+              <w:t>Order APIs</w:t>
             </w:r>
           </w:p>
         </w:tc>
@@ -2280,7 +2341,7 @@
                 <w:rFonts w:ascii="Times New Roman" w:hAnsi="Times New Roman"/>
                 <w:sz w:val="24"/>
               </w:rPr>
-              <w:t>Stripe Payment APIs</w:t>
+              <w:t>Menu APIs</w:t>
             </w:r>
           </w:p>
         </w:tc>
@@ -2296,7 +2357,7 @@
                 <w:rFonts w:ascii="Times New Roman" w:hAnsi="Times New Roman"/>
                 <w:sz w:val="24"/>
               </w:rPr>
-              <w:t>Bảng 4.1</w:t>
+              <w:t>Bảng 3.15</w:t>
             </w:r>
           </w:p>
         </w:tc>
@@ -2310,7 +2371,7 @@
                 <w:rFonts w:ascii="Times New Roman" w:hAnsi="Times New Roman"/>
                 <w:sz w:val="24"/>
               </w:rPr>
-              <w:t>Môi trường triển khai</w:t>
+              <w:t>Staff Request APIs</w:t>
             </w:r>
           </w:p>
         </w:tc>
@@ -2326,6 +2387,156 @@
                 <w:rFonts w:ascii="Times New Roman" w:hAnsi="Times New Roman"/>
                 <w:sz w:val="24"/>
               </w:rPr>
+              <w:t>Bảng 3.16</w:t>
+            </w:r>
+          </w:p>
+        </w:tc>
+        <w:tc>
+          <w:tcPr>
+            <w:tcW w:type="dxa" w:w="4561"/>
+          </w:tcPr>
+          <w:p>
+            <w:r>
+              <w:rPr>
+                <w:rFonts w:ascii="Times New Roman" w:hAnsi="Times New Roman"/>
+                <w:sz w:val="24"/>
+              </w:rPr>
+              <w:t>Staff Chat APIs</w:t>
+            </w:r>
+          </w:p>
+        </w:tc>
+      </w:tr>
+      <w:tr>
+        <w:tc>
+          <w:tcPr>
+            <w:tcW w:type="dxa" w:w="4561"/>
+          </w:tcPr>
+          <w:p>
+            <w:r>
+              <w:rPr>
+                <w:rFonts w:ascii="Times New Roman" w:hAnsi="Times New Roman"/>
+                <w:sz w:val="24"/>
+              </w:rPr>
+              <w:t>Bảng 3.17</w:t>
+            </w:r>
+          </w:p>
+        </w:tc>
+        <w:tc>
+          <w:tcPr>
+            <w:tcW w:type="dxa" w:w="4561"/>
+          </w:tcPr>
+          <w:p>
+            <w:r>
+              <w:rPr>
+                <w:rFonts w:ascii="Times New Roman" w:hAnsi="Times New Roman"/>
+                <w:sz w:val="24"/>
+              </w:rPr>
+              <w:t>Realtime Notification APIs</w:t>
+            </w:r>
+          </w:p>
+        </w:tc>
+      </w:tr>
+      <w:tr>
+        <w:tc>
+          <w:tcPr>
+            <w:tcW w:type="dxa" w:w="4561"/>
+          </w:tcPr>
+          <w:p>
+            <w:r>
+              <w:rPr>
+                <w:rFonts w:ascii="Times New Roman" w:hAnsi="Times New Roman"/>
+                <w:sz w:val="24"/>
+              </w:rPr>
+              <w:t>Bảng 3.18</w:t>
+            </w:r>
+          </w:p>
+        </w:tc>
+        <w:tc>
+          <w:tcPr>
+            <w:tcW w:type="dxa" w:w="4561"/>
+          </w:tcPr>
+          <w:p>
+            <w:r>
+              <w:rPr>
+                <w:rFonts w:ascii="Times New Roman" w:hAnsi="Times New Roman"/>
+                <w:sz w:val="24"/>
+              </w:rPr>
+              <w:t>VNPay Payment APIs</w:t>
+            </w:r>
+          </w:p>
+        </w:tc>
+      </w:tr>
+      <w:tr>
+        <w:tc>
+          <w:tcPr>
+            <w:tcW w:type="dxa" w:w="4561"/>
+          </w:tcPr>
+          <w:p>
+            <w:r>
+              <w:rPr>
+                <w:rFonts w:ascii="Times New Roman" w:hAnsi="Times New Roman"/>
+                <w:sz w:val="24"/>
+              </w:rPr>
+              <w:t>Bảng 3.19</w:t>
+            </w:r>
+          </w:p>
+        </w:tc>
+        <w:tc>
+          <w:tcPr>
+            <w:tcW w:type="dxa" w:w="4561"/>
+          </w:tcPr>
+          <w:p>
+            <w:r>
+              <w:rPr>
+                <w:rFonts w:ascii="Times New Roman" w:hAnsi="Times New Roman"/>
+                <w:sz w:val="24"/>
+              </w:rPr>
+              <w:t>Stripe Payment APIs</w:t>
+            </w:r>
+          </w:p>
+        </w:tc>
+      </w:tr>
+      <w:tr>
+        <w:tc>
+          <w:tcPr>
+            <w:tcW w:type="dxa" w:w="4561"/>
+          </w:tcPr>
+          <w:p>
+            <w:r>
+              <w:rPr>
+                <w:rFonts w:ascii="Times New Roman" w:hAnsi="Times New Roman"/>
+                <w:sz w:val="24"/>
+              </w:rPr>
+              <w:t>Bảng 4.1</w:t>
+            </w:r>
+          </w:p>
+        </w:tc>
+        <w:tc>
+          <w:tcPr>
+            <w:tcW w:type="dxa" w:w="4561"/>
+          </w:tcPr>
+          <w:p>
+            <w:r>
+              <w:rPr>
+                <w:rFonts w:ascii="Times New Roman" w:hAnsi="Times New Roman"/>
+                <w:sz w:val="24"/>
+              </w:rPr>
+              <w:t>Môi trường triển khai</w:t>
+            </w:r>
+          </w:p>
+        </w:tc>
+      </w:tr>
+      <w:tr>
+        <w:tc>
+          <w:tcPr>
+            <w:tcW w:type="dxa" w:w="4561"/>
+          </w:tcPr>
+          <w:p>
+            <w:r>
+              <w:rPr>
+                <w:rFonts w:ascii="Times New Roman" w:hAnsi="Times New Roman"/>
+                <w:sz w:val="24"/>
+              </w:rPr>
               <w:t>Bảng 4.2</w:t>
             </w:r>
           </w:p>
@@ -2341,6 +2552,36 @@
                 <w:sz w:val="24"/>
               </w:rPr>
               <w:t>Docker Services</w:t>
+            </w:r>
+          </w:p>
+        </w:tc>
+      </w:tr>
+      <w:tr>
+        <w:tc>
+          <w:tcPr>
+            <w:tcW w:type="dxa" w:w="4561"/>
+          </w:tcPr>
+          <w:p>
+            <w:r>
+              <w:rPr>
+                <w:rFonts w:ascii="Times New Roman" w:hAnsi="Times New Roman"/>
+                <w:sz w:val="24"/>
+              </w:rPr>
+              <w:t>Bảng 4.3</w:t>
+            </w:r>
+          </w:p>
+        </w:tc>
+        <w:tc>
+          <w:tcPr>
+            <w:tcW w:type="dxa" w:w="4561"/>
+          </w:tcPr>
+          <w:p>
+            <w:r>
+              <w:rPr>
+                <w:rFonts w:ascii="Times New Roman" w:hAnsi="Times New Roman"/>
+                <w:sz w:val="24"/>
+              </w:rPr>
+              <w:t>Flutter Dependencies</w:t>
             </w:r>
           </w:p>
         </w:tc>
@@ -2917,6 +3158,1632 @@
                 <w:sz w:val="24"/>
               </w:rPr>
               <w:t>Kiến trúc Docker Deployment</w:t>
+            </w:r>
+          </w:p>
+        </w:tc>
+      </w:tr>
+      <w:tr>
+        <w:tc>
+          <w:tcPr>
+            <w:tcW w:type="dxa" w:w="4561"/>
+          </w:tcPr>
+          <w:p>
+            <w:r>
+              <w:rPr>
+                <w:rFonts w:ascii="Times New Roman" w:hAnsi="Times New Roman"/>
+                <w:sz w:val="24"/>
+              </w:rPr>
+              <w:t>Hình 4.7</w:t>
+            </w:r>
+          </w:p>
+        </w:tc>
+        <w:tc>
+          <w:tcPr>
+            <w:tcW w:type="dxa" w:w="4561"/>
+          </w:tcPr>
+          <w:p>
+            <w:r>
+              <w:rPr>
+                <w:rFonts w:ascii="Times New Roman" w:hAnsi="Times New Roman"/>
+                <w:sz w:val="24"/>
+              </w:rPr>
+              <w:t>Màn hình đăng nhập</w:t>
+            </w:r>
+          </w:p>
+        </w:tc>
+      </w:tr>
+      <w:tr>
+        <w:tc>
+          <w:tcPr>
+            <w:tcW w:type="dxa" w:w="4561"/>
+          </w:tcPr>
+          <w:p>
+            <w:r>
+              <w:rPr>
+                <w:rFonts w:ascii="Times New Roman" w:hAnsi="Times New Roman"/>
+                <w:sz w:val="24"/>
+              </w:rPr>
+              <w:t>Hình 4.8</w:t>
+            </w:r>
+          </w:p>
+        </w:tc>
+        <w:tc>
+          <w:tcPr>
+            <w:tcW w:type="dxa" w:w="4561"/>
+          </w:tcPr>
+          <w:p>
+            <w:r>
+              <w:rPr>
+                <w:rFonts w:ascii="Times New Roman" w:hAnsi="Times New Roman"/>
+                <w:sz w:val="24"/>
+              </w:rPr>
+              <w:t>Màn hình chính (Home Screen)</w:t>
+            </w:r>
+          </w:p>
+        </w:tc>
+      </w:tr>
+      <w:tr>
+        <w:tc>
+          <w:tcPr>
+            <w:tcW w:type="dxa" w:w="4561"/>
+          </w:tcPr>
+          <w:p>
+            <w:r>
+              <w:rPr>
+                <w:rFonts w:ascii="Times New Roman" w:hAnsi="Times New Roman"/>
+                <w:sz w:val="24"/>
+              </w:rPr>
+              <w:t>Hình 4.9</w:t>
+            </w:r>
+          </w:p>
+        </w:tc>
+        <w:tc>
+          <w:tcPr>
+            <w:tcW w:type="dxa" w:w="4561"/>
+          </w:tcPr>
+          <w:p>
+            <w:r>
+              <w:rPr>
+                <w:rFonts w:ascii="Times New Roman" w:hAnsi="Times New Roman"/>
+                <w:sz w:val="24"/>
+              </w:rPr>
+              <w:t>Giao diện Chat với AI Agent</w:t>
+            </w:r>
+          </w:p>
+        </w:tc>
+      </w:tr>
+      <w:tr>
+        <w:tc>
+          <w:tcPr>
+            <w:tcW w:type="dxa" w:w="4561"/>
+          </w:tcPr>
+          <w:p>
+            <w:r>
+              <w:rPr>
+                <w:rFonts w:ascii="Times New Roman" w:hAnsi="Times New Roman"/>
+                <w:sz w:val="24"/>
+              </w:rPr>
+              <w:t>Hình 4.10</w:t>
+            </w:r>
+          </w:p>
+        </w:tc>
+        <w:tc>
+          <w:tcPr>
+            <w:tcW w:type="dxa" w:w="4561"/>
+          </w:tcPr>
+          <w:p>
+            <w:r>
+              <w:rPr>
+                <w:rFonts w:ascii="Times New Roman" w:hAnsi="Times New Roman"/>
+                <w:sz w:val="24"/>
+              </w:rPr>
+              <w:t>Màn hình đặt sân (Booking)</w:t>
+            </w:r>
+          </w:p>
+        </w:tc>
+      </w:tr>
+      <w:tr>
+        <w:tc>
+          <w:tcPr>
+            <w:tcW w:type="dxa" w:w="4561"/>
+          </w:tcPr>
+          <w:p>
+            <w:r>
+              <w:rPr>
+                <w:rFonts w:ascii="Times New Roman" w:hAnsi="Times New Roman"/>
+                <w:sz w:val="24"/>
+              </w:rPr>
+              <w:t>Hình 4.11</w:t>
+            </w:r>
+          </w:p>
+        </w:tc>
+        <w:tc>
+          <w:tcPr>
+            <w:tcW w:type="dxa" w:w="4561"/>
+          </w:tcPr>
+          <w:p>
+            <w:r>
+              <w:rPr>
+                <w:rFonts w:ascii="Times New Roman" w:hAnsi="Times New Roman"/>
+                <w:sz w:val="24"/>
+              </w:rPr>
+              <w:t>Màn hình chọn thời gian đặt sân</w:t>
+            </w:r>
+          </w:p>
+        </w:tc>
+      </w:tr>
+      <w:tr>
+        <w:tc>
+          <w:tcPr>
+            <w:tcW w:type="dxa" w:w="4561"/>
+          </w:tcPr>
+          <w:p>
+            <w:r>
+              <w:rPr>
+                <w:rFonts w:ascii="Times New Roman" w:hAnsi="Times New Roman"/>
+                <w:sz w:val="24"/>
+              </w:rPr>
+              <w:t>Hình 4.12</w:t>
+            </w:r>
+          </w:p>
+        </w:tc>
+        <w:tc>
+          <w:tcPr>
+            <w:tcW w:type="dxa" w:w="4561"/>
+          </w:tcPr>
+          <w:p>
+            <w:r>
+              <w:rPr>
+                <w:rFonts w:ascii="Times New Roman" w:hAnsi="Times New Roman"/>
+                <w:sz w:val="24"/>
+              </w:rPr>
+              <w:t>Màn hình Menu đồ uống</w:t>
+            </w:r>
+          </w:p>
+        </w:tc>
+      </w:tr>
+      <w:tr>
+        <w:tc>
+          <w:tcPr>
+            <w:tcW w:type="dxa" w:w="4561"/>
+          </w:tcPr>
+          <w:p>
+            <w:r>
+              <w:rPr>
+                <w:rFonts w:ascii="Times New Roman" w:hAnsi="Times New Roman"/>
+                <w:sz w:val="24"/>
+              </w:rPr>
+              <w:t>Hình 4.13</w:t>
+            </w:r>
+          </w:p>
+        </w:tc>
+        <w:tc>
+          <w:tcPr>
+            <w:tcW w:type="dxa" w:w="4561"/>
+          </w:tcPr>
+          <w:p>
+            <w:r>
+              <w:rPr>
+                <w:rFonts w:ascii="Times New Roman" w:hAnsi="Times New Roman"/>
+                <w:sz w:val="24"/>
+              </w:rPr>
+              <w:t>Màn hình giỏ hàng (Cart)</w:t>
+            </w:r>
+          </w:p>
+        </w:tc>
+      </w:tr>
+      <w:tr>
+        <w:tc>
+          <w:tcPr>
+            <w:tcW w:type="dxa" w:w="4561"/>
+          </w:tcPr>
+          <w:p>
+            <w:r>
+              <w:rPr>
+                <w:rFonts w:ascii="Times New Roman" w:hAnsi="Times New Roman"/>
+                <w:sz w:val="24"/>
+              </w:rPr>
+              <w:t>Hình 4.14</w:t>
+            </w:r>
+          </w:p>
+        </w:tc>
+        <w:tc>
+          <w:tcPr>
+            <w:tcW w:type="dxa" w:w="4561"/>
+          </w:tcPr>
+          <w:p>
+            <w:r>
+              <w:rPr>
+                <w:rFonts w:ascii="Times New Roman" w:hAnsi="Times New Roman"/>
+                <w:sz w:val="24"/>
+              </w:rPr>
+              <w:t>Dialog chọn phương thức thanh toán</w:t>
+            </w:r>
+          </w:p>
+        </w:tc>
+      </w:tr>
+      <w:tr>
+        <w:tc>
+          <w:tcPr>
+            <w:tcW w:type="dxa" w:w="4561"/>
+          </w:tcPr>
+          <w:p>
+            <w:r>
+              <w:rPr>
+                <w:rFonts w:ascii="Times New Roman" w:hAnsi="Times New Roman"/>
+                <w:sz w:val="24"/>
+              </w:rPr>
+              <w:t>Hình 4.15</w:t>
+            </w:r>
+          </w:p>
+        </w:tc>
+        <w:tc>
+          <w:tcPr>
+            <w:tcW w:type="dxa" w:w="4561"/>
+          </w:tcPr>
+          <w:p>
+            <w:r>
+              <w:rPr>
+                <w:rFonts w:ascii="Times New Roman" w:hAnsi="Times New Roman"/>
+                <w:sz w:val="24"/>
+              </w:rPr>
+              <w:t>Màn hình thanh toán Stripe (Payment Sheet)</w:t>
+            </w:r>
+          </w:p>
+        </w:tc>
+      </w:tr>
+      <w:tr>
+        <w:tc>
+          <w:tcPr>
+            <w:tcW w:type="dxa" w:w="4561"/>
+          </w:tcPr>
+          <w:p>
+            <w:r>
+              <w:rPr>
+                <w:rFonts w:ascii="Times New Roman" w:hAnsi="Times New Roman"/>
+                <w:sz w:val="24"/>
+              </w:rPr>
+              <w:t>Hình 4.16</w:t>
+            </w:r>
+          </w:p>
+        </w:tc>
+        <w:tc>
+          <w:tcPr>
+            <w:tcW w:type="dxa" w:w="4561"/>
+          </w:tcPr>
+          <w:p>
+            <w:r>
+              <w:rPr>
+                <w:rFonts w:ascii="Times New Roman" w:hAnsi="Times New Roman"/>
+                <w:sz w:val="24"/>
+              </w:rPr>
+              <w:t>Màn hình thanh toán VNPay</w:t>
+            </w:r>
+          </w:p>
+        </w:tc>
+      </w:tr>
+      <w:tr>
+        <w:tc>
+          <w:tcPr>
+            <w:tcW w:type="dxa" w:w="4561"/>
+          </w:tcPr>
+          <w:p>
+            <w:r>
+              <w:rPr>
+                <w:rFonts w:ascii="Times New Roman" w:hAnsi="Times New Roman"/>
+                <w:sz w:val="24"/>
+              </w:rPr>
+              <w:t>Hình 4.17</w:t>
+            </w:r>
+          </w:p>
+        </w:tc>
+        <w:tc>
+          <w:tcPr>
+            <w:tcW w:type="dxa" w:w="4561"/>
+          </w:tcPr>
+          <w:p>
+            <w:r>
+              <w:rPr>
+                <w:rFonts w:ascii="Times New Roman" w:hAnsi="Times New Roman"/>
+                <w:sz w:val="24"/>
+              </w:rPr>
+              <w:t>Kết quả thanh toán thành công</w:t>
+            </w:r>
+          </w:p>
+        </w:tc>
+      </w:tr>
+      <w:tr>
+        <w:tc>
+          <w:tcPr>
+            <w:tcW w:type="dxa" w:w="4561"/>
+          </w:tcPr>
+          <w:p>
+            <w:r>
+              <w:rPr>
+                <w:rFonts w:ascii="Times New Roman" w:hAnsi="Times New Roman"/>
+                <w:sz w:val="24"/>
+              </w:rPr>
+              <w:t>Hình 4.18</w:t>
+            </w:r>
+          </w:p>
+        </w:tc>
+        <w:tc>
+          <w:tcPr>
+            <w:tcW w:type="dxa" w:w="4561"/>
+          </w:tcPr>
+          <w:p>
+            <w:r>
+              <w:rPr>
+                <w:rFonts w:ascii="Times New Roman" w:hAnsi="Times New Roman"/>
+                <w:sz w:val="24"/>
+              </w:rPr>
+              <w:t>Màn hình gọi nhân viên (Call Staff Dialog)</w:t>
+            </w:r>
+          </w:p>
+        </w:tc>
+      </w:tr>
+      <w:tr>
+        <w:tc>
+          <w:tcPr>
+            <w:tcW w:type="dxa" w:w="4561"/>
+          </w:tcPr>
+          <w:p>
+            <w:r>
+              <w:rPr>
+                <w:rFonts w:ascii="Times New Roman" w:hAnsi="Times New Roman"/>
+                <w:sz w:val="24"/>
+              </w:rPr>
+              <w:t>Hình 4.19</w:t>
+            </w:r>
+          </w:p>
+        </w:tc>
+        <w:tc>
+          <w:tcPr>
+            <w:tcW w:type="dxa" w:w="4561"/>
+          </w:tcPr>
+          <w:p>
+            <w:r>
+              <w:rPr>
+                <w:rFonts w:ascii="Times New Roman" w:hAnsi="Times New Roman"/>
+                <w:sz w:val="24"/>
+              </w:rPr>
+              <w:t>Màn hình danh sách yêu cầu (Staff Requests)</w:t>
+            </w:r>
+          </w:p>
+        </w:tc>
+      </w:tr>
+      <w:tr>
+        <w:tc>
+          <w:tcPr>
+            <w:tcW w:type="dxa" w:w="4561"/>
+          </w:tcPr>
+          <w:p>
+            <w:r>
+              <w:rPr>
+                <w:rFonts w:ascii="Times New Roman" w:hAnsi="Times New Roman"/>
+                <w:sz w:val="24"/>
+              </w:rPr>
+              <w:t>Hình 4.20</w:t>
+            </w:r>
+          </w:p>
+        </w:tc>
+        <w:tc>
+          <w:tcPr>
+            <w:tcW w:type="dxa" w:w="4561"/>
+          </w:tcPr>
+          <w:p>
+            <w:r>
+              <w:rPr>
+                <w:rFonts w:ascii="Times New Roman" w:hAnsi="Times New Roman"/>
+                <w:sz w:val="24"/>
+              </w:rPr>
+              <w:t>Màn hình quản lý yêu cầu (Staff Request Management)</w:t>
+            </w:r>
+          </w:p>
+        </w:tc>
+      </w:tr>
+      <w:tr>
+        <w:tc>
+          <w:tcPr>
+            <w:tcW w:type="dxa" w:w="4561"/>
+          </w:tcPr>
+          <w:p>
+            <w:r>
+              <w:rPr>
+                <w:rFonts w:ascii="Times New Roman" w:hAnsi="Times New Roman"/>
+                <w:sz w:val="24"/>
+              </w:rPr>
+              <w:t>Hình 4.21</w:t>
+            </w:r>
+          </w:p>
+        </w:tc>
+        <w:tc>
+          <w:tcPr>
+            <w:tcW w:type="dxa" w:w="4561"/>
+          </w:tcPr>
+          <w:p>
+            <w:r>
+              <w:rPr>
+                <w:rFonts w:ascii="Times New Roman" w:hAnsi="Times New Roman"/>
+                <w:sz w:val="24"/>
+              </w:rPr>
+              <w:t>Màn hình chat với nhân viên (Staff Chat)</w:t>
+            </w:r>
+          </w:p>
+        </w:tc>
+      </w:tr>
+      <w:tr>
+        <w:tc>
+          <w:tcPr>
+            <w:tcW w:type="dxa" w:w="4561"/>
+          </w:tcPr>
+          <w:p>
+            <w:r>
+              <w:rPr>
+                <w:rFonts w:ascii="Times New Roman" w:hAnsi="Times New Roman"/>
+                <w:sz w:val="24"/>
+              </w:rPr>
+              <w:t>Hình 4.22</w:t>
+            </w:r>
+          </w:p>
+        </w:tc>
+        <w:tc>
+          <w:tcPr>
+            <w:tcW w:type="dxa" w:w="4561"/>
+          </w:tcPr>
+          <w:p>
+            <w:r>
+              <w:rPr>
+                <w:rFonts w:ascii="Times New Roman" w:hAnsi="Times New Roman"/>
+                <w:sz w:val="24"/>
+              </w:rPr>
+              <w:t>Màn hình hộp thư nhân viên (Staff Inbox)</w:t>
+            </w:r>
+          </w:p>
+        </w:tc>
+      </w:tr>
+      <w:tr>
+        <w:tc>
+          <w:tcPr>
+            <w:tcW w:type="dxa" w:w="4561"/>
+          </w:tcPr>
+          <w:p>
+            <w:r>
+              <w:rPr>
+                <w:rFonts w:ascii="Times New Roman" w:hAnsi="Times New Roman"/>
+                <w:sz w:val="24"/>
+              </w:rPr>
+              <w:t>Hình 4.23</w:t>
+            </w:r>
+          </w:p>
+        </w:tc>
+        <w:tc>
+          <w:tcPr>
+            <w:tcW w:type="dxa" w:w="4561"/>
+          </w:tcPr>
+          <w:p>
+            <w:r>
+              <w:rPr>
+                <w:rFonts w:ascii="Times New Roman" w:hAnsi="Times New Roman"/>
+                <w:sz w:val="24"/>
+              </w:rPr>
+              <w:t>Màn hình thông báo vận hành (Notifications)</w:t>
+            </w:r>
+          </w:p>
+        </w:tc>
+      </w:tr>
+      <w:tr>
+        <w:tc>
+          <w:tcPr>
+            <w:tcW w:type="dxa" w:w="4561"/>
+          </w:tcPr>
+          <w:p>
+            <w:r>
+              <w:rPr>
+                <w:rFonts w:ascii="Times New Roman" w:hAnsi="Times New Roman"/>
+                <w:sz w:val="24"/>
+              </w:rPr>
+              <w:t>Hình 4.24</w:t>
+            </w:r>
+          </w:p>
+        </w:tc>
+        <w:tc>
+          <w:tcPr>
+            <w:tcW w:type="dxa" w:w="4561"/>
+          </w:tcPr>
+          <w:p>
+            <w:r>
+              <w:rPr>
+                <w:rFonts w:ascii="Times New Roman" w:hAnsi="Times New Roman"/>
+                <w:sz w:val="24"/>
+              </w:rPr>
+              <w:t>Màn hình hóa đơn đặt sân (Booking Bill)</w:t>
+            </w:r>
+          </w:p>
+        </w:tc>
+      </w:tr>
+      <w:tr>
+        <w:tc>
+          <w:tcPr>
+            <w:tcW w:type="dxa" w:w="4561"/>
+          </w:tcPr>
+          <w:p>
+            <w:r>
+              <w:rPr>
+                <w:rFonts w:ascii="Times New Roman" w:hAnsi="Times New Roman"/>
+                <w:sz w:val="24"/>
+              </w:rPr>
+              <w:t>Hình 4.25</w:t>
+            </w:r>
+          </w:p>
+        </w:tc>
+        <w:tc>
+          <w:tcPr>
+            <w:tcW w:type="dxa" w:w="4561"/>
+          </w:tcPr>
+          <w:p>
+            <w:r>
+              <w:rPr>
+                <w:rFonts w:ascii="Times New Roman" w:hAnsi="Times New Roman"/>
+                <w:sz w:val="24"/>
+              </w:rPr>
+              <w:t>Màn hình lịch sử đơn hàng (Order History)</w:t>
+            </w:r>
+          </w:p>
+        </w:tc>
+      </w:tr>
+      <w:tr>
+        <w:tc>
+          <w:tcPr>
+            <w:tcW w:type="dxa" w:w="4561"/>
+          </w:tcPr>
+          <w:p>
+            <w:r>
+              <w:rPr>
+                <w:rFonts w:ascii="Times New Roman" w:hAnsi="Times New Roman"/>
+                <w:sz w:val="24"/>
+              </w:rPr>
+              <w:t>Hình 4.26</w:t>
+            </w:r>
+          </w:p>
+        </w:tc>
+        <w:tc>
+          <w:tcPr>
+            <w:tcW w:type="dxa" w:w="4561"/>
+          </w:tcPr>
+          <w:p>
+            <w:r>
+              <w:rPr>
+                <w:rFonts w:ascii="Times New Roman" w:hAnsi="Times New Roman"/>
+                <w:sz w:val="24"/>
+              </w:rPr>
+              <w:t>Màn hình quản lý đặt sân (Admin Booking)</w:t>
+            </w:r>
+          </w:p>
+        </w:tc>
+      </w:tr>
+      <w:tr>
+        <w:tc>
+          <w:tcPr>
+            <w:tcW w:type="dxa" w:w="4561"/>
+          </w:tcPr>
+          <w:p>
+            <w:r>
+              <w:rPr>
+                <w:rFonts w:ascii="Times New Roman" w:hAnsi="Times New Roman"/>
+                <w:sz w:val="24"/>
+              </w:rPr>
+              <w:t>Hình 4.27</w:t>
+            </w:r>
+          </w:p>
+        </w:tc>
+        <w:tc>
+          <w:tcPr>
+            <w:tcW w:type="dxa" w:w="4561"/>
+          </w:tcPr>
+          <w:p>
+            <w:r>
+              <w:rPr>
+                <w:rFonts w:ascii="Times New Roman" w:hAnsi="Times New Roman"/>
+                <w:sz w:val="24"/>
+              </w:rPr>
+              <w:t>Màn hình quản lý menu (Admin Menu)</w:t>
+            </w:r>
+          </w:p>
+        </w:tc>
+      </w:tr>
+      <w:tr>
+        <w:tc>
+          <w:tcPr>
+            <w:tcW w:type="dxa" w:w="4561"/>
+          </w:tcPr>
+          <w:p>
+            <w:r>
+              <w:rPr>
+                <w:rFonts w:ascii="Times New Roman" w:hAnsi="Times New Roman"/>
+                <w:sz w:val="24"/>
+              </w:rPr>
+              <w:t>Hình 4.28</w:t>
+            </w:r>
+          </w:p>
+        </w:tc>
+        <w:tc>
+          <w:tcPr>
+            <w:tcW w:type="dxa" w:w="4561"/>
+          </w:tcPr>
+          <w:p>
+            <w:r>
+              <w:rPr>
+                <w:rFonts w:ascii="Times New Roman" w:hAnsi="Times New Roman"/>
+                <w:sz w:val="24"/>
+              </w:rPr>
+              <w:t>Màn hình Dashboard Admin</w:t>
+            </w:r>
+          </w:p>
+        </w:tc>
+      </w:tr>
+      <w:tr>
+        <w:tc>
+          <w:tcPr>
+            <w:tcW w:type="dxa" w:w="4561"/>
+          </w:tcPr>
+          <w:p>
+            <w:r>
+              <w:rPr>
+                <w:rFonts w:ascii="Times New Roman" w:hAnsi="Times New Roman"/>
+                <w:sz w:val="24"/>
+              </w:rPr>
+              <w:t>Hình 4.29</w:t>
+            </w:r>
+          </w:p>
+        </w:tc>
+        <w:tc>
+          <w:tcPr>
+            <w:tcW w:type="dxa" w:w="4561"/>
+          </w:tcPr>
+          <w:p>
+            <w:r>
+              <w:rPr>
+                <w:rFonts w:ascii="Times New Roman" w:hAnsi="Times New Roman"/>
+                <w:sz w:val="24"/>
+              </w:rPr>
+              <w:t>Màn hình hồ sơ cá nhân (Profile)</w:t>
+            </w:r>
+          </w:p>
+        </w:tc>
+      </w:tr>
+      <w:tr>
+        <w:tc>
+          <w:tcPr>
+            <w:tcW w:type="dxa" w:w="4561"/>
+          </w:tcPr>
+          <w:p>
+            <w:r>
+              <w:rPr>
+                <w:rFonts w:ascii="Times New Roman" w:hAnsi="Times New Roman"/>
+                <w:sz w:val="24"/>
+              </w:rPr>
+              <w:t>Hình 4.30</w:t>
+            </w:r>
+          </w:p>
+        </w:tc>
+        <w:tc>
+          <w:tcPr>
+            <w:tcW w:type="dxa" w:w="4561"/>
+          </w:tcPr>
+          <w:p>
+            <w:r>
+              <w:rPr>
+                <w:rFonts w:ascii="Times New Roman" w:hAnsi="Times New Roman"/>
+                <w:sz w:val="24"/>
+              </w:rPr>
+              <w:t>Thanh điều hướng nhân viên (Staff Shell)</w:t>
+            </w:r>
+          </w:p>
+        </w:tc>
+      </w:tr>
+    </w:tbl>
+    <w:p/>
+    <w:p>
+      <w:pPr>
+        <w:spacing w:before="0" w:after="0" w:line="360" w:lineRule="auto"/>
+      </w:pPr>
+      <w:r>
+        <w:rPr>
+          <w:rFonts w:ascii="Times New Roman" w:hAnsi="Times New Roman"/>
+          <w:b/>
+          <w:sz w:val="26"/>
+        </w:rPr>
+        <w:t>Bảng từ viết tắt:</w:t>
+      </w:r>
+    </w:p>
+    <w:tbl>
+      <w:tblPr>
+        <w:tblStyle w:val="TableGrid"/>
+        <w:tblW w:type="auto" w:w="0"/>
+        <w:jc w:val="center"/>
+        <w:tblLook w:firstColumn="1" w:firstRow="1" w:lastColumn="0" w:lastRow="0" w:noHBand="0" w:noVBand="1" w:val="04A0"/>
+      </w:tblPr>
+      <w:tblGrid>
+        <w:gridCol w:w="4561"/>
+        <w:gridCol w:w="4561"/>
+      </w:tblGrid>
+      <w:tr>
+        <w:tc>
+          <w:tcPr>
+            <w:tcW w:type="dxa" w:w="4561"/>
+            <w:shd w:fill="D9E2F3" w:val="clear"/>
+          </w:tcPr>
+          <w:p>
+            <w:pPr>
+              <w:jc w:val="center"/>
+            </w:pPr>
+            <w:r>
+              <w:rPr>
+                <w:rFonts w:ascii="Times New Roman" w:hAnsi="Times New Roman"/>
+                <w:b/>
+                <w:sz w:val="24"/>
+              </w:rPr>
+              <w:t>Viết tắt</w:t>
+            </w:r>
+          </w:p>
+        </w:tc>
+        <w:tc>
+          <w:tcPr>
+            <w:tcW w:type="dxa" w:w="4561"/>
+            <w:shd w:fill="D9E2F3" w:val="clear"/>
+          </w:tcPr>
+          <w:p>
+            <w:pPr>
+              <w:jc w:val="center"/>
+            </w:pPr>
+            <w:r>
+              <w:rPr>
+                <w:rFonts w:ascii="Times New Roman" w:hAnsi="Times New Roman"/>
+                <w:b/>
+                <w:sz w:val="24"/>
+              </w:rPr>
+              <w:t>Giải thích</w:t>
+            </w:r>
+          </w:p>
+        </w:tc>
+      </w:tr>
+      <w:tr>
+        <w:tc>
+          <w:tcPr>
+            <w:tcW w:type="dxa" w:w="4561"/>
+          </w:tcPr>
+          <w:p>
+            <w:r>
+              <w:rPr>
+                <w:rFonts w:ascii="Times New Roman" w:hAnsi="Times New Roman"/>
+                <w:sz w:val="24"/>
+              </w:rPr>
+              <w:t>AI</w:t>
+            </w:r>
+          </w:p>
+        </w:tc>
+        <w:tc>
+          <w:tcPr>
+            <w:tcW w:type="dxa" w:w="4561"/>
+          </w:tcPr>
+          <w:p>
+            <w:r>
+              <w:rPr>
+                <w:rFonts w:ascii="Times New Roman" w:hAnsi="Times New Roman"/>
+                <w:sz w:val="24"/>
+              </w:rPr>
+              <w:t>Artificial Intelligence - Trí tuệ nhân tạo</w:t>
+            </w:r>
+          </w:p>
+        </w:tc>
+      </w:tr>
+      <w:tr>
+        <w:tc>
+          <w:tcPr>
+            <w:tcW w:type="dxa" w:w="4561"/>
+          </w:tcPr>
+          <w:p>
+            <w:r>
+              <w:rPr>
+                <w:rFonts w:ascii="Times New Roman" w:hAnsi="Times New Roman"/>
+                <w:sz w:val="24"/>
+              </w:rPr>
+              <w:t>API</w:t>
+            </w:r>
+          </w:p>
+        </w:tc>
+        <w:tc>
+          <w:tcPr>
+            <w:tcW w:type="dxa" w:w="4561"/>
+          </w:tcPr>
+          <w:p>
+            <w:r>
+              <w:rPr>
+                <w:rFonts w:ascii="Times New Roman" w:hAnsi="Times New Roman"/>
+                <w:sz w:val="24"/>
+              </w:rPr>
+              <w:t>Application Programming Interface - Giao diện lập trình ứng dụng</w:t>
+            </w:r>
+          </w:p>
+        </w:tc>
+      </w:tr>
+      <w:tr>
+        <w:tc>
+          <w:tcPr>
+            <w:tcW w:type="dxa" w:w="4561"/>
+          </w:tcPr>
+          <w:p>
+            <w:r>
+              <w:rPr>
+                <w:rFonts w:ascii="Times New Roman" w:hAnsi="Times New Roman"/>
+                <w:sz w:val="24"/>
+              </w:rPr>
+              <w:t>BWF</w:t>
+            </w:r>
+          </w:p>
+        </w:tc>
+        <w:tc>
+          <w:tcPr>
+            <w:tcW w:type="dxa" w:w="4561"/>
+          </w:tcPr>
+          <w:p>
+            <w:r>
+              <w:rPr>
+                <w:rFonts w:ascii="Times New Roman" w:hAnsi="Times New Roman"/>
+                <w:sz w:val="24"/>
+              </w:rPr>
+              <w:t>Badminton World Federation - Liên đoàn Cầu lông Thế giới</w:t>
+            </w:r>
+          </w:p>
+        </w:tc>
+      </w:tr>
+      <w:tr>
+        <w:tc>
+          <w:tcPr>
+            <w:tcW w:type="dxa" w:w="4561"/>
+          </w:tcPr>
+          <w:p>
+            <w:r>
+              <w:rPr>
+                <w:rFonts w:ascii="Times New Roman" w:hAnsi="Times New Roman"/>
+                <w:sz w:val="24"/>
+              </w:rPr>
+              <w:t>CRUD</w:t>
+            </w:r>
+          </w:p>
+        </w:tc>
+        <w:tc>
+          <w:tcPr>
+            <w:tcW w:type="dxa" w:w="4561"/>
+          </w:tcPr>
+          <w:p>
+            <w:r>
+              <w:rPr>
+                <w:rFonts w:ascii="Times New Roman" w:hAnsi="Times New Roman"/>
+                <w:sz w:val="24"/>
+              </w:rPr>
+              <w:t>Create, Read, Update, Delete - Tạo, Đọc, Sửa, Xóa</w:t>
+            </w:r>
+          </w:p>
+        </w:tc>
+      </w:tr>
+      <w:tr>
+        <w:tc>
+          <w:tcPr>
+            <w:tcW w:type="dxa" w:w="4561"/>
+          </w:tcPr>
+          <w:p>
+            <w:r>
+              <w:rPr>
+                <w:rFonts w:ascii="Times New Roman" w:hAnsi="Times New Roman"/>
+                <w:sz w:val="24"/>
+              </w:rPr>
+              <w:t>CSS</w:t>
+            </w:r>
+          </w:p>
+        </w:tc>
+        <w:tc>
+          <w:tcPr>
+            <w:tcW w:type="dxa" w:w="4561"/>
+          </w:tcPr>
+          <w:p>
+            <w:r>
+              <w:rPr>
+                <w:rFonts w:ascii="Times New Roman" w:hAnsi="Times New Roman"/>
+                <w:sz w:val="24"/>
+              </w:rPr>
+              <w:t>Cascading Style Sheets</w:t>
+            </w:r>
+          </w:p>
+        </w:tc>
+      </w:tr>
+      <w:tr>
+        <w:tc>
+          <w:tcPr>
+            <w:tcW w:type="dxa" w:w="4561"/>
+          </w:tcPr>
+          <w:p>
+            <w:r>
+              <w:rPr>
+                <w:rFonts w:ascii="Times New Roman" w:hAnsi="Times New Roman"/>
+                <w:sz w:val="24"/>
+              </w:rPr>
+              <w:t>DIO</w:t>
+            </w:r>
+          </w:p>
+        </w:tc>
+        <w:tc>
+          <w:tcPr>
+            <w:tcW w:type="dxa" w:w="4561"/>
+          </w:tcPr>
+          <w:p>
+            <w:r>
+              <w:rPr>
+                <w:rFonts w:ascii="Times New Roman" w:hAnsi="Times New Roman"/>
+                <w:sz w:val="24"/>
+              </w:rPr>
+              <w:t>Dart HTTP client library</w:t>
+            </w:r>
+          </w:p>
+        </w:tc>
+      </w:tr>
+      <w:tr>
+        <w:tc>
+          <w:tcPr>
+            <w:tcW w:type="dxa" w:w="4561"/>
+          </w:tcPr>
+          <w:p>
+            <w:r>
+              <w:rPr>
+                <w:rFonts w:ascii="Times New Roman" w:hAnsi="Times New Roman"/>
+                <w:sz w:val="24"/>
+              </w:rPr>
+              <w:t>ERD</w:t>
+            </w:r>
+          </w:p>
+        </w:tc>
+        <w:tc>
+          <w:tcPr>
+            <w:tcW w:type="dxa" w:w="4561"/>
+          </w:tcPr>
+          <w:p>
+            <w:r>
+              <w:rPr>
+                <w:rFonts w:ascii="Times New Roman" w:hAnsi="Times New Roman"/>
+                <w:sz w:val="24"/>
+              </w:rPr>
+              <w:t>Entity-Relationship Diagram - Sơ đồ thực thể quan hệ</w:t>
+            </w:r>
+          </w:p>
+        </w:tc>
+      </w:tr>
+      <w:tr>
+        <w:tc>
+          <w:tcPr>
+            <w:tcW w:type="dxa" w:w="4561"/>
+          </w:tcPr>
+          <w:p>
+            <w:r>
+              <w:rPr>
+                <w:rFonts w:ascii="Times New Roman" w:hAnsi="Times New Roman"/>
+                <w:sz w:val="24"/>
+              </w:rPr>
+              <w:t>FK</w:t>
+            </w:r>
+          </w:p>
+        </w:tc>
+        <w:tc>
+          <w:tcPr>
+            <w:tcW w:type="dxa" w:w="4561"/>
+          </w:tcPr>
+          <w:p>
+            <w:r>
+              <w:rPr>
+                <w:rFonts w:ascii="Times New Roman" w:hAnsi="Times New Roman"/>
+                <w:sz w:val="24"/>
+              </w:rPr>
+              <w:t>Foreign Key - Khóa ngoại</w:t>
+            </w:r>
+          </w:p>
+        </w:tc>
+      </w:tr>
+      <w:tr>
+        <w:tc>
+          <w:tcPr>
+            <w:tcW w:type="dxa" w:w="4561"/>
+          </w:tcPr>
+          <w:p>
+            <w:r>
+              <w:rPr>
+                <w:rFonts w:ascii="Times New Roman" w:hAnsi="Times New Roman"/>
+                <w:sz w:val="24"/>
+              </w:rPr>
+              <w:t>gRPC</w:t>
+            </w:r>
+          </w:p>
+        </w:tc>
+        <w:tc>
+          <w:tcPr>
+            <w:tcW w:type="dxa" w:w="4561"/>
+          </w:tcPr>
+          <w:p>
+            <w:r>
+              <w:rPr>
+                <w:rFonts w:ascii="Times New Roman" w:hAnsi="Times New Roman"/>
+                <w:sz w:val="24"/>
+              </w:rPr>
+              <w:t>Google Remote Procedure Call</w:t>
+            </w:r>
+          </w:p>
+        </w:tc>
+      </w:tr>
+      <w:tr>
+        <w:tc>
+          <w:tcPr>
+            <w:tcW w:type="dxa" w:w="4561"/>
+          </w:tcPr>
+          <w:p>
+            <w:r>
+              <w:rPr>
+                <w:rFonts w:ascii="Times New Roman" w:hAnsi="Times New Roman"/>
+                <w:sz w:val="24"/>
+              </w:rPr>
+              <w:t>HTTP</w:t>
+            </w:r>
+          </w:p>
+        </w:tc>
+        <w:tc>
+          <w:tcPr>
+            <w:tcW w:type="dxa" w:w="4561"/>
+          </w:tcPr>
+          <w:p>
+            <w:r>
+              <w:rPr>
+                <w:rFonts w:ascii="Times New Roman" w:hAnsi="Times New Roman"/>
+                <w:sz w:val="24"/>
+              </w:rPr>
+              <w:t>Hypertext Transfer Protocol</w:t>
+            </w:r>
+          </w:p>
+        </w:tc>
+      </w:tr>
+      <w:tr>
+        <w:tc>
+          <w:tcPr>
+            <w:tcW w:type="dxa" w:w="4561"/>
+          </w:tcPr>
+          <w:p>
+            <w:r>
+              <w:rPr>
+                <w:rFonts w:ascii="Times New Roman" w:hAnsi="Times New Roman"/>
+                <w:sz w:val="24"/>
+              </w:rPr>
+              <w:t>IDE</w:t>
+            </w:r>
+          </w:p>
+        </w:tc>
+        <w:tc>
+          <w:tcPr>
+            <w:tcW w:type="dxa" w:w="4561"/>
+          </w:tcPr>
+          <w:p>
+            <w:r>
+              <w:rPr>
+                <w:rFonts w:ascii="Times New Roman" w:hAnsi="Times New Roman"/>
+                <w:sz w:val="24"/>
+              </w:rPr>
+              <w:t>Integrated Development Environment - Môi trường phát triển tích hợp</w:t>
+            </w:r>
+          </w:p>
+        </w:tc>
+      </w:tr>
+      <w:tr>
+        <w:tc>
+          <w:tcPr>
+            <w:tcW w:type="dxa" w:w="4561"/>
+          </w:tcPr>
+          <w:p>
+            <w:r>
+              <w:rPr>
+                <w:rFonts w:ascii="Times New Roman" w:hAnsi="Times New Roman"/>
+                <w:sz w:val="24"/>
+              </w:rPr>
+              <w:t>JSON</w:t>
+            </w:r>
+          </w:p>
+        </w:tc>
+        <w:tc>
+          <w:tcPr>
+            <w:tcW w:type="dxa" w:w="4561"/>
+          </w:tcPr>
+          <w:p>
+            <w:r>
+              <w:rPr>
+                <w:rFonts w:ascii="Times New Roman" w:hAnsi="Times New Roman"/>
+                <w:sz w:val="24"/>
+              </w:rPr>
+              <w:t>JavaScript Object Notation</w:t>
+            </w:r>
+          </w:p>
+        </w:tc>
+      </w:tr>
+      <w:tr>
+        <w:tc>
+          <w:tcPr>
+            <w:tcW w:type="dxa" w:w="4561"/>
+          </w:tcPr>
+          <w:p>
+            <w:r>
+              <w:rPr>
+                <w:rFonts w:ascii="Times New Roman" w:hAnsi="Times New Roman"/>
+                <w:sz w:val="24"/>
+              </w:rPr>
+              <w:t>JWT</w:t>
+            </w:r>
+          </w:p>
+        </w:tc>
+        <w:tc>
+          <w:tcPr>
+            <w:tcW w:type="dxa" w:w="4561"/>
+          </w:tcPr>
+          <w:p>
+            <w:r>
+              <w:rPr>
+                <w:rFonts w:ascii="Times New Roman" w:hAnsi="Times New Roman"/>
+                <w:sz w:val="24"/>
+              </w:rPr>
+              <w:t>JSON Web Token - Mã xác thực người dùng</w:t>
+            </w:r>
+          </w:p>
+        </w:tc>
+      </w:tr>
+      <w:tr>
+        <w:tc>
+          <w:tcPr>
+            <w:tcW w:type="dxa" w:w="4561"/>
+          </w:tcPr>
+          <w:p>
+            <w:r>
+              <w:rPr>
+                <w:rFonts w:ascii="Times New Roman" w:hAnsi="Times New Roman"/>
+                <w:sz w:val="24"/>
+              </w:rPr>
+              <w:t>KG</w:t>
+            </w:r>
+          </w:p>
+        </w:tc>
+        <w:tc>
+          <w:tcPr>
+            <w:tcW w:type="dxa" w:w="4561"/>
+          </w:tcPr>
+          <w:p>
+            <w:r>
+              <w:rPr>
+                <w:rFonts w:ascii="Times New Roman" w:hAnsi="Times New Roman"/>
+                <w:sz w:val="24"/>
+              </w:rPr>
+              <w:t>Knowledge Graph - Đồ thị tri thức</w:t>
+            </w:r>
+          </w:p>
+        </w:tc>
+      </w:tr>
+      <w:tr>
+        <w:tc>
+          <w:tcPr>
+            <w:tcW w:type="dxa" w:w="4561"/>
+          </w:tcPr>
+          <w:p>
+            <w:r>
+              <w:rPr>
+                <w:rFonts w:ascii="Times New Roman" w:hAnsi="Times New Roman"/>
+                <w:sz w:val="24"/>
+              </w:rPr>
+              <w:t>LLM</w:t>
+            </w:r>
+          </w:p>
+        </w:tc>
+        <w:tc>
+          <w:tcPr>
+            <w:tcW w:type="dxa" w:w="4561"/>
+          </w:tcPr>
+          <w:p>
+            <w:r>
+              <w:rPr>
+                <w:rFonts w:ascii="Times New Roman" w:hAnsi="Times New Roman"/>
+                <w:sz w:val="24"/>
+              </w:rPr>
+              <w:t>Large Language Model - Mô hình ngôn ngữ lớn</w:t>
+            </w:r>
+          </w:p>
+        </w:tc>
+      </w:tr>
+      <w:tr>
+        <w:tc>
+          <w:tcPr>
+            <w:tcW w:type="dxa" w:w="4561"/>
+          </w:tcPr>
+          <w:p>
+            <w:r>
+              <w:rPr>
+                <w:rFonts w:ascii="Times New Roman" w:hAnsi="Times New Roman"/>
+                <w:sz w:val="24"/>
+              </w:rPr>
+              <w:t>ORM</w:t>
+            </w:r>
+          </w:p>
+        </w:tc>
+        <w:tc>
+          <w:tcPr>
+            <w:tcW w:type="dxa" w:w="4561"/>
+          </w:tcPr>
+          <w:p>
+            <w:r>
+              <w:rPr>
+                <w:rFonts w:ascii="Times New Roman" w:hAnsi="Times New Roman"/>
+                <w:sz w:val="24"/>
+              </w:rPr>
+              <w:t>Object-Relational Mapping - Ánh xạ đối tượng-quan hệ</w:t>
+            </w:r>
+          </w:p>
+        </w:tc>
+      </w:tr>
+      <w:tr>
+        <w:tc>
+          <w:tcPr>
+            <w:tcW w:type="dxa" w:w="4561"/>
+          </w:tcPr>
+          <w:p>
+            <w:r>
+              <w:rPr>
+                <w:rFonts w:ascii="Times New Roman" w:hAnsi="Times New Roman"/>
+                <w:sz w:val="24"/>
+              </w:rPr>
+              <w:t>PK</w:t>
+            </w:r>
+          </w:p>
+        </w:tc>
+        <w:tc>
+          <w:tcPr>
+            <w:tcW w:type="dxa" w:w="4561"/>
+          </w:tcPr>
+          <w:p>
+            <w:r>
+              <w:rPr>
+                <w:rFonts w:ascii="Times New Roman" w:hAnsi="Times New Roman"/>
+                <w:sz w:val="24"/>
+              </w:rPr>
+              <w:t>Primary Key - Khóa chính</w:t>
+            </w:r>
+          </w:p>
+        </w:tc>
+      </w:tr>
+      <w:tr>
+        <w:tc>
+          <w:tcPr>
+            <w:tcW w:type="dxa" w:w="4561"/>
+          </w:tcPr>
+          <w:p>
+            <w:r>
+              <w:rPr>
+                <w:rFonts w:ascii="Times New Roman" w:hAnsi="Times New Roman"/>
+                <w:sz w:val="24"/>
+              </w:rPr>
+              <w:t>RAG</w:t>
+            </w:r>
+          </w:p>
+        </w:tc>
+        <w:tc>
+          <w:tcPr>
+            <w:tcW w:type="dxa" w:w="4561"/>
+          </w:tcPr>
+          <w:p>
+            <w:r>
+              <w:rPr>
+                <w:rFonts w:ascii="Times New Roman" w:hAnsi="Times New Roman"/>
+                <w:sz w:val="24"/>
+              </w:rPr>
+              <w:t>Retrieval Augmented Generation - Truy xuất tăng cường</w:t>
+            </w:r>
+          </w:p>
+        </w:tc>
+      </w:tr>
+      <w:tr>
+        <w:tc>
+          <w:tcPr>
+            <w:tcW w:type="dxa" w:w="4561"/>
+          </w:tcPr>
+          <w:p>
+            <w:r>
+              <w:rPr>
+                <w:rFonts w:ascii="Times New Roman" w:hAnsi="Times New Roman"/>
+                <w:sz w:val="24"/>
+              </w:rPr>
+              <w:t>REST</w:t>
+            </w:r>
+          </w:p>
+        </w:tc>
+        <w:tc>
+          <w:tcPr>
+            <w:tcW w:type="dxa" w:w="4561"/>
+          </w:tcPr>
+          <w:p>
+            <w:r>
+              <w:rPr>
+                <w:rFonts w:ascii="Times New Roman" w:hAnsi="Times New Roman"/>
+                <w:sz w:val="24"/>
+              </w:rPr>
+              <w:t>Representational State Transfer</w:t>
+            </w:r>
+          </w:p>
+        </w:tc>
+      </w:tr>
+      <w:tr>
+        <w:tc>
+          <w:tcPr>
+            <w:tcW w:type="dxa" w:w="4561"/>
+          </w:tcPr>
+          <w:p>
+            <w:r>
+              <w:rPr>
+                <w:rFonts w:ascii="Times New Roman" w:hAnsi="Times New Roman"/>
+                <w:sz w:val="24"/>
+              </w:rPr>
+              <w:t>SDK</w:t>
+            </w:r>
+          </w:p>
+        </w:tc>
+        <w:tc>
+          <w:tcPr>
+            <w:tcW w:type="dxa" w:w="4561"/>
+          </w:tcPr>
+          <w:p>
+            <w:r>
+              <w:rPr>
+                <w:rFonts w:ascii="Times New Roman" w:hAnsi="Times New Roman"/>
+                <w:sz w:val="24"/>
+              </w:rPr>
+              <w:t>Software Development Kit - Bộ phát triển phần mềm</w:t>
+            </w:r>
+          </w:p>
+        </w:tc>
+      </w:tr>
+      <w:tr>
+        <w:tc>
+          <w:tcPr>
+            <w:tcW w:type="dxa" w:w="4561"/>
+          </w:tcPr>
+          <w:p>
+            <w:r>
+              <w:rPr>
+                <w:rFonts w:ascii="Times New Roman" w:hAnsi="Times New Roman"/>
+                <w:sz w:val="24"/>
+              </w:rPr>
+              <w:t>SQL</w:t>
+            </w:r>
+          </w:p>
+        </w:tc>
+        <w:tc>
+          <w:tcPr>
+            <w:tcW w:type="dxa" w:w="4561"/>
+          </w:tcPr>
+          <w:p>
+            <w:r>
+              <w:rPr>
+                <w:rFonts w:ascii="Times New Roman" w:hAnsi="Times New Roman"/>
+                <w:sz w:val="24"/>
+              </w:rPr>
+              <w:t>Structured Query Language - Ngôn ngữ truy vấn có cấu trúc</w:t>
+            </w:r>
+          </w:p>
+        </w:tc>
+      </w:tr>
+      <w:tr>
+        <w:tc>
+          <w:tcPr>
+            <w:tcW w:type="dxa" w:w="4561"/>
+          </w:tcPr>
+          <w:p>
+            <w:r>
+              <w:rPr>
+                <w:rFonts w:ascii="Times New Roman" w:hAnsi="Times New Roman"/>
+                <w:sz w:val="24"/>
+              </w:rPr>
+              <w:t>SQLAlchemy</w:t>
+            </w:r>
+          </w:p>
+        </w:tc>
+        <w:tc>
+          <w:tcPr>
+            <w:tcW w:type="dxa" w:w="4561"/>
+          </w:tcPr>
+          <w:p>
+            <w:r>
+              <w:rPr>
+                <w:rFonts w:ascii="Times New Roman" w:hAnsi="Times New Roman"/>
+                <w:sz w:val="24"/>
+              </w:rPr>
+              <w:t>Python ORM library cho PostgreSQL</w:t>
+            </w:r>
+          </w:p>
+        </w:tc>
+      </w:tr>
+      <w:tr>
+        <w:tc>
+          <w:tcPr>
+            <w:tcW w:type="dxa" w:w="4561"/>
+          </w:tcPr>
+          <w:p>
+            <w:r>
+              <w:rPr>
+                <w:rFonts w:ascii="Times New Roman" w:hAnsi="Times New Roman"/>
+                <w:sz w:val="24"/>
+              </w:rPr>
+              <w:t>UUID</w:t>
+            </w:r>
+          </w:p>
+        </w:tc>
+        <w:tc>
+          <w:tcPr>
+            <w:tcW w:type="dxa" w:w="4561"/>
+          </w:tcPr>
+          <w:p>
+            <w:r>
+              <w:rPr>
+                <w:rFonts w:ascii="Times New Roman" w:hAnsi="Times New Roman"/>
+                <w:sz w:val="24"/>
+              </w:rPr>
+              <w:t>Universally Unique Identifier - Định danh duy nhất toàn cầu</w:t>
+            </w:r>
+          </w:p>
+        </w:tc>
+      </w:tr>
+      <w:tr>
+        <w:tc>
+          <w:tcPr>
+            <w:tcW w:type="dxa" w:w="4561"/>
+          </w:tcPr>
+          <w:p>
+            <w:r>
+              <w:rPr>
+                <w:rFonts w:ascii="Times New Roman" w:hAnsi="Times New Roman"/>
+                <w:sz w:val="24"/>
+              </w:rPr>
+              <w:t>USAPA</w:t>
+            </w:r>
+          </w:p>
+        </w:tc>
+        <w:tc>
+          <w:tcPr>
+            <w:tcW w:type="dxa" w:w="4561"/>
+          </w:tcPr>
+          <w:p>
+            <w:r>
+              <w:rPr>
+                <w:rFonts w:ascii="Times New Roman" w:hAnsi="Times New Roman"/>
+                <w:sz w:val="24"/>
+              </w:rPr>
+              <w:t>USA Pickleball Association - Hiệp hội Pickleball Hoa Kỳ</w:t>
+            </w:r>
+          </w:p>
+        </w:tc>
+      </w:tr>
+      <w:tr>
+        <w:tc>
+          <w:tcPr>
+            <w:tcW w:type="dxa" w:w="4561"/>
+          </w:tcPr>
+          <w:p>
+            <w:r>
+              <w:rPr>
+                <w:rFonts w:ascii="Times New Roman" w:hAnsi="Times New Roman"/>
+                <w:sz w:val="24"/>
+              </w:rPr>
+              <w:t>VND</w:t>
+            </w:r>
+          </w:p>
+        </w:tc>
+        <w:tc>
+          <w:tcPr>
+            <w:tcW w:type="dxa" w:w="4561"/>
+          </w:tcPr>
+          <w:p>
+            <w:r>
+              <w:rPr>
+                <w:rFonts w:ascii="Times New Roman" w:hAnsi="Times New Roman"/>
+                <w:sz w:val="24"/>
+              </w:rPr>
+              <w:t>Vietnamese Dong - Đồng Việt Nam</w:t>
+            </w:r>
+          </w:p>
+        </w:tc>
+      </w:tr>
+      <w:tr>
+        <w:tc>
+          <w:tcPr>
+            <w:tcW w:type="dxa" w:w="4561"/>
+          </w:tcPr>
+          <w:p>
+            <w:r>
+              <w:rPr>
+                <w:rFonts w:ascii="Times New Roman" w:hAnsi="Times New Roman"/>
+                <w:sz w:val="24"/>
+              </w:rPr>
+              <w:t>VNPay</w:t>
+            </w:r>
+          </w:p>
+        </w:tc>
+        <w:tc>
+          <w:tcPr>
+            <w:tcW w:type="dxa" w:w="4561"/>
+          </w:tcPr>
+          <w:p>
+            <w:r>
+              <w:rPr>
+                <w:rFonts w:ascii="Times New Roman" w:hAnsi="Times New Roman"/>
+                <w:sz w:val="24"/>
+              </w:rPr>
+              <w:t>Cổng thanh toán trực tuyến Việt Nam</w:t>
+            </w:r>
+          </w:p>
+        </w:tc>
+      </w:tr>
+      <w:tr>
+        <w:tc>
+          <w:tcPr>
+            <w:tcW w:type="dxa" w:w="4561"/>
+          </w:tcPr>
+          <w:p>
+            <w:r>
+              <w:rPr>
+                <w:rFonts w:ascii="Times New Roman" w:hAnsi="Times New Roman"/>
+                <w:sz w:val="24"/>
+              </w:rPr>
+              <w:t>WebSocket</w:t>
+            </w:r>
+          </w:p>
+        </w:tc>
+        <w:tc>
+          <w:tcPr>
+            <w:tcW w:type="dxa" w:w="4561"/>
+          </w:tcPr>
+          <w:p>
+            <w:r>
+              <w:rPr>
+                <w:rFonts w:ascii="Times New Roman" w:hAnsi="Times New Roman"/>
+                <w:sz w:val="24"/>
+              </w:rPr>
+              <w:t>Giao thức truyền thông hai chiều thời gian thực</w:t>
+            </w:r>
+          </w:p>
+        </w:tc>
+      </w:tr>
+      <w:tr>
+        <w:tc>
+          <w:tcPr>
+            <w:tcW w:type="dxa" w:w="4561"/>
+          </w:tcPr>
+          <w:p>
+            <w:r>
+              <w:rPr>
+                <w:rFonts w:ascii="Times New Roman" w:hAnsi="Times New Roman"/>
+                <w:sz w:val="24"/>
+              </w:rPr>
+              <w:t>WPA</w:t>
+            </w:r>
+          </w:p>
+        </w:tc>
+        <w:tc>
+          <w:tcPr>
+            <w:tcW w:type="dxa" w:w="4561"/>
+          </w:tcPr>
+          <w:p>
+            <w:r>
+              <w:rPr>
+                <w:rFonts w:ascii="Times New Roman" w:hAnsi="Times New Roman"/>
+                <w:sz w:val="24"/>
+              </w:rPr>
+              <w:t>World Pool-Billiard Association - Hiệp hội Bida Thế giới</w:t>
             </w:r>
           </w:p>
         </w:tc>
@@ -6511,6 +8378,415 @@
     <w:p/>
     <w:p>
       <w:pPr>
+        <w:spacing w:before="120" w:after="80" w:line="360" w:lineRule="auto"/>
+      </w:pPr>
+      <w:r>
+        <w:rPr>
+          <w:rFonts w:ascii="Times New Roman" w:hAnsi="Times New Roman"/>
+          <w:b/>
+          <w:sz w:val="26"/>
+        </w:rPr>
+        <w:t>Use Case - Chat AI:</w:t>
+      </w:r>
+    </w:p>
+    <w:p>
+      <w:r>
+        <w:rPr>
+          <w:rFonts w:ascii="Times New Roman" w:hAnsi="Times New Roman"/>
+          <w:i/>
+          <w:sz w:val="22"/>
+        </w:rPr>
+        <w:t>Mermaid code (copy để generate hình):</w:t>
+      </w:r>
+    </w:p>
+    <w:p>
+      <w:pPr>
+        <w:spacing w:before="40" w:after="120" w:line="276" w:lineRule="auto"/>
+        <w:shd w:fill="F5F5F5" w:val="clear"/>
+      </w:pPr>
+      <w:r>
+        <w:rPr>
+          <w:rFonts w:ascii="Consolas" w:hAnsi="Consolas"/>
+          <w:sz w:val="18"/>
+        </w:rPr>
+        <w:t>graph LR</w:t>
+        <w:br/>
+        <w:t xml:space="preserve">    Customer((Customer))</w:t>
+        <w:br/>
+        <w:t xml:space="preserve">    AI((AI Agent))</w:t>
+        <w:br/>
+        <w:br/>
+        <w:t xml:space="preserve">    Customer --&gt;|Gửi tin nhắn| UC01[UC01: Chat với AI]</w:t>
+        <w:br/>
+        <w:t xml:space="preserve">    Customer --&gt;|Hỏi luật/ky thuật| UC02[UC02: Tra cứu kiến thức]</w:t>
+        <w:br/>
+        <w:t xml:space="preserve">    UC01 --&gt; AI</w:t>
+        <w:br/>
+        <w:t xml:space="preserve">    UC02 --&gt; AI</w:t>
+        <w:br/>
+        <w:t xml:space="preserve">    AI --&gt;|Trả lời tự động| Customer</w:t>
+        <w:br/>
+        <w:t xml:space="preserve">    AI --&gt;|Dùng tool| KG[(Neo4j KG)]</w:t>
+        <w:br/>
+      </w:r>
+    </w:p>
+    <w:p/>
+    <w:p>
+      <w:pPr>
+        <w:spacing w:before="120" w:after="80" w:line="360" w:lineRule="auto"/>
+      </w:pPr>
+      <w:r>
+        <w:rPr>
+          <w:rFonts w:ascii="Times New Roman" w:hAnsi="Times New Roman"/>
+          <w:b/>
+          <w:sz w:val="26"/>
+        </w:rPr>
+        <w:t>Use Case - Đặt sân:</w:t>
+      </w:r>
+    </w:p>
+    <w:p>
+      <w:r>
+        <w:rPr>
+          <w:rFonts w:ascii="Times New Roman" w:hAnsi="Times New Roman"/>
+          <w:i/>
+          <w:sz w:val="22"/>
+        </w:rPr>
+        <w:t>Mermaid code (copy để generate hình):</w:t>
+      </w:r>
+    </w:p>
+    <w:p>
+      <w:pPr>
+        <w:spacing w:before="40" w:after="120" w:line="276" w:lineRule="auto"/>
+        <w:shd w:fill="F5F5F5" w:val="clear"/>
+      </w:pPr>
+      <w:r>
+        <w:rPr>
+          <w:rFonts w:ascii="Consolas" w:hAnsi="Consolas"/>
+          <w:sz w:val="18"/>
+        </w:rPr>
+        <w:t>graph LR</w:t>
+        <w:br/>
+        <w:t xml:space="preserve">    Customer((Customer))</w:t>
+        <w:br/>
+        <w:t xml:space="preserve">    System((Hệ thống))</w:t>
+        <w:br/>
+        <w:br/>
+        <w:t xml:space="preserve">    Customer --&gt;|Chọn loại sân| UC03[UC03: Đặt sân]</w:t>
+        <w:br/>
+        <w:t xml:space="preserve">    Customer --&gt;|Xem sân trống| UC03a[UC03a: Kiểm tra availability]</w:t>
+        <w:br/>
+        <w:t xml:space="preserve">    Customer --&gt;|Chọn thời gian| UC03b[UC03b: Chọn time slot]</w:t>
+        <w:br/>
+        <w:t xml:space="preserve">    UC03 --&gt; System</w:t>
+        <w:br/>
+        <w:t xml:space="preserve">    UC03a --&gt; System</w:t>
+        <w:br/>
+        <w:t xml:space="preserve">    System --&gt;|Xác nhận| Customer</w:t>
+        <w:br/>
+        <w:t xml:space="preserve">    System --&gt;|Tạo booking| DB[(PostgreSQL)]</w:t>
+        <w:br/>
+      </w:r>
+    </w:p>
+    <w:p/>
+    <w:p>
+      <w:pPr>
+        <w:spacing w:before="120" w:after="80" w:line="360" w:lineRule="auto"/>
+      </w:pPr>
+      <w:r>
+        <w:rPr>
+          <w:rFonts w:ascii="Times New Roman" w:hAnsi="Times New Roman"/>
+          <w:b/>
+          <w:sz w:val="26"/>
+        </w:rPr>
+        <w:t>Use Case - Đặt đồ uống:</w:t>
+      </w:r>
+    </w:p>
+    <w:p>
+      <w:r>
+        <w:rPr>
+          <w:rFonts w:ascii="Times New Roman" w:hAnsi="Times New Roman"/>
+          <w:i/>
+          <w:sz w:val="22"/>
+        </w:rPr>
+        <w:t>Mermaid code (copy để generate hình):</w:t>
+      </w:r>
+    </w:p>
+    <w:p>
+      <w:pPr>
+        <w:spacing w:before="40" w:after="120" w:line="276" w:lineRule="auto"/>
+        <w:shd w:fill="F5F5F5" w:val="clear"/>
+      </w:pPr>
+      <w:r>
+        <w:rPr>
+          <w:rFonts w:ascii="Consolas" w:hAnsi="Consolas"/>
+          <w:sz w:val="18"/>
+        </w:rPr>
+        <w:t>graph LR</w:t>
+        <w:br/>
+        <w:t xml:space="preserve">    Customer((Customer))</w:t>
+        <w:br/>
+        <w:t xml:space="preserve">    System((Hệ thống))</w:t>
+        <w:br/>
+        <w:br/>
+        <w:t xml:space="preserve">    Customer --&gt;|Xem menu| UC04[UC04: Đặt đồ uống]</w:t>
+        <w:br/>
+        <w:t xml:space="preserve">    Customer --&gt;|Chọn món| UC04a[UC04a: Thêm vào giỏ]</w:t>
+        <w:br/>
+        <w:t xml:space="preserve">    Customer --&gt;|Xác nhận đơn| UC04b[UC04b: Đặt hàng]</w:t>
+        <w:br/>
+        <w:t xml:space="preserve">    UC04 --&gt; System</w:t>
+        <w:br/>
+        <w:t xml:space="preserve">    UC04b --&gt; System</w:t>
+        <w:br/>
+        <w:t xml:space="preserve">    System --&gt;|Tạo order| DB[(PostgreSQL)]</w:t>
+        <w:br/>
+        <w:t xml:space="preserve">    System --&gt;|Thông báo| Staff((Staff))</w:t>
+        <w:br/>
+      </w:r>
+    </w:p>
+    <w:p/>
+    <w:p>
+      <w:pPr>
+        <w:spacing w:before="120" w:after="80" w:line="360" w:lineRule="auto"/>
+      </w:pPr>
+      <w:r>
+        <w:rPr>
+          <w:rFonts w:ascii="Times New Roman" w:hAnsi="Times New Roman"/>
+          <w:b/>
+          <w:sz w:val="26"/>
+        </w:rPr>
+        <w:t>Use Case - Gọi nhân viên:</w:t>
+      </w:r>
+    </w:p>
+    <w:p>
+      <w:r>
+        <w:rPr>
+          <w:rFonts w:ascii="Times New Roman" w:hAnsi="Times New Roman"/>
+          <w:i/>
+          <w:sz w:val="22"/>
+        </w:rPr>
+        <w:t>Mermaid code (copy để generate hình):</w:t>
+      </w:r>
+    </w:p>
+    <w:p>
+      <w:pPr>
+        <w:spacing w:before="40" w:after="120" w:line="276" w:lineRule="auto"/>
+        <w:shd w:fill="F5F5F5" w:val="clear"/>
+      </w:pPr>
+      <w:r>
+        <w:rPr>
+          <w:rFonts w:ascii="Consolas" w:hAnsi="Consolas"/>
+          <w:sz w:val="18"/>
+        </w:rPr>
+        <w:t>graph LR</w:t>
+        <w:br/>
+        <w:t xml:space="preserve">    Customer((Customer))</w:t>
+        <w:br/>
+        <w:t xml:space="preserve">    Staff((Staff))</w:t>
+        <w:br/>
+        <w:t xml:space="preserve">    System((Hệ thống))</w:t>
+        <w:br/>
+        <w:br/>
+        <w:t xml:space="preserve">    Customer --&gt;|Chọn loại yêu cầu| UC05[UC05: Gọi nhân viên]</w:t>
+        <w:br/>
+        <w:t xml:space="preserve">    Customer --&gt;|Nhập mô tả| UC05a[UC05a: Tạo yêu cầu]</w:t>
+        <w:br/>
+        <w:t xml:space="preserve">    UC05 --&gt; System</w:t>
+        <w:br/>
+        <w:t xml:space="preserve">    UC05a --&gt; System</w:t>
+        <w:br/>
+        <w:t xml:space="preserve">    System --&gt;|Thông báo real-time| Staff</w:t>
+        <w:br/>
+        <w:t xml:space="preserve">    Staff --&gt;|Chấp nhận| UC08[UC08: Xử lý yêu cầu]</w:t>
+        <w:br/>
+        <w:t xml:space="preserve">    Staff --&gt;|Hoàn thành| UC08a[UC08a: Đóng yêu cầu]</w:t>
+        <w:br/>
+      </w:r>
+    </w:p>
+    <w:p/>
+    <w:p>
+      <w:pPr>
+        <w:spacing w:before="120" w:after="80" w:line="360" w:lineRule="auto"/>
+      </w:pPr>
+      <w:r>
+        <w:rPr>
+          <w:rFonts w:ascii="Times New Roman" w:hAnsi="Times New Roman"/>
+          <w:b/>
+          <w:sz w:val="26"/>
+        </w:rPr>
+        <w:t>Use Case - Thanh toán:</w:t>
+      </w:r>
+    </w:p>
+    <w:p>
+      <w:r>
+        <w:rPr>
+          <w:rFonts w:ascii="Times New Roman" w:hAnsi="Times New Roman"/>
+          <w:i/>
+          <w:sz w:val="22"/>
+        </w:rPr>
+        <w:t>Mermaid code (copy để generate hình):</w:t>
+      </w:r>
+    </w:p>
+    <w:p>
+      <w:pPr>
+        <w:spacing w:before="40" w:after="120" w:line="276" w:lineRule="auto"/>
+        <w:shd w:fill="F5F5F5" w:val="clear"/>
+      </w:pPr>
+      <w:r>
+        <w:rPr>
+          <w:rFonts w:ascii="Consolas" w:hAnsi="Consolas"/>
+          <w:sz w:val="18"/>
+        </w:rPr>
+        <w:t>graph LR</w:t>
+        <w:br/>
+        <w:t xml:space="preserve">    Customer((Customer))</w:t>
+        <w:br/>
+        <w:t xml:space="preserve">    System((Hệ thống))</w:t>
+        <w:br/>
+        <w:t xml:space="preserve">    Stripe((Stripe))</w:t>
+        <w:br/>
+        <w:t xml:space="preserve">    VNPay((VNPay))</w:t>
+        <w:br/>
+        <w:br/>
+        <w:t xml:space="preserve">    Customer --&gt;|Chọn thanh toán| UC11[UC11: Thanh toán]</w:t>
+        <w:br/>
+        <w:t xml:space="preserve">    Customer --&gt;|Chọn Stripe| UC11a[UC11a: Stripe Payment]</w:t>
+        <w:br/>
+        <w:t xml:space="preserve">    Customer --&gt;|Chọn VNPay| UC11b[UC11b: VNPay Payment]</w:t>
+        <w:br/>
+        <w:t xml:space="preserve">    UC11a --&gt; System</w:t>
+        <w:br/>
+        <w:t xml:space="preserve">    UC11b --&gt; System</w:t>
+        <w:br/>
+        <w:t xml:space="preserve">    System --&gt;|PaymentIntent| Stripe</w:t>
+        <w:br/>
+        <w:t xml:space="preserve">    System --&gt;|Payment URL| VNPay</w:t>
+        <w:br/>
+        <w:t xml:space="preserve">    Stripe --&gt;|Webhook xác nhận| System</w:t>
+        <w:br/>
+        <w:t xml:space="preserve">    VNPay --&gt;|Callback| System</w:t>
+        <w:br/>
+        <w:t xml:space="preserve">    System --&gt;|Cập nhật trạng thái| Customer</w:t>
+        <w:br/>
+      </w:r>
+    </w:p>
+    <w:p/>
+    <w:p>
+      <w:pPr>
+        <w:spacing w:before="120" w:after="80" w:line="360" w:lineRule="auto"/>
+      </w:pPr>
+      <w:r>
+        <w:rPr>
+          <w:rFonts w:ascii="Times New Roman" w:hAnsi="Times New Roman"/>
+          <w:b/>
+          <w:sz w:val="26"/>
+        </w:rPr>
+        <w:t>Use Case - Staff Chat:</w:t>
+      </w:r>
+    </w:p>
+    <w:p>
+      <w:r>
+        <w:rPr>
+          <w:rFonts w:ascii="Times New Roman" w:hAnsi="Times New Roman"/>
+          <w:i/>
+          <w:sz w:val="22"/>
+        </w:rPr>
+        <w:t>Mermaid code (copy để generate hình):</w:t>
+      </w:r>
+    </w:p>
+    <w:p>
+      <w:pPr>
+        <w:spacing w:before="40" w:after="120" w:line="276" w:lineRule="auto"/>
+        <w:shd w:fill="F5F5F5" w:val="clear"/>
+      </w:pPr>
+      <w:r>
+        <w:rPr>
+          <w:rFonts w:ascii="Consolas" w:hAnsi="Consolas"/>
+          <w:sz w:val="18"/>
+        </w:rPr>
+        <w:t>graph LR</w:t>
+        <w:br/>
+        <w:t xml:space="preserve">    Customer((Customer))</w:t>
+        <w:br/>
+        <w:t xml:space="preserve">    Staff((Staff))</w:t>
+        <w:br/>
+        <w:t xml:space="preserve">    System((Hệ thống))</w:t>
+        <w:br/>
+        <w:br/>
+        <w:t xml:space="preserve">    Customer --&gt;|Gửi tin nhắn| UC_C1[Chat với nhân viên]</w:t>
+        <w:br/>
+        <w:t xml:space="preserve">    Staff --&gt;|Gửi tin nhắn| UC_S1[Chat với khách hàng]</w:t>
+        <w:br/>
+        <w:t xml:space="preserve">    UC_C1 --&gt; System</w:t>
+        <w:br/>
+        <w:t xml:space="preserve">    UC_S1 --&gt; System</w:t>
+        <w:br/>
+        <w:t xml:space="preserve">    System --&gt;|WebSocket| Customer</w:t>
+        <w:br/>
+        <w:t xml:space="preserve">    System --&gt;|WebSocket| Staff</w:t>
+        <w:br/>
+        <w:t xml:space="preserve">    Staff --&gt;|Xem inbox| UC_S2[UC: Staff Inbox]</w:t>
+        <w:br/>
+        <w:t xml:space="preserve">    Staff --&gt;|Đóng phòng chat| UC_S3[UC: Đóng room]</w:t>
+        <w:br/>
+      </w:r>
+    </w:p>
+    <w:p/>
+    <w:p>
+      <w:pPr>
+        <w:spacing w:before="120" w:after="80" w:line="360" w:lineRule="auto"/>
+      </w:pPr>
+      <w:r>
+        <w:rPr>
+          <w:rFonts w:ascii="Times New Roman" w:hAnsi="Times New Roman"/>
+          <w:b/>
+          <w:sz w:val="26"/>
+        </w:rPr>
+        <w:t>Use Case - Admin:</w:t>
+      </w:r>
+    </w:p>
+    <w:p>
+      <w:r>
+        <w:rPr>
+          <w:rFonts w:ascii="Times New Roman" w:hAnsi="Times New Roman"/>
+          <w:i/>
+          <w:sz w:val="22"/>
+        </w:rPr>
+        <w:t>Mermaid code (copy để generate hình):</w:t>
+      </w:r>
+    </w:p>
+    <w:p>
+      <w:pPr>
+        <w:spacing w:before="40" w:after="120" w:line="276" w:lineRule="auto"/>
+        <w:shd w:fill="F5F5F5" w:val="clear"/>
+      </w:pPr>
+      <w:r>
+        <w:rPr>
+          <w:rFonts w:ascii="Consolas" w:hAnsi="Consolas"/>
+          <w:sz w:val="18"/>
+        </w:rPr>
+        <w:t>graph LR</w:t>
+        <w:br/>
+        <w:t xml:space="preserve">    Admin((Admin))</w:t>
+        <w:br/>
+        <w:br/>
+        <w:t xml:space="preserve">    Admin --&gt;|Quản lý| UC09[UC09: Quản lý sân &amp; menu]</w:t>
+        <w:br/>
+        <w:t xml:space="preserve">    Admin --&gt;|Xem thống kê| UC10[UC10: Dashboard]</w:t>
+        <w:br/>
+        <w:t xml:space="preserve">    Admin --&gt;|Quản lý đặt sân| UC12[UC12: Quản lý booking]</w:t>
+        <w:br/>
+        <w:t xml:space="preserve">    Admin --&gt;|Xem hóa đơn| UC13[UC13: Xem bill]</w:t>
+        <w:br/>
+        <w:t xml:space="preserve">    Admin --&gt;|Quản lý đơn hàng| UC14[UC14: Quản lý order]</w:t>
+        <w:br/>
+        <w:t xml:space="preserve">    Admin --&gt;|CRUD menu| UC15[UC15: Quản lý menu]</w:t>
+        <w:br/>
+      </w:r>
+    </w:p>
+    <w:p/>
+    <w:p>
+      <w:pPr>
         <w:spacing w:before="0" w:after="0" w:line="360" w:lineRule="auto"/>
       </w:pPr>
       <w:r>
@@ -7218,6 +9494,644 @@
         <w:t>[Chèn hình Sequence Diagram tại đây]</w:t>
       </w:r>
     </w:p>
+    <w:p/>
+    <w:p>
+      <w:pPr>
+        <w:spacing w:before="120" w:after="80" w:line="360" w:lineRule="auto"/>
+      </w:pPr>
+      <w:r>
+        <w:rPr>
+          <w:rFonts w:ascii="Times New Roman" w:hAnsi="Times New Roman"/>
+          <w:b/>
+          <w:sz w:val="26"/>
+        </w:rPr>
+        <w:t>Sequence - Chat với AI Agent:</w:t>
+      </w:r>
+    </w:p>
+    <w:p>
+      <w:r>
+        <w:rPr>
+          <w:rFonts w:ascii="Times New Roman" w:hAnsi="Times New Roman"/>
+          <w:i/>
+          <w:sz w:val="22"/>
+        </w:rPr>
+        <w:t>Mermaid code (copy để generate hình):</w:t>
+      </w:r>
+    </w:p>
+    <w:p>
+      <w:pPr>
+        <w:spacing w:before="40" w:after="120" w:line="276" w:lineRule="auto"/>
+        <w:shd w:fill="F5F5F5" w:val="clear"/>
+      </w:pPr>
+      <w:r>
+        <w:rPr>
+          <w:rFonts w:ascii="Consolas" w:hAnsi="Consolas"/>
+          <w:sz w:val="18"/>
+        </w:rPr>
+        <w:t>sequenceDiagram</w:t>
+        <w:br/>
+        <w:t xml:space="preserve">    participant C as Customer</w:t>
+        <w:br/>
+        <w:t xml:space="preserve">    participant F as Flutter App</w:t>
+        <w:br/>
+        <w:t xml:space="preserve">    participant B as FastAPI Backend</w:t>
+        <w:br/>
+        <w:t xml:space="preserve">    participant A as AI Agent</w:t>
+        <w:br/>
+        <w:t xml:space="preserve">    participant KG as Neo4j KG</w:t>
+        <w:br/>
+        <w:t xml:space="preserve">    participant R as Redis</w:t>
+        <w:br/>
+        <w:br/>
+        <w:t xml:space="preserve">    C-&gt;&gt;F: Nhập tin nhắn</w:t>
+        <w:br/>
+        <w:t xml:space="preserve">    F-&gt;&gt;B: POST /api/chat {message, session_id}</w:t>
+        <w:br/>
+        <w:t xml:space="preserve">    B-&gt;&gt;R: Lấy session history</w:t>
+        <w:br/>
+        <w:t xml:space="preserve">    R--&gt;&gt;B: History</w:t>
+        <w:br/>
+        <w:t xml:space="preserve">    B-&gt;&gt;A: process(message, history)</w:t>
+        <w:br/>
+        <w:t xml:space="preserve">    A-&gt;&gt;A: IntentRouter phân tích intent</w:t>
+        <w:br/>
+        <w:t xml:space="preserve">    alt Intent đơn giản (greeting)</w:t>
+        <w:br/>
+        <w:t xml:space="preserve">        A--&gt;&gt;B: Trả lời trực tiếp</w:t>
+        <w:br/>
+        <w:t xml:space="preserve">    else Intent phức tạp</w:t>
+        <w:br/>
+        <w:t xml:space="preserve">        A-&gt;&gt;KG: query_knowledge (Cypher)</w:t>
+        <w:br/>
+        <w:t xml:space="preserve">        KG--&gt;&gt;A: Kết quả</w:t>
+        <w:br/>
+        <w:t xml:space="preserve">        A-&gt;&gt;A: LLM tổng hợp phản hồi</w:t>
+        <w:br/>
+        <w:t xml:space="preserve">        A--&gt;&gt;B: Response</w:t>
+        <w:br/>
+        <w:t xml:space="preserve">    end</w:t>
+        <w:br/>
+        <w:t xml:space="preserve">    B--&gt;&gt;F: ChatResponse {reply, tools_used}</w:t>
+        <w:br/>
+        <w:t xml:space="preserve">    F--&gt;&gt;C: Hiển thị tin nhắn</w:t>
+        <w:br/>
+        <w:t xml:space="preserve">    B-&gt;&gt;R: Lưu session</w:t>
+        <w:br/>
+      </w:r>
+    </w:p>
+    <w:p/>
+    <w:p>
+      <w:pPr>
+        <w:spacing w:before="120" w:after="80" w:line="360" w:lineRule="auto"/>
+      </w:pPr>
+      <w:r>
+        <w:rPr>
+          <w:rFonts w:ascii="Times New Roman" w:hAnsi="Times New Roman"/>
+          <w:b/>
+          <w:sz w:val="26"/>
+        </w:rPr>
+        <w:t>Sequence - Đặt sân (Booking):</w:t>
+      </w:r>
+    </w:p>
+    <w:p>
+      <w:r>
+        <w:rPr>
+          <w:rFonts w:ascii="Times New Roman" w:hAnsi="Times New Roman"/>
+          <w:i/>
+          <w:sz w:val="22"/>
+        </w:rPr>
+        <w:t>Mermaid code (copy để generate hình):</w:t>
+      </w:r>
+    </w:p>
+    <w:p>
+      <w:pPr>
+        <w:spacing w:before="40" w:after="120" w:line="276" w:lineRule="auto"/>
+        <w:shd w:fill="F5F5F5" w:val="clear"/>
+      </w:pPr>
+      <w:r>
+        <w:rPr>
+          <w:rFonts w:ascii="Consolas" w:hAnsi="Consolas"/>
+          <w:sz w:val="18"/>
+        </w:rPr>
+        <w:t>sequenceDiagram</w:t>
+        <w:br/>
+        <w:t xml:space="preserve">    participant C as Customer</w:t>
+        <w:br/>
+        <w:t xml:space="preserve">    participant F as Flutter App</w:t>
+        <w:br/>
+        <w:t xml:space="preserve">    participant B as FastAPI Backend</w:t>
+        <w:br/>
+        <w:t xml:space="preserve">    participant DB as PostgreSQL</w:t>
+        <w:br/>
+        <w:br/>
+        <w:t xml:space="preserve">    C-&gt;&gt;F: Chọn loại sân + thời gian</w:t>
+        <w:br/>
+        <w:t xml:space="preserve">    F-&gt;&gt;B: GET /api/booking/availability</w:t>
+        <w:br/>
+        <w:t xml:space="preserve">    B-&gt;&gt;DB: Query sân trống</w:t>
+        <w:br/>
+        <w:t xml:space="preserve">    DB--&gt;&gt;B: Danh sách sân</w:t>
+        <w:br/>
+        <w:t xml:space="preserve">    B--&gt;&gt;F: AvailabilityResponse</w:t>
+        <w:br/>
+        <w:t xml:space="preserve">    F--&gt;&gt;C: Hiển thị sân trống</w:t>
+        <w:br/>
+        <w:br/>
+        <w:t xml:space="preserve">    C-&gt;&gt;F: Xác nhận đặt sân</w:t>
+        <w:br/>
+        <w:t xml:space="preserve">    F-&gt;&gt;B: POST /api/booking/</w:t>
+        <w:br/>
+        <w:t xml:space="preserve">    B-&gt;&gt;DB: Tạo booking (status=confirmed)</w:t>
+        <w:br/>
+        <w:t xml:space="preserve">    DB--&gt;&gt;B: Booking created</w:t>
+        <w:br/>
+        <w:t xml:space="preserve">    B--&gt;&gt;F: BookingResponse</w:t>
+        <w:br/>
+        <w:t xml:space="preserve">    F--&gt;&gt;C: Đặt sân thành công</w:t>
+        <w:br/>
+        <w:t xml:space="preserve">    F-&gt;&gt;F: Hiển thị dialog thanh toán</w:t>
+        <w:br/>
+      </w:r>
+    </w:p>
+    <w:p/>
+    <w:p>
+      <w:pPr>
+        <w:spacing w:before="120" w:after="80" w:line="360" w:lineRule="auto"/>
+      </w:pPr>
+      <w:r>
+        <w:rPr>
+          <w:rFonts w:ascii="Times New Roman" w:hAnsi="Times New Roman"/>
+          <w:b/>
+          <w:sz w:val="26"/>
+        </w:rPr>
+        <w:t>Sequence - Đặt đồ uống (Order):</w:t>
+      </w:r>
+    </w:p>
+    <w:p>
+      <w:r>
+        <w:rPr>
+          <w:rFonts w:ascii="Times New Roman" w:hAnsi="Times New Roman"/>
+          <w:i/>
+          <w:sz w:val="22"/>
+        </w:rPr>
+        <w:t>Mermaid code (copy để generate hình):</w:t>
+      </w:r>
+    </w:p>
+    <w:p>
+      <w:pPr>
+        <w:spacing w:before="40" w:after="120" w:line="276" w:lineRule="auto"/>
+        <w:shd w:fill="F5F5F5" w:val="clear"/>
+      </w:pPr>
+      <w:r>
+        <w:rPr>
+          <w:rFonts w:ascii="Consolas" w:hAnsi="Consolas"/>
+          <w:sz w:val="18"/>
+        </w:rPr>
+        <w:t>sequenceDiagram</w:t>
+        <w:br/>
+        <w:t xml:space="preserve">    participant C as Customer</w:t>
+        <w:br/>
+        <w:t xml:space="preserve">    participant F as Flutter App</w:t>
+        <w:br/>
+        <w:t xml:space="preserve">    participant B as FastAPI Backend</w:t>
+        <w:br/>
+        <w:t xml:space="preserve">    participant DB as PostgreSQL</w:t>
+        <w:br/>
+        <w:t xml:space="preserve">    participant S as Staff</w:t>
+        <w:br/>
+        <w:br/>
+        <w:t xml:space="preserve">    C-&gt;&gt;F: Chọn món từ menu</w:t>
+        <w:br/>
+        <w:t xml:space="preserve">    F-&gt;&gt;F: Thêm vào giỏ hàng</w:t>
+        <w:br/>
+        <w:t xml:space="preserve">    C-&gt;&gt;F: Xác nhận đặt hàng</w:t>
+        <w:br/>
+        <w:t xml:space="preserve">    F-&gt;&gt;B: POST /api/order/ {items, booking_id}</w:t>
+        <w:br/>
+        <w:t xml:space="preserve">    B-&gt;&gt;DB: Tạo order + order_items</w:t>
+        <w:br/>
+        <w:t xml:space="preserve">    B-&gt;&gt;DB: Link order với booking (nếu có)</w:t>
+        <w:br/>
+        <w:t xml:space="preserve">    DB--&gt;&gt;B: Order created</w:t>
+        <w:br/>
+        <w:t xml:space="preserve">    B--&gt;&gt;F: OrderResponse</w:t>
+        <w:br/>
+        <w:t xml:space="preserve">    F--&gt;&gt;C: Đặt hàng thành công</w:t>
+        <w:br/>
+        <w:t xml:space="preserve">    B-&gt;&gt;S: Thông báo đơn hàng mới (WebSocket)</w:t>
+        <w:br/>
+      </w:r>
+    </w:p>
+    <w:p/>
+    <w:p>
+      <w:pPr>
+        <w:spacing w:before="120" w:after="80" w:line="360" w:lineRule="auto"/>
+      </w:pPr>
+      <w:r>
+        <w:rPr>
+          <w:rFonts w:ascii="Times New Roman" w:hAnsi="Times New Roman"/>
+          <w:b/>
+          <w:sz w:val="26"/>
+        </w:rPr>
+        <w:t>Sequence - Thanh toán Stripe (PaymentIntent):</w:t>
+      </w:r>
+    </w:p>
+    <w:p>
+      <w:r>
+        <w:rPr>
+          <w:rFonts w:ascii="Times New Roman" w:hAnsi="Times New Roman"/>
+          <w:i/>
+          <w:sz w:val="22"/>
+        </w:rPr>
+        <w:t>Mermaid code (copy để generate hình):</w:t>
+      </w:r>
+    </w:p>
+    <w:p>
+      <w:pPr>
+        <w:spacing w:before="40" w:after="120" w:line="276" w:lineRule="auto"/>
+        <w:shd w:fill="F5F5F5" w:val="clear"/>
+      </w:pPr>
+      <w:r>
+        <w:rPr>
+          <w:rFonts w:ascii="Consolas" w:hAnsi="Consolas"/>
+          <w:sz w:val="18"/>
+        </w:rPr>
+        <w:t>sequenceDiagram</w:t>
+        <w:br/>
+        <w:t xml:space="preserve">    participant C as Customer</w:t>
+        <w:br/>
+        <w:t xml:space="preserve">    participant F as Flutter App</w:t>
+        <w:br/>
+        <w:t xml:space="preserve">    participant FS as flutter_stripe SDK</w:t>
+        <w:br/>
+        <w:t xml:space="preserve">    participant B as FastAPI Backend</w:t>
+        <w:br/>
+        <w:t xml:space="preserve">    participant S as Stripe API</w:t>
+        <w:br/>
+        <w:t xml:space="preserve">    participant DB as PostgreSQL</w:t>
+        <w:br/>
+        <w:br/>
+        <w:t xml:space="preserve">    C-&gt;&gt;F: Chọn thanh toán Stripe</w:t>
+        <w:br/>
+        <w:t xml:space="preserve">    F-&gt;&gt;B: POST /api/stripe/create-payment-intent {order_type, order_id, amount}</w:t>
+        <w:br/>
+        <w:t xml:space="preserve">    B-&gt;&gt;S: stripe.PaymentIntent.create(amount, currency)</w:t>
+        <w:br/>
+        <w:t xml:space="preserve">    S--&gt;&gt;B: PaymentIntent {client_secret}</w:t>
+        <w:br/>
+        <w:t xml:space="preserve">    B--&gt;&gt;F: {client_secret, payment_intent_id}</w:t>
+        <w:br/>
+        <w:t xml:space="preserve">    F-&gt;&gt;FS: initPaymentSheet(clientSecret)</w:t>
+        <w:br/>
+        <w:t xml:space="preserve">    FS-&gt;&gt;C: Hiển thị Payment Sheet (native)</w:t>
+        <w:br/>
+        <w:t xml:space="preserve">    C-&gt;&gt;FS: Nhập thông tin thẻ, xác nhận</w:t>
+        <w:br/>
+        <w:t xml:space="preserve">    FS-&gt;&gt;S: Xác nhận thanh toán</w:t>
+        <w:br/>
+        <w:t xml:space="preserve">    S--&gt;&gt;FS: Payment thành công</w:t>
+        <w:br/>
+        <w:t xml:space="preserve">    FS--&gt;&gt;F: PaymentSheetResponse</w:t>
+        <w:br/>
+        <w:t xml:space="preserve">    F-&gt;&gt;B: POST /api/stripe/webhook (payment_intent.succeeded)</w:t>
+        <w:br/>
+        <w:t xml:space="preserve">    B-&gt;&gt;DB: Cập nhật payment_status = 'paid'</w:t>
+        <w:br/>
+        <w:t xml:space="preserve">    B--&gt;&gt;F: Redirect /success</w:t>
+        <w:br/>
+        <w:t xml:space="preserve">    F--&gt;&gt;C: Thanh toán thành công</w:t>
+        <w:br/>
+      </w:r>
+    </w:p>
+    <w:p/>
+    <w:p>
+      <w:pPr>
+        <w:spacing w:before="120" w:after="80" w:line="360" w:lineRule="auto"/>
+      </w:pPr>
+      <w:r>
+        <w:rPr>
+          <w:rFonts w:ascii="Times New Roman" w:hAnsi="Times New Roman"/>
+          <w:b/>
+          <w:sz w:val="26"/>
+        </w:rPr>
+        <w:t>Sequence - Thanh toán VNPay:</w:t>
+      </w:r>
+    </w:p>
+    <w:p>
+      <w:r>
+        <w:rPr>
+          <w:rFonts w:ascii="Times New Roman" w:hAnsi="Times New Roman"/>
+          <w:i/>
+          <w:sz w:val="22"/>
+        </w:rPr>
+        <w:t>Mermaid code (copy để generate hình):</w:t>
+      </w:r>
+    </w:p>
+    <w:p>
+      <w:pPr>
+        <w:spacing w:before="40" w:after="120" w:line="276" w:lineRule="auto"/>
+        <w:shd w:fill="F5F5F5" w:val="clear"/>
+      </w:pPr>
+      <w:r>
+        <w:rPr>
+          <w:rFonts w:ascii="Consolas" w:hAnsi="Consolas"/>
+          <w:sz w:val="18"/>
+        </w:rPr>
+        <w:t>sequenceDiagram</w:t>
+        <w:br/>
+        <w:t xml:space="preserve">    participant C as Customer</w:t>
+        <w:br/>
+        <w:t xml:space="preserve">    participant F as Flutter App</w:t>
+        <w:br/>
+        <w:t xml:space="preserve">    participant B as FastAPI Backend</w:t>
+        <w:br/>
+        <w:t xml:space="preserve">    participant JV as Java Payment Service</w:t>
+        <w:br/>
+        <w:t xml:space="preserve">    participant V as VNPay API</w:t>
+        <w:br/>
+        <w:br/>
+        <w:t xml:space="preserve">    C-&gt;&gt;F: Chọn thanh toán VNPay</w:t>
+        <w:br/>
+        <w:t xml:space="preserve">    F-&gt;&gt;B: POST /api/payment/create {order_type, order_id, amount}</w:t>
+        <w:br/>
+        <w:t xml:space="preserve">    B-&gt;&gt;JV: gRPC: createPayment</w:t>
+        <w:br/>
+        <w:t xml:space="preserve">    JV-&gt;&gt;V: Tạo VNPay payment URL</w:t>
+        <w:br/>
+        <w:t xml:space="preserve">    V--&gt;&gt;JV: payment_url</w:t>
+        <w:br/>
+        <w:t xml:space="preserve">    JV--&gt;&gt;B: payment_url</w:t>
+        <w:br/>
+        <w:t xml:space="preserve">    B--&gt;&gt;F: {payment_url}</w:t>
+        <w:br/>
+        <w:t xml:space="preserve">    F-&gt;&gt;F: Mở VNPay Native SDK (MethodChannel)</w:t>
+        <w:br/>
+        <w:t xml:space="preserve">    C-&gt;&gt;V: Chọn ngân hàng, hoàn tất</w:t>
+        <w:br/>
+        <w:t xml:space="preserve">    V--&gt;&gt;B: Callback URL</w:t>
+        <w:br/>
+        <w:t xml:space="preserve">    B-&gt;&gt;B: Xác thực chữ ký VNPay</w:t>
+        <w:br/>
+        <w:t xml:space="preserve">    B-&gt;&gt;DB: Cập nhật payment_status = 'paid'</w:t>
+        <w:br/>
+        <w:t xml:space="preserve">    B--&gt;&gt;F: Kết quả thanh toán</w:t>
+        <w:br/>
+        <w:t xml:space="preserve">    F--&gt;&gt;C: Thanh toán thành công</w:t>
+        <w:br/>
+      </w:r>
+    </w:p>
+    <w:p/>
+    <w:p>
+      <w:pPr>
+        <w:spacing w:before="120" w:after="80" w:line="360" w:lineRule="auto"/>
+      </w:pPr>
+      <w:r>
+        <w:rPr>
+          <w:rFonts w:ascii="Times New Roman" w:hAnsi="Times New Roman"/>
+          <w:b/>
+          <w:sz w:val="26"/>
+        </w:rPr>
+        <w:t>Sequence - Gọi nhân viên (Staff Request):</w:t>
+      </w:r>
+    </w:p>
+    <w:p>
+      <w:r>
+        <w:rPr>
+          <w:rFonts w:ascii="Times New Roman" w:hAnsi="Times New Roman"/>
+          <w:i/>
+          <w:sz w:val="22"/>
+        </w:rPr>
+        <w:t>Mermaid code (copy để generate hình):</w:t>
+      </w:r>
+    </w:p>
+    <w:p>
+      <w:pPr>
+        <w:spacing w:before="40" w:after="120" w:line="276" w:lineRule="auto"/>
+        <w:shd w:fill="F5F5F5" w:val="clear"/>
+      </w:pPr>
+      <w:r>
+        <w:rPr>
+          <w:rFonts w:ascii="Consolas" w:hAnsi="Consolas"/>
+          <w:sz w:val="18"/>
+        </w:rPr>
+        <w:t>sequenceDiagram</w:t>
+        <w:br/>
+        <w:t xml:space="preserve">    participant C as Customer</w:t>
+        <w:br/>
+        <w:t xml:space="preserve">    participant F as Flutter App</w:t>
+        <w:br/>
+        <w:t xml:space="preserve">    participant B as FastAPI Backend</w:t>
+        <w:br/>
+        <w:t xml:space="preserve">    participant DB as PostgreSQL</w:t>
+        <w:br/>
+        <w:t xml:space="preserve">    participant WS as WebSocket</w:t>
+        <w:br/>
+        <w:t xml:space="preserve">    participant S as Staff</w:t>
+        <w:br/>
+        <w:br/>
+        <w:t xml:space="preserve">    C-&gt;&gt;F: Mở dialog gọi nhân viên</w:t>
+        <w:br/>
+        <w:t xml:space="preserve">    C-&gt;&gt;F: Chọn loại yêu cầu + mô tả</w:t>
+        <w:br/>
+        <w:t xml:space="preserve">    F-&gt;&gt;B: POST /api/staff/requests</w:t>
+        <w:br/>
+        <w:t xml:space="preserve">    B-&gt;&gt;DB: Tạo staff_request</w:t>
+        <w:br/>
+        <w:t xml:space="preserve">    B-&gt;&gt;WS: broadcast_to_roles [STAFF]</w:t>
+        <w:br/>
+        <w:t xml:space="preserve">    WS--&gt;&gt;S: Thông báo yêu cầu mới</w:t>
+        <w:br/>
+        <w:t xml:space="preserve">    S-&gt;&gt;F: Xem danh sách yêu cầu</w:t>
+        <w:br/>
+        <w:t xml:space="preserve">    S-&gt;&gt;B: PATCH /requests/{id}/accept</w:t>
+        <w:br/>
+        <w:t xml:space="preserve">    B-&gt;&gt;DB: Cập nhật status=accepted</w:t>
+        <w:br/>
+        <w:t xml:space="preserve">    B-&gt;&gt;WS: Thông báo cho customer</w:t>
+        <w:br/>
+        <w:t xml:space="preserve">    WS--&gt;&gt;C: Yêu cầu đã được chấp nhận</w:t>
+        <w:br/>
+        <w:t xml:space="preserve">    S-&gt;&gt;B: PATCH /requests/{id}/complete</w:t>
+        <w:br/>
+        <w:t xml:space="preserve">    B-&gt;&gt;DB: Cập nhật status=completed</w:t>
+        <w:br/>
+        <w:t xml:space="preserve">    B-&gt;&gt;WS: Thông báo hoàn thành</w:t>
+        <w:br/>
+        <w:t xml:space="preserve">    WS--&gt;&gt;C: Yêu cầu đã hoàn thành</w:t>
+        <w:br/>
+      </w:r>
+    </w:p>
+    <w:p/>
+    <w:p>
+      <w:pPr>
+        <w:spacing w:before="120" w:after="80" w:line="360" w:lineRule="auto"/>
+      </w:pPr>
+      <w:r>
+        <w:rPr>
+          <w:rFonts w:ascii="Times New Roman" w:hAnsi="Times New Roman"/>
+          <w:b/>
+          <w:sz w:val="26"/>
+        </w:rPr>
+        <w:t>Sequence - Staff Chat (Real-time):</w:t>
+      </w:r>
+    </w:p>
+    <w:p>
+      <w:r>
+        <w:rPr>
+          <w:rFonts w:ascii="Times New Roman" w:hAnsi="Times New Roman"/>
+          <w:i/>
+          <w:sz w:val="22"/>
+        </w:rPr>
+        <w:t>Mermaid code (copy để generate hình):</w:t>
+      </w:r>
+    </w:p>
+    <w:p>
+      <w:pPr>
+        <w:spacing w:before="40" w:after="120" w:line="276" w:lineRule="auto"/>
+        <w:shd w:fill="F5F5F5" w:val="clear"/>
+      </w:pPr>
+      <w:r>
+        <w:rPr>
+          <w:rFonts w:ascii="Consolas" w:hAnsi="Consolas"/>
+          <w:sz w:val="18"/>
+        </w:rPr>
+        <w:t>sequenceDiagram</w:t>
+        <w:br/>
+        <w:t xml:space="preserve">    participant C as Customer</w:t>
+        <w:br/>
+        <w:t xml:space="preserve">    participant CW as Customer WebSocket</w:t>
+        <w:br/>
+        <w:t xml:space="preserve">    participant B as FastAPI Backend</w:t>
+        <w:br/>
+        <w:t xml:space="preserve">    participant R as Redis</w:t>
+        <w:br/>
+        <w:t xml:space="preserve">    participant SW as Staff WebSocket</w:t>
+        <w:br/>
+        <w:t xml:space="preserve">    participant S as Staff</w:t>
+        <w:br/>
+        <w:br/>
+        <w:t xml:space="preserve">    Note over C,S: Staff request accepted -&gt; Chat room created</w:t>
+        <w:br/>
+        <w:br/>
+        <w:t xml:space="preserve">    C-&gt;&gt;CW: Kết nối /api/staff/chat/{room_id}/ws</w:t>
+        <w:br/>
+        <w:t xml:space="preserve">    S-&gt;&gt;SW: Kết nối /api/staff/chat/{room_id}/ws</w:t>
+        <w:br/>
+        <w:t xml:space="preserve">    B-&gt;&gt;R: Lưu room info</w:t>
+        <w:br/>
+        <w:br/>
+        <w:t xml:space="preserve">    C-&gt;&gt;CW: {type: "message", content: "Xin chào"}</w:t>
+        <w:br/>
+        <w:t xml:space="preserve">    CW-&gt;&gt;B: WebSocket message</w:t>
+        <w:br/>
+        <w:t xml:space="preserve">    B-&gt;&gt;R: Lưu message (rpush)</w:t>
+        <w:br/>
+        <w:t xml:space="preserve">    B-&gt;&gt;SW: broadcast_to_room</w:t>
+        <w:br/>
+        <w:t xml:space="preserve">    SW--&gt;&gt;S: Hiển thị tin nhắn</w:t>
+        <w:br/>
+        <w:br/>
+        <w:t xml:space="preserve">    S-&gt;&gt;SW: {type: "message", content: "Chào bạn"}</w:t>
+        <w:br/>
+        <w:t xml:space="preserve">    SW-&gt;&gt;B: WebSocket message</w:t>
+        <w:br/>
+        <w:t xml:space="preserve">    B-&gt;&gt;R: Lưu message (rpush)</w:t>
+        <w:br/>
+        <w:t xml:space="preserve">    B-&gt;&gt;CW: broadcast_to_room</w:t>
+        <w:br/>
+        <w:t xml:space="preserve">    CW--&gt;&gt;C: Hiển thị tin nhắn</w:t>
+        <w:br/>
+        <w:br/>
+        <w:t xml:space="preserve">    Note over C,S: Presence tracking qua Redis (TTL 60s)</w:t>
+        <w:br/>
+        <w:t xml:space="preserve">    C-&gt;&gt;CW: {type: "ping"}</w:t>
+        <w:br/>
+        <w:t xml:space="preserve">    CW-&gt;&gt;B: refresh_presence</w:t>
+        <w:br/>
+        <w:t xml:space="preserve">    B-&gt;&gt;R: SET online:{room}:{user} TTL=60s</w:t>
+        <w:br/>
+      </w:r>
+    </w:p>
+    <w:p/>
+    <w:p>
+      <w:pPr>
+        <w:spacing w:before="120" w:after="80" w:line="360" w:lineRule="auto"/>
+      </w:pPr>
+      <w:r>
+        <w:rPr>
+          <w:rFonts w:ascii="Times New Roman" w:hAnsi="Times New Roman"/>
+          <w:b/>
+          <w:sz w:val="26"/>
+        </w:rPr>
+        <w:t>Sequence - Realtime Notification:</w:t>
+      </w:r>
+    </w:p>
+    <w:p>
+      <w:r>
+        <w:rPr>
+          <w:rFonts w:ascii="Times New Roman" w:hAnsi="Times New Roman"/>
+          <w:i/>
+          <w:sz w:val="22"/>
+        </w:rPr>
+        <w:t>Mermaid code (copy để generate hình):</w:t>
+      </w:r>
+    </w:p>
+    <w:p>
+      <w:pPr>
+        <w:spacing w:before="40" w:after="120" w:line="276" w:lineRule="auto"/>
+        <w:shd w:fill="F5F5F5" w:val="clear"/>
+      </w:pPr>
+      <w:r>
+        <w:rPr>
+          <w:rFonts w:ascii="Consolas" w:hAnsi="Consolas"/>
+          <w:sz w:val="18"/>
+        </w:rPr>
+        <w:t>sequenceDiagram</w:t>
+        <w:br/>
+        <w:t xml:space="preserve">    participant F as Flutter App</w:t>
+        <w:br/>
+        <w:t xml:space="preserve">    participant WS as WebSocket Client</w:t>
+        <w:br/>
+        <w:t xml:space="preserve">    participant B as FastAPI Backend</w:t>
+        <w:br/>
+        <w:t xml:space="preserve">    participant R as Redis</w:t>
+        <w:br/>
+        <w:t xml:space="preserve">    participant N as NotificationService</w:t>
+        <w:br/>
+        <w:t xml:space="preserve">    participant DB as PostgreSQL</w:t>
+        <w:br/>
+        <w:br/>
+        <w:t xml:space="preserve">    Note over F,DB: App khởi động -&gt; Kết nối WebSocket</w:t>
+        <w:br/>
+        <w:br/>
+        <w:t xml:space="preserve">    F-&gt;&gt;WS: Kết nối /api/realtime/notifications?token=xxx</w:t>
+        <w:br/>
+        <w:t xml:space="preserve">    B-&gt;&gt;B: Xác thực JWT token</w:t>
+        <w:br/>
+        <w:t xml:space="preserve">    B-&gt;&gt;B: connect(websocket, role, user_id)</w:t>
+        <w:br/>
+        <w:br/>
+        <w:t xml:space="preserve">    Note over F,DB: Khi có sự kiện mới (booking/order/request)</w:t>
+        <w:br/>
+        <w:br/>
+        <w:t xml:space="preserve">    B-&gt;&gt;N: notify_operations(event_type, title, message)</w:t>
+        <w:br/>
+        <w:t xml:space="preserve">    N-&gt;&gt;DB: Lưu notification</w:t>
+        <w:br/>
+        <w:t xml:space="preserve">    N-&gt;&gt;R: SET + PUBLISH</w:t>
+        <w:br/>
+        <w:t xml:space="preserve">    N-&gt;&gt;B: broadcast_to_roles(target_roles)</w:t>
+        <w:br/>
+        <w:t xml:space="preserve">    B-&gt;&gt;WS: Gửi notification qua WebSocket</w:t>
+        <w:br/>
+        <w:t xml:space="preserve">    WS--&gt;&gt;F: Nhận message</w:t>
+        <w:br/>
+        <w:t xml:space="preserve">    F-&gt;&gt;F: showOperationNotification (native)</w:t>
+        <w:br/>
+        <w:t xml:space="preserve">    F-&gt;&gt;F: Cập nhật danh sách in-app</w:t>
+        <w:br/>
+      </w:r>
+    </w:p>
     <w:p>
       <w:r>
         <w:br w:type="page"/>
@@ -7343,6 +10257,435 @@
           <w:sz w:val="26"/>
         </w:rPr>
         <w:t>[Chèn hình ERD Diagram tại đây]</w:t>
+      </w:r>
+    </w:p>
+    <w:p/>
+    <w:p>
+      <w:pPr>
+        <w:spacing w:before="120" w:after="80" w:line="360" w:lineRule="auto"/>
+      </w:pPr>
+      <w:r>
+        <w:rPr>
+          <w:rFonts w:ascii="Times New Roman" w:hAnsi="Times New Roman"/>
+          <w:b/>
+          <w:sz w:val="26"/>
+        </w:rPr>
+        <w:t>Sơ đồ Class - Backend Models:</w:t>
+      </w:r>
+    </w:p>
+    <w:p>
+      <w:r>
+        <w:rPr>
+          <w:rFonts w:ascii="Times New Roman" w:hAnsi="Times New Roman"/>
+          <w:i/>
+          <w:sz w:val="22"/>
+        </w:rPr>
+        <w:t>Mermaid code (copy để generate hình):</w:t>
+      </w:r>
+    </w:p>
+    <w:p>
+      <w:pPr>
+        <w:spacing w:before="40" w:after="120" w:line="276" w:lineRule="auto"/>
+        <w:shd w:fill="F5F5F5" w:val="clear"/>
+      </w:pPr>
+      <w:r>
+        <w:rPr>
+          <w:rFonts w:ascii="Consolas" w:hAnsi="Consolas"/>
+          <w:sz w:val="18"/>
+        </w:rPr>
+        <w:t>classDiagram</w:t>
+        <w:br/>
+        <w:t xml:space="preserve">    class User {</w:t>
+        <w:br/>
+        <w:t xml:space="preserve">        +UUID id</w:t>
+        <w:br/>
+        <w:t xml:space="preserve">        +String phone</w:t>
+        <w:br/>
+        <w:t xml:space="preserve">        +String name</w:t>
+        <w:br/>
+        <w:t xml:space="preserve">        +String email</w:t>
+        <w:br/>
+        <w:t xml:space="preserve">        +String password_hash</w:t>
+        <w:br/>
+        <w:t xml:space="preserve">        +UserRole role</w:t>
+        <w:br/>
+        <w:t xml:space="preserve">        +String stripe_customer_id</w:t>
+        <w:br/>
+        <w:t xml:space="preserve">        +DateTime created_at</w:t>
+        <w:br/>
+        <w:t xml:space="preserve">    }</w:t>
+        <w:br/>
+        <w:br/>
+        <w:t xml:space="preserve">    class Booking {</w:t>
+        <w:br/>
+        <w:t xml:space="preserve">        +UUID id</w:t>
+        <w:br/>
+        <w:t xml:space="preserve">        +String user_id</w:t>
+        <w:br/>
+        <w:t xml:space="preserve">        +UUID venue_id</w:t>
+        <w:br/>
+        <w:t xml:space="preserve">        +CourtType court_type</w:t>
+        <w:br/>
+        <w:t xml:space="preserve">        +Int court_number</w:t>
+        <w:br/>
+        <w:t xml:space="preserve">        +DateTime start_time</w:t>
+        <w:br/>
+        <w:t xml:space="preserve">        +DateTime end_time</w:t>
+        <w:br/>
+        <w:t xml:space="preserve">        +BookingStatus status</w:t>
+        <w:br/>
+        <w:t xml:space="preserve">        +Numeric total_price</w:t>
+        <w:br/>
+        <w:t xml:space="preserve">        +String payment_status</w:t>
+        <w:br/>
+        <w:t xml:space="preserve">    }</w:t>
+        <w:br/>
+        <w:br/>
+        <w:t xml:space="preserve">    class Order {</w:t>
+        <w:br/>
+        <w:t xml:space="preserve">        +UUID id</w:t>
+        <w:br/>
+        <w:t xml:space="preserve">        +String user_id</w:t>
+        <w:br/>
+        <w:t xml:space="preserve">        +UUID venue_id</w:t>
+        <w:br/>
+        <w:t xml:space="preserve">        +UUID booking_id</w:t>
+        <w:br/>
+        <w:t xml:space="preserve">        +Numeric total_price</w:t>
+        <w:br/>
+        <w:t xml:space="preserve">        +OrderStatus status</w:t>
+        <w:br/>
+        <w:t xml:space="preserve">        +String payment_status</w:t>
+        <w:br/>
+        <w:t xml:space="preserve">        +DateTime created_at</w:t>
+        <w:br/>
+        <w:t xml:space="preserve">    }</w:t>
+        <w:br/>
+        <w:br/>
+        <w:t xml:space="preserve">    class OrderItem {</w:t>
+        <w:br/>
+        <w:t xml:space="preserve">        +UUID id</w:t>
+        <w:br/>
+        <w:t xml:space="preserve">        +UUID order_id</w:t>
+        <w:br/>
+        <w:t xml:space="preserve">        +UUID menu_item_id</w:t>
+        <w:br/>
+        <w:t xml:space="preserve">        +String name</w:t>
+        <w:br/>
+        <w:t xml:space="preserve">        +Int price</w:t>
+        <w:br/>
+        <w:t xml:space="preserve">        +Int quantity</w:t>
+        <w:br/>
+        <w:t xml:space="preserve">    }</w:t>
+        <w:br/>
+        <w:br/>
+        <w:t xml:space="preserve">    class MenuItem {</w:t>
+        <w:br/>
+        <w:t xml:space="preserve">        +UUID id</w:t>
+        <w:br/>
+        <w:t xml:space="preserve">        +UUID venue_id</w:t>
+        <w:br/>
+        <w:t xml:space="preserve">        +String name</w:t>
+        <w:br/>
+        <w:t xml:space="preserve">        +Int price</w:t>
+        <w:br/>
+        <w:t xml:space="preserve">        +String category</w:t>
+        <w:br/>
+        <w:t xml:space="preserve">        +Boolean available</w:t>
+        <w:br/>
+        <w:t xml:space="preserve">    }</w:t>
+        <w:br/>
+        <w:br/>
+        <w:t xml:space="preserve">    class Venue {</w:t>
+        <w:br/>
+        <w:t xml:space="preserve">        +UUID id</w:t>
+        <w:br/>
+        <w:t xml:space="preserve">        +String name</w:t>
+        <w:br/>
+        <w:t xml:space="preserve">        +String address</w:t>
+        <w:br/>
+        <w:t xml:space="preserve">        +String phone</w:t>
+        <w:br/>
+        <w:t xml:space="preserve">        +UUID business_id</w:t>
+        <w:br/>
+        <w:t xml:space="preserve">    }</w:t>
+        <w:br/>
+        <w:br/>
+        <w:t xml:space="preserve">    class ServiceResource {</w:t>
+        <w:br/>
+        <w:t xml:space="preserve">        +UUID id</w:t>
+        <w:br/>
+        <w:t xml:space="preserve">        +UUID venue_id</w:t>
+        <w:br/>
+        <w:t xml:space="preserve">        +String name</w:t>
+        <w:br/>
+        <w:t xml:space="preserve">        +CourtType resource_type</w:t>
+        <w:br/>
+        <w:t xml:space="preserve">        +Numeric hourly_rate</w:t>
+        <w:br/>
+        <w:t xml:space="preserve">        +Boolean active</w:t>
+        <w:br/>
+        <w:t xml:space="preserve">    }</w:t>
+        <w:br/>
+        <w:br/>
+        <w:t xml:space="preserve">    class Payment {</w:t>
+        <w:br/>
+        <w:t xml:space="preserve">        +UUID id</w:t>
+        <w:br/>
+        <w:t xml:space="preserve">        +String order_type</w:t>
+        <w:br/>
+        <w:t xml:space="preserve">        +UUID order_id</w:t>
+        <w:br/>
+        <w:t xml:space="preserve">        +Numeric amount</w:t>
+        <w:br/>
+        <w:t xml:space="preserve">        +String bank_code</w:t>
+        <w:br/>
+        <w:t xml:space="preserve">        +String vnp_transaction_no</w:t>
+        <w:br/>
+        <w:t xml:space="preserve">        +String stripe_payment_intent_id</w:t>
+        <w:br/>
+        <w:t xml:space="preserve">        +String status</w:t>
+        <w:br/>
+        <w:t xml:space="preserve">        +DateTime paid_at</w:t>
+        <w:br/>
+        <w:t xml:space="preserve">    }</w:t>
+        <w:br/>
+        <w:br/>
+        <w:t xml:space="preserve">    class StaffRequest {</w:t>
+        <w:br/>
+        <w:t xml:space="preserve">        +UUID id</w:t>
+        <w:br/>
+        <w:t xml:space="preserve">        +String user_id</w:t>
+        <w:br/>
+        <w:t xml:space="preserve">        +UUID venue_id</w:t>
+        <w:br/>
+        <w:t xml:space="preserve">        +UUID resource_id</w:t>
+        <w:br/>
+        <w:t xml:space="preserve">        +RequestType request_type</w:t>
+        <w:br/>
+        <w:t xml:space="preserve">        +String description</w:t>
+        <w:br/>
+        <w:t xml:space="preserve">        +RequestStatus status</w:t>
+        <w:br/>
+        <w:t xml:space="preserve">        +String accepted_by</w:t>
+        <w:br/>
+        <w:t xml:space="preserve">        +DateTime created_at</w:t>
+        <w:br/>
+        <w:t xml:space="preserve">        +DateTime accepted_at</w:t>
+        <w:br/>
+        <w:t xml:space="preserve">        +DateTime completed_at</w:t>
+        <w:br/>
+        <w:t xml:space="preserve">    }</w:t>
+        <w:br/>
+        <w:br/>
+        <w:t xml:space="preserve">    class Notification {</w:t>
+        <w:br/>
+        <w:t xml:space="preserve">        +UUID id</w:t>
+        <w:br/>
+        <w:t xml:space="preserve">        +String event_type</w:t>
+        <w:br/>
+        <w:t xml:space="preserve">        +String title</w:t>
+        <w:br/>
+        <w:t xml:space="preserve">        +String message</w:t>
+        <w:br/>
+        <w:t xml:space="preserve">        +JSON target_roles</w:t>
+        <w:br/>
+        <w:t xml:space="preserve">        +String source</w:t>
+        <w:br/>
+        <w:t xml:space="preserve">        +JSON payload</w:t>
+        <w:br/>
+        <w:t xml:space="preserve">        +DateTime read_at</w:t>
+        <w:br/>
+        <w:t xml:space="preserve">        +DateTime created_at</w:t>
+        <w:br/>
+        <w:t xml:space="preserve">    }</w:t>
+        <w:br/>
+        <w:br/>
+        <w:t xml:space="preserve">    User "1" -- "*" Booking</w:t>
+        <w:br/>
+        <w:t xml:space="preserve">    User "1" -- "*" Order</w:t>
+        <w:br/>
+        <w:t xml:space="preserve">    User "1" -- "*" StaffRequest</w:t>
+        <w:br/>
+        <w:t xml:space="preserve">    Venue "1" -- "*" Booking</w:t>
+        <w:br/>
+        <w:t xml:space="preserve">    Venue "1" -- "*" Order</w:t>
+        <w:br/>
+        <w:t xml:space="preserve">    Venue "1" -- "*" MenuItem</w:t>
+        <w:br/>
+        <w:t xml:space="preserve">    Venue "1" -- "*" ServiceResource</w:t>
+        <w:br/>
+        <w:t xml:space="preserve">    Venue "1" -- "*" StaffRequest</w:t>
+        <w:br/>
+        <w:t xml:space="preserve">    Order "1" -- "*" OrderItem</w:t>
+        <w:br/>
+        <w:t xml:space="preserve">    Booking "1" -- "*" Payment</w:t>
+        <w:br/>
+        <w:t xml:space="preserve">    Order "1" -- "*" Payment</w:t>
+        <w:br/>
+      </w:r>
+    </w:p>
+    <w:p/>
+    <w:p>
+      <w:pPr>
+        <w:spacing w:before="120" w:after="80" w:line="360" w:lineRule="auto"/>
+      </w:pPr>
+      <w:r>
+        <w:rPr>
+          <w:rFonts w:ascii="Times New Roman" w:hAnsi="Times New Roman"/>
+          <w:b/>
+          <w:sz w:val="26"/>
+        </w:rPr>
+        <w:t>Sơ đồ Class - Flutter Feature Architecture:</w:t>
+      </w:r>
+    </w:p>
+    <w:p>
+      <w:r>
+        <w:rPr>
+          <w:rFonts w:ascii="Times New Roman" w:hAnsi="Times New Roman"/>
+          <w:i/>
+          <w:sz w:val="22"/>
+        </w:rPr>
+        <w:t>Mermaid code (copy để generate hình):</w:t>
+      </w:r>
+    </w:p>
+    <w:p>
+      <w:pPr>
+        <w:spacing w:before="40" w:after="120" w:line="276" w:lineRule="auto"/>
+        <w:shd w:fill="F5F5F5" w:val="clear"/>
+      </w:pPr>
+      <w:r>
+        <w:rPr>
+          <w:rFonts w:ascii="Consolas" w:hAnsi="Consolas"/>
+          <w:sz w:val="18"/>
+        </w:rPr>
+        <w:t>classDiagram</w:t>
+        <w:br/>
+        <w:t xml:space="preserve">    class AuthProvider {</w:t>
+        <w:br/>
+        <w:t xml:space="preserve">        +AsyncValue~User?~ state</w:t>
+        <w:br/>
+        <w:t xml:space="preserve">        +login(phone, password)</w:t>
+        <w:br/>
+        <w:t xml:space="preserve">        +logout()</w:t>
+        <w:br/>
+        <w:t xml:space="preserve">        +refreshProfile()</w:t>
+        <w:br/>
+        <w:t xml:space="preserve">    }</w:t>
+        <w:br/>
+        <w:br/>
+        <w:t xml:space="preserve">    class ChatProvider {</w:t>
+        <w:br/>
+        <w:t xml:space="preserve">        +List~ChatMessage~ messages</w:t>
+        <w:br/>
+        <w:t xml:space="preserve">        +sendMessage(text)</w:t>
+        <w:br/>
+        <w:t xml:space="preserve">        +streamResponse()</w:t>
+        <w:br/>
+        <w:t xml:space="preserve">    }</w:t>
+        <w:br/>
+        <w:br/>
+        <w:t xml:space="preserve">    class BookingProvider {</w:t>
+        <w:br/>
+        <w:t xml:space="preserve">        +List~Booking~ bookings</w:t>
+        <w:br/>
+        <w:t xml:space="preserve">        +createBooking()</w:t>
+        <w:br/>
+        <w:t xml:space="preserve">        +checkAvailability()</w:t>
+        <w:br/>
+        <w:t xml:space="preserve">        +getActiveBooking()</w:t>
+        <w:br/>
+        <w:t xml:space="preserve">    }</w:t>
+        <w:br/>
+        <w:br/>
+        <w:t xml:space="preserve">    class CartNotifier {</w:t>
+        <w:br/>
+        <w:t xml:space="preserve">        +List~CartItem~ items</w:t>
+        <w:br/>
+        <w:t xml:space="preserve">        +addItem(item)</w:t>
+        <w:br/>
+        <w:t xml:space="preserve">        +removeItem(id)</w:t>
+        <w:br/>
+        <w:t xml:space="preserve">        +clear()</w:t>
+        <w:br/>
+        <w:t xml:space="preserve">        +placeOrder()</w:t>
+        <w:br/>
+        <w:t xml:space="preserve">    }</w:t>
+        <w:br/>
+        <w:br/>
+        <w:t xml:space="preserve">    class StripeNotifier {</w:t>
+        <w:br/>
+        <w:t xml:space="preserve">        +initPaymentSheet()</w:t>
+        <w:br/>
+        <w:t xml:space="preserve">        +pay(orderType, orderId, amount)</w:t>
+        <w:br/>
+        <w:t xml:space="preserve">    }</w:t>
+        <w:br/>
+        <w:br/>
+        <w:t xml:space="preserve">    class StaffNotificationsNotifier {</w:t>
+        <w:br/>
+        <w:t xml:space="preserve">        +List~StaffNotification~ notifications</w:t>
+        <w:br/>
+        <w:t xml:space="preserve">        +WebSocketChannel channel</w:t>
+        <w:br/>
+        <w:t xml:space="preserve">        +start()</w:t>
+        <w:br/>
+        <w:t xml:space="preserve">        +stop()</w:t>
+        <w:br/>
+        <w:t xml:space="preserve">        +markAsRead()</w:t>
+        <w:br/>
+        <w:t xml:space="preserve">        +markAllAsRead()</w:t>
+        <w:br/>
+        <w:t xml:space="preserve">    }</w:t>
+        <w:br/>
+        <w:br/>
+        <w:t xml:space="preserve">    class StaffRequestNotifier {</w:t>
+        <w:br/>
+        <w:t xml:space="preserve">        +List~StaffRequest~ requests</w:t>
+        <w:br/>
+        <w:t xml:space="preserve">        +createRequest()</w:t>
+        <w:br/>
+        <w:t xml:space="preserve">        +acceptRequest()</w:t>
+        <w:br/>
+        <w:t xml:space="preserve">        +completeRequest()</w:t>
+        <w:br/>
+        <w:t xml:space="preserve">        +cancelRequest()</w:t>
+        <w:br/>
+        <w:t xml:space="preserve">    }</w:t>
+        <w:br/>
+        <w:br/>
+        <w:t xml:space="preserve">    class CustomerChatNotificationsNotifier {</w:t>
+        <w:br/>
+        <w:t xml:space="preserve">        +WebSocketChannel channel</w:t>
+        <w:br/>
+        <w:t xml:space="preserve">        +start()</w:t>
+        <w:br/>
+        <w:t xml:space="preserve">        +stop()</w:t>
+        <w:br/>
+        <w:t xml:space="preserve">    }</w:t>
+        <w:br/>
+        <w:br/>
+        <w:t xml:space="preserve">    class LocalNotificationService {</w:t>
+        <w:br/>
+        <w:t xml:space="preserve">        +MethodChannel channel</w:t>
+        <w:br/>
+        <w:t xml:space="preserve">        +showOperationNotification(title, body)</w:t>
+        <w:br/>
+        <w:t xml:space="preserve">    }</w:t>
+        <w:br/>
+        <w:br/>
+        <w:t xml:space="preserve">    AuthProvider --&gt; ChatProvider : provides user</w:t>
+        <w:br/>
+        <w:t xml:space="preserve">    AuthProvider --&gt; BookingProvider : provides user</w:t>
+        <w:br/>
+        <w:t xml:space="preserve">    BookingProvider --&gt; CartNotifier : active booking</w:t>
+        <w:br/>
+        <w:t xml:space="preserve">    CartNotifier --&gt; StripeNotifier : triggers payment</w:t>
+        <w:br/>
+        <w:t xml:space="preserve">    StaffNotificationsNotifier --&gt; LocalNotificationService : shows native notif</w:t>
+        <w:br/>
+        <w:t xml:space="preserve">    CustomerChatNotificationsNotifier --&gt; LocalNotificationService : shows native notif</w:t>
+        <w:br/>
       </w:r>
     </w:p>
     <w:p>
@@ -11267,6 +14610,8 @@
         <w:br/>
         <w:t>│  (Chat UI, Booking, Menu, Auth)     │</w:t>
         <w:br/>
+        <w:t>│  (Staff Chat, Staff Requests)       │</w:t>
+        <w:br/>
         <w:t>│  (Payment: Stripe/VNPay SDK)        │</w:t>
         <w:br/>
         <w:t>└──────────────┬──────────────────────┘</w:t>
@@ -11279,7 +14624,9 @@
         <w:br/>
         <w:t>│  /chat /booking /order /staff       │</w:t>
         <w:br/>
-        <w:t>│  /payment /stripe                   │</w:t>
+        <w:t>│  /payment /stripe /realtime         │</w:t>
+        <w:br/>
+        <w:t>│  /staff/chat /staff/requests        │</w:t>
         <w:br/>
         <w:t>└──────┬───────────────────┬──────────┘</w:t>
         <w:br/>
@@ -11318,6 +14665,144 @@
           <w:sz w:val="26"/>
         </w:rPr>
         <w:t>[Chèn hình Architecture Diagram tại đây]</w:t>
+      </w:r>
+    </w:p>
+    <w:p/>
+    <w:p>
+      <w:pPr>
+        <w:spacing w:before="120" w:after="80" w:line="360" w:lineRule="auto"/>
+      </w:pPr>
+      <w:r>
+        <w:rPr>
+          <w:rFonts w:ascii="Times New Roman" w:hAnsi="Times New Roman"/>
+          <w:b/>
+          <w:sz w:val="26"/>
+        </w:rPr>
+        <w:t>Sơ đồ luồng tổng thể hệ thống:</w:t>
+      </w:r>
+    </w:p>
+    <w:p>
+      <w:r>
+        <w:rPr>
+          <w:rFonts w:ascii="Times New Roman" w:hAnsi="Times New Roman"/>
+          <w:i/>
+          <w:sz w:val="22"/>
+        </w:rPr>
+        <w:t>Mermaid code (copy để generate hình):</w:t>
+      </w:r>
+    </w:p>
+    <w:p>
+      <w:pPr>
+        <w:spacing w:before="40" w:after="120" w:line="276" w:lineRule="auto"/>
+        <w:shd w:fill="F5F5F5" w:val="clear"/>
+      </w:pPr>
+      <w:r>
+        <w:rPr>
+          <w:rFonts w:ascii="Consolas" w:hAnsi="Consolas"/>
+          <w:sz w:val="18"/>
+        </w:rPr>
+        <w:t>flowchart TB</w:t>
+        <w:br/>
+        <w:t xml:space="preserve">    subgraph Mobile["Flutter App"]</w:t>
+        <w:br/>
+        <w:t xml:space="preserve">        Chat[Chat UI]</w:t>
+        <w:br/>
+        <w:t xml:space="preserve">        Booking[Booking Screen]</w:t>
+        <w:br/>
+        <w:t xml:space="preserve">        Menu[Menu Screen]</w:t>
+        <w:br/>
+        <w:t xml:space="preserve">        Payment[Payment Screen]</w:t>
+        <w:br/>
+        <w:t xml:space="preserve">        StaffReq[Staff Request]</w:t>
+        <w:br/>
+        <w:t xml:space="preserve">        StaffChat[Staff Chat]</w:t>
+        <w:br/>
+        <w:t xml:space="preserve">        Notif[Notifications]</w:t>
+        <w:br/>
+        <w:t xml:space="preserve">    end</w:t>
+        <w:br/>
+        <w:br/>
+        <w:t xml:space="preserve">    subgraph Backend["FastAPI Backend"]</w:t>
+        <w:br/>
+        <w:t xml:space="preserve">        Auth[Auth API]</w:t>
+        <w:br/>
+        <w:t xml:space="preserve">        ChatAPI[Chat API]</w:t>
+        <w:br/>
+        <w:t xml:space="preserve">        BookAPI[Booking API]</w:t>
+        <w:br/>
+        <w:t xml:space="preserve">        OrderAPI[Order API]</w:t>
+        <w:br/>
+        <w:t xml:space="preserve">        MenuAPI[Menu API]</w:t>
+        <w:br/>
+        <w:t xml:space="preserve">        StaffAPI[Staff Request API]</w:t>
+        <w:br/>
+        <w:t xml:space="preserve">        ChatWS[Staff Chat WS]</w:t>
+        <w:br/>
+        <w:t xml:space="preserve">        RealtimeWS[Realtime WS]</w:t>
+        <w:br/>
+        <w:t xml:space="preserve">        PayAPI[Payment API]</w:t>
+        <w:br/>
+        <w:t xml:space="preserve">        StripeAPI[Stripe API]</w:t>
+        <w:br/>
+        <w:t xml:space="preserve">        AdminAPI[Admin API]</w:t>
+        <w:br/>
+        <w:t xml:space="preserve">    end</w:t>
+        <w:br/>
+        <w:br/>
+        <w:t xml:space="preserve">    subgraph Domain["Domain Layer"]</w:t>
+        <w:br/>
+        <w:t xml:space="preserve">        Agent[AI Agent</w:t>
+        <w:br/>
+        <w:t>LangChain + Tools]</w:t>
+        <w:br/>
+        <w:t xml:space="preserve">        NotifSvc[Notification Service]</w:t>
+        <w:br/>
+        <w:t xml:space="preserve">        StaffChatSvc[Staff Chat Service]</w:t>
+        <w:br/>
+        <w:t xml:space="preserve">    end</w:t>
+        <w:br/>
+        <w:br/>
+        <w:t xml:space="preserve">    subgraph Infra["Infrastructure"]</w:t>
+        <w:br/>
+        <w:t xml:space="preserve">        PG[(PostgreSQL)]</w:t>
+        <w:br/>
+        <w:t xml:space="preserve">        Neo[(Neo4j KG)]</w:t>
+        <w:br/>
+        <w:t xml:space="preserve">        Redis[(Redis)]</w:t>
+        <w:br/>
+        <w:t xml:space="preserve">        Stripe[Stripe API]</w:t>
+        <w:br/>
+        <w:t xml:space="preserve">        VNPay[VNPay API]</w:t>
+        <w:br/>
+        <w:t xml:space="preserve">    end</w:t>
+        <w:br/>
+        <w:br/>
+        <w:t xml:space="preserve">    Mobile --&gt;|HTTP/WS| Backend</w:t>
+        <w:br/>
+        <w:t xml:space="preserve">    Backend --&gt; Domain</w:t>
+        <w:br/>
+        <w:t xml:space="preserve">    Domain --&gt; Infra</w:t>
+        <w:br/>
+        <w:t xml:space="preserve">    ChatAPI --&gt; Agent</w:t>
+        <w:br/>
+        <w:t xml:space="preserve">    Agent --&gt; Neo</w:t>
+        <w:br/>
+        <w:t xml:space="preserve">    BookAPI --&gt; PG</w:t>
+        <w:br/>
+        <w:t xml:space="preserve">    OrderAPI --&gt; PG</w:t>
+        <w:br/>
+        <w:t xml:space="preserve">    RealtimeWS --&gt; NotifSvc</w:t>
+        <w:br/>
+        <w:t xml:space="preserve">    ChatWS --&gt; StaffChatSvc</w:t>
+        <w:br/>
+        <w:t xml:space="preserve">    StaffChatSvc --&gt; Redis</w:t>
+        <w:br/>
+        <w:t xml:space="preserve">    NotifSvc --&gt; PG</w:t>
+        <w:br/>
+        <w:t xml:space="preserve">    StripeAPI --&gt; Stripe</w:t>
+        <w:br/>
+        <w:t xml:space="preserve">    PayAPI --&gt; VNPay</w:t>
+        <w:br/>
       </w:r>
     </w:p>
     <w:p>
@@ -14271,6 +17756,329 @@
           <w:sz w:val="26"/>
         </w:rPr>
         <w:t>[Chèn hình Agent Flow Diagram tại đây]</w:t>
+      </w:r>
+    </w:p>
+    <w:p/>
+    <w:p>
+      <w:pPr>
+        <w:spacing w:before="120" w:after="80" w:line="360" w:lineRule="auto"/>
+      </w:pPr>
+      <w:r>
+        <w:rPr>
+          <w:rFonts w:ascii="Times New Roman" w:hAnsi="Times New Roman"/>
+          <w:b/>
+          <w:sz w:val="26"/>
+        </w:rPr>
+        <w:t>Luồng xử lý AI Agent:</w:t>
+      </w:r>
+    </w:p>
+    <w:p>
+      <w:r>
+        <w:rPr>
+          <w:rFonts w:ascii="Times New Roman" w:hAnsi="Times New Roman"/>
+          <w:i/>
+          <w:sz w:val="22"/>
+        </w:rPr>
+        <w:t>Mermaid code (copy để generate hình):</w:t>
+      </w:r>
+    </w:p>
+    <w:p>
+      <w:pPr>
+        <w:spacing w:before="40" w:after="120" w:line="276" w:lineRule="auto"/>
+        <w:shd w:fill="F5F5F5" w:val="clear"/>
+      </w:pPr>
+      <w:r>
+        <w:rPr>
+          <w:rFonts w:ascii="Consolas" w:hAnsi="Consolas"/>
+          <w:sz w:val="18"/>
+        </w:rPr>
+        <w:t>flowchart TD</w:t>
+        <w:br/>
+        <w:t xml:space="preserve">    A[Nhận message từ user] --&gt; B{IntentRouter</w:t>
+        <w:br/>
+        <w:t>phân tích intent}</w:t>
+        <w:br/>
+        <w:t xml:space="preserve">    B --&gt;|Greeting/Goodbye| C[Trả lời trực tiếp</w:t>
+        <w:br/>
+        <w:t>không gọi LLM]</w:t>
+        <w:br/>
+        <w:t xml:space="preserve">    B --&gt;|Hỏi luật/kỹ thuật| D[Gọi LLM AgentExecutor]</w:t>
+        <w:br/>
+        <w:t xml:space="preserve">    B --&gt;|Đặt sân| D</w:t>
+        <w:br/>
+        <w:t xml:space="preserve">    B --&gt;|Gọi món| D</w:t>
+        <w:br/>
+        <w:t xml:space="preserve">    B --&gt;|Gọi nhân viên| D</w:t>
+        <w:br/>
+        <w:br/>
+        <w:t xml:space="preserve">    D --&gt; E[LLM phân tích</w:t>
+        <w:br/>
+        <w:t>và chọn tool]</w:t>
+        <w:br/>
+        <w:br/>
+        <w:t xml:space="preserve">    E --&gt;|query_knowledge| F[Truy vấn Neo4j</w:t>
+        <w:br/>
+        <w:t>Cypher + Fulltext]</w:t>
+        <w:br/>
+        <w:t xml:space="preserve">    E --&gt;|book_court| G[Kiểm tra availability</w:t>
+        <w:br/>
+        <w:t>Insert PostgreSQL]</w:t>
+        <w:br/>
+        <w:t xml:space="preserve">    E --&gt;|order_food| H[Tạo order</w:t>
+        <w:br/>
+        <w:t>Link booking]</w:t>
+        <w:br/>
+        <w:t xml:space="preserve">    E --&gt;|call_staff| I[Tạo staff request</w:t>
+        <w:br/>
+        <w:t>Notify WebSocket]</w:t>
+        <w:br/>
+        <w:t xml:space="preserve">    E --&gt;|check_schedule| J[Query bookings</w:t>
+        <w:br/>
+        <w:t>theo ngày]</w:t>
+        <w:br/>
+        <w:t xml:space="preserve">    E --&gt;|Không cần tool| K[LLM trả lời trực tiếp]</w:t>
+        <w:br/>
+        <w:br/>
+        <w:t xml:space="preserve">    F --&gt; L[Kết quả tool</w:t>
+        <w:br/>
+        <w:t>trả về LLM]</w:t>
+        <w:br/>
+        <w:t xml:space="preserve">    G --&gt; L</w:t>
+        <w:br/>
+        <w:t xml:space="preserve">    H --&gt; L</w:t>
+        <w:br/>
+        <w:t xml:space="preserve">    I --&gt; L</w:t>
+        <w:br/>
+        <w:t xml:space="preserve">    J --&gt; L</w:t>
+        <w:br/>
+        <w:br/>
+        <w:t xml:space="preserve">    L --&gt; M[LLM tổng hợp</w:t>
+        <w:br/>
+        <w:t>phản hồi cuối cùng]</w:t>
+        <w:br/>
+        <w:t xml:space="preserve">    K --&gt; M</w:t>
+        <w:br/>
+        <w:t xml:space="preserve">    C --&gt; M</w:t>
+        <w:br/>
+        <w:br/>
+        <w:t xml:space="preserve">    M --&gt; N[Trả response</w:t>
+        <w:br/>
+        <w:t>về Flutter App]</w:t>
+        <w:br/>
+      </w:r>
+    </w:p>
+    <w:p/>
+    <w:p>
+      <w:pPr>
+        <w:spacing w:before="120" w:after="80" w:line="360" w:lineRule="auto"/>
+      </w:pPr>
+      <w:r>
+        <w:rPr>
+          <w:rFonts w:ascii="Times New Roman" w:hAnsi="Times New Roman"/>
+          <w:b/>
+          <w:sz w:val="26"/>
+        </w:rPr>
+        <w:t>Luồng quyết định thanh toán:</w:t>
+      </w:r>
+    </w:p>
+    <w:p>
+      <w:r>
+        <w:rPr>
+          <w:rFonts w:ascii="Times New Roman" w:hAnsi="Times New Roman"/>
+          <w:i/>
+          <w:sz w:val="22"/>
+        </w:rPr>
+        <w:t>Mermaid code (copy để generate hình):</w:t>
+      </w:r>
+    </w:p>
+    <w:p>
+      <w:pPr>
+        <w:spacing w:before="40" w:after="120" w:line="276" w:lineRule="auto"/>
+        <w:shd w:fill="F5F5F5" w:val="clear"/>
+      </w:pPr>
+      <w:r>
+        <w:rPr>
+          <w:rFonts w:ascii="Consolas" w:hAnsi="Consolas"/>
+          <w:sz w:val="18"/>
+        </w:rPr>
+        <w:t>flowchart TD</w:t>
+        <w:br/>
+        <w:t xml:space="preserve">    A[Đặt sân / Đặt hàng thành công] --&gt; B{Chọn phương thức</w:t>
+        <w:br/>
+        <w:t>thanh toán?}</w:t>
+        <w:br/>
+        <w:br/>
+        <w:t xml:space="preserve">    B --&gt;|Stripe| C[POST /stripe/create-payment-intent]</w:t>
+        <w:br/>
+        <w:t xml:space="preserve">    B --&gt;|VNPay| D[POST /payment/create]</w:t>
+        <w:br/>
+        <w:t xml:space="preserve">    B --&gt;|Để sau| E[Lưu trạng thái unpaid]</w:t>
+        <w:br/>
+        <w:br/>
+        <w:t xml:space="preserve">    C --&gt; F[Stripe PaymentIntent</w:t>
+        <w:br/>
+        <w:t>trả client_secret]</w:t>
+        <w:br/>
+        <w:t xml:space="preserve">    F --&gt; G[Flutter: initPaymentSheet]</w:t>
+        <w:br/>
+        <w:t xml:space="preserve">    G --&gt; H[User nhập thông tin thẻ]</w:t>
+        <w:br/>
+        <w:t xml:space="preserve">    H --&gt; I{Thanh toán?}</w:t>
+        <w:br/>
+        <w:t xml:space="preserve">    I --&gt;|Thành công| J[Webhook: payment_intent.succeeded]</w:t>
+        <w:br/>
+        <w:t xml:space="preserve">    I --&gt;|Thất bại| K[Hiển thị lỗi]</w:t>
+        <w:br/>
+        <w:t xml:space="preserve">    I --&gt;|Hủy| E</w:t>
+        <w:br/>
+        <w:br/>
+        <w:t xml:space="preserve">    D --&gt; L[Java Service tạo</w:t>
+        <w:br/>
+        <w:t>VNPay payment URL]</w:t>
+        <w:br/>
+        <w:t xml:space="preserve">    L --&gt; M[Flutter: mở VNPay SDK]</w:t>
+        <w:br/>
+        <w:t xml:space="preserve">    M --&gt; N[User chọn ngân hàng]</w:t>
+        <w:br/>
+        <w:t xml:space="preserve">    N --&gt; O{Thanh toán?}</w:t>
+        <w:br/>
+        <w:t xml:space="preserve">    O --&gt;|Thành công| P[Callback: xác thực chữ ký]</w:t>
+        <w:br/>
+        <w:t xml:space="preserve">    O --&gt;|Thất bại| K</w:t>
+        <w:br/>
+        <w:t xml:space="preserve">    O --&gt;|Hủy| E</w:t>
+        <w:br/>
+        <w:br/>
+        <w:t xml:space="preserve">    J --&gt; Q[Cập nhật payment_status = paid]</w:t>
+        <w:br/>
+        <w:t xml:space="preserve">    P --&gt; Q</w:t>
+        <w:br/>
+        <w:t xml:space="preserve">    Q --&gt; R[Cập nhật booking/order]</w:t>
+        <w:br/>
+        <w:t xml:space="preserve">    R --&gt; S[Hiển kết quả thành công]</w:t>
+        <w:br/>
+      </w:r>
+    </w:p>
+    <w:p/>
+    <w:p>
+      <w:pPr>
+        <w:spacing w:before="120" w:after="80" w:line="360" w:lineRule="auto"/>
+      </w:pPr>
+      <w:r>
+        <w:rPr>
+          <w:rFonts w:ascii="Times New Roman" w:hAnsi="Times New Roman"/>
+          <w:b/>
+          <w:sz w:val="26"/>
+        </w:rPr>
+        <w:t>Hoạt động - Journey người dùng (Customer):</w:t>
+      </w:r>
+    </w:p>
+    <w:p>
+      <w:r>
+        <w:rPr>
+          <w:rFonts w:ascii="Times New Roman" w:hAnsi="Times New Roman"/>
+          <w:i/>
+          <w:sz w:val="22"/>
+        </w:rPr>
+        <w:t>Mermaid code (copy để generate hình):</w:t>
+      </w:r>
+    </w:p>
+    <w:p>
+      <w:pPr>
+        <w:spacing w:before="40" w:after="120" w:line="276" w:lineRule="auto"/>
+        <w:shd w:fill="F5F5F5" w:val="clear"/>
+      </w:pPr>
+      <w:r>
+        <w:rPr>
+          <w:rFonts w:ascii="Consolas" w:hAnsi="Consolas"/>
+          <w:sz w:val="18"/>
+        </w:rPr>
+        <w:t>flowchart TD</w:t>
+        <w:br/>
+        <w:t xml:space="preserve">    START([Mở app]) --&gt; LOGIN{Đăng nhập?}</w:t>
+        <w:br/>
+        <w:t xml:space="preserve">    LOGIN --&gt;|Chưa có TK| REGISTER[Đăng ký]</w:t>
+        <w:br/>
+        <w:t xml:space="preserve">    LOGIN --&gt;|Đã có TK| INPUT[Nhập SĐT + MK]</w:t>
+        <w:br/>
+        <w:t xml:space="preserve">    REGISTER --&gt; INPUT</w:t>
+        <w:br/>
+        <w:t xml:space="preserve">    INPUT --&gt; HOME[Màn hình chính]</w:t>
+        <w:br/>
+        <w:br/>
+        <w:t xml:space="preserve">    HOME --&gt; CHAT[Chat AI]</w:t>
+        <w:br/>
+        <w:t xml:space="preserve">    HOME --&gt; BOOK[Đặt sân]</w:t>
+        <w:br/>
+        <w:t xml:space="preserve">    HOME --&gt; ORDER[Đặt đồ uống]</w:t>
+        <w:br/>
+        <w:t xml:space="preserve">    HOME --&gt; STAFF[0 Gọi nhân viên]</w:t>
+        <w:br/>
+        <w:t xml:space="preserve">    HOME --&gt; PROFILE[Hồ sơ]</w:t>
+        <w:br/>
+        <w:br/>
+        <w:t xml:space="preserve">    CHAT --&gt; ASK[Nhập tin nhắn]</w:t>
+        <w:br/>
+        <w:t xml:space="preserve">    ASK --&gt; REPLY[Nhận phản hồi AI]</w:t>
+        <w:br/>
+        <w:t xml:space="preserve">    REPLY --&gt; CHAT</w:t>
+        <w:br/>
+        <w:br/>
+        <w:t xml:space="preserve">    BOOK --&gt; SELECT[Chọn loại sân + thời gian]</w:t>
+        <w:br/>
+        <w:t xml:space="preserve">    SELECT --&gt; CHECK{Sân trống?}</w:t>
+        <w:br/>
+        <w:t xml:space="preserve">    CHECK --&gt;|Có| CONFIRM[Xác nhận đặt]</w:t>
+        <w:br/>
+        <w:t xml:space="preserve">    CHECK --&gt;|Không| SELECT</w:t>
+        <w:br/>
+        <w:t xml:space="preserve">    CONFIRM --&gt; PAY1{Thanh toán?}</w:t>
+        <w:br/>
+        <w:br/>
+        <w:t xml:space="preserve">    ORDER --&gt; MENU[Xem menu]</w:t>
+        <w:br/>
+        <w:t xml:space="preserve">    MENU --&gt; CART[Thêm vào giỏ]</w:t>
+        <w:br/>
+        <w:t xml:space="preserve">    CART --&gt; PLACE[Đặt hàng]</w:t>
+        <w:br/>
+        <w:t xml:space="preserve">    PLACE --&gt; PAY2{Thanh toán?}</w:t>
+        <w:br/>
+        <w:br/>
+        <w:t xml:space="preserve">    PAY1 --&gt;|Stripe| STRIPE[Stripe Payment Sheet]</w:t>
+        <w:br/>
+        <w:t xml:space="preserve">    PAY1 --&gt;|VNPay| VNPAY[VNPay SDK]</w:t>
+        <w:br/>
+        <w:t xml:space="preserve">    PAY1 --&gt;|Để sau| HOME</w:t>
+        <w:br/>
+        <w:br/>
+        <w:t xml:space="preserve">    PAY2 --&gt;|Stripe| STRIPE</w:t>
+        <w:br/>
+        <w:t xml:space="preserve">    PAY2 --&gt;|VNPay| VNPAY</w:t>
+        <w:br/>
+        <w:t xml:space="preserve">    PAY2 --&gt;|Để sau| HOME</w:t>
+        <w:br/>
+        <w:br/>
+        <w:t xml:space="preserve">    STRIPE --&gt; RESULT{Kết quả}</w:t>
+        <w:br/>
+        <w:t xml:space="preserve">    VNPAY --&gt; RESULT</w:t>
+        <w:br/>
+        <w:t xml:space="preserve">    RESULT --&gt;|OK| SUCCESS[Thành công]</w:t>
+        <w:br/>
+        <w:t xml:space="preserve">    RESULT --&gt;|Fail| RETRY[Thử lại]</w:t>
+        <w:br/>
+        <w:t xml:space="preserve">    SUCCESS --&gt; HOME</w:t>
+        <w:br/>
+        <w:t xml:space="preserve">    RETRY --&gt; HOME</w:t>
+        <w:br/>
+        <w:br/>
+        <w:t xml:space="preserve">    STAFF --&gt; REQ[Chọn loại yêu cầu]</w:t>
+        <w:br/>
+        <w:t xml:space="preserve">    REQ --&gt; SEND[Gửi yêu cầu]</w:t>
+        <w:br/>
+        <w:t xml:space="preserve">    SEND --&gt; WAIT[Chờ nhân viên xử lý]</w:t>
+        <w:br/>
+        <w:t xml:space="preserve">    WAIT --&gt; HOME</w:t>
+        <w:br/>
       </w:r>
     </w:p>
     <w:p>
@@ -15887,7 +19695,7 @@
           <w:rFonts w:ascii="Times New Roman" w:hAnsi="Times New Roman"/>
           <w:sz w:val="26"/>
         </w:rPr>
-        <w:t>Payment Feature: Thanh toán qua Stripe (WebView) và VNPay (Native SDK).</w:t>
+        <w:t>Payment Feature: Thanh toán qua Stripe (Native Payment Sheet) và VNPay (Native SDK).</w:t>
       </w:r>
     </w:p>
     <w:p>
@@ -15900,6 +19708,19 @@
           <w:rFonts w:ascii="Times New Roman" w:hAnsi="Times New Roman"/>
           <w:sz w:val="26"/>
         </w:rPr>
+        <w:t>Billing Feature: Xem hóa đơn đặt sân tổng hợp (phí sân + đơn hàng).</w:t>
+      </w:r>
+    </w:p>
+    <w:p>
+      <w:pPr>
+        <w:pStyle w:val="ListBullet"/>
+        <w:spacing w:before="0" w:after="0" w:line="360" w:lineRule="auto"/>
+      </w:pPr>
+      <w:r>
+        <w:rPr>
+          <w:rFonts w:ascii="Times New Roman" w:hAnsi="Times New Roman"/>
+          <w:sz w:val="26"/>
+        </w:rPr>
         <w:t>Profile Feature: Quản lý thông tin cá nhân, đổi mật khẩu, đăng xuất.</w:t>
       </w:r>
     </w:p>
@@ -15926,7 +19747,33 @@
           <w:rFonts w:ascii="Times New Roman" w:hAnsi="Times New Roman"/>
           <w:sz w:val="26"/>
         </w:rPr>
-        <w:t>Staff Request Feature: Gửi yêu cầu hỗ trợ nhân viên.</w:t>
+        <w:t>Staff Request Feature: Gửi và quản lý yêu cầu hỗ trợ nhân viên.</w:t>
+      </w:r>
+    </w:p>
+    <w:p>
+      <w:pPr>
+        <w:pStyle w:val="ListBullet"/>
+        <w:spacing w:before="0" w:after="0" w:line="360" w:lineRule="auto"/>
+      </w:pPr>
+      <w:r>
+        <w:rPr>
+          <w:rFonts w:ascii="Times New Roman" w:hAnsi="Times New Roman"/>
+          <w:sz w:val="26"/>
+        </w:rPr>
+        <w:t>Staff Chat Feature: Chat thời gian thực giữa nhân viên và khách hàng.</w:t>
+      </w:r>
+    </w:p>
+    <w:p>
+      <w:pPr>
+        <w:pStyle w:val="ListBullet"/>
+        <w:spacing w:before="0" w:after="0" w:line="360" w:lineRule="auto"/>
+      </w:pPr>
+      <w:r>
+        <w:rPr>
+          <w:rFonts w:ascii="Times New Roman" w:hAnsi="Times New Roman"/>
+          <w:sz w:val="26"/>
+        </w:rPr>
+        <w:t>Notification Feature: Thông báo real-time qua WebSocket cho tất cả role.</w:t>
       </w:r>
     </w:p>
     <w:p>
@@ -16007,6 +19854,1149 @@
         <w:t>Giao diện chat sử dụng thư viện flutter_chat_ui, hỗ trợ: hiển thị tin nhắn văn bản, markdown rendering (flutter_markdown), typing indicator, message bubbles, và scroll-to-bottom.</w:t>
       </w:r>
     </w:p>
+    <w:p>
+      <w:pPr>
+        <w:pStyle w:val="Heading3"/>
+        <w:spacing w:before="240" w:after="120" w:line="360" w:lineRule="auto"/>
+      </w:pPr>
+      <w:r>
+        <w:rPr>
+          <w:rFonts w:ascii="Times New Roman" w:hAnsi="Times New Roman"/>
+          <w:sz w:val="26"/>
+        </w:rPr>
+        <w:t>4.3.5. Giới thiệu giao diện ứng dụng</w:t>
+      </w:r>
+    </w:p>
+    <w:p>
+      <w:pPr>
+        <w:spacing w:before="0" w:after="0" w:line="360" w:lineRule="auto"/>
+      </w:pPr>
+      <w:r>
+        <w:rPr>
+          <w:rFonts w:ascii="Times New Roman" w:hAnsi="Times New Roman"/>
+          <w:b w:val="0"/>
+          <w:sz w:val="26"/>
+        </w:rPr>
+        <w:t>Phần này giới thiệu các màn hình chính của ứng dụng Sports Venue Chatbot. Mỗi màn hình được mô tả chức năng và cách sử dụng. Ảnh chụp màn hình tương ứng được đính kèm bên dưới mỗi mục.</w:t>
+      </w:r>
+    </w:p>
+    <w:p/>
+    <w:p>
+      <w:pPr>
+        <w:spacing w:before="0" w:after="0" w:line="360" w:lineRule="auto"/>
+      </w:pPr>
+      <w:r>
+        <w:rPr>
+          <w:rFonts w:ascii="Times New Roman" w:hAnsi="Times New Roman"/>
+          <w:b/>
+          <w:sz w:val="26"/>
+        </w:rPr>
+        <w:t>A. Màn hình xác thực (Authentication)</w:t>
+      </w:r>
+    </w:p>
+    <w:p>
+      <w:pPr>
+        <w:spacing w:before="0" w:after="0" w:line="360" w:lineRule="auto"/>
+      </w:pPr>
+      <w:r>
+        <w:rPr>
+          <w:rFonts w:ascii="Times New Roman" w:hAnsi="Times New Roman"/>
+          <w:b/>
+          <w:sz w:val="26"/>
+        </w:rPr>
+        <w:t>Hình 4.7 - Màn hình đăng nhập:</w:t>
+      </w:r>
+    </w:p>
+    <w:p>
+      <w:pPr>
+        <w:spacing w:before="0" w:after="0" w:line="360" w:lineRule="auto"/>
+      </w:pPr>
+      <w:r>
+        <w:rPr>
+          <w:rFonts w:ascii="Times New Roman" w:hAnsi="Times New Roman"/>
+          <w:b w:val="0"/>
+          <w:sz w:val="26"/>
+        </w:rPr>
+        <w:t>Người dùng nhập số điện thoại và mật khẩu để đăng nhập. Hỗ trợ chuyển sang màn hình đăng ký cho người dùng mới. Giao diện đơn giản, tập trung vào trải nghiệm người dùng.</w:t>
+      </w:r>
+    </w:p>
+    <w:p>
+      <w:pPr>
+        <w:spacing w:before="0" w:after="0" w:line="360" w:lineRule="auto"/>
+      </w:pPr>
+      <w:r>
+        <w:rPr>
+          <w:rFonts w:ascii="Times New Roman" w:hAnsi="Times New Roman"/>
+          <w:b/>
+          <w:sz w:val="26"/>
+        </w:rPr>
+        <w:t>[Chèn ảnh chụp màn hình tại đây]</w:t>
+      </w:r>
+    </w:p>
+    <w:p/>
+    <w:p>
+      <w:pPr>
+        <w:spacing w:before="0" w:after="0" w:line="360" w:lineRule="auto"/>
+      </w:pPr>
+      <w:r>
+        <w:rPr>
+          <w:rFonts w:ascii="Times New Roman" w:hAnsi="Times New Roman"/>
+          <w:b/>
+          <w:sz w:val="26"/>
+        </w:rPr>
+        <w:t>B. Màn hình chính và điều hướng</w:t>
+      </w:r>
+    </w:p>
+    <w:p>
+      <w:pPr>
+        <w:spacing w:before="0" w:after="0" w:line="360" w:lineRule="auto"/>
+      </w:pPr>
+      <w:r>
+        <w:rPr>
+          <w:rFonts w:ascii="Times New Roman" w:hAnsi="Times New Roman"/>
+          <w:b/>
+          <w:sz w:val="26"/>
+        </w:rPr>
+        <w:t>Hình 4.8 - Màn hình chính (Home Screen):</w:t>
+      </w:r>
+    </w:p>
+    <w:p>
+      <w:pPr>
+        <w:spacing w:before="0" w:after="0" w:line="360" w:lineRule="auto"/>
+      </w:pPr>
+      <w:r>
+        <w:rPr>
+          <w:rFonts w:ascii="Times New Roman" w:hAnsi="Times New Roman"/>
+          <w:b w:val="0"/>
+          <w:sz w:val="26"/>
+        </w:rPr>
+        <w:t>Màn hình chính sau khi đăng nhập, hiển thị các chức năng chính: Chat AI, Đặt sân, Menu, Gọi nhân viên. Thanh điều hướng dưới cùng cho phép chuyển đổi giữa các tab.</w:t>
+      </w:r>
+    </w:p>
+    <w:p>
+      <w:pPr>
+        <w:spacing w:before="0" w:after="0" w:line="360" w:lineRule="auto"/>
+      </w:pPr>
+      <w:r>
+        <w:rPr>
+          <w:rFonts w:ascii="Times New Roman" w:hAnsi="Times New Roman"/>
+          <w:b/>
+          <w:sz w:val="26"/>
+        </w:rPr>
+        <w:t>[Chèn ảnh chụp màn hình tại đây]</w:t>
+      </w:r>
+    </w:p>
+    <w:p/>
+    <w:p>
+      <w:pPr>
+        <w:spacing w:before="0" w:after="0" w:line="360" w:lineRule="auto"/>
+      </w:pPr>
+      <w:r>
+        <w:rPr>
+          <w:rFonts w:ascii="Times New Roman" w:hAnsi="Times New Roman"/>
+          <w:b/>
+          <w:sz w:val="26"/>
+        </w:rPr>
+        <w:t>C. Chat với AI Agent</w:t>
+      </w:r>
+    </w:p>
+    <w:p>
+      <w:pPr>
+        <w:spacing w:before="0" w:after="0" w:line="360" w:lineRule="auto"/>
+      </w:pPr>
+      <w:r>
+        <w:rPr>
+          <w:rFonts w:ascii="Times New Roman" w:hAnsi="Times New Roman"/>
+          <w:b/>
+          <w:sz w:val="26"/>
+        </w:rPr>
+        <w:t>Hình 4.9 - Giao diện Chat với AI Agent:</w:t>
+      </w:r>
+    </w:p>
+    <w:p>
+      <w:pPr>
+        <w:spacing w:before="0" w:after="0" w:line="360" w:lineRule="auto"/>
+      </w:pPr>
+      <w:r>
+        <w:rPr>
+          <w:rFonts w:ascii="Times New Roman" w:hAnsi="Times New Roman"/>
+          <w:b w:val="0"/>
+          <w:sz w:val="26"/>
+        </w:rPr>
+        <w:t>Màn hình chat chính, người dùng nhập tin nhắn và nhận phản hồi từ AI. Hỗ trợ markdown rendering cho định dạng văn bản, hiển thị typing indicator khi AI đang xử lý. Có thể hỏi về luật chơi, kỹ thuật, đặt sân, gọi đồ uống trực tiếp qua chat.</w:t>
+      </w:r>
+    </w:p>
+    <w:p>
+      <w:pPr>
+        <w:spacing w:before="0" w:after="0" w:line="360" w:lineRule="auto"/>
+      </w:pPr>
+      <w:r>
+        <w:rPr>
+          <w:rFonts w:ascii="Times New Roman" w:hAnsi="Times New Roman"/>
+          <w:b/>
+          <w:sz w:val="26"/>
+        </w:rPr>
+        <w:t>[Chèn ảnh chụp màn hình tại đây]</w:t>
+      </w:r>
+    </w:p>
+    <w:p/>
+    <w:p>
+      <w:pPr>
+        <w:spacing w:before="0" w:after="0" w:line="360" w:lineRule="auto"/>
+      </w:pPr>
+      <w:r>
+        <w:rPr>
+          <w:rFonts w:ascii="Times New Roman" w:hAnsi="Times New Roman"/>
+          <w:b/>
+          <w:sz w:val="26"/>
+        </w:rPr>
+        <w:t>D. Đặt sân (Booking)</w:t>
+      </w:r>
+    </w:p>
+    <w:p>
+      <w:pPr>
+        <w:spacing w:before="0" w:after="0" w:line="360" w:lineRule="auto"/>
+      </w:pPr>
+      <w:r>
+        <w:rPr>
+          <w:rFonts w:ascii="Times New Roman" w:hAnsi="Times New Roman"/>
+          <w:b/>
+          <w:sz w:val="26"/>
+        </w:rPr>
+        <w:t>Hình 4.10 - Màn hình đặt sân (Booking):</w:t>
+      </w:r>
+    </w:p>
+    <w:p>
+      <w:pPr>
+        <w:spacing w:before="0" w:after="0" w:line="360" w:lineRule="auto"/>
+      </w:pPr>
+      <w:r>
+        <w:rPr>
+          <w:rFonts w:ascii="Times New Roman" w:hAnsi="Times New Roman"/>
+          <w:b w:val="0"/>
+          <w:sz w:val="26"/>
+        </w:rPr>
+        <w:t>Chọn loại sân (bida, pickleball, cầu lông), xem danh sách sân trống theo thời gian. Hiển thị giá sân và trạng thái availability.</w:t>
+      </w:r>
+    </w:p>
+    <w:p>
+      <w:pPr>
+        <w:spacing w:before="0" w:after="0" w:line="360" w:lineRule="auto"/>
+      </w:pPr>
+      <w:r>
+        <w:rPr>
+          <w:rFonts w:ascii="Times New Roman" w:hAnsi="Times New Roman"/>
+          <w:b/>
+          <w:sz w:val="26"/>
+        </w:rPr>
+        <w:t>[Chèn ảnh chụp màn hình tại đây]</w:t>
+      </w:r>
+    </w:p>
+    <w:p/>
+    <w:p>
+      <w:pPr>
+        <w:spacing w:before="0" w:after="0" w:line="360" w:lineRule="auto"/>
+      </w:pPr>
+      <w:r>
+        <w:rPr>
+          <w:rFonts w:ascii="Times New Roman" w:hAnsi="Times New Roman"/>
+          <w:b/>
+          <w:sz w:val="26"/>
+        </w:rPr>
+        <w:t>Hình 4.11 - Màn hình chọn thời gian đặt sân:</w:t>
+      </w:r>
+    </w:p>
+    <w:p>
+      <w:pPr>
+        <w:spacing w:before="0" w:after="0" w:line="360" w:lineRule="auto"/>
+      </w:pPr>
+      <w:r>
+        <w:rPr>
+          <w:rFonts w:ascii="Times New Roman" w:hAnsi="Times New Roman"/>
+          <w:b w:val="0"/>
+          <w:sz w:val="26"/>
+        </w:rPr>
+        <w:t>Chọn ngày và giờ bắt đầu, kết thúc. Hệ thống kiểm tra tự động sân trống và hiển thị kết quả real-time.</w:t>
+      </w:r>
+    </w:p>
+    <w:p>
+      <w:pPr>
+        <w:spacing w:before="0" w:after="0" w:line="360" w:lineRule="auto"/>
+      </w:pPr>
+      <w:r>
+        <w:rPr>
+          <w:rFonts w:ascii="Times New Roman" w:hAnsi="Times New Roman"/>
+          <w:b/>
+          <w:sz w:val="26"/>
+        </w:rPr>
+        <w:t>[Chèn ảnh chụp màn hình tại đây]</w:t>
+      </w:r>
+    </w:p>
+    <w:p/>
+    <w:p>
+      <w:pPr>
+        <w:spacing w:before="0" w:after="0" w:line="360" w:lineRule="auto"/>
+      </w:pPr>
+      <w:r>
+        <w:rPr>
+          <w:rFonts w:ascii="Times New Roman" w:hAnsi="Times New Roman"/>
+          <w:b/>
+          <w:sz w:val="26"/>
+        </w:rPr>
+        <w:t>E. Menu và đặt đồ uống</w:t>
+      </w:r>
+    </w:p>
+    <w:p>
+      <w:pPr>
+        <w:spacing w:before="0" w:after="0" w:line="360" w:lineRule="auto"/>
+      </w:pPr>
+      <w:r>
+        <w:rPr>
+          <w:rFonts w:ascii="Times New Roman" w:hAnsi="Times New Roman"/>
+          <w:b/>
+          <w:sz w:val="26"/>
+        </w:rPr>
+        <w:t>Hình 4.12 - Màn hình Menu đồ uống:</w:t>
+      </w:r>
+    </w:p>
+    <w:p>
+      <w:pPr>
+        <w:spacing w:before="0" w:after="0" w:line="360" w:lineRule="auto"/>
+      </w:pPr>
+      <w:r>
+        <w:rPr>
+          <w:rFonts w:ascii="Times New Roman" w:hAnsi="Times New Roman"/>
+          <w:b w:val="0"/>
+          <w:sz w:val="26"/>
+        </w:rPr>
+        <w:t>Hiển thị danh sách đồ uống/đồ ăn theo danh mục, có hình ảnh, giá tiền (VND). Hỗ trợ tìm kiếm và lọc theo loại.</w:t>
+      </w:r>
+    </w:p>
+    <w:p>
+      <w:pPr>
+        <w:spacing w:before="0" w:after="0" w:line="360" w:lineRule="auto"/>
+      </w:pPr>
+      <w:r>
+        <w:rPr>
+          <w:rFonts w:ascii="Times New Roman" w:hAnsi="Times New Roman"/>
+          <w:b/>
+          <w:sz w:val="26"/>
+        </w:rPr>
+        <w:t>[Chèn ảnh chụp màn hình tại đây]</w:t>
+      </w:r>
+    </w:p>
+    <w:p/>
+    <w:p>
+      <w:pPr>
+        <w:spacing w:before="0" w:after="0" w:line="360" w:lineRule="auto"/>
+      </w:pPr>
+      <w:r>
+        <w:rPr>
+          <w:rFonts w:ascii="Times New Roman" w:hAnsi="Times New Roman"/>
+          <w:b/>
+          <w:sz w:val="26"/>
+        </w:rPr>
+        <w:t>Hình 4.13 - Màn hình giỏ hàng (Cart):</w:t>
+      </w:r>
+    </w:p>
+    <w:p>
+      <w:pPr>
+        <w:spacing w:before="0" w:after="0" w:line="360" w:lineRule="auto"/>
+      </w:pPr>
+      <w:r>
+        <w:rPr>
+          <w:rFonts w:ascii="Times New Roman" w:hAnsi="Times New Roman"/>
+          <w:b w:val="0"/>
+          <w:sz w:val="26"/>
+        </w:rPr>
+        <w:t>Xem các món đã chọn, điều chỉnh số lượng, xem tổng tiền. Nút 'Đặt hàng' để xác nhận đơn.</w:t>
+      </w:r>
+    </w:p>
+    <w:p>
+      <w:pPr>
+        <w:spacing w:before="0" w:after="0" w:line="360" w:lineRule="auto"/>
+      </w:pPr>
+      <w:r>
+        <w:rPr>
+          <w:rFonts w:ascii="Times New Roman" w:hAnsi="Times New Roman"/>
+          <w:b/>
+          <w:sz w:val="26"/>
+        </w:rPr>
+        <w:t>[Chèn ảnh chụp màn hình tại đây]</w:t>
+      </w:r>
+    </w:p>
+    <w:p/>
+    <w:p>
+      <w:pPr>
+        <w:spacing w:before="0" w:after="0" w:line="360" w:lineRule="auto"/>
+      </w:pPr>
+      <w:r>
+        <w:rPr>
+          <w:rFonts w:ascii="Times New Roman" w:hAnsi="Times New Roman"/>
+          <w:b/>
+          <w:sz w:val="26"/>
+        </w:rPr>
+        <w:t>F. Thanh toán</w:t>
+      </w:r>
+    </w:p>
+    <w:p>
+      <w:pPr>
+        <w:spacing w:before="0" w:after="0" w:line="360" w:lineRule="auto"/>
+      </w:pPr>
+      <w:r>
+        <w:rPr>
+          <w:rFonts w:ascii="Times New Roman" w:hAnsi="Times New Roman"/>
+          <w:b/>
+          <w:sz w:val="26"/>
+        </w:rPr>
+        <w:t>Hình 4.14 - Dialog chọn phương thức thanh toán:</w:t>
+      </w:r>
+    </w:p>
+    <w:p>
+      <w:pPr>
+        <w:spacing w:before="0" w:after="0" w:line="360" w:lineRule="auto"/>
+      </w:pPr>
+      <w:r>
+        <w:rPr>
+          <w:rFonts w:ascii="Times New Roman" w:hAnsi="Times New Roman"/>
+          <w:b w:val="0"/>
+          <w:sz w:val="26"/>
+        </w:rPr>
+        <w:t>Sau khi đặt sân hoặc đặt đồ uống, hệ thống hiển thị dialog cho phép chọn phương thức: Stripe (quốc tế) hoặc VNPay (trong nước). Có nút 'Để sau' nếu người dùng chưa muốn thanh toán ngay.</w:t>
+      </w:r>
+    </w:p>
+    <w:p>
+      <w:pPr>
+        <w:spacing w:before="0" w:after="0" w:line="360" w:lineRule="auto"/>
+      </w:pPr>
+      <w:r>
+        <w:rPr>
+          <w:rFonts w:ascii="Times New Roman" w:hAnsi="Times New Roman"/>
+          <w:b/>
+          <w:sz w:val="26"/>
+        </w:rPr>
+        <w:t>[Chèn ảnh chụp màn hình tại đây]</w:t>
+      </w:r>
+    </w:p>
+    <w:p/>
+    <w:p>
+      <w:pPr>
+        <w:spacing w:before="0" w:after="0" w:line="360" w:lineRule="auto"/>
+      </w:pPr>
+      <w:r>
+        <w:rPr>
+          <w:rFonts w:ascii="Times New Roman" w:hAnsi="Times New Roman"/>
+          <w:b/>
+          <w:sz w:val="26"/>
+        </w:rPr>
+        <w:t>Hình 4.15 - Màn hình thanh toán Stripe (Payment Sheet):</w:t>
+      </w:r>
+    </w:p>
+    <w:p>
+      <w:pPr>
+        <w:spacing w:before="0" w:after="0" w:line="360" w:lineRule="auto"/>
+      </w:pPr>
+      <w:r>
+        <w:rPr>
+          <w:rFonts w:ascii="Times New Roman" w:hAnsi="Times New Roman"/>
+          <w:b w:val="0"/>
+          <w:sz w:val="26"/>
+        </w:rPr>
+        <w:t>Stripe Native Payment Sheet hiển thị trực tiếp trong app (không qua WebView). Người dùng nhập thông tin thẻ và xác nhận thanh toán. Hỗ trợ Visa, Mastercard, JCB.</w:t>
+      </w:r>
+    </w:p>
+    <w:p>
+      <w:pPr>
+        <w:spacing w:before="0" w:after="0" w:line="360" w:lineRule="auto"/>
+      </w:pPr>
+      <w:r>
+        <w:rPr>
+          <w:rFonts w:ascii="Times New Roman" w:hAnsi="Times New Roman"/>
+          <w:b/>
+          <w:sz w:val="26"/>
+        </w:rPr>
+        <w:t>[Chèn ảnh chụp màn hình tại đây]</w:t>
+      </w:r>
+    </w:p>
+    <w:p/>
+    <w:p>
+      <w:pPr>
+        <w:spacing w:before="0" w:after="0" w:line="360" w:lineRule="auto"/>
+      </w:pPr>
+      <w:r>
+        <w:rPr>
+          <w:rFonts w:ascii="Times New Roman" w:hAnsi="Times New Roman"/>
+          <w:b/>
+          <w:sz w:val="26"/>
+        </w:rPr>
+        <w:t>Hình 4.16 - Màn hình thanh toán VNPay:</w:t>
+      </w:r>
+    </w:p>
+    <w:p>
+      <w:pPr>
+        <w:spacing w:before="0" w:after="0" w:line="360" w:lineRule="auto"/>
+      </w:pPr>
+      <w:r>
+        <w:rPr>
+          <w:rFonts w:ascii="Times New Roman" w:hAnsi="Times New Roman"/>
+          <w:b w:val="0"/>
+          <w:sz w:val="26"/>
+        </w:rPr>
+        <w:t>VNPay Native SDK mở trang thanh toán trên thiết bị. Người dùng chọn ngân hàng và hoàn tất giao dịch.</w:t>
+      </w:r>
+    </w:p>
+    <w:p>
+      <w:pPr>
+        <w:spacing w:before="0" w:after="0" w:line="360" w:lineRule="auto"/>
+      </w:pPr>
+      <w:r>
+        <w:rPr>
+          <w:rFonts w:ascii="Times New Roman" w:hAnsi="Times New Roman"/>
+          <w:b/>
+          <w:sz w:val="26"/>
+        </w:rPr>
+        <w:t>[Chèn ảnh chụp màn hình tại đây]</w:t>
+      </w:r>
+    </w:p>
+    <w:p/>
+    <w:p>
+      <w:pPr>
+        <w:spacing w:before="0" w:after="0" w:line="360" w:lineRule="auto"/>
+      </w:pPr>
+      <w:r>
+        <w:rPr>
+          <w:rFonts w:ascii="Times New Roman" w:hAnsi="Times New Roman"/>
+          <w:b/>
+          <w:sz w:val="26"/>
+        </w:rPr>
+        <w:t>Hình 4.17 - Kết quả thanh toán thành công:</w:t>
+      </w:r>
+    </w:p>
+    <w:p>
+      <w:pPr>
+        <w:spacing w:before="0" w:after="0" w:line="360" w:lineRule="auto"/>
+      </w:pPr>
+      <w:r>
+        <w:rPr>
+          <w:rFonts w:ascii="Times New Roman" w:hAnsi="Times New Roman"/>
+          <w:b w:val="0"/>
+          <w:sz w:val="26"/>
+        </w:rPr>
+        <w:t>Hiển thị kết quả thanh toán với mã giao dịch, số tiền, và trạng thái. Có nút quay về trang chính.</w:t>
+      </w:r>
+    </w:p>
+    <w:p>
+      <w:pPr>
+        <w:spacing w:before="0" w:after="0" w:line="360" w:lineRule="auto"/>
+      </w:pPr>
+      <w:r>
+        <w:rPr>
+          <w:rFonts w:ascii="Times New Roman" w:hAnsi="Times New Roman"/>
+          <w:b/>
+          <w:sz w:val="26"/>
+        </w:rPr>
+        <w:t>[Chèn ảnh chụp màn hình tại đây]</w:t>
+      </w:r>
+    </w:p>
+    <w:p/>
+    <w:p>
+      <w:pPr>
+        <w:spacing w:before="0" w:after="0" w:line="360" w:lineRule="auto"/>
+      </w:pPr>
+      <w:r>
+        <w:rPr>
+          <w:rFonts w:ascii="Times New Roman" w:hAnsi="Times New Roman"/>
+          <w:b/>
+          <w:sz w:val="26"/>
+        </w:rPr>
+        <w:t>G. Gọi nhân viên và quản lý yêu cầu</w:t>
+      </w:r>
+    </w:p>
+    <w:p>
+      <w:pPr>
+        <w:spacing w:before="0" w:after="0" w:line="360" w:lineRule="auto"/>
+      </w:pPr>
+      <w:r>
+        <w:rPr>
+          <w:rFonts w:ascii="Times New Roman" w:hAnsi="Times New Roman"/>
+          <w:b/>
+          <w:sz w:val="26"/>
+        </w:rPr>
+        <w:t>Hình 4.18 - Màn hình gọi nhân viên (Call Staff Dialog):</w:t>
+      </w:r>
+    </w:p>
+    <w:p>
+      <w:pPr>
+        <w:spacing w:before="0" w:after="0" w:line="360" w:lineRule="auto"/>
+      </w:pPr>
+      <w:r>
+        <w:rPr>
+          <w:rFonts w:ascii="Times New Roman" w:hAnsi="Times New Roman"/>
+          <w:b w:val="0"/>
+          <w:sz w:val="26"/>
+        </w:rPr>
+        <w:t>Dialog cho phép khách hàng chọn loại yêu cầu (bảo trì, dọn dẹp, gọi đồ uống, hỗ trợ khác) và nhập mô tả chi tiết. Gửi yêu cầu đến nhân viên phụ trách.</w:t>
+      </w:r>
+    </w:p>
+    <w:p>
+      <w:pPr>
+        <w:spacing w:before="0" w:after="0" w:line="360" w:lineRule="auto"/>
+      </w:pPr>
+      <w:r>
+        <w:rPr>
+          <w:rFonts w:ascii="Times New Roman" w:hAnsi="Times New Roman"/>
+          <w:b/>
+          <w:sz w:val="26"/>
+        </w:rPr>
+        <w:t>[Chèn ảnh chụp màn hình tại đây]</w:t>
+      </w:r>
+    </w:p>
+    <w:p/>
+    <w:p>
+      <w:pPr>
+        <w:spacing w:before="0" w:after="0" w:line="360" w:lineRule="auto"/>
+      </w:pPr>
+      <w:r>
+        <w:rPr>
+          <w:rFonts w:ascii="Times New Roman" w:hAnsi="Times New Roman"/>
+          <w:b/>
+          <w:sz w:val="26"/>
+        </w:rPr>
+        <w:t>Hình 4.19 - Màn hình danh sách yêu cầu (Staff Requests):</w:t>
+      </w:r>
+    </w:p>
+    <w:p>
+      <w:pPr>
+        <w:spacing w:before="0" w:after="0" w:line="360" w:lineRule="auto"/>
+      </w:pPr>
+      <w:r>
+        <w:rPr>
+          <w:rFonts w:ascii="Times New Roman" w:hAnsi="Times New Roman"/>
+          <w:b w:val="0"/>
+          <w:sz w:val="26"/>
+        </w:rPr>
+        <w:t>Danh sách các yêu cầu đã gửi, hiển thị trạng thái: chờ xử lý, đã chấp nhận, đã hoàn thành.</w:t>
+      </w:r>
+    </w:p>
+    <w:p>
+      <w:pPr>
+        <w:spacing w:before="0" w:after="0" w:line="360" w:lineRule="auto"/>
+      </w:pPr>
+      <w:r>
+        <w:rPr>
+          <w:rFonts w:ascii="Times New Roman" w:hAnsi="Times New Roman"/>
+          <w:b/>
+          <w:sz w:val="26"/>
+        </w:rPr>
+        <w:t>[Chèn ảnh chụp màn hình tại đây]</w:t>
+      </w:r>
+    </w:p>
+    <w:p/>
+    <w:p>
+      <w:pPr>
+        <w:spacing w:before="0" w:after="0" w:line="360" w:lineRule="auto"/>
+      </w:pPr>
+      <w:r>
+        <w:rPr>
+          <w:rFonts w:ascii="Times New Roman" w:hAnsi="Times New Roman"/>
+          <w:b/>
+          <w:sz w:val="26"/>
+        </w:rPr>
+        <w:t>Hình 4.20 - Màn hình quản lý yêu cầu (Staff Request Management):</w:t>
+      </w:r>
+    </w:p>
+    <w:p>
+      <w:pPr>
+        <w:spacing w:before="0" w:after="0" w:line="360" w:lineRule="auto"/>
+      </w:pPr>
+      <w:r>
+        <w:rPr>
+          <w:rFonts w:ascii="Times New Roman" w:hAnsi="Times New Roman"/>
+          <w:b w:val="0"/>
+          <w:sz w:val="26"/>
+        </w:rPr>
+        <w:t>Giao diện cho nhân viên xem và xử lý yêu cầu từ khách hàng. Chia thành 2 nhóm: 'Chờ xử lý' và 'Đang xử lý'. Nhân viên có thể chấp nhận, hoàn thành, hoặc hủy yêu cầu.</w:t>
+      </w:r>
+    </w:p>
+    <w:p>
+      <w:pPr>
+        <w:spacing w:before="0" w:after="0" w:line="360" w:lineRule="auto"/>
+      </w:pPr>
+      <w:r>
+        <w:rPr>
+          <w:rFonts w:ascii="Times New Roman" w:hAnsi="Times New Roman"/>
+          <w:b/>
+          <w:sz w:val="26"/>
+        </w:rPr>
+        <w:t>[Chèn ảnh chụp màn hình tại đây]</w:t>
+      </w:r>
+    </w:p>
+    <w:p/>
+    <w:p>
+      <w:pPr>
+        <w:spacing w:before="0" w:after="0" w:line="360" w:lineRule="auto"/>
+      </w:pPr>
+      <w:r>
+        <w:rPr>
+          <w:rFonts w:ascii="Times New Roman" w:hAnsi="Times New Roman"/>
+          <w:b/>
+          <w:sz w:val="26"/>
+        </w:rPr>
+        <w:t>H. Chat với nhân viên (Staff Chat)</w:t>
+      </w:r>
+    </w:p>
+    <w:p>
+      <w:pPr>
+        <w:spacing w:before="0" w:after="0" w:line="360" w:lineRule="auto"/>
+      </w:pPr>
+      <w:r>
+        <w:rPr>
+          <w:rFonts w:ascii="Times New Roman" w:hAnsi="Times New Roman"/>
+          <w:b/>
+          <w:sz w:val="26"/>
+        </w:rPr>
+        <w:t>Hình 4.21 - Màn hình chat với nhân viên (Staff Chat):</w:t>
+      </w:r>
+    </w:p>
+    <w:p>
+      <w:pPr>
+        <w:spacing w:before="0" w:after="0" w:line="360" w:lineRule="auto"/>
+      </w:pPr>
+      <w:r>
+        <w:rPr>
+          <w:rFonts w:ascii="Times New Roman" w:hAnsi="Times New Roman"/>
+          <w:b w:val="0"/>
+          <w:sz w:val="26"/>
+        </w:rPr>
+        <w:t>Giao diện chat thời gian thực giữa khách hàng và nhân viên. Sử dụng WebSocket để truyền tin nhắn tức thì. Hỗ trợ hiển thị tin nhắn, thời gian gửi, và trạng thái đối phương online.</w:t>
+      </w:r>
+    </w:p>
+    <w:p>
+      <w:pPr>
+        <w:spacing w:before="0" w:after="0" w:line="360" w:lineRule="auto"/>
+      </w:pPr>
+      <w:r>
+        <w:rPr>
+          <w:rFonts w:ascii="Times New Roman" w:hAnsi="Times New Roman"/>
+          <w:b/>
+          <w:sz w:val="26"/>
+        </w:rPr>
+        <w:t>[Chèn ảnh chụp màn hình tại đây]</w:t>
+      </w:r>
+    </w:p>
+    <w:p/>
+    <w:p>
+      <w:pPr>
+        <w:spacing w:before="0" w:after="0" w:line="360" w:lineRule="auto"/>
+      </w:pPr>
+      <w:r>
+        <w:rPr>
+          <w:rFonts w:ascii="Times New Roman" w:hAnsi="Times New Roman"/>
+          <w:b/>
+          <w:sz w:val="26"/>
+        </w:rPr>
+        <w:t>Hình 4.22 - Màn hình hộp thư nhân viên (Staff Inbox):</w:t>
+      </w:r>
+    </w:p>
+    <w:p>
+      <w:pPr>
+        <w:spacing w:before="0" w:after="0" w:line="360" w:lineRule="auto"/>
+      </w:pPr>
+      <w:r>
+        <w:rPr>
+          <w:rFonts w:ascii="Times New Roman" w:hAnsi="Times New Roman"/>
+          <w:b w:val="0"/>
+          <w:sz w:val="26"/>
+        </w:rPr>
+        <w:t>Danh sách các cuộc trò chuyện của nhân viên với khách hàng. Hiển thị tin nhắn cuối cùng, thời gian, và số tin nhắn chưa đọc.</w:t>
+      </w:r>
+    </w:p>
+    <w:p>
+      <w:pPr>
+        <w:spacing w:before="0" w:after="0" w:line="360" w:lineRule="auto"/>
+      </w:pPr>
+      <w:r>
+        <w:rPr>
+          <w:rFonts w:ascii="Times New Roman" w:hAnsi="Times New Roman"/>
+          <w:b/>
+          <w:sz w:val="26"/>
+        </w:rPr>
+        <w:t>[Chèn ảnh chụp màn hình tại đây]</w:t>
+      </w:r>
+    </w:p>
+    <w:p/>
+    <w:p>
+      <w:pPr>
+        <w:spacing w:before="0" w:after="0" w:line="360" w:lineRule="auto"/>
+      </w:pPr>
+      <w:r>
+        <w:rPr>
+          <w:rFonts w:ascii="Times New Roman" w:hAnsi="Times New Roman"/>
+          <w:b/>
+          <w:sz w:val="26"/>
+        </w:rPr>
+        <w:t>I. Thông báo vận hành</w:t>
+      </w:r>
+    </w:p>
+    <w:p>
+      <w:pPr>
+        <w:spacing w:before="0" w:after="0" w:line="360" w:lineRule="auto"/>
+      </w:pPr>
+      <w:r>
+        <w:rPr>
+          <w:rFonts w:ascii="Times New Roman" w:hAnsi="Times New Roman"/>
+          <w:b/>
+          <w:sz w:val="26"/>
+        </w:rPr>
+        <w:t>Hình 4.23 - Màn hình thông báo vận hành (Notifications):</w:t>
+      </w:r>
+    </w:p>
+    <w:p>
+      <w:pPr>
+        <w:spacing w:before="0" w:after="0" w:line="360" w:lineRule="auto"/>
+      </w:pPr>
+      <w:r>
+        <w:rPr>
+          <w:rFonts w:ascii="Times New Roman" w:hAnsi="Times New Roman"/>
+          <w:b w:val="0"/>
+          <w:sz w:val="26"/>
+        </w:rPr>
+        <w:t>Danh sách thông báo cho nhân viên/admin: đặt sân mới, đặt đồ uống mới, yêu cầu hỗ trợ. Hiển thị kết nối realtime, đánh dấu đã đọc, phân trang vô hạn.</w:t>
+      </w:r>
+    </w:p>
+    <w:p>
+      <w:pPr>
+        <w:spacing w:before="0" w:after="0" w:line="360" w:lineRule="auto"/>
+      </w:pPr>
+      <w:r>
+        <w:rPr>
+          <w:rFonts w:ascii="Times New Roman" w:hAnsi="Times New Roman"/>
+          <w:b/>
+          <w:sz w:val="26"/>
+        </w:rPr>
+        <w:t>[Chèn ảnh chụp màn hình tại đây]</w:t>
+      </w:r>
+    </w:p>
+    <w:p/>
+    <w:p>
+      <w:pPr>
+        <w:spacing w:before="0" w:after="0" w:line="360" w:lineRule="auto"/>
+      </w:pPr>
+      <w:r>
+        <w:rPr>
+          <w:rFonts w:ascii="Times New Roman" w:hAnsi="Times New Roman"/>
+          <w:b/>
+          <w:sz w:val="26"/>
+        </w:rPr>
+        <w:t>J. Hóa đơn và lịch sử</w:t>
+      </w:r>
+    </w:p>
+    <w:p>
+      <w:pPr>
+        <w:spacing w:before="0" w:after="0" w:line="360" w:lineRule="auto"/>
+      </w:pPr>
+      <w:r>
+        <w:rPr>
+          <w:rFonts w:ascii="Times New Roman" w:hAnsi="Times New Roman"/>
+          <w:b/>
+          <w:sz w:val="26"/>
+        </w:rPr>
+        <w:t>Hình 4.24 - Màn hình hóa đơn đặt sân (Booking Bill):</w:t>
+      </w:r>
+    </w:p>
+    <w:p>
+      <w:pPr>
+        <w:spacing w:before="0" w:after="0" w:line="360" w:lineRule="auto"/>
+      </w:pPr>
+      <w:r>
+        <w:rPr>
+          <w:rFonts w:ascii="Times New Roman" w:hAnsi="Times New Roman"/>
+          <w:b w:val="0"/>
+          <w:sz w:val="26"/>
+        </w:rPr>
+        <w:t>Hiển thị hóa đơn tổng hợp cho một lần đặt sân: phí sân theo giờ, danh sách đồ uống đã đặt, và tổng tiền thanh toán. Hỗ trợ xem chi tiết từng đơn hàng.</w:t>
+      </w:r>
+    </w:p>
+    <w:p>
+      <w:pPr>
+        <w:spacing w:before="0" w:after="0" w:line="360" w:lineRule="auto"/>
+      </w:pPr>
+      <w:r>
+        <w:rPr>
+          <w:rFonts w:ascii="Times New Roman" w:hAnsi="Times New Roman"/>
+          <w:b/>
+          <w:sz w:val="26"/>
+        </w:rPr>
+        <w:t>[Chèn ảnh chụp màn hình tại đây]</w:t>
+      </w:r>
+    </w:p>
+    <w:p/>
+    <w:p>
+      <w:pPr>
+        <w:spacing w:before="0" w:after="0" w:line="360" w:lineRule="auto"/>
+      </w:pPr>
+      <w:r>
+        <w:rPr>
+          <w:rFonts w:ascii="Times New Roman" w:hAnsi="Times New Roman"/>
+          <w:b/>
+          <w:sz w:val="26"/>
+        </w:rPr>
+        <w:t>Hình 4.25 - Màn hình lịch sử đơn hàng (Order History):</w:t>
+      </w:r>
+    </w:p>
+    <w:p>
+      <w:pPr>
+        <w:spacing w:before="0" w:after="0" w:line="360" w:lineRule="auto"/>
+      </w:pPr>
+      <w:r>
+        <w:rPr>
+          <w:rFonts w:ascii="Times New Roman" w:hAnsi="Times New Roman"/>
+          <w:b w:val="0"/>
+          <w:sz w:val="26"/>
+        </w:rPr>
+        <w:t>Danh sách tất cả đơn hàng của khách hàng, hiển thị trạng thái, tổng tiền, và nút thanh toán nếu chưa trả.</w:t>
+      </w:r>
+    </w:p>
+    <w:p>
+      <w:pPr>
+        <w:spacing w:before="0" w:after="0" w:line="360" w:lineRule="auto"/>
+      </w:pPr>
+      <w:r>
+        <w:rPr>
+          <w:rFonts w:ascii="Times New Roman" w:hAnsi="Times New Roman"/>
+          <w:b/>
+          <w:sz w:val="26"/>
+        </w:rPr>
+        <w:t>[Chèn ảnh chụp màn hình tại đây]</w:t>
+      </w:r>
+    </w:p>
+    <w:p/>
+    <w:p>
+      <w:pPr>
+        <w:spacing w:before="0" w:after="0" w:line="360" w:lineRule="auto"/>
+      </w:pPr>
+      <w:r>
+        <w:rPr>
+          <w:rFonts w:ascii="Times New Roman" w:hAnsi="Times New Roman"/>
+          <w:b/>
+          <w:sz w:val="26"/>
+        </w:rPr>
+        <w:t>K. Quản trị (Admin)</w:t>
+      </w:r>
+    </w:p>
+    <w:p>
+      <w:pPr>
+        <w:spacing w:before="0" w:after="0" w:line="360" w:lineRule="auto"/>
+      </w:pPr>
+      <w:r>
+        <w:rPr>
+          <w:rFonts w:ascii="Times New Roman" w:hAnsi="Times New Roman"/>
+          <w:b/>
+          <w:sz w:val="26"/>
+        </w:rPr>
+        <w:t>Hình 4.26 - Màn hình quản lý đặt sân (Admin Booking):</w:t>
+      </w:r>
+    </w:p>
+    <w:p>
+      <w:pPr>
+        <w:spacing w:before="0" w:after="0" w:line="360" w:lineRule="auto"/>
+      </w:pPr>
+      <w:r>
+        <w:rPr>
+          <w:rFonts w:ascii="Times New Roman" w:hAnsi="Times New Roman"/>
+          <w:b w:val="0"/>
+          <w:sz w:val="26"/>
+        </w:rPr>
+        <w:t>Admin xem tất cả đặt sân, lọc theo trạng thái, xem hóa đơn chi tiết, cập nhật trạng thái.</w:t>
+      </w:r>
+    </w:p>
+    <w:p>
+      <w:pPr>
+        <w:spacing w:before="0" w:after="0" w:line="360" w:lineRule="auto"/>
+      </w:pPr>
+      <w:r>
+        <w:rPr>
+          <w:rFonts w:ascii="Times New Roman" w:hAnsi="Times New Roman"/>
+          <w:b/>
+          <w:sz w:val="26"/>
+        </w:rPr>
+        <w:t>[Chèn ảnh chụp màn hình tại đây]</w:t>
+      </w:r>
+    </w:p>
+    <w:p/>
+    <w:p>
+      <w:pPr>
+        <w:spacing w:before="0" w:after="0" w:line="360" w:lineRule="auto"/>
+      </w:pPr>
+      <w:r>
+        <w:rPr>
+          <w:rFonts w:ascii="Times New Roman" w:hAnsi="Times New Roman"/>
+          <w:b/>
+          <w:sz w:val="26"/>
+        </w:rPr>
+        <w:t>Hình 4.27 - Màn hình quản lý menu (Admin Menu):</w:t>
+      </w:r>
+    </w:p>
+    <w:p>
+      <w:pPr>
+        <w:spacing w:before="0" w:after="0" w:line="360" w:lineRule="auto"/>
+      </w:pPr>
+      <w:r>
+        <w:rPr>
+          <w:rFonts w:ascii="Times New Roman" w:hAnsi="Times New Roman"/>
+          <w:b w:val="0"/>
+          <w:sz w:val="26"/>
+        </w:rPr>
+        <w:t>Admin thêm/sửa/xóa món trong menu, cập nhật giá, bật/tắt tình trạng còn phục vụ.</w:t>
+      </w:r>
+    </w:p>
+    <w:p>
+      <w:pPr>
+        <w:spacing w:before="0" w:after="0" w:line="360" w:lineRule="auto"/>
+      </w:pPr>
+      <w:r>
+        <w:rPr>
+          <w:rFonts w:ascii="Times New Roman" w:hAnsi="Times New Roman"/>
+          <w:b/>
+          <w:sz w:val="26"/>
+        </w:rPr>
+        <w:t>[Chèn ảnh chụp màn hình tại đây]</w:t>
+      </w:r>
+    </w:p>
+    <w:p/>
+    <w:p>
+      <w:pPr>
+        <w:spacing w:before="0" w:after="0" w:line="360" w:lineRule="auto"/>
+      </w:pPr>
+      <w:r>
+        <w:rPr>
+          <w:rFonts w:ascii="Times New Roman" w:hAnsi="Times New Roman"/>
+          <w:b/>
+          <w:sz w:val="26"/>
+        </w:rPr>
+        <w:t>Hình 4.28 - Màn hình Dashboard Admin:</w:t>
+      </w:r>
+    </w:p>
+    <w:p>
+      <w:pPr>
+        <w:spacing w:before="0" w:after="0" w:line="360" w:lineRule="auto"/>
+      </w:pPr>
+      <w:r>
+        <w:rPr>
+          <w:rFonts w:ascii="Times New Roman" w:hAnsi="Times New Roman"/>
+          <w:b w:val="0"/>
+          <w:sz w:val="26"/>
+        </w:rPr>
+        <w:t>Tổng quan doanh thu, số lượng đặt sân, đơn hàng theo ngày. Biểu đồ và thống kê.</w:t>
+      </w:r>
+    </w:p>
+    <w:p>
+      <w:pPr>
+        <w:spacing w:before="0" w:after="0" w:line="360" w:lineRule="auto"/>
+      </w:pPr>
+      <w:r>
+        <w:rPr>
+          <w:rFonts w:ascii="Times New Roman" w:hAnsi="Times New Roman"/>
+          <w:b/>
+          <w:sz w:val="26"/>
+        </w:rPr>
+        <w:t>[Chèn ảnh chụp màn hình tại đây]</w:t>
+      </w:r>
+    </w:p>
+    <w:p/>
+    <w:p>
+      <w:pPr>
+        <w:spacing w:before="0" w:after="0" w:line="360" w:lineRule="auto"/>
+      </w:pPr>
+      <w:r>
+        <w:rPr>
+          <w:rFonts w:ascii="Times New Roman" w:hAnsi="Times New Roman"/>
+          <w:b/>
+          <w:sz w:val="26"/>
+        </w:rPr>
+        <w:t>L. Hồ sơ cá nhân và điều hướng nhân viên</w:t>
+      </w:r>
+    </w:p>
+    <w:p>
+      <w:pPr>
+        <w:spacing w:before="0" w:after="0" w:line="360" w:lineRule="auto"/>
+      </w:pPr>
+      <w:r>
+        <w:rPr>
+          <w:rFonts w:ascii="Times New Roman" w:hAnsi="Times New Roman"/>
+          <w:b/>
+          <w:sz w:val="26"/>
+        </w:rPr>
+        <w:t>Hình 4.29 - Màn hình hồ sơ cá nhân (Profile):</w:t>
+      </w:r>
+    </w:p>
+    <w:p>
+      <w:pPr>
+        <w:spacing w:before="0" w:after="0" w:line="360" w:lineRule="auto"/>
+      </w:pPr>
+      <w:r>
+        <w:rPr>
+          <w:rFonts w:ascii="Times New Roman" w:hAnsi="Times New Roman"/>
+          <w:b w:val="0"/>
+          <w:sz w:val="26"/>
+        </w:rPr>
+        <w:t>Xem thông tin cá nhân, đổi mật khẩu, đăng xuất. Hiển thị tên, số điện thoại, email.</w:t>
+      </w:r>
+    </w:p>
+    <w:p>
+      <w:pPr>
+        <w:spacing w:before="0" w:after="0" w:line="360" w:lineRule="auto"/>
+      </w:pPr>
+      <w:r>
+        <w:rPr>
+          <w:rFonts w:ascii="Times New Roman" w:hAnsi="Times New Roman"/>
+          <w:b/>
+          <w:sz w:val="26"/>
+        </w:rPr>
+        <w:t>[Chèn ảnh chụp màn hình tại đây]</w:t>
+      </w:r>
+    </w:p>
+    <w:p/>
+    <w:p>
+      <w:pPr>
+        <w:spacing w:before="0" w:after="0" w:line="360" w:lineRule="auto"/>
+      </w:pPr>
+      <w:r>
+        <w:rPr>
+          <w:rFonts w:ascii="Times New Roman" w:hAnsi="Times New Roman"/>
+          <w:b/>
+          <w:sz w:val="26"/>
+        </w:rPr>
+        <w:t>Hình 4.30 - Thanh điều hướng nhân viên (Staff Shell):</w:t>
+      </w:r>
+    </w:p>
+    <w:p>
+      <w:pPr>
+        <w:spacing w:before="0" w:after="0" w:line="360" w:lineRule="auto"/>
+      </w:pPr>
+      <w:r>
+        <w:rPr>
+          <w:rFonts w:ascii="Times New Roman" w:hAnsi="Times New Roman"/>
+          <w:b w:val="0"/>
+          <w:sz w:val="26"/>
+        </w:rPr>
+        <w:t>Thanh navigation dành cho nhân viên với 3 tab: Thông báo, Tin nhắn (Inbox), Yêu cầu. Hiển thị badge số thông báo chưa đọc.</w:t>
+      </w:r>
+    </w:p>
+    <w:p>
+      <w:pPr>
+        <w:spacing w:before="0" w:after="0" w:line="360" w:lineRule="auto"/>
+      </w:pPr>
+      <w:r>
+        <w:rPr>
+          <w:rFonts w:ascii="Times New Roman" w:hAnsi="Times New Roman"/>
+          <w:b/>
+          <w:sz w:val="26"/>
+        </w:rPr>
+        <w:t>[Chèn ảnh chụp màn hình tại đây]</w:t>
+      </w:r>
+    </w:p>
+    <w:p/>
     <w:p>
       <w:pPr>
         <w:pStyle w:val="Heading2"/>

--- a/Documentations/BaoCao_DoAnTotNghiep_ChatbotAI.docx
+++ b/Documentations/BaoCao_DoAnTotNghiep_ChatbotAI.docx
@@ -8629,6 +8629,151 @@
         <w:br/>
       </w:r>
     </w:p>
+    <w:p>
+      <w:pPr>
+        <w:pStyle w:val="Normal"/>
+        <w:shd w:val="clear" w:color="auto" w:fill="F5F5F5"/>
+        <w:spacing w:before="40" w:after="120" w:line="276" w:lineRule="auto"/>
+      </w:pPr>
+      <w:r>
+        <w:t>Use Case - Gọi thoại (Voice Call):</w:t>
+      </w:r>
+    </w:p>
+    <w:p>
+      <w:pPr>
+        <w:pStyle w:val="Normal"/>
+        <w:shd w:val="clear" w:color="auto" w:fill="F5F5F5"/>
+        <w:spacing w:before="40" w:after="120" w:line="276" w:lineRule="auto"/>
+      </w:pPr>
+      <w:r>
+        <w:t>Mermaid code (copy để generate hình):</w:t>
+      </w:r>
+    </w:p>
+    <w:p>
+      <w:pPr>
+        <w:pStyle w:val="Normal"/>
+        <w:shd w:val="clear" w:color="auto" w:fill="F5F5F5"/>
+        <w:spacing w:before="40" w:after="120" w:line="276" w:lineRule="auto"/>
+      </w:pPr>
+      <w:r>
+        <w:t>graph LR</w:t>
+      </w:r>
+    </w:p>
+    <w:p>
+      <w:pPr>
+        <w:pStyle w:val="Normal"/>
+        <w:shd w:val="clear" w:color="auto" w:fill="F5F5F5"/>
+        <w:spacing w:before="40" w:after="120" w:line="276" w:lineRule="auto"/>
+      </w:pPr>
+      <w:r>
+        <w:t xml:space="preserve">    Customer((Customer))</w:t>
+      </w:r>
+    </w:p>
+    <w:p>
+      <w:pPr>
+        <w:pStyle w:val="Normal"/>
+        <w:shd w:val="clear" w:color="auto" w:fill="F5F5F5"/>
+        <w:spacing w:before="40" w:after="120" w:line="276" w:lineRule="auto"/>
+      </w:pPr>
+      <w:r>
+        <w:t xml:space="preserve">    Staff((Staff))</w:t>
+      </w:r>
+    </w:p>
+    <w:p>
+      <w:pPr>
+        <w:pStyle w:val="Normal"/>
+        <w:shd w:val="clear" w:color="auto" w:fill="F5F5F5"/>
+        <w:spacing w:before="40" w:after="120" w:line="276" w:lineRule="auto"/>
+      </w:pPr>
+      <w:r>
+        <w:t xml:space="preserve">    System((Hệ thống))</w:t>
+      </w:r>
+    </w:p>
+    <w:p>
+      <w:pPr>
+        <w:pStyle w:val="Normal"/>
+        <w:shd w:val="clear" w:color="auto" w:fill="F5F5F5"/>
+        <w:spacing w:before="40" w:after="120" w:line="276" w:lineRule="auto"/>
+      </w:pPr>
+      <w:r/>
+    </w:p>
+    <w:p>
+      <w:pPr>
+        <w:pStyle w:val="Normal"/>
+        <w:shd w:val="clear" w:color="auto" w:fill="F5F5F5"/>
+        <w:spacing w:before="40" w:after="120" w:line="276" w:lineRule="auto"/>
+      </w:pPr>
+      <w:r>
+        <w:t xml:space="preserve">    Customer --&gt;|Bấm gọi| UC_VC1[UC: Gọi thoại]</w:t>
+      </w:r>
+    </w:p>
+    <w:p>
+      <w:pPr>
+        <w:pStyle w:val="Normal"/>
+        <w:shd w:val="clear" w:color="auto" w:fill="F5F5F5"/>
+        <w:spacing w:before="40" w:after="120" w:line="276" w:lineRule="auto"/>
+      </w:pPr>
+      <w:r>
+        <w:t xml:space="preserve">    UC_VC1 --&gt; System</w:t>
+      </w:r>
+    </w:p>
+    <w:p>
+      <w:pPr>
+        <w:pStyle w:val="Normal"/>
+        <w:shd w:val="clear" w:color="auto" w:fill="F5F5F5"/>
+        <w:spacing w:before="40" w:after="120" w:line="276" w:lineRule="auto"/>
+      </w:pPr>
+      <w:r>
+        <w:t xml:space="preserve">    System --&gt;|WebRTC offer| Staff</w:t>
+      </w:r>
+    </w:p>
+    <w:p>
+      <w:pPr>
+        <w:pStyle w:val="Normal"/>
+        <w:shd w:val="clear" w:color="auto" w:fill="F5F5F5"/>
+        <w:spacing w:before="40" w:after="120" w:line="276" w:lineRule="auto"/>
+      </w:pPr>
+      <w:r>
+        <w:t xml:space="preserve">    Staff --&gt;|Bấm nghe| UC_VC2[UC: Chấp nhận cuộc gọi]</w:t>
+      </w:r>
+    </w:p>
+    <w:p>
+      <w:pPr>
+        <w:pStyle w:val="Normal"/>
+        <w:shd w:val="clear" w:color="auto" w:fill="F5F5F5"/>
+        <w:spacing w:before="40" w:after="120" w:line="276" w:lineRule="auto"/>
+      </w:pPr>
+      <w:r>
+        <w:t xml:space="preserve">    UC_VC2 --&gt; System</w:t>
+      </w:r>
+    </w:p>
+    <w:p>
+      <w:pPr>
+        <w:pStyle w:val="Normal"/>
+        <w:shd w:val="clear" w:color="auto" w:fill="F5F5F5"/>
+        <w:spacing w:before="40" w:after="120" w:line="276" w:lineRule="auto"/>
+      </w:pPr>
+      <w:r>
+        <w:t xml:space="preserve">    System --&gt;|WebRTC P2P| Customer</w:t>
+      </w:r>
+    </w:p>
+    <w:p>
+      <w:pPr>
+        <w:pStyle w:val="Normal"/>
+        <w:shd w:val="clear" w:color="auto" w:fill="F5F5F5"/>
+        <w:spacing w:before="40" w:after="120" w:line="276" w:lineRule="auto"/>
+      </w:pPr>
+      <w:r>
+        <w:t xml:space="preserve">    Staff --&gt;|Kết thúc| UC_VC3[UC: Kết thúc cuộc gọi]</w:t>
+      </w:r>
+    </w:p>
+    <w:p>
+      <w:pPr>
+        <w:shd w:val="clear" w:color="auto" w:fill="F5F5F5"/>
+        <w:spacing w:before="40" w:after="120" w:line="276" w:lineRule="auto"/>
+      </w:pPr>
+      <w:r/>
+    </w:p>
     <w:p/>
     <w:p>
       <w:pPr>
@@ -10854,6 +10999,333 @@
         </w:rPr>
         <w:br/>
       </w:r>
+    </w:p>
+    <w:p>
+      <w:pPr>
+        <w:pStyle w:val="Normal"/>
+        <w:shd w:val="clear" w:color="auto" w:fill="F5F5F5"/>
+        <w:spacing w:before="40" w:after="120" w:line="276" w:lineRule="auto"/>
+      </w:pPr>
+      <w:r>
+        <w:t>Sequence - Gọi thoại (Voice Call):</w:t>
+      </w:r>
+    </w:p>
+    <w:p>
+      <w:pPr>
+        <w:pStyle w:val="Normal"/>
+        <w:shd w:val="clear" w:color="auto" w:fill="F5F5F5"/>
+        <w:spacing w:before="40" w:after="120" w:line="276" w:lineRule="auto"/>
+      </w:pPr>
+      <w:r>
+        <w:t>Mermaid code (copy để generate hình):</w:t>
+      </w:r>
+    </w:p>
+    <w:p>
+      <w:pPr>
+        <w:pStyle w:val="Normal"/>
+        <w:shd w:val="clear" w:color="auto" w:fill="F5F5F5"/>
+        <w:spacing w:before="40" w:after="120" w:line="276" w:lineRule="auto"/>
+      </w:pPr>
+      <w:r>
+        <w:t>sequenceDiagram</w:t>
+      </w:r>
+    </w:p>
+    <w:p>
+      <w:pPr>
+        <w:pStyle w:val="Normal"/>
+        <w:shd w:val="clear" w:color="auto" w:fill="F5F5F5"/>
+        <w:spacing w:before="40" w:after="120" w:line="276" w:lineRule="auto"/>
+      </w:pPr>
+      <w:r>
+        <w:t xml:space="preserve">    participant C as Customer</w:t>
+      </w:r>
+    </w:p>
+    <w:p>
+      <w:pPr>
+        <w:pStyle w:val="Normal"/>
+        <w:shd w:val="clear" w:color="auto" w:fill="F5F5F5"/>
+        <w:spacing w:before="40" w:after="120" w:line="276" w:lineRule="auto"/>
+      </w:pPr>
+      <w:r>
+        <w:t xml:space="preserve">    participant CW as Chat WebSocket</w:t>
+      </w:r>
+    </w:p>
+    <w:p>
+      <w:pPr>
+        <w:pStyle w:val="Normal"/>
+        <w:shd w:val="clear" w:color="auto" w:fill="F5F5F5"/>
+        <w:spacing w:before="40" w:after="120" w:line="276" w:lineRule="auto"/>
+      </w:pPr>
+      <w:r>
+        <w:t xml:space="preserve">    participant B as Backend</w:t>
+      </w:r>
+    </w:p>
+    <w:p>
+      <w:pPr>
+        <w:pStyle w:val="Normal"/>
+        <w:shd w:val="clear" w:color="auto" w:fill="F5F5F5"/>
+        <w:spacing w:before="40" w:after="120" w:line="276" w:lineRule="auto"/>
+      </w:pPr>
+      <w:r>
+        <w:t xml:space="preserve">    participant SW as Staff Chat WS</w:t>
+      </w:r>
+    </w:p>
+    <w:p>
+      <w:pPr>
+        <w:pStyle w:val="Normal"/>
+        <w:shd w:val="clear" w:color="auto" w:fill="F5F5F5"/>
+        <w:spacing w:before="40" w:after="120" w:line="276" w:lineRule="auto"/>
+      </w:pPr>
+      <w:r>
+        <w:t xml:space="preserve">    participant S as Staff</w:t>
+      </w:r>
+    </w:p>
+    <w:p>
+      <w:pPr>
+        <w:pStyle w:val="Normal"/>
+        <w:shd w:val="clear" w:color="auto" w:fill="F5F5F5"/>
+        <w:spacing w:before="40" w:after="120" w:line="276" w:lineRule="auto"/>
+      </w:pPr>
+      <w:r>
+        <w:t xml:space="preserve">    participant CP as CallProvider</w:t>
+      </w:r>
+    </w:p>
+    <w:p>
+      <w:pPr>
+        <w:pStyle w:val="Normal"/>
+        <w:shd w:val="clear" w:color="auto" w:fill="F5F5F5"/>
+        <w:spacing w:before="40" w:after="120" w:line="276" w:lineRule="auto"/>
+      </w:pPr>
+      <w:r/>
+    </w:p>
+    <w:p>
+      <w:pPr>
+        <w:pStyle w:val="Normal"/>
+        <w:shd w:val="clear" w:color="auto" w:fill="F5F5F5"/>
+        <w:spacing w:before="40" w:after="120" w:line="276" w:lineRule="auto"/>
+      </w:pPr>
+      <w:r>
+        <w:t xml:space="preserve">    Note over C,S: Staff mở phòng chat -&gt; Signaling gắn ở provider level</w:t>
+      </w:r>
+    </w:p>
+    <w:p>
+      <w:pPr>
+        <w:pStyle w:val="Normal"/>
+        <w:shd w:val="clear" w:color="auto" w:fill="F5F5F5"/>
+        <w:spacing w:before="40" w:after="120" w:line="276" w:lineRule="auto"/>
+      </w:pPr>
+      <w:r/>
+    </w:p>
+    <w:p>
+      <w:pPr>
+        <w:pStyle w:val="Normal"/>
+        <w:shd w:val="clear" w:color="auto" w:fill="F5F5F5"/>
+        <w:spacing w:before="40" w:after="120" w:line="276" w:lineRule="auto"/>
+      </w:pPr>
+      <w:r>
+        <w:t xml:space="preserve">    C-&gt;&gt;CW: Bấm gọi (startCall)</w:t>
+      </w:r>
+    </w:p>
+    <w:p>
+      <w:pPr>
+        <w:pStyle w:val="Normal"/>
+        <w:shd w:val="clear" w:color="auto" w:fill="F5F5F5"/>
+        <w:spacing w:before="40" w:after="120" w:line="276" w:lineRule="auto"/>
+      </w:pPr>
+      <w:r>
+        <w:t xml:space="preserve">    CW-&gt;&gt;SW: {type: call_offer, sdp}</w:t>
+      </w:r>
+    </w:p>
+    <w:p>
+      <w:pPr>
+        <w:pStyle w:val="Normal"/>
+        <w:shd w:val="clear" w:color="auto" w:fill="F5F5F5"/>
+        <w:spacing w:before="40" w:after="120" w:line="276" w:lineRule="auto"/>
+      </w:pPr>
+      <w:r>
+        <w:t xml:space="preserve">    SW-&gt;&gt;CP: handleSignalingMessage(call_offer)</w:t>
+      </w:r>
+    </w:p>
+    <w:p>
+      <w:pPr>
+        <w:pStyle w:val="Normal"/>
+        <w:shd w:val="clear" w:color="auto" w:fill="F5F5F5"/>
+        <w:spacing w:before="40" w:after="120" w:line="276" w:lineRule="auto"/>
+      </w:pPr>
+      <w:r>
+        <w:t xml:space="preserve">    CP-&gt;&gt;CP: state = incomingRinging</w:t>
+      </w:r>
+    </w:p>
+    <w:p>
+      <w:pPr>
+        <w:pStyle w:val="Normal"/>
+        <w:shd w:val="clear" w:color="auto" w:fill="F5F5F5"/>
+        <w:spacing w:before="40" w:after="120" w:line="276" w:lineRule="auto"/>
+      </w:pPr>
+      <w:r>
+        <w:t xml:space="preserve">    CP-&gt;&gt;S: GlobalCallListener push /call</w:t>
+      </w:r>
+    </w:p>
+    <w:p>
+      <w:pPr>
+        <w:pStyle w:val="Normal"/>
+        <w:shd w:val="clear" w:color="auto" w:fill="F5F5F5"/>
+        <w:spacing w:before="40" w:after="120" w:line="276" w:lineRule="auto"/>
+      </w:pPr>
+      <w:r>
+        <w:t xml:space="preserve">    S-&gt;&gt;S: Màn hình cuộc gọi + rung chuông</w:t>
+      </w:r>
+    </w:p>
+    <w:p>
+      <w:pPr>
+        <w:pStyle w:val="Normal"/>
+        <w:shd w:val="clear" w:color="auto" w:fill="F5F5F5"/>
+        <w:spacing w:before="40" w:after="120" w:line="276" w:lineRule="auto"/>
+      </w:pPr>
+      <w:r/>
+    </w:p>
+    <w:p>
+      <w:pPr>
+        <w:pStyle w:val="Normal"/>
+        <w:shd w:val="clear" w:color="auto" w:fill="F5F5F5"/>
+        <w:spacing w:before="40" w:after="120" w:line="276" w:lineRule="auto"/>
+      </w:pPr>
+      <w:r>
+        <w:t xml:space="preserve">    S-&gt;&gt;CP: Bấm "Nghe" (acceptCall)</w:t>
+      </w:r>
+    </w:p>
+    <w:p>
+      <w:pPr>
+        <w:pStyle w:val="Normal"/>
+        <w:shd w:val="clear" w:color="auto" w:fill="F5F5F5"/>
+        <w:spacing w:before="40" w:after="120" w:line="276" w:lineRule="auto"/>
+      </w:pPr>
+      <w:r>
+        <w:t xml:space="preserve">    CP-&gt;&gt;CP: createAnswer (WebRTC)</w:t>
+      </w:r>
+    </w:p>
+    <w:p>
+      <w:pPr>
+        <w:pStyle w:val="Normal"/>
+        <w:shd w:val="clear" w:color="auto" w:fill="F5F5F5"/>
+        <w:spacing w:before="40" w:after="120" w:line="276" w:lineRule="auto"/>
+      </w:pPr>
+      <w:r>
+        <w:t xml:space="preserve">    CP-&gt;&gt;SW: {type: call_answer, sdp}</w:t>
+      </w:r>
+    </w:p>
+    <w:p>
+      <w:pPr>
+        <w:pStyle w:val="Normal"/>
+        <w:shd w:val="clear" w:color="auto" w:fill="F5F5F5"/>
+        <w:spacing w:before="40" w:after="120" w:line="276" w:lineRule="auto"/>
+      </w:pPr>
+      <w:r>
+        <w:t xml:space="preserve">    SW-&gt;&gt;CW: call_answer</w:t>
+      </w:r>
+    </w:p>
+    <w:p>
+      <w:pPr>
+        <w:pStyle w:val="Normal"/>
+        <w:shd w:val="clear" w:color="auto" w:fill="F5F5F5"/>
+        <w:spacing w:before="40" w:after="120" w:line="276" w:lineRule="auto"/>
+      </w:pPr>
+      <w:r>
+        <w:t xml:space="preserve">    CW-&gt;&gt;C: WebRTC connected</w:t>
+      </w:r>
+    </w:p>
+    <w:p>
+      <w:pPr>
+        <w:pStyle w:val="Normal"/>
+        <w:shd w:val="clear" w:color="auto" w:fill="F5F5F5"/>
+        <w:spacing w:before="40" w:after="120" w:line="276" w:lineRule="auto"/>
+      </w:pPr>
+      <w:r/>
+    </w:p>
+    <w:p>
+      <w:pPr>
+        <w:pStyle w:val="Normal"/>
+        <w:shd w:val="clear" w:color="auto" w:fill="F5F5F5"/>
+        <w:spacing w:before="40" w:after="120" w:line="276" w:lineRule="auto"/>
+      </w:pPr>
+      <w:r>
+        <w:t xml:space="preserve">    Note over C,S: P2P audio stream (WebRTC)</w:t>
+      </w:r>
+    </w:p>
+    <w:p>
+      <w:pPr>
+        <w:pStyle w:val="Normal"/>
+        <w:shd w:val="clear" w:color="auto" w:fill="F5F5F5"/>
+        <w:spacing w:before="40" w:after="120" w:line="276" w:lineRule="auto"/>
+      </w:pPr>
+      <w:r/>
+    </w:p>
+    <w:p>
+      <w:pPr>
+        <w:pStyle w:val="Normal"/>
+        <w:shd w:val="clear" w:color="auto" w:fill="F5F5F5"/>
+        <w:spacing w:before="40" w:after="120" w:line="276" w:lineRule="auto"/>
+      </w:pPr>
+      <w:r>
+        <w:t xml:space="preserve">    S-&gt;&gt;CP: Bấm "Kết thúc" (endCall)</w:t>
+      </w:r>
+    </w:p>
+    <w:p>
+      <w:pPr>
+        <w:pStyle w:val="Normal"/>
+        <w:shd w:val="clear" w:color="auto" w:fill="F5F5F5"/>
+        <w:spacing w:before="40" w:after="120" w:line="276" w:lineRule="auto"/>
+      </w:pPr>
+      <w:r>
+        <w:t xml:space="preserve">    CP-&gt;&gt;SW: {type: call_end}</w:t>
+      </w:r>
+    </w:p>
+    <w:p>
+      <w:pPr>
+        <w:pStyle w:val="Normal"/>
+        <w:shd w:val="clear" w:color="auto" w:fill="F5F5F5"/>
+        <w:spacing w:before="40" w:after="120" w:line="276" w:lineRule="auto"/>
+      </w:pPr>
+      <w:r>
+        <w:t xml:space="preserve">    SW-&gt;&gt;CW: call_end</w:t>
+      </w:r>
+    </w:p>
+    <w:p>
+      <w:pPr>
+        <w:pStyle w:val="Normal"/>
+        <w:shd w:val="clear" w:color="auto" w:fill="F5F5F5"/>
+        <w:spacing w:before="40" w:after="120" w:line="276" w:lineRule="auto"/>
+      </w:pPr>
+      <w:r>
+        <w:t xml:space="preserve">    CW-&gt;&gt;C: Call ended</w:t>
+      </w:r>
+    </w:p>
+    <w:p>
+      <w:pPr>
+        <w:pStyle w:val="Normal"/>
+        <w:shd w:val="clear" w:color="auto" w:fill="F5F5F5"/>
+        <w:spacing w:before="40" w:after="120" w:line="276" w:lineRule="auto"/>
+      </w:pPr>
+      <w:r>
+        <w:t xml:space="preserve">    CP-&gt;&gt;CP: state = idle</w:t>
+      </w:r>
+    </w:p>
+    <w:p>
+      <w:pPr>
+        <w:pStyle w:val="Normal"/>
+        <w:shd w:val="clear" w:color="auto" w:fill="F5F5F5"/>
+        <w:spacing w:before="40" w:after="120" w:line="276" w:lineRule="auto"/>
+      </w:pPr>
+      <w:r>
+        <w:t xml:space="preserve">    CP-&gt;&gt;S: Auto pop /call screen</w:t>
+      </w:r>
+    </w:p>
+    <w:p>
+      <w:pPr>
+        <w:shd w:val="clear" w:color="auto" w:fill="F5F5F5"/>
+        <w:spacing w:before="40" w:after="120" w:line="276" w:lineRule="auto"/>
+      </w:pPr>
+      <w:r/>
     </w:p>
     <w:p/>
     <w:p>
@@ -22311,6 +22783,24 @@
     </w:p>
     <w:p>
       <w:pPr>
+        <w:pStyle w:val="ListBullet"/>
+        <w:spacing w:after="0"/>
+      </w:pPr>
+      <w:r>
+        <w:t>Call Feature: Cục gọi thoại real-time giữa nhân viên và khách hàng bằng WebRTC. Signaling đi qua WebSocket của phòng chat, xử lý ở provider level (không phụ thuộc screen) để nhận cuộc gọi từ mọi màn hình.</w:t>
+      </w:r>
+    </w:p>
+    <w:p>
+      <w:pPr>
+        <w:pStyle w:val="ListBullet"/>
+        <w:spacing w:after="0"/>
+      </w:pPr>
+      <w:r>
+        <w:t>Voice Agent Feature: Trò chuyện giọi nói với AI Agent sử dụng speech-to-text và text-to-speech. Hỗ trợ barge-in, tự động phát hiện ngôn ngữ (VI/EN).</w:t>
+      </w:r>
+    </w:p>
+    <w:p>
+      <w:pPr>
         <w:pStyle w:val="Heading3"/>
         <w:spacing w:before="240" w:after="120"/>
       </w:pPr>
@@ -22326,7 +22816,7 @@
         <w:spacing w:after="0"/>
       </w:pPr>
       <w:r>
-        <w:t>Ứng dụng sử dụng Riverpod để quản lý trạng thái. Riverpod cung cấp các ưu điểm: type-safe, testable, không phụ thuộc BuildContext. Các provider chính: AuthProvider, ChatProvider, BookingProvider, MenuProvider.</w:t>
+        <w:t>Ứng dụng sử dụng Riverpod để quản lý trạng thái. Riverpod cung cấp các ưu điểm: type-safe, testable, không phụ thuộc BuildContext. Các provider chính: AuthProvider, ChatProvider, BookingProvider, MenuProvider. CallProvider sử dụng pattern non-autoDispose để duy trì trạng thái cuộc gọi xuyên suốt phiên làm việc, cho phép nhận cuộc gọi đến từ bất kỳ màn hình nào. StaffChatProvider (family) tự động gắn call signaling khi được tạo.</w:t>
       </w:r>
     </w:p>
     <w:p>
@@ -22346,7 +22836,7 @@
         <w:spacing w:after="0"/>
       </w:pPr>
       <w:r>
-        <w:t>Điều hướng trong ứng dụng sử dụng GoRouter, hỗ trợ declarative routing và deep linking. Các route chính: /login, /home, /chat, /booking, /menu, /profile.</w:t>
+        <w:t>Điều hướng trong ứng dụng sử dụng GoRouter, hỗ trợ declarative routing và deep linking. Các route chính: /login, /home, /chat, /booking, /menu, /profile, /call (màn hình cuộc gọi toàn cục), /voice-agent (voice chat với AI), /staff-chat/:requestId, /staff-operator-chat/:requestId. GlobalCallListener trong MaterialApp.builder tự động push route /call khi có cuộc gọi đến.</w:t>
       </w:r>
     </w:p>
     <w:p>
@@ -22932,7 +23422,7 @@
         <w:spacing w:after="0"/>
       </w:pPr>
       <w:r>
-        <w:t>Giao diện chat thời gian thực giữa khách hàng và nhân viên. Sử dụng WebSocket để truyền tin nhắn tức thì. Hỗ trợ hiển thị tin nhắn, thời gian gửi, và trạng thái đối phương online.</w:t>
+        <w:t>Giao diện chat thời gian thực giữa khách hàng và nhân viên. Sử dụng WebSocket để truyền tin nhắn tức thì. Hỗ trợ hiển thịn tin nhắn, thời gian gửi, và trạng thái đối phương online. Tích hợp gọi thoại (voice call) bằng WebRTC, signaling đi qua cùng WebSocket. Khi có cuộc gọi đến, hệ thống tự động hiển thịn màn hình cuộc gọi toàn cục với rung + chuông.</w:t>
       </w:r>
     </w:p>
     <w:p>
@@ -23752,6 +24242,33 @@
         <w:spacing w:after="0"/>
       </w:pPr>
       <w:r>
+        <w:t>Chức năng gọi thoại (voice call) hoạt động giữa nhân viên và khách hàng bằng WebRTC, có rung chuông khi có cuộc gọi đến.</w:t>
+      </w:r>
+    </w:p>
+    <w:p>
+      <w:pPr>
+        <w:pStyle w:val="ListBullet"/>
+        <w:spacing w:after="0"/>
+      </w:pPr>
+      <w:r>
+        <w:t>Voice Agent cho phép khách hàng trò chuyện giọi nói với AI Agent (speech-to-text + text-to-speech), hỗ trợ barge-in.</w:t>
+      </w:r>
+    </w:p>
+    <w:p>
+      <w:pPr>
+        <w:pStyle w:val="ListBullet"/>
+        <w:spacing w:after="0"/>
+      </w:pPr>
+      <w:r>
+        <w:t>Hệ thống thông báo real-time cho khách hàng khi nhân viên tiếp nhận yêu cầu (không cần polling).</w:t>
+      </w:r>
+    </w:p>
+    <w:p>
+      <w:pPr>
+        <w:pStyle w:val="ListBullet"/>
+        <w:spacing w:after="0"/>
+      </w:pPr>
+      <w:r>
         <w:lastRenderedPageBreak/>
         <w:t>Admin quản lý giá dịch vụ, xem hóa đơn chi tiết booking với tổng tiền.</w:t>
       </w:r>
@@ -23802,7 +24319,7 @@
         <w:spacing w:after="0"/>
       </w:pPr>
       <w:r>
-        <w:t>Hỗ trợ voice chat (speech-to-text, text-to-speech).</w:t>
+        <w:t>Mở rộng voice call: gọi video, chia sẻ màn hình, ghi âm cuộc gọi.</w:t>
       </w:r>
     </w:p>
     <w:p>
